--- a/1 курс/Отчет_по_практике.docx
+++ b/1 курс/Отчет_по_практике.docx
@@ -1172,13 +1172,1509 @@
         <w:t xml:space="preserve"> г</w:t>
       </w:r>
     </w:p>
+    <w:sdt>
+      <w:sdtPr>
+        <w:id w:val="-358199672"/>
+        <w:docPartObj>
+          <w:docPartGallery w:val="Table of Contents"/>
+          <w:docPartUnique/>
+        </w:docPartObj>
+      </w:sdtPr>
+      <w:sdtEndPr>
+        <w:rPr>
+          <w:rFonts w:asciiTheme="minorHAnsi" w:eastAsiaTheme="minorHAnsi" w:hAnsiTheme="minorHAnsi" w:cstheme="minorBidi"/>
+          <w:b/>
+          <w:bCs/>
+          <w:color w:val="auto"/>
+          <w:sz w:val="22"/>
+          <w:szCs w:val="22"/>
+          <w:lang w:eastAsia="en-US"/>
+        </w:rPr>
+      </w:sdtEndPr>
+      <w:sdtContent>
+        <w:p>
+          <w:pPr>
+            <w:pStyle w:val="af3"/>
+            <w:spacing w:after="300" w:line="360" w:lineRule="auto"/>
+            <w:ind w:firstLine="709"/>
+            <w:jc w:val="center"/>
+            <w:rPr>
+              <w:rFonts w:ascii="Times New Roman" w:hAnsi="Times New Roman" w:cs="Times New Roman"/>
+              <w:b/>
+              <w:bCs/>
+              <w:color w:val="000000" w:themeColor="text1"/>
+              <w:sz w:val="28"/>
+              <w:szCs w:val="28"/>
+            </w:rPr>
+          </w:pPr>
+          <w:r>
+            <w:rPr>
+              <w:rFonts w:ascii="Times New Roman" w:hAnsi="Times New Roman" w:cs="Times New Roman"/>
+              <w:b/>
+              <w:bCs/>
+              <w:color w:val="000000" w:themeColor="text1"/>
+              <w:sz w:val="28"/>
+              <w:szCs w:val="28"/>
+            </w:rPr>
+            <w:t>СОДЕРЖАНИЕ</w:t>
+          </w:r>
+        </w:p>
+        <w:p>
+          <w:pPr>
+            <w:pStyle w:val="11"/>
+            <w:spacing w:line="240" w:lineRule="auto"/>
+            <w:jc w:val="left"/>
+            <w:rPr>
+              <w:rFonts w:ascii="Times New Roman" w:eastAsiaTheme="minorEastAsia" w:hAnsi="Times New Roman" w:cs="Times New Roman"/>
+              <w:noProof/>
+              <w:color w:val="000000" w:themeColor="text1"/>
+              <w:kern w:val="2"/>
+              <w:sz w:val="28"/>
+              <w:szCs w:val="28"/>
+              <w:lang w:eastAsia="ru-RU"/>
+              <w14:ligatures w14:val="standardContextual"/>
+            </w:rPr>
+          </w:pPr>
+          <w:r>
+            <w:rPr>
+              <w:rFonts w:ascii="Times New Roman" w:hAnsi="Times New Roman" w:cs="Times New Roman"/>
+              <w:color w:val="000000" w:themeColor="text1"/>
+              <w:sz w:val="28"/>
+              <w:szCs w:val="28"/>
+            </w:rPr>
+            <w:fldChar w:fldCharType="begin"/>
+          </w:r>
+          <w:r>
+            <w:rPr>
+              <w:rFonts w:ascii="Times New Roman" w:hAnsi="Times New Roman" w:cs="Times New Roman"/>
+              <w:color w:val="000000" w:themeColor="text1"/>
+              <w:sz w:val="28"/>
+              <w:szCs w:val="28"/>
+            </w:rPr>
+            <w:instrText xml:space="preserve"> TOC \o "1-3" \h \z \u </w:instrText>
+          </w:r>
+          <w:r>
+            <w:rPr>
+              <w:rFonts w:ascii="Times New Roman" w:hAnsi="Times New Roman" w:cs="Times New Roman"/>
+              <w:color w:val="000000" w:themeColor="text1"/>
+              <w:sz w:val="28"/>
+              <w:szCs w:val="28"/>
+            </w:rPr>
+            <w:fldChar w:fldCharType="separate"/>
+          </w:r>
+          <w:hyperlink w:anchor="_Toc239637276" w:history="1">
+            <w:r>
+              <w:rPr>
+                <w:rStyle w:val="ab"/>
+                <w:rFonts w:ascii="Times New Roman" w:eastAsia="Times New Roman" w:hAnsi="Times New Roman" w:cs="Times New Roman"/>
+                <w:caps/>
+                <w:noProof/>
+                <w:color w:val="000000" w:themeColor="text1"/>
+                <w:sz w:val="28"/>
+                <w:szCs w:val="28"/>
+                <w:lang w:eastAsia="ru-RU"/>
+              </w:rPr>
+              <w:t>1. Задание на УчЕБНУЮ практику,  ОЗНАКОМИТЕЛЬНАЯ практика</w:t>
+            </w:r>
+            <w:r>
+              <w:rPr>
+                <w:rFonts w:ascii="Times New Roman" w:hAnsi="Times New Roman" w:cs="Times New Roman"/>
+                <w:noProof/>
+                <w:webHidden/>
+                <w:color w:val="000000" w:themeColor="text1"/>
+                <w:sz w:val="28"/>
+                <w:szCs w:val="28"/>
+              </w:rPr>
+              <w:tab/>
+            </w:r>
+            <w:r>
+              <w:rPr>
+                <w:rFonts w:ascii="Times New Roman" w:hAnsi="Times New Roman" w:cs="Times New Roman"/>
+                <w:noProof/>
+                <w:webHidden/>
+                <w:color w:val="000000" w:themeColor="text1"/>
+                <w:sz w:val="28"/>
+                <w:szCs w:val="28"/>
+              </w:rPr>
+              <w:fldChar w:fldCharType="begin"/>
+            </w:r>
+            <w:r>
+              <w:rPr>
+                <w:rFonts w:ascii="Times New Roman" w:hAnsi="Times New Roman" w:cs="Times New Roman"/>
+                <w:noProof/>
+                <w:webHidden/>
+                <w:color w:val="000000" w:themeColor="text1"/>
+                <w:sz w:val="28"/>
+                <w:szCs w:val="28"/>
+              </w:rPr>
+              <w:instrText xml:space="preserve"> PAGEREF _Toc239637276 \h </w:instrText>
+            </w:r>
+            <w:r>
+              <w:rPr>
+                <w:rFonts w:ascii="Times New Roman" w:hAnsi="Times New Roman" w:cs="Times New Roman"/>
+                <w:noProof/>
+                <w:webHidden/>
+                <w:color w:val="000000" w:themeColor="text1"/>
+                <w:sz w:val="28"/>
+                <w:szCs w:val="28"/>
+              </w:rPr>
+            </w:r>
+            <w:r>
+              <w:rPr>
+                <w:rFonts w:ascii="Times New Roman" w:hAnsi="Times New Roman" w:cs="Times New Roman"/>
+                <w:noProof/>
+                <w:webHidden/>
+                <w:color w:val="000000" w:themeColor="text1"/>
+                <w:sz w:val="28"/>
+                <w:szCs w:val="28"/>
+              </w:rPr>
+              <w:fldChar w:fldCharType="separate"/>
+            </w:r>
+            <w:r>
+              <w:rPr>
+                <w:rFonts w:ascii="Times New Roman" w:hAnsi="Times New Roman" w:cs="Times New Roman"/>
+                <w:noProof/>
+                <w:webHidden/>
+                <w:color w:val="000000" w:themeColor="text1"/>
+                <w:sz w:val="28"/>
+                <w:szCs w:val="28"/>
+              </w:rPr>
+              <w:t>3</w:t>
+            </w:r>
+            <w:r>
+              <w:rPr>
+                <w:rFonts w:ascii="Times New Roman" w:hAnsi="Times New Roman" w:cs="Times New Roman"/>
+                <w:noProof/>
+                <w:webHidden/>
+                <w:color w:val="000000" w:themeColor="text1"/>
+                <w:sz w:val="28"/>
+                <w:szCs w:val="28"/>
+              </w:rPr>
+              <w:fldChar w:fldCharType="end"/>
+            </w:r>
+          </w:hyperlink>
+        </w:p>
+        <w:p>
+          <w:pPr>
+            <w:pStyle w:val="11"/>
+            <w:spacing w:line="240" w:lineRule="auto"/>
+            <w:jc w:val="left"/>
+            <w:rPr>
+              <w:rFonts w:ascii="Times New Roman" w:eastAsiaTheme="minorEastAsia" w:hAnsi="Times New Roman" w:cs="Times New Roman"/>
+              <w:noProof/>
+              <w:color w:val="000000" w:themeColor="text1"/>
+              <w:kern w:val="2"/>
+              <w:sz w:val="28"/>
+              <w:szCs w:val="28"/>
+              <w:lang w:eastAsia="ru-RU"/>
+              <w14:ligatures w14:val="standardContextual"/>
+            </w:rPr>
+          </w:pPr>
+          <w:hyperlink w:anchor="_Toc239637277" w:history="1">
+            <w:r>
+              <w:rPr>
+                <w:rStyle w:val="ab"/>
+                <w:rFonts w:ascii="Times New Roman" w:eastAsia="Times New Roman" w:hAnsi="Times New Roman" w:cs="Times New Roman"/>
+                <w:caps/>
+                <w:noProof/>
+                <w:color w:val="000000" w:themeColor="text1"/>
+                <w:sz w:val="28"/>
+                <w:szCs w:val="28"/>
+                <w:lang w:eastAsia="ru-RU"/>
+              </w:rPr>
+              <w:t>2. ИНСТРУКТАЖ ПО ОЗНАКОМЛЕНИЮ С ТРЕБОВАННЯМИ ОХРАНЫ ТРУДА, ТЕХНИКИ БЕЗОПАСНОСТИ, ПОЖАРНОЙ БЕЗОПАСНОСТИ, ПРАВИЛАМ ВНУТРЕННЕГО РАСПОРЯДКА</w:t>
+            </w:r>
+            <w:r>
+              <w:rPr>
+                <w:rFonts w:ascii="Times New Roman" w:hAnsi="Times New Roman" w:cs="Times New Roman"/>
+                <w:noProof/>
+                <w:webHidden/>
+                <w:color w:val="000000" w:themeColor="text1"/>
+                <w:sz w:val="28"/>
+                <w:szCs w:val="28"/>
+              </w:rPr>
+              <w:tab/>
+            </w:r>
+            <w:r>
+              <w:rPr>
+                <w:rFonts w:ascii="Times New Roman" w:hAnsi="Times New Roman" w:cs="Times New Roman"/>
+                <w:noProof/>
+                <w:webHidden/>
+                <w:color w:val="000000" w:themeColor="text1"/>
+                <w:sz w:val="28"/>
+                <w:szCs w:val="28"/>
+              </w:rPr>
+              <w:fldChar w:fldCharType="begin"/>
+            </w:r>
+            <w:r>
+              <w:rPr>
+                <w:rFonts w:ascii="Times New Roman" w:hAnsi="Times New Roman" w:cs="Times New Roman"/>
+                <w:noProof/>
+                <w:webHidden/>
+                <w:color w:val="000000" w:themeColor="text1"/>
+                <w:sz w:val="28"/>
+                <w:szCs w:val="28"/>
+              </w:rPr>
+              <w:instrText xml:space="preserve"> PAGEREF _Toc239637277 \h </w:instrText>
+            </w:r>
+            <w:r>
+              <w:rPr>
+                <w:rFonts w:ascii="Times New Roman" w:hAnsi="Times New Roman" w:cs="Times New Roman"/>
+                <w:noProof/>
+                <w:webHidden/>
+                <w:color w:val="000000" w:themeColor="text1"/>
+                <w:sz w:val="28"/>
+                <w:szCs w:val="28"/>
+              </w:rPr>
+            </w:r>
+            <w:r>
+              <w:rPr>
+                <w:rFonts w:ascii="Times New Roman" w:hAnsi="Times New Roman" w:cs="Times New Roman"/>
+                <w:noProof/>
+                <w:webHidden/>
+                <w:color w:val="000000" w:themeColor="text1"/>
+                <w:sz w:val="28"/>
+                <w:szCs w:val="28"/>
+              </w:rPr>
+              <w:fldChar w:fldCharType="separate"/>
+            </w:r>
+            <w:r>
+              <w:rPr>
+                <w:rFonts w:ascii="Times New Roman" w:hAnsi="Times New Roman" w:cs="Times New Roman"/>
+                <w:noProof/>
+                <w:webHidden/>
+                <w:color w:val="000000" w:themeColor="text1"/>
+                <w:sz w:val="28"/>
+                <w:szCs w:val="28"/>
+              </w:rPr>
+              <w:t>5</w:t>
+            </w:r>
+            <w:r>
+              <w:rPr>
+                <w:rFonts w:ascii="Times New Roman" w:hAnsi="Times New Roman" w:cs="Times New Roman"/>
+                <w:noProof/>
+                <w:webHidden/>
+                <w:color w:val="000000" w:themeColor="text1"/>
+                <w:sz w:val="28"/>
+                <w:szCs w:val="28"/>
+              </w:rPr>
+              <w:fldChar w:fldCharType="end"/>
+            </w:r>
+          </w:hyperlink>
+        </w:p>
+        <w:p>
+          <w:pPr>
+            <w:pStyle w:val="11"/>
+            <w:spacing w:line="240" w:lineRule="auto"/>
+            <w:jc w:val="left"/>
+            <w:rPr>
+              <w:rFonts w:ascii="Times New Roman" w:eastAsiaTheme="minorEastAsia" w:hAnsi="Times New Roman" w:cs="Times New Roman"/>
+              <w:noProof/>
+              <w:color w:val="000000" w:themeColor="text1"/>
+              <w:kern w:val="2"/>
+              <w:sz w:val="28"/>
+              <w:szCs w:val="28"/>
+              <w:lang w:eastAsia="ru-RU"/>
+              <w14:ligatures w14:val="standardContextual"/>
+            </w:rPr>
+          </w:pPr>
+          <w:hyperlink w:anchor="_Toc239637278" w:history="1">
+            <w:r>
+              <w:rPr>
+                <w:rStyle w:val="ab"/>
+                <w:rFonts w:ascii="Times New Roman" w:eastAsia="Times New Roman" w:hAnsi="Times New Roman" w:cs="Times New Roman"/>
+                <w:noProof/>
+                <w:color w:val="000000" w:themeColor="text1"/>
+                <w:sz w:val="28"/>
+                <w:szCs w:val="28"/>
+                <w:lang w:eastAsia="ru-RU"/>
+              </w:rPr>
+              <w:t>3.  ДНЕВНИК ПРОХОЖДЕНИЯ ПРАКТИКИ</w:t>
+            </w:r>
+            <w:r>
+              <w:rPr>
+                <w:rFonts w:ascii="Times New Roman" w:hAnsi="Times New Roman" w:cs="Times New Roman"/>
+                <w:noProof/>
+                <w:webHidden/>
+                <w:color w:val="000000" w:themeColor="text1"/>
+                <w:sz w:val="28"/>
+                <w:szCs w:val="28"/>
+              </w:rPr>
+              <w:tab/>
+            </w:r>
+            <w:r>
+              <w:rPr>
+                <w:rFonts w:ascii="Times New Roman" w:hAnsi="Times New Roman" w:cs="Times New Roman"/>
+                <w:noProof/>
+                <w:webHidden/>
+                <w:color w:val="000000" w:themeColor="text1"/>
+                <w:sz w:val="28"/>
+                <w:szCs w:val="28"/>
+              </w:rPr>
+              <w:fldChar w:fldCharType="begin"/>
+            </w:r>
+            <w:r>
+              <w:rPr>
+                <w:rFonts w:ascii="Times New Roman" w:hAnsi="Times New Roman" w:cs="Times New Roman"/>
+                <w:noProof/>
+                <w:webHidden/>
+                <w:color w:val="000000" w:themeColor="text1"/>
+                <w:sz w:val="28"/>
+                <w:szCs w:val="28"/>
+              </w:rPr>
+              <w:instrText xml:space="preserve"> PAGEREF _Toc239637278 \h </w:instrText>
+            </w:r>
+            <w:r>
+              <w:rPr>
+                <w:rFonts w:ascii="Times New Roman" w:hAnsi="Times New Roman" w:cs="Times New Roman"/>
+                <w:noProof/>
+                <w:webHidden/>
+                <w:color w:val="000000" w:themeColor="text1"/>
+                <w:sz w:val="28"/>
+                <w:szCs w:val="28"/>
+              </w:rPr>
+            </w:r>
+            <w:r>
+              <w:rPr>
+                <w:rFonts w:ascii="Times New Roman" w:hAnsi="Times New Roman" w:cs="Times New Roman"/>
+                <w:noProof/>
+                <w:webHidden/>
+                <w:color w:val="000000" w:themeColor="text1"/>
+                <w:sz w:val="28"/>
+                <w:szCs w:val="28"/>
+              </w:rPr>
+              <w:fldChar w:fldCharType="separate"/>
+            </w:r>
+            <w:r>
+              <w:rPr>
+                <w:rFonts w:ascii="Times New Roman" w:hAnsi="Times New Roman" w:cs="Times New Roman"/>
+                <w:noProof/>
+                <w:webHidden/>
+                <w:color w:val="000000" w:themeColor="text1"/>
+                <w:sz w:val="28"/>
+                <w:szCs w:val="28"/>
+              </w:rPr>
+              <w:t>5</w:t>
+            </w:r>
+            <w:r>
+              <w:rPr>
+                <w:rFonts w:ascii="Times New Roman" w:hAnsi="Times New Roman" w:cs="Times New Roman"/>
+                <w:noProof/>
+                <w:webHidden/>
+                <w:color w:val="000000" w:themeColor="text1"/>
+                <w:sz w:val="28"/>
+                <w:szCs w:val="28"/>
+              </w:rPr>
+              <w:fldChar w:fldCharType="end"/>
+            </w:r>
+          </w:hyperlink>
+        </w:p>
+        <w:p>
+          <w:pPr>
+            <w:pStyle w:val="11"/>
+            <w:spacing w:line="240" w:lineRule="auto"/>
+            <w:jc w:val="left"/>
+            <w:rPr>
+              <w:rFonts w:ascii="Times New Roman" w:eastAsiaTheme="minorEastAsia" w:hAnsi="Times New Roman" w:cs="Times New Roman"/>
+              <w:noProof/>
+              <w:color w:val="000000" w:themeColor="text1"/>
+              <w:kern w:val="2"/>
+              <w:sz w:val="28"/>
+              <w:szCs w:val="28"/>
+              <w:lang w:eastAsia="ru-RU"/>
+              <w14:ligatures w14:val="standardContextual"/>
+            </w:rPr>
+          </w:pPr>
+          <w:hyperlink w:anchor="_Toc239637279" w:history="1">
+            <w:r>
+              <w:rPr>
+                <w:rStyle w:val="ab"/>
+                <w:rFonts w:ascii="Times New Roman" w:hAnsi="Times New Roman" w:cs="Times New Roman"/>
+                <w:caps/>
+                <w:noProof/>
+                <w:color w:val="000000" w:themeColor="text1"/>
+                <w:kern w:val="28"/>
+                <w:sz w:val="28"/>
+                <w:szCs w:val="28"/>
+              </w:rPr>
+              <w:t>4. Описание проведенной работы в период прохождения</w:t>
+            </w:r>
+            <w:r>
+              <w:rPr>
+                <w:rFonts w:ascii="Times New Roman" w:hAnsi="Times New Roman" w:cs="Times New Roman"/>
+                <w:noProof/>
+                <w:webHidden/>
+                <w:color w:val="000000" w:themeColor="text1"/>
+                <w:sz w:val="28"/>
+                <w:szCs w:val="28"/>
+              </w:rPr>
+              <w:tab/>
+            </w:r>
+            <w:r>
+              <w:rPr>
+                <w:rFonts w:ascii="Times New Roman" w:hAnsi="Times New Roman" w:cs="Times New Roman"/>
+                <w:noProof/>
+                <w:webHidden/>
+                <w:color w:val="000000" w:themeColor="text1"/>
+                <w:sz w:val="28"/>
+                <w:szCs w:val="28"/>
+              </w:rPr>
+              <w:fldChar w:fldCharType="begin"/>
+            </w:r>
+            <w:r>
+              <w:rPr>
+                <w:rFonts w:ascii="Times New Roman" w:hAnsi="Times New Roman" w:cs="Times New Roman"/>
+                <w:noProof/>
+                <w:webHidden/>
+                <w:color w:val="000000" w:themeColor="text1"/>
+                <w:sz w:val="28"/>
+                <w:szCs w:val="28"/>
+              </w:rPr>
+              <w:instrText xml:space="preserve"> PAGEREF _Toc239637279 \h </w:instrText>
+            </w:r>
+            <w:r>
+              <w:rPr>
+                <w:rFonts w:ascii="Times New Roman" w:hAnsi="Times New Roman" w:cs="Times New Roman"/>
+                <w:noProof/>
+                <w:webHidden/>
+                <w:color w:val="000000" w:themeColor="text1"/>
+                <w:sz w:val="28"/>
+                <w:szCs w:val="28"/>
+              </w:rPr>
+            </w:r>
+            <w:r>
+              <w:rPr>
+                <w:rFonts w:ascii="Times New Roman" w:hAnsi="Times New Roman" w:cs="Times New Roman"/>
+                <w:noProof/>
+                <w:webHidden/>
+                <w:color w:val="000000" w:themeColor="text1"/>
+                <w:sz w:val="28"/>
+                <w:szCs w:val="28"/>
+              </w:rPr>
+              <w:fldChar w:fldCharType="separate"/>
+            </w:r>
+            <w:r>
+              <w:rPr>
+                <w:rFonts w:ascii="Times New Roman" w:hAnsi="Times New Roman" w:cs="Times New Roman"/>
+                <w:noProof/>
+                <w:webHidden/>
+                <w:color w:val="000000" w:themeColor="text1"/>
+                <w:sz w:val="28"/>
+                <w:szCs w:val="28"/>
+              </w:rPr>
+              <w:t>6</w:t>
+            </w:r>
+            <w:r>
+              <w:rPr>
+                <w:rFonts w:ascii="Times New Roman" w:hAnsi="Times New Roman" w:cs="Times New Roman"/>
+                <w:noProof/>
+                <w:webHidden/>
+                <w:color w:val="000000" w:themeColor="text1"/>
+                <w:sz w:val="28"/>
+                <w:szCs w:val="28"/>
+              </w:rPr>
+              <w:fldChar w:fldCharType="end"/>
+            </w:r>
+          </w:hyperlink>
+        </w:p>
+        <w:p>
+          <w:pPr>
+            <w:pStyle w:val="11"/>
+            <w:spacing w:line="240" w:lineRule="auto"/>
+            <w:jc w:val="left"/>
+            <w:rPr>
+              <w:rFonts w:ascii="Times New Roman" w:eastAsiaTheme="minorEastAsia" w:hAnsi="Times New Roman" w:cs="Times New Roman"/>
+              <w:noProof/>
+              <w:color w:val="000000" w:themeColor="text1"/>
+              <w:kern w:val="2"/>
+              <w:sz w:val="28"/>
+              <w:szCs w:val="28"/>
+              <w:lang w:eastAsia="ru-RU"/>
+              <w14:ligatures w14:val="standardContextual"/>
+            </w:rPr>
+          </w:pPr>
+          <w:hyperlink w:anchor="_Toc239637280" w:history="1">
+            <w:r>
+              <w:rPr>
+                <w:rStyle w:val="ab"/>
+                <w:rFonts w:ascii="Times New Roman" w:hAnsi="Times New Roman" w:cs="Times New Roman"/>
+                <w:caps/>
+                <w:noProof/>
+                <w:color w:val="000000" w:themeColor="text1"/>
+                <w:kern w:val="28"/>
+                <w:sz w:val="28"/>
+                <w:szCs w:val="28"/>
+              </w:rPr>
+              <w:t>практики</w:t>
+            </w:r>
+            <w:r>
+              <w:rPr>
+                <w:rFonts w:ascii="Times New Roman" w:hAnsi="Times New Roman" w:cs="Times New Roman"/>
+                <w:noProof/>
+                <w:webHidden/>
+                <w:color w:val="000000" w:themeColor="text1"/>
+                <w:sz w:val="28"/>
+                <w:szCs w:val="28"/>
+              </w:rPr>
+              <w:tab/>
+            </w:r>
+            <w:r>
+              <w:rPr>
+                <w:rFonts w:ascii="Times New Roman" w:hAnsi="Times New Roman" w:cs="Times New Roman"/>
+                <w:noProof/>
+                <w:webHidden/>
+                <w:color w:val="000000" w:themeColor="text1"/>
+                <w:sz w:val="28"/>
+                <w:szCs w:val="28"/>
+              </w:rPr>
+              <w:fldChar w:fldCharType="begin"/>
+            </w:r>
+            <w:r>
+              <w:rPr>
+                <w:rFonts w:ascii="Times New Roman" w:hAnsi="Times New Roman" w:cs="Times New Roman"/>
+                <w:noProof/>
+                <w:webHidden/>
+                <w:color w:val="000000" w:themeColor="text1"/>
+                <w:sz w:val="28"/>
+                <w:szCs w:val="28"/>
+              </w:rPr>
+              <w:instrText xml:space="preserve"> PAGEREF _Toc239637280 \h </w:instrText>
+            </w:r>
+            <w:r>
+              <w:rPr>
+                <w:rFonts w:ascii="Times New Roman" w:hAnsi="Times New Roman" w:cs="Times New Roman"/>
+                <w:noProof/>
+                <w:webHidden/>
+                <w:color w:val="000000" w:themeColor="text1"/>
+                <w:sz w:val="28"/>
+                <w:szCs w:val="28"/>
+              </w:rPr>
+            </w:r>
+            <w:r>
+              <w:rPr>
+                <w:rFonts w:ascii="Times New Roman" w:hAnsi="Times New Roman" w:cs="Times New Roman"/>
+                <w:noProof/>
+                <w:webHidden/>
+                <w:color w:val="000000" w:themeColor="text1"/>
+                <w:sz w:val="28"/>
+                <w:szCs w:val="28"/>
+              </w:rPr>
+              <w:fldChar w:fldCharType="separate"/>
+            </w:r>
+            <w:r>
+              <w:rPr>
+                <w:rFonts w:ascii="Times New Roman" w:hAnsi="Times New Roman" w:cs="Times New Roman"/>
+                <w:noProof/>
+                <w:webHidden/>
+                <w:color w:val="000000" w:themeColor="text1"/>
+                <w:sz w:val="28"/>
+                <w:szCs w:val="28"/>
+              </w:rPr>
+              <w:t>6</w:t>
+            </w:r>
+            <w:r>
+              <w:rPr>
+                <w:rFonts w:ascii="Times New Roman" w:hAnsi="Times New Roman" w:cs="Times New Roman"/>
+                <w:noProof/>
+                <w:webHidden/>
+                <w:color w:val="000000" w:themeColor="text1"/>
+                <w:sz w:val="28"/>
+                <w:szCs w:val="28"/>
+              </w:rPr>
+              <w:fldChar w:fldCharType="end"/>
+            </w:r>
+          </w:hyperlink>
+        </w:p>
+        <w:p>
+          <w:pPr>
+            <w:pStyle w:val="21"/>
+            <w:tabs>
+              <w:tab w:val="right" w:leader="dot" w:pos="9679"/>
+            </w:tabs>
+            <w:spacing w:line="240" w:lineRule="auto"/>
+            <w:rPr>
+              <w:rFonts w:ascii="Times New Roman" w:eastAsiaTheme="minorEastAsia" w:hAnsi="Times New Roman" w:cs="Times New Roman"/>
+              <w:noProof/>
+              <w:color w:val="000000" w:themeColor="text1"/>
+              <w:kern w:val="2"/>
+              <w:sz w:val="28"/>
+              <w:szCs w:val="28"/>
+              <w:lang w:eastAsia="ru-RU"/>
+              <w14:ligatures w14:val="standardContextual"/>
+            </w:rPr>
+          </w:pPr>
+          <w:hyperlink w:anchor="_Toc239637281" w:history="1">
+            <w:r>
+              <w:rPr>
+                <w:rStyle w:val="ab"/>
+                <w:rFonts w:ascii="Times New Roman" w:eastAsia="Times New Roman" w:hAnsi="Times New Roman" w:cs="Times New Roman"/>
+                <w:noProof/>
+                <w:color w:val="000000" w:themeColor="text1"/>
+                <w:sz w:val="28"/>
+                <w:szCs w:val="28"/>
+                <w:lang w:eastAsia="ru-RU"/>
+              </w:rPr>
+              <w:t>1. Социальное взаимодействие и роль в команде</w:t>
+            </w:r>
+            <w:r>
+              <w:rPr>
+                <w:rFonts w:ascii="Times New Roman" w:hAnsi="Times New Roman" w:cs="Times New Roman"/>
+                <w:noProof/>
+                <w:webHidden/>
+                <w:color w:val="000000" w:themeColor="text1"/>
+                <w:sz w:val="28"/>
+                <w:szCs w:val="28"/>
+              </w:rPr>
+              <w:tab/>
+            </w:r>
+            <w:r>
+              <w:rPr>
+                <w:rFonts w:ascii="Times New Roman" w:hAnsi="Times New Roman" w:cs="Times New Roman"/>
+                <w:noProof/>
+                <w:webHidden/>
+                <w:color w:val="000000" w:themeColor="text1"/>
+                <w:sz w:val="28"/>
+                <w:szCs w:val="28"/>
+              </w:rPr>
+              <w:fldChar w:fldCharType="begin"/>
+            </w:r>
+            <w:r>
+              <w:rPr>
+                <w:rFonts w:ascii="Times New Roman" w:hAnsi="Times New Roman" w:cs="Times New Roman"/>
+                <w:noProof/>
+                <w:webHidden/>
+                <w:color w:val="000000" w:themeColor="text1"/>
+                <w:sz w:val="28"/>
+                <w:szCs w:val="28"/>
+              </w:rPr>
+              <w:instrText xml:space="preserve"> PAGEREF _Toc239637281 \h </w:instrText>
+            </w:r>
+            <w:r>
+              <w:rPr>
+                <w:rFonts w:ascii="Times New Roman" w:hAnsi="Times New Roman" w:cs="Times New Roman"/>
+                <w:noProof/>
+                <w:webHidden/>
+                <w:color w:val="000000" w:themeColor="text1"/>
+                <w:sz w:val="28"/>
+                <w:szCs w:val="28"/>
+              </w:rPr>
+            </w:r>
+            <w:r>
+              <w:rPr>
+                <w:rFonts w:ascii="Times New Roman" w:hAnsi="Times New Roman" w:cs="Times New Roman"/>
+                <w:noProof/>
+                <w:webHidden/>
+                <w:color w:val="000000" w:themeColor="text1"/>
+                <w:sz w:val="28"/>
+                <w:szCs w:val="28"/>
+              </w:rPr>
+              <w:fldChar w:fldCharType="separate"/>
+            </w:r>
+            <w:r>
+              <w:rPr>
+                <w:rFonts w:ascii="Times New Roman" w:hAnsi="Times New Roman" w:cs="Times New Roman"/>
+                <w:noProof/>
+                <w:webHidden/>
+                <w:color w:val="000000" w:themeColor="text1"/>
+                <w:sz w:val="28"/>
+                <w:szCs w:val="28"/>
+              </w:rPr>
+              <w:t>6</w:t>
+            </w:r>
+            <w:r>
+              <w:rPr>
+                <w:rFonts w:ascii="Times New Roman" w:hAnsi="Times New Roman" w:cs="Times New Roman"/>
+                <w:noProof/>
+                <w:webHidden/>
+                <w:color w:val="000000" w:themeColor="text1"/>
+                <w:sz w:val="28"/>
+                <w:szCs w:val="28"/>
+              </w:rPr>
+              <w:fldChar w:fldCharType="end"/>
+            </w:r>
+          </w:hyperlink>
+        </w:p>
+        <w:p>
+          <w:pPr>
+            <w:pStyle w:val="21"/>
+            <w:tabs>
+              <w:tab w:val="right" w:leader="dot" w:pos="9679"/>
+            </w:tabs>
+            <w:spacing w:line="240" w:lineRule="auto"/>
+            <w:rPr>
+              <w:rFonts w:ascii="Times New Roman" w:eastAsiaTheme="minorEastAsia" w:hAnsi="Times New Roman" w:cs="Times New Roman"/>
+              <w:noProof/>
+              <w:color w:val="000000" w:themeColor="text1"/>
+              <w:kern w:val="2"/>
+              <w:sz w:val="28"/>
+              <w:szCs w:val="28"/>
+              <w:lang w:eastAsia="ru-RU"/>
+              <w14:ligatures w14:val="standardContextual"/>
+            </w:rPr>
+          </w:pPr>
+          <w:hyperlink w:anchor="_Toc239637282" w:history="1">
+            <w:r>
+              <w:rPr>
+                <w:rStyle w:val="ab"/>
+                <w:rFonts w:ascii="Times New Roman" w:eastAsia="Times New Roman" w:hAnsi="Times New Roman" w:cs="Times New Roman"/>
+                <w:noProof/>
+                <w:color w:val="000000" w:themeColor="text1"/>
+                <w:sz w:val="28"/>
+                <w:szCs w:val="28"/>
+                <w:lang w:eastAsia="ru-RU"/>
+              </w:rPr>
+              <w:t>2. Деловая коммуникация в устной и письменной формах</w:t>
+            </w:r>
+            <w:r>
+              <w:rPr>
+                <w:rFonts w:ascii="Times New Roman" w:hAnsi="Times New Roman" w:cs="Times New Roman"/>
+                <w:noProof/>
+                <w:webHidden/>
+                <w:color w:val="000000" w:themeColor="text1"/>
+                <w:sz w:val="28"/>
+                <w:szCs w:val="28"/>
+              </w:rPr>
+              <w:tab/>
+            </w:r>
+            <w:r>
+              <w:rPr>
+                <w:rFonts w:ascii="Times New Roman" w:hAnsi="Times New Roman" w:cs="Times New Roman"/>
+                <w:noProof/>
+                <w:webHidden/>
+                <w:color w:val="000000" w:themeColor="text1"/>
+                <w:sz w:val="28"/>
+                <w:szCs w:val="28"/>
+              </w:rPr>
+              <w:fldChar w:fldCharType="begin"/>
+            </w:r>
+            <w:r>
+              <w:rPr>
+                <w:rFonts w:ascii="Times New Roman" w:hAnsi="Times New Roman" w:cs="Times New Roman"/>
+                <w:noProof/>
+                <w:webHidden/>
+                <w:color w:val="000000" w:themeColor="text1"/>
+                <w:sz w:val="28"/>
+                <w:szCs w:val="28"/>
+              </w:rPr>
+              <w:instrText xml:space="preserve"> PAGEREF _Toc239637282 \h </w:instrText>
+            </w:r>
+            <w:r>
+              <w:rPr>
+                <w:rFonts w:ascii="Times New Roman" w:hAnsi="Times New Roman" w:cs="Times New Roman"/>
+                <w:noProof/>
+                <w:webHidden/>
+                <w:color w:val="000000" w:themeColor="text1"/>
+                <w:sz w:val="28"/>
+                <w:szCs w:val="28"/>
+              </w:rPr>
+            </w:r>
+            <w:r>
+              <w:rPr>
+                <w:rFonts w:ascii="Times New Roman" w:hAnsi="Times New Roman" w:cs="Times New Roman"/>
+                <w:noProof/>
+                <w:webHidden/>
+                <w:color w:val="000000" w:themeColor="text1"/>
+                <w:sz w:val="28"/>
+                <w:szCs w:val="28"/>
+              </w:rPr>
+              <w:fldChar w:fldCharType="separate"/>
+            </w:r>
+            <w:r>
+              <w:rPr>
+                <w:rFonts w:ascii="Times New Roman" w:hAnsi="Times New Roman" w:cs="Times New Roman"/>
+                <w:noProof/>
+                <w:webHidden/>
+                <w:color w:val="000000" w:themeColor="text1"/>
+                <w:sz w:val="28"/>
+                <w:szCs w:val="28"/>
+              </w:rPr>
+              <w:t>7</w:t>
+            </w:r>
+            <w:r>
+              <w:rPr>
+                <w:rFonts w:ascii="Times New Roman" w:hAnsi="Times New Roman" w:cs="Times New Roman"/>
+                <w:noProof/>
+                <w:webHidden/>
+                <w:color w:val="000000" w:themeColor="text1"/>
+                <w:sz w:val="28"/>
+                <w:szCs w:val="28"/>
+              </w:rPr>
+              <w:fldChar w:fldCharType="end"/>
+            </w:r>
+          </w:hyperlink>
+        </w:p>
+        <w:p>
+          <w:pPr>
+            <w:pStyle w:val="21"/>
+            <w:tabs>
+              <w:tab w:val="right" w:leader="dot" w:pos="9679"/>
+            </w:tabs>
+            <w:spacing w:line="240" w:lineRule="auto"/>
+            <w:rPr>
+              <w:rFonts w:ascii="Times New Roman" w:eastAsiaTheme="minorEastAsia" w:hAnsi="Times New Roman" w:cs="Times New Roman"/>
+              <w:noProof/>
+              <w:color w:val="000000" w:themeColor="text1"/>
+              <w:kern w:val="2"/>
+              <w:sz w:val="28"/>
+              <w:szCs w:val="28"/>
+              <w:lang w:eastAsia="ru-RU"/>
+              <w14:ligatures w14:val="standardContextual"/>
+            </w:rPr>
+          </w:pPr>
+          <w:hyperlink w:anchor="_Toc239637283" w:history="1">
+            <w:r>
+              <w:rPr>
+                <w:rStyle w:val="ab"/>
+                <w:rFonts w:ascii="Times New Roman" w:eastAsia="Times New Roman" w:hAnsi="Times New Roman" w:cs="Times New Roman"/>
+                <w:noProof/>
+                <w:color w:val="000000" w:themeColor="text1"/>
+                <w:sz w:val="28"/>
+                <w:szCs w:val="28"/>
+                <w:lang w:eastAsia="ru-RU"/>
+              </w:rPr>
+              <w:t>3. Современные информационные технологии в профессиональной деятельности</w:t>
+            </w:r>
+            <w:r>
+              <w:rPr>
+                <w:rFonts w:ascii="Times New Roman" w:hAnsi="Times New Roman" w:cs="Times New Roman"/>
+                <w:noProof/>
+                <w:webHidden/>
+                <w:color w:val="000000" w:themeColor="text1"/>
+                <w:sz w:val="28"/>
+                <w:szCs w:val="28"/>
+              </w:rPr>
+              <w:tab/>
+            </w:r>
+            <w:r>
+              <w:rPr>
+                <w:rFonts w:ascii="Times New Roman" w:hAnsi="Times New Roman" w:cs="Times New Roman"/>
+                <w:noProof/>
+                <w:webHidden/>
+                <w:color w:val="000000" w:themeColor="text1"/>
+                <w:sz w:val="28"/>
+                <w:szCs w:val="28"/>
+              </w:rPr>
+              <w:fldChar w:fldCharType="begin"/>
+            </w:r>
+            <w:r>
+              <w:rPr>
+                <w:rFonts w:ascii="Times New Roman" w:hAnsi="Times New Roman" w:cs="Times New Roman"/>
+                <w:noProof/>
+                <w:webHidden/>
+                <w:color w:val="000000" w:themeColor="text1"/>
+                <w:sz w:val="28"/>
+                <w:szCs w:val="28"/>
+              </w:rPr>
+              <w:instrText xml:space="preserve"> PAGEREF _Toc239637283 \h </w:instrText>
+            </w:r>
+            <w:r>
+              <w:rPr>
+                <w:rFonts w:ascii="Times New Roman" w:hAnsi="Times New Roman" w:cs="Times New Roman"/>
+                <w:noProof/>
+                <w:webHidden/>
+                <w:color w:val="000000" w:themeColor="text1"/>
+                <w:sz w:val="28"/>
+                <w:szCs w:val="28"/>
+              </w:rPr>
+            </w:r>
+            <w:r>
+              <w:rPr>
+                <w:rFonts w:ascii="Times New Roman" w:hAnsi="Times New Roman" w:cs="Times New Roman"/>
+                <w:noProof/>
+                <w:webHidden/>
+                <w:color w:val="000000" w:themeColor="text1"/>
+                <w:sz w:val="28"/>
+                <w:szCs w:val="28"/>
+              </w:rPr>
+              <w:fldChar w:fldCharType="separate"/>
+            </w:r>
+            <w:r>
+              <w:rPr>
+                <w:rFonts w:ascii="Times New Roman" w:hAnsi="Times New Roman" w:cs="Times New Roman"/>
+                <w:noProof/>
+                <w:webHidden/>
+                <w:color w:val="000000" w:themeColor="text1"/>
+                <w:sz w:val="28"/>
+                <w:szCs w:val="28"/>
+              </w:rPr>
+              <w:t>7</w:t>
+            </w:r>
+            <w:r>
+              <w:rPr>
+                <w:rFonts w:ascii="Times New Roman" w:hAnsi="Times New Roman" w:cs="Times New Roman"/>
+                <w:noProof/>
+                <w:webHidden/>
+                <w:color w:val="000000" w:themeColor="text1"/>
+                <w:sz w:val="28"/>
+                <w:szCs w:val="28"/>
+              </w:rPr>
+              <w:fldChar w:fldCharType="end"/>
+            </w:r>
+          </w:hyperlink>
+        </w:p>
+        <w:p>
+          <w:pPr>
+            <w:pStyle w:val="21"/>
+            <w:tabs>
+              <w:tab w:val="right" w:leader="dot" w:pos="9679"/>
+            </w:tabs>
+            <w:spacing w:line="240" w:lineRule="auto"/>
+            <w:rPr>
+              <w:rFonts w:ascii="Times New Roman" w:eastAsiaTheme="minorEastAsia" w:hAnsi="Times New Roman" w:cs="Times New Roman"/>
+              <w:noProof/>
+              <w:color w:val="000000" w:themeColor="text1"/>
+              <w:kern w:val="2"/>
+              <w:sz w:val="28"/>
+              <w:szCs w:val="28"/>
+              <w:lang w:eastAsia="ru-RU"/>
+              <w14:ligatures w14:val="standardContextual"/>
+            </w:rPr>
+          </w:pPr>
+          <w:hyperlink w:anchor="_Toc239637284" w:history="1">
+            <w:r>
+              <w:rPr>
+                <w:rStyle w:val="ab"/>
+                <w:rFonts w:ascii="Times New Roman" w:eastAsia="Times New Roman" w:hAnsi="Times New Roman" w:cs="Times New Roman"/>
+                <w:noProof/>
+                <w:color w:val="000000" w:themeColor="text1"/>
+                <w:sz w:val="28"/>
+                <w:szCs w:val="28"/>
+                <w:lang w:eastAsia="ru-RU"/>
+              </w:rPr>
+              <w:t>4. Анализ программного средства и практический пример его применения (индивидуальное задание)</w:t>
+            </w:r>
+            <w:r>
+              <w:rPr>
+                <w:rFonts w:ascii="Times New Roman" w:hAnsi="Times New Roman" w:cs="Times New Roman"/>
+                <w:noProof/>
+                <w:webHidden/>
+                <w:color w:val="000000" w:themeColor="text1"/>
+                <w:sz w:val="28"/>
+                <w:szCs w:val="28"/>
+              </w:rPr>
+              <w:tab/>
+            </w:r>
+            <w:r>
+              <w:rPr>
+                <w:rFonts w:ascii="Times New Roman" w:hAnsi="Times New Roman" w:cs="Times New Roman"/>
+                <w:noProof/>
+                <w:webHidden/>
+                <w:color w:val="000000" w:themeColor="text1"/>
+                <w:sz w:val="28"/>
+                <w:szCs w:val="28"/>
+              </w:rPr>
+              <w:fldChar w:fldCharType="begin"/>
+            </w:r>
+            <w:r>
+              <w:rPr>
+                <w:rFonts w:ascii="Times New Roman" w:hAnsi="Times New Roman" w:cs="Times New Roman"/>
+                <w:noProof/>
+                <w:webHidden/>
+                <w:color w:val="000000" w:themeColor="text1"/>
+                <w:sz w:val="28"/>
+                <w:szCs w:val="28"/>
+              </w:rPr>
+              <w:instrText xml:space="preserve"> PAGEREF _Toc239637284 \h </w:instrText>
+            </w:r>
+            <w:r>
+              <w:rPr>
+                <w:rFonts w:ascii="Times New Roman" w:hAnsi="Times New Roman" w:cs="Times New Roman"/>
+                <w:noProof/>
+                <w:webHidden/>
+                <w:color w:val="000000" w:themeColor="text1"/>
+                <w:sz w:val="28"/>
+                <w:szCs w:val="28"/>
+              </w:rPr>
+            </w:r>
+            <w:r>
+              <w:rPr>
+                <w:rFonts w:ascii="Times New Roman" w:hAnsi="Times New Roman" w:cs="Times New Roman"/>
+                <w:noProof/>
+                <w:webHidden/>
+                <w:color w:val="000000" w:themeColor="text1"/>
+                <w:sz w:val="28"/>
+                <w:szCs w:val="28"/>
+              </w:rPr>
+              <w:fldChar w:fldCharType="separate"/>
+            </w:r>
+            <w:r>
+              <w:rPr>
+                <w:rFonts w:ascii="Times New Roman" w:hAnsi="Times New Roman" w:cs="Times New Roman"/>
+                <w:noProof/>
+                <w:webHidden/>
+                <w:color w:val="000000" w:themeColor="text1"/>
+                <w:sz w:val="28"/>
+                <w:szCs w:val="28"/>
+              </w:rPr>
+              <w:t>8</w:t>
+            </w:r>
+            <w:r>
+              <w:rPr>
+                <w:rFonts w:ascii="Times New Roman" w:hAnsi="Times New Roman" w:cs="Times New Roman"/>
+                <w:noProof/>
+                <w:webHidden/>
+                <w:color w:val="000000" w:themeColor="text1"/>
+                <w:sz w:val="28"/>
+                <w:szCs w:val="28"/>
+              </w:rPr>
+              <w:fldChar w:fldCharType="end"/>
+            </w:r>
+          </w:hyperlink>
+        </w:p>
+        <w:p>
+          <w:pPr>
+            <w:pStyle w:val="21"/>
+            <w:tabs>
+              <w:tab w:val="right" w:leader="dot" w:pos="9679"/>
+            </w:tabs>
+            <w:spacing w:line="240" w:lineRule="auto"/>
+            <w:rPr>
+              <w:rFonts w:ascii="Times New Roman" w:eastAsiaTheme="minorEastAsia" w:hAnsi="Times New Roman" w:cs="Times New Roman"/>
+              <w:noProof/>
+              <w:color w:val="000000" w:themeColor="text1"/>
+              <w:kern w:val="2"/>
+              <w:sz w:val="28"/>
+              <w:szCs w:val="28"/>
+              <w:lang w:eastAsia="ru-RU"/>
+              <w14:ligatures w14:val="standardContextual"/>
+            </w:rPr>
+          </w:pPr>
+          <w:hyperlink w:anchor="_Toc239637285" w:history="1">
+            <w:r>
+              <w:rPr>
+                <w:rStyle w:val="ab"/>
+                <w:rFonts w:ascii="Times New Roman" w:eastAsia="Times New Roman" w:hAnsi="Times New Roman" w:cs="Times New Roman"/>
+                <w:noProof/>
+                <w:color w:val="000000" w:themeColor="text1"/>
+                <w:sz w:val="28"/>
+                <w:szCs w:val="28"/>
+                <w:lang w:eastAsia="ru-RU"/>
+              </w:rPr>
+              <w:t>5. Оформление отчёта в соответствии с ГОСТ</w:t>
+            </w:r>
+            <w:r>
+              <w:rPr>
+                <w:rFonts w:ascii="Times New Roman" w:hAnsi="Times New Roman" w:cs="Times New Roman"/>
+                <w:noProof/>
+                <w:webHidden/>
+                <w:color w:val="000000" w:themeColor="text1"/>
+                <w:sz w:val="28"/>
+                <w:szCs w:val="28"/>
+              </w:rPr>
+              <w:tab/>
+            </w:r>
+            <w:r>
+              <w:rPr>
+                <w:rFonts w:ascii="Times New Roman" w:hAnsi="Times New Roman" w:cs="Times New Roman"/>
+                <w:noProof/>
+                <w:webHidden/>
+                <w:color w:val="000000" w:themeColor="text1"/>
+                <w:sz w:val="28"/>
+                <w:szCs w:val="28"/>
+              </w:rPr>
+              <w:fldChar w:fldCharType="begin"/>
+            </w:r>
+            <w:r>
+              <w:rPr>
+                <w:rFonts w:ascii="Times New Roman" w:hAnsi="Times New Roman" w:cs="Times New Roman"/>
+                <w:noProof/>
+                <w:webHidden/>
+                <w:color w:val="000000" w:themeColor="text1"/>
+                <w:sz w:val="28"/>
+                <w:szCs w:val="28"/>
+              </w:rPr>
+              <w:instrText xml:space="preserve"> PAGEREF _Toc239637285 \h </w:instrText>
+            </w:r>
+            <w:r>
+              <w:rPr>
+                <w:rFonts w:ascii="Times New Roman" w:hAnsi="Times New Roman" w:cs="Times New Roman"/>
+                <w:noProof/>
+                <w:webHidden/>
+                <w:color w:val="000000" w:themeColor="text1"/>
+                <w:sz w:val="28"/>
+                <w:szCs w:val="28"/>
+              </w:rPr>
+            </w:r>
+            <w:r>
+              <w:rPr>
+                <w:rFonts w:ascii="Times New Roman" w:hAnsi="Times New Roman" w:cs="Times New Roman"/>
+                <w:noProof/>
+                <w:webHidden/>
+                <w:color w:val="000000" w:themeColor="text1"/>
+                <w:sz w:val="28"/>
+                <w:szCs w:val="28"/>
+              </w:rPr>
+              <w:fldChar w:fldCharType="separate"/>
+            </w:r>
+            <w:r>
+              <w:rPr>
+                <w:rFonts w:ascii="Times New Roman" w:hAnsi="Times New Roman" w:cs="Times New Roman"/>
+                <w:noProof/>
+                <w:webHidden/>
+                <w:color w:val="000000" w:themeColor="text1"/>
+                <w:sz w:val="28"/>
+                <w:szCs w:val="28"/>
+              </w:rPr>
+              <w:t>10</w:t>
+            </w:r>
+            <w:r>
+              <w:rPr>
+                <w:rFonts w:ascii="Times New Roman" w:hAnsi="Times New Roman" w:cs="Times New Roman"/>
+                <w:noProof/>
+                <w:webHidden/>
+                <w:color w:val="000000" w:themeColor="text1"/>
+                <w:sz w:val="28"/>
+                <w:szCs w:val="28"/>
+              </w:rPr>
+              <w:fldChar w:fldCharType="end"/>
+            </w:r>
+          </w:hyperlink>
+        </w:p>
+        <w:p>
+          <w:pPr>
+            <w:pStyle w:val="21"/>
+            <w:tabs>
+              <w:tab w:val="right" w:leader="dot" w:pos="9679"/>
+            </w:tabs>
+            <w:spacing w:line="240" w:lineRule="auto"/>
+            <w:rPr>
+              <w:rFonts w:ascii="Times New Roman" w:eastAsiaTheme="minorEastAsia" w:hAnsi="Times New Roman" w:cs="Times New Roman"/>
+              <w:noProof/>
+              <w:color w:val="000000" w:themeColor="text1"/>
+              <w:kern w:val="2"/>
+              <w:sz w:val="28"/>
+              <w:szCs w:val="28"/>
+              <w:lang w:eastAsia="ru-RU"/>
+              <w14:ligatures w14:val="standardContextual"/>
+            </w:rPr>
+          </w:pPr>
+          <w:hyperlink w:anchor="_Toc239637286" w:history="1">
+            <w:r>
+              <w:rPr>
+                <w:rStyle w:val="ab"/>
+                <w:rFonts w:ascii="Times New Roman" w:eastAsia="Times New Roman" w:hAnsi="Times New Roman" w:cs="Times New Roman"/>
+                <w:noProof/>
+                <w:color w:val="000000" w:themeColor="text1"/>
+                <w:sz w:val="28"/>
+                <w:szCs w:val="28"/>
+                <w:lang w:eastAsia="ru-RU"/>
+              </w:rPr>
+              <w:t>Заключение</w:t>
+            </w:r>
+            <w:r>
+              <w:rPr>
+                <w:rFonts w:ascii="Times New Roman" w:hAnsi="Times New Roman" w:cs="Times New Roman"/>
+                <w:noProof/>
+                <w:webHidden/>
+                <w:color w:val="000000" w:themeColor="text1"/>
+                <w:sz w:val="28"/>
+                <w:szCs w:val="28"/>
+              </w:rPr>
+              <w:tab/>
+            </w:r>
+            <w:r>
+              <w:rPr>
+                <w:rFonts w:ascii="Times New Roman" w:hAnsi="Times New Roman" w:cs="Times New Roman"/>
+                <w:noProof/>
+                <w:webHidden/>
+                <w:color w:val="000000" w:themeColor="text1"/>
+                <w:sz w:val="28"/>
+                <w:szCs w:val="28"/>
+              </w:rPr>
+              <w:fldChar w:fldCharType="begin"/>
+            </w:r>
+            <w:r>
+              <w:rPr>
+                <w:rFonts w:ascii="Times New Roman" w:hAnsi="Times New Roman" w:cs="Times New Roman"/>
+                <w:noProof/>
+                <w:webHidden/>
+                <w:color w:val="000000" w:themeColor="text1"/>
+                <w:sz w:val="28"/>
+                <w:szCs w:val="28"/>
+              </w:rPr>
+              <w:instrText xml:space="preserve"> PAGEREF _Toc239637286 \h </w:instrText>
+            </w:r>
+            <w:r>
+              <w:rPr>
+                <w:rFonts w:ascii="Times New Roman" w:hAnsi="Times New Roman" w:cs="Times New Roman"/>
+                <w:noProof/>
+                <w:webHidden/>
+                <w:color w:val="000000" w:themeColor="text1"/>
+                <w:sz w:val="28"/>
+                <w:szCs w:val="28"/>
+              </w:rPr>
+            </w:r>
+            <w:r>
+              <w:rPr>
+                <w:rFonts w:ascii="Times New Roman" w:hAnsi="Times New Roman" w:cs="Times New Roman"/>
+                <w:noProof/>
+                <w:webHidden/>
+                <w:color w:val="000000" w:themeColor="text1"/>
+                <w:sz w:val="28"/>
+                <w:szCs w:val="28"/>
+              </w:rPr>
+              <w:fldChar w:fldCharType="separate"/>
+            </w:r>
+            <w:r>
+              <w:rPr>
+                <w:rFonts w:ascii="Times New Roman" w:hAnsi="Times New Roman" w:cs="Times New Roman"/>
+                <w:noProof/>
+                <w:webHidden/>
+                <w:color w:val="000000" w:themeColor="text1"/>
+                <w:sz w:val="28"/>
+                <w:szCs w:val="28"/>
+              </w:rPr>
+              <w:t>11</w:t>
+            </w:r>
+            <w:r>
+              <w:rPr>
+                <w:rFonts w:ascii="Times New Roman" w:hAnsi="Times New Roman" w:cs="Times New Roman"/>
+                <w:noProof/>
+                <w:webHidden/>
+                <w:color w:val="000000" w:themeColor="text1"/>
+                <w:sz w:val="28"/>
+                <w:szCs w:val="28"/>
+              </w:rPr>
+              <w:fldChar w:fldCharType="end"/>
+            </w:r>
+          </w:hyperlink>
+        </w:p>
+        <w:p>
+          <w:pPr>
+            <w:pStyle w:val="11"/>
+            <w:spacing w:line="240" w:lineRule="auto"/>
+            <w:jc w:val="left"/>
+            <w:rPr>
+              <w:rFonts w:ascii="Times New Roman" w:eastAsiaTheme="minorEastAsia" w:hAnsi="Times New Roman" w:cs="Times New Roman"/>
+              <w:noProof/>
+              <w:color w:val="000000" w:themeColor="text1"/>
+              <w:kern w:val="2"/>
+              <w:sz w:val="28"/>
+              <w:szCs w:val="28"/>
+              <w:lang w:eastAsia="ru-RU"/>
+              <w14:ligatures w14:val="standardContextual"/>
+            </w:rPr>
+          </w:pPr>
+          <w:hyperlink w:anchor="_Toc239637287" w:history="1">
+            <w:r>
+              <w:rPr>
+                <w:rStyle w:val="ab"/>
+                <w:rFonts w:ascii="Times New Roman" w:eastAsia="Times New Roman" w:hAnsi="Times New Roman" w:cs="Times New Roman"/>
+                <w:iCs/>
+                <w:noProof/>
+                <w:color w:val="000000" w:themeColor="text1"/>
+                <w:sz w:val="28"/>
+                <w:szCs w:val="28"/>
+                <w:lang w:eastAsia="ru-RU"/>
+              </w:rPr>
+              <w:t>Список использованных источников</w:t>
+            </w:r>
+            <w:r>
+              <w:rPr>
+                <w:rFonts w:ascii="Times New Roman" w:hAnsi="Times New Roman" w:cs="Times New Roman"/>
+                <w:noProof/>
+                <w:webHidden/>
+                <w:color w:val="000000" w:themeColor="text1"/>
+                <w:sz w:val="28"/>
+                <w:szCs w:val="28"/>
+              </w:rPr>
+              <w:tab/>
+            </w:r>
+            <w:r>
+              <w:rPr>
+                <w:rFonts w:ascii="Times New Roman" w:hAnsi="Times New Roman" w:cs="Times New Roman"/>
+                <w:noProof/>
+                <w:webHidden/>
+                <w:color w:val="000000" w:themeColor="text1"/>
+                <w:sz w:val="28"/>
+                <w:szCs w:val="28"/>
+              </w:rPr>
+              <w:fldChar w:fldCharType="begin"/>
+            </w:r>
+            <w:r>
+              <w:rPr>
+                <w:rFonts w:ascii="Times New Roman" w:hAnsi="Times New Roman" w:cs="Times New Roman"/>
+                <w:noProof/>
+                <w:webHidden/>
+                <w:color w:val="000000" w:themeColor="text1"/>
+                <w:sz w:val="28"/>
+                <w:szCs w:val="28"/>
+              </w:rPr>
+              <w:instrText xml:space="preserve"> PAGEREF _Toc239637287 \h </w:instrText>
+            </w:r>
+            <w:r>
+              <w:rPr>
+                <w:rFonts w:ascii="Times New Roman" w:hAnsi="Times New Roman" w:cs="Times New Roman"/>
+                <w:noProof/>
+                <w:webHidden/>
+                <w:color w:val="000000" w:themeColor="text1"/>
+                <w:sz w:val="28"/>
+                <w:szCs w:val="28"/>
+              </w:rPr>
+            </w:r>
+            <w:r>
+              <w:rPr>
+                <w:rFonts w:ascii="Times New Roman" w:hAnsi="Times New Roman" w:cs="Times New Roman"/>
+                <w:noProof/>
+                <w:webHidden/>
+                <w:color w:val="000000" w:themeColor="text1"/>
+                <w:sz w:val="28"/>
+                <w:szCs w:val="28"/>
+              </w:rPr>
+              <w:fldChar w:fldCharType="separate"/>
+            </w:r>
+            <w:r>
+              <w:rPr>
+                <w:rFonts w:ascii="Times New Roman" w:hAnsi="Times New Roman" w:cs="Times New Roman"/>
+                <w:noProof/>
+                <w:webHidden/>
+                <w:color w:val="000000" w:themeColor="text1"/>
+                <w:sz w:val="28"/>
+                <w:szCs w:val="28"/>
+              </w:rPr>
+              <w:t>11</w:t>
+            </w:r>
+            <w:r>
+              <w:rPr>
+                <w:rFonts w:ascii="Times New Roman" w:hAnsi="Times New Roman" w:cs="Times New Roman"/>
+                <w:noProof/>
+                <w:webHidden/>
+                <w:color w:val="000000" w:themeColor="text1"/>
+                <w:sz w:val="28"/>
+                <w:szCs w:val="28"/>
+              </w:rPr>
+              <w:fldChar w:fldCharType="end"/>
+            </w:r>
+          </w:hyperlink>
+        </w:p>
+        <w:p>
+          <w:pPr>
+            <w:pStyle w:val="11"/>
+            <w:spacing w:line="240" w:lineRule="auto"/>
+            <w:jc w:val="left"/>
+            <w:rPr>
+              <w:rFonts w:ascii="Times New Roman" w:eastAsiaTheme="minorEastAsia" w:hAnsi="Times New Roman" w:cs="Times New Roman"/>
+              <w:noProof/>
+              <w:color w:val="000000" w:themeColor="text1"/>
+              <w:kern w:val="2"/>
+              <w:sz w:val="28"/>
+              <w:szCs w:val="28"/>
+              <w:lang w:eastAsia="ru-RU"/>
+              <w14:ligatures w14:val="standardContextual"/>
+            </w:rPr>
+          </w:pPr>
+          <w:hyperlink w:anchor="_Toc239637288" w:history="1">
+            <w:r>
+              <w:rPr>
+                <w:rStyle w:val="ab"/>
+                <w:rFonts w:ascii="Times New Roman" w:hAnsi="Times New Roman" w:cs="Times New Roman"/>
+                <w:noProof/>
+                <w:color w:val="000000" w:themeColor="text1"/>
+                <w:sz w:val="28"/>
+                <w:szCs w:val="28"/>
+              </w:rPr>
+              <w:t>ПРИЛОЖЕНИЕ А</w:t>
+            </w:r>
+            <w:r>
+              <w:rPr>
+                <w:rFonts w:ascii="Times New Roman" w:hAnsi="Times New Roman" w:cs="Times New Roman"/>
+                <w:noProof/>
+                <w:webHidden/>
+                <w:color w:val="000000" w:themeColor="text1"/>
+                <w:sz w:val="28"/>
+                <w:szCs w:val="28"/>
+              </w:rPr>
+              <w:tab/>
+            </w:r>
+            <w:r>
+              <w:rPr>
+                <w:rFonts w:ascii="Times New Roman" w:hAnsi="Times New Roman" w:cs="Times New Roman"/>
+                <w:noProof/>
+                <w:webHidden/>
+                <w:color w:val="000000" w:themeColor="text1"/>
+                <w:sz w:val="28"/>
+                <w:szCs w:val="28"/>
+              </w:rPr>
+              <w:fldChar w:fldCharType="begin"/>
+            </w:r>
+            <w:r>
+              <w:rPr>
+                <w:rFonts w:ascii="Times New Roman" w:hAnsi="Times New Roman" w:cs="Times New Roman"/>
+                <w:noProof/>
+                <w:webHidden/>
+                <w:color w:val="000000" w:themeColor="text1"/>
+                <w:sz w:val="28"/>
+                <w:szCs w:val="28"/>
+              </w:rPr>
+              <w:instrText xml:space="preserve"> PAGEREF _Toc239637288 \h </w:instrText>
+            </w:r>
+            <w:r>
+              <w:rPr>
+                <w:rFonts w:ascii="Times New Roman" w:hAnsi="Times New Roman" w:cs="Times New Roman"/>
+                <w:noProof/>
+                <w:webHidden/>
+                <w:color w:val="000000" w:themeColor="text1"/>
+                <w:sz w:val="28"/>
+                <w:szCs w:val="28"/>
+              </w:rPr>
+            </w:r>
+            <w:r>
+              <w:rPr>
+                <w:rFonts w:ascii="Times New Roman" w:hAnsi="Times New Roman" w:cs="Times New Roman"/>
+                <w:noProof/>
+                <w:webHidden/>
+                <w:color w:val="000000" w:themeColor="text1"/>
+                <w:sz w:val="28"/>
+                <w:szCs w:val="28"/>
+              </w:rPr>
+              <w:fldChar w:fldCharType="separate"/>
+            </w:r>
+            <w:r>
+              <w:rPr>
+                <w:rFonts w:ascii="Times New Roman" w:hAnsi="Times New Roman" w:cs="Times New Roman"/>
+                <w:noProof/>
+                <w:webHidden/>
+                <w:color w:val="000000" w:themeColor="text1"/>
+                <w:sz w:val="28"/>
+                <w:szCs w:val="28"/>
+              </w:rPr>
+              <w:t>13</w:t>
+            </w:r>
+            <w:r>
+              <w:rPr>
+                <w:rFonts w:ascii="Times New Roman" w:hAnsi="Times New Roman" w:cs="Times New Roman"/>
+                <w:noProof/>
+                <w:webHidden/>
+                <w:color w:val="000000" w:themeColor="text1"/>
+                <w:sz w:val="28"/>
+                <w:szCs w:val="28"/>
+              </w:rPr>
+              <w:fldChar w:fldCharType="end"/>
+            </w:r>
+          </w:hyperlink>
+        </w:p>
+        <w:p>
+          <w:pPr>
+            <w:spacing w:line="240" w:lineRule="auto"/>
+          </w:pPr>
+          <w:r>
+            <w:rPr>
+              <w:rFonts w:ascii="Times New Roman" w:hAnsi="Times New Roman" w:cs="Times New Roman"/>
+              <w:color w:val="000000" w:themeColor="text1"/>
+              <w:sz w:val="28"/>
+              <w:szCs w:val="28"/>
+            </w:rPr>
+            <w:fldChar w:fldCharType="end"/>
+          </w:r>
+        </w:p>
+      </w:sdtContent>
+    </w:sdt>
     <w:p>
       <w:pPr>
         <w:widowControl w:val="0"/>
         <w:autoSpaceDE w:val="0"/>
         <w:autoSpaceDN w:val="0"/>
         <w:spacing w:after="0" w:line="240" w:lineRule="auto"/>
-        <w:jc w:val="center"/>
         <w:rPr>
           <w:rFonts w:ascii="Times New Roman" w:eastAsia="Times New Roman" w:hAnsi="Times New Roman" w:cs="Times New Roman"/>
           <w:b/>
@@ -1189,7 +2685,10 @@
           <w:lang w:eastAsia="ru-RU"/>
         </w:rPr>
       </w:pPr>
-      <w:r>
+    </w:p>
+    <w:p>
+      <w:pPr>
+        <w:spacing w:after="0" w:line="240" w:lineRule="auto"/>
         <w:rPr>
           <w:rFonts w:ascii="Times New Roman" w:eastAsia="Times New Roman" w:hAnsi="Times New Roman" w:cs="Times New Roman"/>
           <w:b/>
@@ -1199,9 +2698,51 @@
           <w:szCs w:val="28"/>
           <w:lang w:eastAsia="ru-RU"/>
         </w:rPr>
+      </w:pPr>
+      <w:r>
+        <w:rPr>
+          <w:rFonts w:ascii="Times New Roman" w:eastAsia="Times New Roman" w:hAnsi="Times New Roman" w:cs="Times New Roman"/>
+          <w:b/>
+          <w:bCs/>
+          <w:caps/>
+          <w:sz w:val="28"/>
+          <w:szCs w:val="28"/>
+          <w:lang w:eastAsia="ru-RU"/>
+        </w:rPr>
+        <w:br w:type="page"/>
+      </w:r>
+    </w:p>
+    <w:p>
+      <w:pPr>
+        <w:pStyle w:val="1"/>
+        <w:jc w:val="center"/>
+        <w:rPr>
+          <w:rFonts w:ascii="Times New Roman" w:eastAsia="Times New Roman" w:hAnsi="Times New Roman" w:cs="Times New Roman"/>
+          <w:b/>
+          <w:bCs/>
+          <w:caps/>
+          <w:color w:val="000000" w:themeColor="text1"/>
+          <w:sz w:val="28"/>
+          <w:szCs w:val="28"/>
+          <w:lang w:eastAsia="ru-RU"/>
+        </w:rPr>
+      </w:pPr>
+      <w:bookmarkStart w:id="0" w:name="_Toc239637276"/>
+      <w:r>
+        <w:rPr>
+          <w:rFonts w:ascii="Times New Roman" w:eastAsia="Times New Roman" w:hAnsi="Times New Roman" w:cs="Times New Roman"/>
+          <w:b/>
+          <w:bCs/>
+          <w:caps/>
+          <w:color w:val="000000" w:themeColor="text1"/>
+          <w:sz w:val="28"/>
+          <w:szCs w:val="28"/>
+          <w:lang w:eastAsia="ru-RU"/>
+        </w:rPr>
         <w:lastRenderedPageBreak/>
         <w:t>1. Задание на УчЕБНУЮ практику,  ОЗНАКОМИТЕЛЬНАЯ практика</w:t>
       </w:r>
+      <w:bookmarkEnd w:id="0"/>
     </w:p>
     <w:p>
       <w:pPr>
@@ -1618,7 +3159,7 @@
           <w:szCs w:val="28"/>
         </w:rPr>
       </w:pPr>
-      <w:commentRangeStart w:id="0"/>
+      <w:commentRangeStart w:id="1"/>
       <w:r>
         <w:rPr>
           <w:rFonts w:ascii="Times New Roman" w:hAnsi="Times New Roman" w:cs="Times New Roman"/>
@@ -1659,7 +3200,7 @@
         </w:rPr>
         <w:t xml:space="preserve"> </w:t>
       </w:r>
-      <w:commentRangeEnd w:id="0"/>
+      <w:commentRangeEnd w:id="1"/>
       <w:r>
         <w:rPr>
           <w:rStyle w:val="a4"/>
@@ -1667,7 +3208,7 @@
           <w:sz w:val="28"/>
           <w:szCs w:val="28"/>
         </w:rPr>
-        <w:commentReference w:id="0"/>
+        <w:commentReference w:id="1"/>
       </w:r>
     </w:p>
     <w:p>
@@ -2703,9 +4244,12 @@
           <w:lang w:eastAsia="ru-RU"/>
         </w:rPr>
         <w:sectPr>
+          <w:footerReference w:type="default" r:id="rId11"/>
           <w:pgSz w:w="12240" w:h="15840"/>
           <w:pgMar w:top="1134" w:right="850" w:bottom="1134" w:left="1701" w:header="720" w:footer="720" w:gutter="0"/>
           <w:cols w:space="720"/>
+          <w:titlePg/>
+          <w:docGrid w:linePitch="299"/>
         </w:sectPr>
       </w:pPr>
       <w:r>
@@ -2721,194 +4265,57 @@
     </w:p>
     <w:p>
       <w:pPr>
-        <w:widowControl w:val="0"/>
-        <w:tabs>
-          <w:tab w:val="left" w:pos="870"/>
-          <w:tab w:val="left" w:pos="31680"/>
-        </w:tabs>
-        <w:autoSpaceDE w:val="0"/>
-        <w:autoSpaceDN w:val="0"/>
-        <w:spacing w:after="0" w:line="240" w:lineRule="auto"/>
-        <w:ind w:left="360"/>
+        <w:pStyle w:val="1"/>
         <w:jc w:val="center"/>
         <w:rPr>
           <w:rFonts w:ascii="Times New Roman" w:eastAsia="Times New Roman" w:hAnsi="Times New Roman" w:cs="Times New Roman"/>
           <w:b/>
           <w:caps/>
-          <w:color w:val="363636"/>
-          <w:sz w:val="28"/>
-          <w:szCs w:val="28"/>
-          <w:lang w:eastAsia="ru-RU"/>
-        </w:rPr>
-      </w:pPr>
+          <w:color w:val="000000" w:themeColor="text1"/>
+          <w:sz w:val="28"/>
+          <w:szCs w:val="28"/>
+          <w:lang w:eastAsia="ru-RU"/>
+        </w:rPr>
+      </w:pPr>
+      <w:bookmarkStart w:id="2" w:name="_Toc239637277"/>
       <w:r>
         <w:rPr>
           <w:rFonts w:ascii="Times New Roman" w:eastAsia="Times New Roman" w:hAnsi="Times New Roman" w:cs="Times New Roman"/>
           <w:b/>
           <w:caps/>
-          <w:color w:val="3B3B3B"/>
+          <w:color w:val="000000" w:themeColor="text1"/>
           <w:sz w:val="28"/>
           <w:szCs w:val="28"/>
           <w:lang w:eastAsia="ru-RU"/>
         </w:rPr>
         <w:lastRenderedPageBreak/>
-        <w:t xml:space="preserve">2. ИНСТРУКТАЖ </w:t>
+        <w:t>2. ИНСТРУКТАЖ ПО ОЗНАКОМЛЕНИЮ С ТРЕБОВАННЯМИ ОХРАНЫ ТРУДА, ТЕХНИКИ БЕЗОПАСНОСТИ, ПОЖАРНОЙ</w:t>
       </w:r>
       <w:r>
         <w:rPr>
           <w:rFonts w:ascii="Times New Roman" w:eastAsia="Times New Roman" w:hAnsi="Times New Roman" w:cs="Times New Roman"/>
           <w:b/>
           <w:caps/>
-          <w:color w:val="3F3F3F"/>
-          <w:sz w:val="28"/>
-          <w:szCs w:val="28"/>
-          <w:lang w:eastAsia="ru-RU"/>
-        </w:rPr>
-        <w:t xml:space="preserve">ПО </w:t>
+          <w:color w:val="000000" w:themeColor="text1"/>
+          <w:sz w:val="28"/>
+          <w:szCs w:val="28"/>
+          <w:lang w:eastAsia="ru-RU"/>
+        </w:rPr>
+        <w:t xml:space="preserve"> </w:t>
       </w:r>
       <w:r>
         <w:rPr>
           <w:rFonts w:ascii="Times New Roman" w:eastAsia="Times New Roman" w:hAnsi="Times New Roman" w:cs="Times New Roman"/>
           <w:b/>
           <w:caps/>
-          <w:color w:val="3D3D3D"/>
-          <w:sz w:val="28"/>
-          <w:szCs w:val="28"/>
-          <w:lang w:eastAsia="ru-RU"/>
-        </w:rPr>
-        <w:t xml:space="preserve">ОЗНАКОМЛЕНИЮ </w:t>
-      </w:r>
-      <w:r>
-        <w:rPr>
-          <w:rFonts w:ascii="Times New Roman" w:eastAsia="Times New Roman" w:hAnsi="Times New Roman" w:cs="Times New Roman"/>
-          <w:b/>
-          <w:caps/>
-          <w:color w:val="3F3F3F"/>
-          <w:sz w:val="28"/>
-          <w:szCs w:val="28"/>
-          <w:lang w:eastAsia="ru-RU"/>
-        </w:rPr>
-        <w:t xml:space="preserve">С </w:t>
-      </w:r>
-      <w:r>
-        <w:rPr>
-          <w:rFonts w:ascii="Times New Roman" w:eastAsia="Times New Roman" w:hAnsi="Times New Roman" w:cs="Times New Roman"/>
-          <w:b/>
-          <w:caps/>
-          <w:color w:val="3B3B3B"/>
-          <w:sz w:val="28"/>
-          <w:szCs w:val="28"/>
-          <w:lang w:eastAsia="ru-RU"/>
-        </w:rPr>
-        <w:t xml:space="preserve">ТРЕБОВАННЯМИ </w:t>
-      </w:r>
-      <w:r>
-        <w:rPr>
-          <w:rFonts w:ascii="Times New Roman" w:eastAsia="Times New Roman" w:hAnsi="Times New Roman" w:cs="Times New Roman"/>
-          <w:b/>
-          <w:caps/>
-          <w:color w:val="3A3A3A"/>
-          <w:sz w:val="28"/>
-          <w:szCs w:val="28"/>
-          <w:lang w:eastAsia="ru-RU"/>
-        </w:rPr>
-        <w:t xml:space="preserve">ОХРАНЫ ТРУДА, ТЕХНИКИ </w:t>
-      </w:r>
-      <w:r>
-        <w:rPr>
-          <w:rFonts w:ascii="Times New Roman" w:eastAsia="Times New Roman" w:hAnsi="Times New Roman" w:cs="Times New Roman"/>
-          <w:b/>
-          <w:caps/>
-          <w:color w:val="3F3F3F"/>
-          <w:sz w:val="28"/>
-          <w:szCs w:val="28"/>
-          <w:lang w:eastAsia="ru-RU"/>
-        </w:rPr>
-        <w:t xml:space="preserve">БЕЗОПАСНОСТИ, </w:t>
-      </w:r>
-      <w:r>
-        <w:rPr>
-          <w:rFonts w:ascii="Times New Roman" w:eastAsia="Times New Roman" w:hAnsi="Times New Roman" w:cs="Times New Roman"/>
-          <w:b/>
-          <w:caps/>
-          <w:color w:val="363636"/>
-          <w:sz w:val="28"/>
-          <w:szCs w:val="28"/>
-          <w:lang w:eastAsia="ru-RU"/>
-        </w:rPr>
-        <w:t xml:space="preserve">ПОЖАРНОЙ  </w:t>
-      </w:r>
-    </w:p>
-    <w:p>
-      <w:pPr>
-        <w:widowControl w:val="0"/>
-        <w:tabs>
-          <w:tab w:val="left" w:pos="870"/>
-          <w:tab w:val="left" w:pos="31680"/>
-        </w:tabs>
-        <w:autoSpaceDE w:val="0"/>
-        <w:autoSpaceDN w:val="0"/>
-        <w:spacing w:after="0" w:line="240" w:lineRule="auto"/>
-        <w:ind w:left="360"/>
-        <w:jc w:val="center"/>
-        <w:rPr>
-          <w:rFonts w:ascii="Times New Roman" w:eastAsia="Times New Roman" w:hAnsi="Times New Roman" w:cs="Times New Roman"/>
-          <w:b/>
-          <w:caps/>
-          <w:color w:val="3A3A3A"/>
-          <w:sz w:val="28"/>
-          <w:szCs w:val="28"/>
-          <w:lang w:eastAsia="ru-RU"/>
-        </w:rPr>
-      </w:pPr>
-      <w:r>
-        <w:rPr>
-          <w:rFonts w:ascii="Times New Roman" w:eastAsia="Times New Roman" w:hAnsi="Times New Roman" w:cs="Times New Roman"/>
-          <w:b/>
-          <w:caps/>
-          <w:color w:val="363636"/>
-          <w:sz w:val="28"/>
-          <w:szCs w:val="28"/>
-          <w:lang w:eastAsia="ru-RU"/>
-        </w:rPr>
-        <w:t xml:space="preserve">БЕЗОПАСНОСТИ, </w:t>
-      </w:r>
-      <w:r>
-        <w:rPr>
-          <w:rFonts w:ascii="Times New Roman" w:eastAsia="Times New Roman" w:hAnsi="Times New Roman" w:cs="Times New Roman"/>
-          <w:b/>
-          <w:caps/>
-          <w:color w:val="3D3D3D"/>
-          <w:sz w:val="28"/>
-          <w:szCs w:val="28"/>
-          <w:lang w:eastAsia="ru-RU"/>
-        </w:rPr>
-        <w:t xml:space="preserve">ПРАВИЛАМ </w:t>
-      </w:r>
-      <w:r>
-        <w:rPr>
-          <w:rFonts w:ascii="Times New Roman" w:eastAsia="Times New Roman" w:hAnsi="Times New Roman" w:cs="Times New Roman"/>
-          <w:b/>
-          <w:caps/>
-          <w:color w:val="3F3F3F"/>
-          <w:sz w:val="28"/>
-          <w:szCs w:val="28"/>
-          <w:lang w:eastAsia="ru-RU"/>
-        </w:rPr>
-        <w:t xml:space="preserve">ВНУТРЕННЕГО </w:t>
-      </w:r>
-      <w:r>
-        <w:rPr>
-          <w:rFonts w:ascii="Times New Roman" w:eastAsia="Times New Roman" w:hAnsi="Times New Roman" w:cs="Times New Roman"/>
-          <w:b/>
-          <w:caps/>
-          <w:color w:val="3A3A3A"/>
-          <w:sz w:val="28"/>
-          <w:szCs w:val="28"/>
-          <w:lang w:eastAsia="ru-RU"/>
-        </w:rPr>
-        <w:t>РАСПОРЯДКА</w:t>
-      </w:r>
+          <w:color w:val="000000" w:themeColor="text1"/>
+          <w:sz w:val="28"/>
+          <w:szCs w:val="28"/>
+          <w:lang w:eastAsia="ru-RU"/>
+        </w:rPr>
+        <w:t>БЕЗОПАСНОСТИ, ПРАВИЛАМ ВНУТРЕННЕГО РАСПОРЯДКА</w:t>
+      </w:r>
+      <w:bookmarkEnd w:id="2"/>
     </w:p>
     <w:p>
       <w:pPr>
@@ -4016,87 +5423,30 @@
     </w:p>
     <w:p>
       <w:pPr>
-        <w:widowControl w:val="0"/>
-        <w:autoSpaceDE w:val="0"/>
-        <w:autoSpaceDN w:val="0"/>
-        <w:spacing w:before="100" w:beforeAutospacing="1" w:after="100" w:afterAutospacing="1" w:line="240" w:lineRule="auto"/>
+        <w:pStyle w:val="1"/>
         <w:jc w:val="center"/>
         <w:rPr>
           <w:rFonts w:ascii="Times New Roman" w:eastAsia="Times New Roman" w:hAnsi="Times New Roman" w:cs="Times New Roman"/>
           <w:b/>
-          <w:color w:val="3B3B3B"/>
-          <w:sz w:val="28"/>
-          <w:szCs w:val="28"/>
-          <w:lang w:eastAsia="ru-RU"/>
-        </w:rPr>
-      </w:pPr>
+          <w:color w:val="000000" w:themeColor="text1"/>
+          <w:sz w:val="28"/>
+          <w:szCs w:val="28"/>
+          <w:lang w:eastAsia="ru-RU"/>
+        </w:rPr>
+      </w:pPr>
+      <w:bookmarkStart w:id="3" w:name="_Toc239637278"/>
       <w:r>
         <w:rPr>
           <w:rFonts w:ascii="Times New Roman" w:eastAsia="Times New Roman" w:hAnsi="Times New Roman" w:cs="Times New Roman"/>
           <w:b/>
-          <w:color w:val="3D3D3D"/>
-          <w:sz w:val="28"/>
-          <w:szCs w:val="28"/>
-          <w:lang w:eastAsia="ru-RU"/>
-        </w:rPr>
-        <w:t xml:space="preserve">3.  ДНЕВНИК </w:t>
-      </w:r>
-      <w:r>
-        <w:rPr>
-          <w:rFonts w:ascii="Times New Roman" w:eastAsia="Times New Roman" w:hAnsi="Times New Roman" w:cs="Times New Roman"/>
-          <w:b/>
-          <w:color w:val="383838"/>
-          <w:sz w:val="28"/>
-          <w:szCs w:val="28"/>
-          <w:lang w:eastAsia="ru-RU"/>
-        </w:rPr>
-        <w:t xml:space="preserve">ПРОХОЖДЕНИЯ </w:t>
-      </w:r>
-      <w:r>
-        <w:rPr>
-          <w:rFonts w:ascii="Times New Roman" w:eastAsia="Times New Roman" w:hAnsi="Times New Roman" w:cs="Times New Roman"/>
-          <w:b/>
-          <w:color w:val="363636"/>
-          <w:sz w:val="28"/>
-          <w:szCs w:val="28"/>
-          <w:lang w:eastAsia="ru-RU"/>
-        </w:rPr>
-        <w:t>ПРАКТИКИ</w:t>
-      </w:r>
-      <w:r>
-        <w:rPr>
-          <w:rFonts w:ascii="Times New Roman" w:eastAsia="Times New Roman" w:hAnsi="Times New Roman" w:cs="Times New Roman"/>
-          <w:b/>
-          <w:color w:val="3D3D3D"/>
-          <w:sz w:val="28"/>
-          <w:szCs w:val="28"/>
-          <w:lang w:eastAsia="ru-RU"/>
-        </w:rPr>
-        <w:t xml:space="preserve">                                                                                                                                                                                                                                                                                                                                                                                                                                                                                                                                                                                                                                                                                                                                                                                                                                                                                                                                                                                                                                                                                                                                                                                                                                                                                                                                                                                                                                                                                                                                                                                                                                                                                                                                                                                                                                                                                                                                                                                                                                                                                                                                                                                                                                        </w:t>
-      </w:r>
-    </w:p>
-    <w:p>
-      <w:pPr>
-        <w:widowControl w:val="0"/>
-        <w:autoSpaceDE w:val="0"/>
-        <w:autoSpaceDN w:val="0"/>
-        <w:spacing w:before="100" w:beforeAutospacing="1" w:after="100" w:afterAutospacing="1" w:line="240" w:lineRule="auto"/>
-        <w:rPr>
-          <w:rFonts w:ascii="Times New Roman" w:eastAsia="Times New Roman" w:hAnsi="Times New Roman" w:cs="Times New Roman"/>
-          <w:sz w:val="24"/>
-          <w:szCs w:val="24"/>
-          <w:lang w:eastAsia="ru-RU"/>
-        </w:rPr>
-      </w:pPr>
-      <w:r>
-        <w:rPr>
-          <w:rFonts w:ascii="Times New Roman" w:eastAsia="Times New Roman" w:hAnsi="Times New Roman" w:cs="Times New Roman"/>
-          <w:sz w:val="24"/>
-          <w:szCs w:val="24"/>
-          <w:lang w:eastAsia="ru-RU"/>
-        </w:rPr>
-        <w:t xml:space="preserve"> </w:t>
-      </w:r>
+          <w:color w:val="000000" w:themeColor="text1"/>
+          <w:sz w:val="28"/>
+          <w:szCs w:val="28"/>
+          <w:lang w:eastAsia="ru-RU"/>
+        </w:rPr>
+        <w:t>3.  ДНЕВНИК ПРОХОЖДЕНИЯ ПРАКТИКИ</w:t>
+      </w:r>
+      <w:bookmarkEnd w:id="3"/>
     </w:p>
     <w:tbl>
       <w:tblPr>
@@ -5007,44 +6357,6 @@
     </w:tbl>
     <w:p>
       <w:pPr>
-        <w:widowControl w:val="0"/>
-        <w:autoSpaceDE w:val="0"/>
-        <w:autoSpaceDN w:val="0"/>
-        <w:spacing w:before="100" w:beforeAutospacing="1" w:after="100" w:afterAutospacing="1" w:line="240" w:lineRule="auto"/>
-        <w:rPr>
-          <w:rFonts w:ascii="Times New Roman" w:eastAsia="Times New Roman" w:hAnsi="Times New Roman" w:cs="Times New Roman"/>
-          <w:sz w:val="24"/>
-          <w:szCs w:val="24"/>
-          <w:lang w:eastAsia="ru-RU"/>
-        </w:rPr>
-      </w:pPr>
-      <w:r>
-        <w:rPr>
-          <w:rFonts w:ascii="Times New Roman" w:eastAsia="Times New Roman" w:hAnsi="Times New Roman" w:cs="Times New Roman"/>
-          <w:sz w:val="24"/>
-          <w:szCs w:val="24"/>
-          <w:lang w:eastAsia="ru-RU"/>
-        </w:rPr>
-        <w:lastRenderedPageBreak/>
-        <w:t xml:space="preserve"> </w:t>
-      </w:r>
-    </w:p>
-    <w:p>
-      <w:pPr>
-        <w:widowControl w:val="0"/>
-        <w:autoSpaceDE w:val="0"/>
-        <w:autoSpaceDN w:val="0"/>
-        <w:spacing w:before="100" w:beforeAutospacing="1" w:after="100" w:afterAutospacing="1" w:line="240" w:lineRule="auto"/>
-        <w:rPr>
-          <w:rFonts w:ascii="Times New Roman" w:eastAsia="Times New Roman" w:hAnsi="Times New Roman" w:cs="Times New Roman"/>
-          <w:sz w:val="24"/>
-          <w:szCs w:val="24"/>
-          <w:lang w:eastAsia="ru-RU"/>
-        </w:rPr>
-      </w:pPr>
-    </w:p>
-    <w:p>
-      <w:pPr>
         <w:spacing w:after="0" w:line="240" w:lineRule="auto"/>
         <w:jc w:val="center"/>
         <w:rPr>
@@ -5056,42 +6368,65 @@
           <w:szCs w:val="28"/>
         </w:rPr>
       </w:pPr>
-      <w:r>
+    </w:p>
+    <w:p>
+      <w:pPr>
+        <w:pStyle w:val="1"/>
+        <w:jc w:val="center"/>
         <w:rPr>
           <w:rFonts w:ascii="Times New Roman" w:hAnsi="Times New Roman" w:cs="Times New Roman"/>
           <w:b/>
           <w:caps/>
+          <w:color w:val="000000" w:themeColor="text1"/>
           <w:kern w:val="28"/>
           <w:sz w:val="28"/>
           <w:szCs w:val="28"/>
         </w:rPr>
-        <w:t xml:space="preserve">4. Описание проведенной работы в период прохождения </w:t>
-      </w:r>
-    </w:p>
-    <w:p>
-      <w:pPr>
-        <w:spacing w:after="0" w:line="240" w:lineRule="auto"/>
-        <w:jc w:val="center"/>
+      </w:pPr>
+      <w:bookmarkStart w:id="4" w:name="_Toc239637279"/>
+      <w:r>
         <w:rPr>
           <w:rFonts w:ascii="Times New Roman" w:hAnsi="Times New Roman" w:cs="Times New Roman"/>
           <w:b/>
           <w:caps/>
+          <w:color w:val="000000" w:themeColor="text1"/>
           <w:kern w:val="28"/>
           <w:sz w:val="28"/>
           <w:szCs w:val="28"/>
         </w:rPr>
-      </w:pPr>
-      <w:r>
+        <w:lastRenderedPageBreak/>
+        <w:t>4. Описание проведенной работы в период прохождения</w:t>
+      </w:r>
+      <w:bookmarkEnd w:id="4"/>
+    </w:p>
+    <w:p>
+      <w:pPr>
+        <w:pStyle w:val="1"/>
+        <w:jc w:val="center"/>
         <w:rPr>
           <w:rFonts w:ascii="Times New Roman" w:hAnsi="Times New Roman" w:cs="Times New Roman"/>
           <w:b/>
           <w:caps/>
+          <w:color w:val="000000" w:themeColor="text1"/>
           <w:kern w:val="28"/>
           <w:sz w:val="28"/>
           <w:szCs w:val="28"/>
         </w:rPr>
+      </w:pPr>
+      <w:bookmarkStart w:id="5" w:name="_Toc239637280"/>
+      <w:r>
+        <w:rPr>
+          <w:rFonts w:ascii="Times New Roman" w:hAnsi="Times New Roman" w:cs="Times New Roman"/>
+          <w:b/>
+          <w:caps/>
+          <w:color w:val="000000" w:themeColor="text1"/>
+          <w:kern w:val="28"/>
+          <w:sz w:val="28"/>
+          <w:szCs w:val="28"/>
+        </w:rPr>
         <w:t>практики</w:t>
       </w:r>
+      <w:bookmarkEnd w:id="5"/>
     </w:p>
     <w:p>
       <w:pPr>
@@ -5819,27 +7154,32 @@
     </w:p>
     <w:p>
       <w:pPr>
-        <w:spacing w:before="200" w:after="120" w:line="360" w:lineRule="auto"/>
+        <w:pStyle w:val="2"/>
+        <w:spacing w:line="360" w:lineRule="auto"/>
         <w:ind w:firstLine="709"/>
         <w:jc w:val="both"/>
         <w:rPr>
           <w:rFonts w:ascii="Times New Roman" w:eastAsia="Times New Roman" w:hAnsi="Times New Roman" w:cs="Times New Roman"/>
           <w:b/>
-          <w:sz w:val="28"/>
-          <w:szCs w:val="28"/>
-          <w:lang w:eastAsia="ru-RU"/>
-        </w:rPr>
-      </w:pPr>
+          <w:color w:val="000000" w:themeColor="text1"/>
+          <w:sz w:val="28"/>
+          <w:szCs w:val="28"/>
+          <w:lang w:eastAsia="ru-RU"/>
+        </w:rPr>
+      </w:pPr>
+      <w:bookmarkStart w:id="6" w:name="_Toc239637281"/>
       <w:r>
         <w:rPr>
           <w:rFonts w:ascii="Times New Roman" w:eastAsia="Times New Roman" w:hAnsi="Times New Roman" w:cs="Times New Roman"/>
           <w:b/>
+          <w:color w:val="000000" w:themeColor="text1"/>
           <w:sz w:val="28"/>
           <w:szCs w:val="28"/>
           <w:lang w:eastAsia="ru-RU"/>
         </w:rPr>
         <w:t>1. Социальное взаимодействие и роль в команде</w:t>
       </w:r>
+      <w:bookmarkEnd w:id="6"/>
     </w:p>
     <w:p>
       <w:pPr>
@@ -5860,17 +7200,7 @@
           <w:szCs w:val="28"/>
           <w:lang w:eastAsia="ru-RU"/>
         </w:rPr>
-        <w:t xml:space="preserve">Эффективное социальное взаимодействие в команде строится на распределении ролей, регулярном обмене информацией о ходе работы и готовности учитывать мнение других участников. В IT-проектах распространены такие роли, как постановщик задачи (заказчик), исполнитель (разработчик), </w:t>
-      </w:r>
-      <w:r>
-        <w:rPr>
-          <w:rFonts w:ascii="Times New Roman" w:eastAsia="Times New Roman" w:hAnsi="Times New Roman" w:cs="Times New Roman"/>
-          <w:sz w:val="28"/>
-          <w:szCs w:val="28"/>
-          <w:lang w:eastAsia="ru-RU"/>
-        </w:rPr>
-        <w:lastRenderedPageBreak/>
-        <w:t>тестировщик и аналитик, при этом один человек может совмещать несколько ролей, особенно на небольших или самостоятельных проектах.</w:t>
+        <w:t>Эффективное социальное взаимодействие в команде строится на распределении ролей, регулярном обмене информацией о ходе работы и готовности учитывать мнение других участников. В IT-проектах распространены такие роли, как постановщик задачи (заказчик), исполнитель (разработчик), тестировщик и аналитик, при этом один человек может совмещать несколько ролей, особенно на небольших или самостоятельных проектах.</w:t>
       </w:r>
     </w:p>
     <w:p>
@@ -5892,32 +7222,38 @@
           <w:szCs w:val="28"/>
           <w:lang w:eastAsia="ru-RU"/>
         </w:rPr>
+        <w:lastRenderedPageBreak/>
         <w:t>В рамках прохождения практики была реализована роль исполнителя и аналитика на примере индивидуального проекта по сбору данных: самостоятельно формулировалась задача (какие данные необходимо собрать), выбирался инструмент для её решения, проводилось тестирование результата и его оценка на соответствие первоначальным требованиям. Такой формат работы характерен для фриланс-проектов, где студент выступает одновременно и исполнителем технического задания, и лицом, ответственным за коммуникацию с заказчиком.</w:t>
       </w:r>
     </w:p>
     <w:p>
       <w:pPr>
-        <w:spacing w:before="200" w:after="120" w:line="360" w:lineRule="auto"/>
+        <w:pStyle w:val="2"/>
+        <w:spacing w:line="360" w:lineRule="auto"/>
         <w:ind w:firstLine="709"/>
         <w:jc w:val="both"/>
         <w:rPr>
           <w:rFonts w:ascii="Times New Roman" w:eastAsia="Times New Roman" w:hAnsi="Times New Roman" w:cs="Times New Roman"/>
           <w:b/>
-          <w:sz w:val="28"/>
-          <w:szCs w:val="28"/>
-          <w:lang w:eastAsia="ru-RU"/>
-        </w:rPr>
-      </w:pPr>
+          <w:color w:val="000000" w:themeColor="text1"/>
+          <w:sz w:val="28"/>
+          <w:szCs w:val="28"/>
+          <w:lang w:eastAsia="ru-RU"/>
+        </w:rPr>
+      </w:pPr>
+      <w:bookmarkStart w:id="7" w:name="_Toc239637282"/>
       <w:r>
         <w:rPr>
           <w:rFonts w:ascii="Times New Roman" w:eastAsia="Times New Roman" w:hAnsi="Times New Roman" w:cs="Times New Roman"/>
           <w:b/>
+          <w:color w:val="000000" w:themeColor="text1"/>
           <w:sz w:val="28"/>
           <w:szCs w:val="28"/>
           <w:lang w:eastAsia="ru-RU"/>
         </w:rPr>
         <w:t>2. Деловая коммуникация в устной и письменной формах</w:t>
       </w:r>
+      <w:bookmarkEnd w:id="7"/>
     </w:p>
     <w:p>
       <w:pPr>
@@ -6019,28 +7355,32 @@
     </w:p>
     <w:p>
       <w:pPr>
-        <w:spacing w:before="200" w:after="120" w:line="360" w:lineRule="auto"/>
+        <w:pStyle w:val="2"/>
+        <w:spacing w:line="360" w:lineRule="auto"/>
         <w:ind w:firstLine="709"/>
         <w:jc w:val="both"/>
         <w:rPr>
           <w:rFonts w:ascii="Times New Roman" w:eastAsia="Times New Roman" w:hAnsi="Times New Roman" w:cs="Times New Roman"/>
           <w:b/>
-          <w:sz w:val="28"/>
-          <w:szCs w:val="28"/>
-          <w:lang w:eastAsia="ru-RU"/>
-        </w:rPr>
-      </w:pPr>
+          <w:color w:val="000000" w:themeColor="text1"/>
+          <w:sz w:val="28"/>
+          <w:szCs w:val="28"/>
+          <w:lang w:eastAsia="ru-RU"/>
+        </w:rPr>
+      </w:pPr>
+      <w:bookmarkStart w:id="8" w:name="_Toc239637283"/>
       <w:r>
         <w:rPr>
           <w:rFonts w:ascii="Times New Roman" w:eastAsia="Times New Roman" w:hAnsi="Times New Roman" w:cs="Times New Roman"/>
           <w:b/>
-          <w:sz w:val="28"/>
-          <w:szCs w:val="28"/>
-          <w:lang w:eastAsia="ru-RU"/>
-        </w:rPr>
-        <w:lastRenderedPageBreak/>
+          <w:color w:val="000000" w:themeColor="text1"/>
+          <w:sz w:val="28"/>
+          <w:szCs w:val="28"/>
+          <w:lang w:eastAsia="ru-RU"/>
+        </w:rPr>
         <w:t>3. Современные информационные технологии в профессиональной деятельности</w:t>
       </w:r>
+      <w:bookmarkEnd w:id="8"/>
     </w:p>
     <w:p>
       <w:pPr>
@@ -6061,7 +7401,17 @@
           <w:szCs w:val="28"/>
           <w:lang w:eastAsia="ru-RU"/>
         </w:rPr>
-        <w:t>К современным информационным технологиям, широко используемым при решении задач профессиональной деятельности в области разработки программного обеспечения и анализа данных, относятся: языки программирования высокого уровня (Python, JavaScript), библиотеки и фреймворки для автоматизации сбора и обработки данных (requests, BeautifulSoup, Selenium), средства работы с табличными данными (</w:t>
+        <w:t xml:space="preserve">К современным информационным технологиям, широко используемым при решении задач профессиональной деятельности в области разработки </w:t>
+      </w:r>
+      <w:r>
+        <w:rPr>
+          <w:rFonts w:ascii="Times New Roman" w:eastAsia="Times New Roman" w:hAnsi="Times New Roman" w:cs="Times New Roman"/>
+          <w:sz w:val="28"/>
+          <w:szCs w:val="28"/>
+          <w:lang w:eastAsia="ru-RU"/>
+        </w:rPr>
+        <w:lastRenderedPageBreak/>
+        <w:t>программного обеспечения и анализа данных, относятся: языки программирования высокого уровня (Python, JavaScript), библиотеки и фреймворки для автоматизации сбора и обработки данных (requests, BeautifulSoup, Selenium), средства работы с табличными данными (</w:t>
       </w:r>
       <w:r>
         <w:rPr>
@@ -6084,27 +7434,32 @@
     </w:p>
     <w:p>
       <w:pPr>
-        <w:spacing w:before="200" w:after="120" w:line="360" w:lineRule="auto"/>
+        <w:pStyle w:val="2"/>
+        <w:spacing w:line="360" w:lineRule="auto"/>
         <w:ind w:firstLine="709"/>
         <w:jc w:val="both"/>
         <w:rPr>
           <w:rFonts w:ascii="Times New Roman" w:eastAsia="Times New Roman" w:hAnsi="Times New Roman" w:cs="Times New Roman"/>
           <w:b/>
-          <w:sz w:val="28"/>
-          <w:szCs w:val="28"/>
-          <w:lang w:eastAsia="ru-RU"/>
-        </w:rPr>
-      </w:pPr>
+          <w:color w:val="000000" w:themeColor="text1"/>
+          <w:sz w:val="28"/>
+          <w:szCs w:val="28"/>
+          <w:lang w:eastAsia="ru-RU"/>
+        </w:rPr>
+      </w:pPr>
+      <w:bookmarkStart w:id="9" w:name="_Toc239637284"/>
       <w:r>
         <w:rPr>
           <w:rFonts w:ascii="Times New Roman" w:eastAsia="Times New Roman" w:hAnsi="Times New Roman" w:cs="Times New Roman"/>
           <w:b/>
+          <w:color w:val="000000" w:themeColor="text1"/>
           <w:sz w:val="28"/>
           <w:szCs w:val="28"/>
           <w:lang w:eastAsia="ru-RU"/>
         </w:rPr>
         <w:t>4. Анализ программного средства и практический пример его применения (индивидуальное задание)</w:t>
       </w:r>
+      <w:bookmarkEnd w:id="9"/>
     </w:p>
     <w:p>
       <w:pPr>
@@ -6183,7 +7538,25 @@
           <w:szCs w:val="28"/>
           <w:lang w:eastAsia="ru-RU"/>
         </w:rPr>
-        <w:t xml:space="preserve">00 бойцов UFC (весовая категория, спортивный рекорд) с последующей выгрузкой результата в </w:t>
+        <w:t xml:space="preserve">00 бойцов UFC (весовая категория, спортивный рекорд) с последующей выгрузкой результата в единый файл формата </w:t>
+      </w:r>
+      <w:r>
+        <w:rPr>
+          <w:rFonts w:ascii="Times New Roman" w:eastAsia="Times New Roman" w:hAnsi="Times New Roman" w:cs="Times New Roman"/>
+          <w:sz w:val="28"/>
+          <w:szCs w:val="28"/>
+          <w:lang w:val="en-US" w:eastAsia="ru-RU"/>
+        </w:rPr>
+        <w:t>CSV</w:t>
+      </w:r>
+      <w:r>
+        <w:rPr>
+          <w:rFonts w:ascii="Times New Roman" w:eastAsia="Times New Roman" w:hAnsi="Times New Roman" w:cs="Times New Roman"/>
+          <w:sz w:val="28"/>
+          <w:szCs w:val="28"/>
+          <w:lang w:eastAsia="ru-RU"/>
+        </w:rPr>
+        <w:t xml:space="preserve">. Первоначальная версия программы была реализована на основе Selenium и работала корректно, однако оказалась крайне неэффективной по скорости: для получения данных требовалась многократная, </w:t>
       </w:r>
       <w:r>
         <w:rPr>
@@ -6193,25 +7566,7 @@
           <w:lang w:eastAsia="ru-RU"/>
         </w:rPr>
         <w:lastRenderedPageBreak/>
-        <w:t xml:space="preserve">единый файл формата </w:t>
-      </w:r>
-      <w:r>
-        <w:rPr>
-          <w:rFonts w:ascii="Times New Roman" w:eastAsia="Times New Roman" w:hAnsi="Times New Roman" w:cs="Times New Roman"/>
-          <w:sz w:val="28"/>
-          <w:szCs w:val="28"/>
-          <w:lang w:val="en-US" w:eastAsia="ru-RU"/>
-        </w:rPr>
-        <w:t>CSV</w:t>
-      </w:r>
-      <w:r>
-        <w:rPr>
-          <w:rFonts w:ascii="Times New Roman" w:eastAsia="Times New Roman" w:hAnsi="Times New Roman" w:cs="Times New Roman"/>
-          <w:sz w:val="28"/>
-          <w:szCs w:val="28"/>
-          <w:lang w:eastAsia="ru-RU"/>
-        </w:rPr>
-        <w:t>. Первоначальная версия программы была реализована на основе Selenium и работала корректно, однако оказалась крайне неэффективной по скорости: для получения данных требовалась многократная, циклическая перезагрузка одной и той же страницы с постраничным выводом результатов, что занимало значительное время.</w:t>
+        <w:t>циклическая перезагрузка одной и той же страницы с постраничным выводом результатов, что занимало значительное время.</w:t>
       </w:r>
     </w:p>
     <w:p>
@@ -6535,67 +7890,67 @@
           <w:szCs w:val="20"/>
           <w:lang w:val="en-US" w:eastAsia="ru-RU"/>
         </w:rPr>
+        <w:t xml:space="preserve">        else:</w:t>
+      </w:r>
+    </w:p>
+    <w:p>
+      <w:pPr>
+        <w:spacing w:after="120" w:line="240" w:lineRule="auto"/>
+        <w:rPr>
+          <w:rFonts w:ascii="Courier New" w:eastAsia="Times New Roman" w:hAnsi="Courier New" w:cs="Courier New"/>
+          <w:sz w:val="20"/>
+          <w:szCs w:val="20"/>
+          <w:lang w:val="en-US" w:eastAsia="ru-RU"/>
+        </w:rPr>
+      </w:pPr>
+      <w:r>
+        <w:rPr>
+          <w:rFonts w:ascii="Courier New" w:eastAsia="Times New Roman" w:hAnsi="Courier New" w:cs="Courier New"/>
+          <w:sz w:val="20"/>
+          <w:szCs w:val="20"/>
+          <w:lang w:val="en-US" w:eastAsia="ru-RU"/>
+        </w:rPr>
+        <w:t xml:space="preserve">            continue</w:t>
+      </w:r>
+    </w:p>
+    <w:p>
+      <w:pPr>
+        <w:spacing w:after="120" w:line="240" w:lineRule="auto"/>
+        <w:rPr>
+          <w:rFonts w:ascii="Courier New" w:eastAsia="Times New Roman" w:hAnsi="Courier New" w:cs="Courier New"/>
+          <w:sz w:val="20"/>
+          <w:szCs w:val="20"/>
+          <w:lang w:val="en-US" w:eastAsia="ru-RU"/>
+        </w:rPr>
+      </w:pPr>
+      <w:r>
+        <w:rPr>
+          <w:rFonts w:ascii="Courier New" w:eastAsia="Times New Roman" w:hAnsi="Courier New" w:cs="Courier New"/>
+          <w:sz w:val="20"/>
+          <w:szCs w:val="20"/>
+          <w:lang w:val="en-US" w:eastAsia="ru-RU"/>
+        </w:rPr>
+        <w:t xml:space="preserve">        weight_class = weight_class_tag.get_text().strip() if weight_class_tag else ''</w:t>
+      </w:r>
+    </w:p>
+    <w:p>
+      <w:pPr>
+        <w:spacing w:after="120" w:line="240" w:lineRule="auto"/>
+        <w:rPr>
+          <w:rFonts w:ascii="Courier New" w:eastAsia="Times New Roman" w:hAnsi="Courier New" w:cs="Courier New"/>
+          <w:sz w:val="20"/>
+          <w:szCs w:val="20"/>
+          <w:lang w:val="en-US" w:eastAsia="ru-RU"/>
+        </w:rPr>
+      </w:pPr>
+      <w:r>
+        <w:rPr>
+          <w:rFonts w:ascii="Courier New" w:eastAsia="Times New Roman" w:hAnsi="Courier New" w:cs="Courier New"/>
+          <w:sz w:val="20"/>
+          <w:szCs w:val="20"/>
+          <w:lang w:val="en-US" w:eastAsia="ru-RU"/>
+        </w:rPr>
         <w:lastRenderedPageBreak/>
-        <w:t xml:space="preserve">        else:</w:t>
-      </w:r>
-    </w:p>
-    <w:p>
-      <w:pPr>
-        <w:spacing w:after="120" w:line="240" w:lineRule="auto"/>
-        <w:rPr>
-          <w:rFonts w:ascii="Courier New" w:eastAsia="Times New Roman" w:hAnsi="Courier New" w:cs="Courier New"/>
-          <w:sz w:val="20"/>
-          <w:szCs w:val="20"/>
-          <w:lang w:val="en-US" w:eastAsia="ru-RU"/>
-        </w:rPr>
-      </w:pPr>
-      <w:r>
-        <w:rPr>
-          <w:rFonts w:ascii="Courier New" w:eastAsia="Times New Roman" w:hAnsi="Courier New" w:cs="Courier New"/>
-          <w:sz w:val="20"/>
-          <w:szCs w:val="20"/>
-          <w:lang w:val="en-US" w:eastAsia="ru-RU"/>
-        </w:rPr>
-        <w:t xml:space="preserve">            continue</w:t>
-      </w:r>
-    </w:p>
-    <w:p>
-      <w:pPr>
-        <w:spacing w:after="120" w:line="240" w:lineRule="auto"/>
-        <w:rPr>
-          <w:rFonts w:ascii="Courier New" w:eastAsia="Times New Roman" w:hAnsi="Courier New" w:cs="Courier New"/>
-          <w:sz w:val="20"/>
-          <w:szCs w:val="20"/>
-          <w:lang w:val="en-US" w:eastAsia="ru-RU"/>
-        </w:rPr>
-      </w:pPr>
-      <w:r>
-        <w:rPr>
-          <w:rFonts w:ascii="Courier New" w:eastAsia="Times New Roman" w:hAnsi="Courier New" w:cs="Courier New"/>
-          <w:sz w:val="20"/>
-          <w:szCs w:val="20"/>
-          <w:lang w:val="en-US" w:eastAsia="ru-RU"/>
-        </w:rPr>
-        <w:t xml:space="preserve">        weight_class = weight_class_tag.get_text().strip() if weight_class_tag else ''</w:t>
-      </w:r>
-    </w:p>
-    <w:p>
-      <w:pPr>
-        <w:spacing w:after="120" w:line="240" w:lineRule="auto"/>
-        <w:rPr>
-          <w:rFonts w:ascii="Courier New" w:eastAsia="Times New Roman" w:hAnsi="Courier New" w:cs="Courier New"/>
-          <w:sz w:val="20"/>
-          <w:szCs w:val="20"/>
-          <w:lang w:val="en-US" w:eastAsia="ru-RU"/>
-        </w:rPr>
-      </w:pPr>
-      <w:r>
-        <w:rPr>
-          <w:rFonts w:ascii="Courier New" w:eastAsia="Times New Roman" w:hAnsi="Courier New" w:cs="Courier New"/>
-          <w:sz w:val="20"/>
-          <w:szCs w:val="20"/>
-          <w:lang w:val="en-US" w:eastAsia="ru-RU"/>
-        </w:rPr>
         <w:t xml:space="preserve">        record = record_tag.get_text().strip() if record_tag else ''</w:t>
       </w:r>
     </w:p>
@@ -6816,27 +8171,32 @@
     </w:p>
     <w:p>
       <w:pPr>
-        <w:spacing w:before="200" w:after="120" w:line="360" w:lineRule="auto"/>
+        <w:pStyle w:val="2"/>
+        <w:spacing w:line="360" w:lineRule="auto"/>
         <w:ind w:firstLine="709"/>
         <w:jc w:val="both"/>
         <w:rPr>
           <w:rFonts w:ascii="Times New Roman" w:eastAsia="Times New Roman" w:hAnsi="Times New Roman" w:cs="Times New Roman"/>
           <w:b/>
-          <w:sz w:val="28"/>
-          <w:szCs w:val="28"/>
-          <w:lang w:eastAsia="ru-RU"/>
-        </w:rPr>
-      </w:pPr>
+          <w:color w:val="000000" w:themeColor="text1"/>
+          <w:sz w:val="28"/>
+          <w:szCs w:val="28"/>
+          <w:lang w:eastAsia="ru-RU"/>
+        </w:rPr>
+      </w:pPr>
+      <w:bookmarkStart w:id="10" w:name="_Toc239637285"/>
       <w:r>
         <w:rPr>
           <w:rFonts w:ascii="Times New Roman" w:eastAsia="Times New Roman" w:hAnsi="Times New Roman" w:cs="Times New Roman"/>
           <w:b/>
+          <w:color w:val="000000" w:themeColor="text1"/>
           <w:sz w:val="28"/>
           <w:szCs w:val="28"/>
           <w:lang w:eastAsia="ru-RU"/>
         </w:rPr>
         <w:t>5. Оформление отчёта в соответствии с ГОСТ</w:t>
       </w:r>
+      <w:bookmarkEnd w:id="10"/>
     </w:p>
     <w:p>
       <w:pPr>
@@ -6857,42 +8217,38 @@
           <w:szCs w:val="28"/>
           <w:lang w:eastAsia="ru-RU"/>
         </w:rPr>
-        <w:t xml:space="preserve">При подготовке отчёта о прохождении учебной практики использовались требования ГОСТ, регламентирующего оформление научных публикаций, докладов и отчётов о научно-исследовательской работе (в частности, требования к структуре текста, оформлению заголовков разделов, нумерации и общему </w:t>
-      </w:r>
-      <w:r>
-        <w:rPr>
-          <w:rFonts w:ascii="Times New Roman" w:eastAsia="Times New Roman" w:hAnsi="Times New Roman" w:cs="Times New Roman"/>
-          <w:sz w:val="28"/>
-          <w:szCs w:val="28"/>
-          <w:lang w:eastAsia="ru-RU"/>
-        </w:rPr>
-        <w:lastRenderedPageBreak/>
-        <w:t>оформлению документа). Соблюдение данных требований обеспечивает единообразие оформления отчётной документации и соответствует общепринятым нормам деловой и научной письменной коммуникации.</w:t>
-      </w:r>
-    </w:p>
-    <w:p>
-      <w:pPr>
-        <w:spacing w:before="200" w:after="120" w:line="360" w:lineRule="auto"/>
+        <w:t>При подготовке отчёта о прохождении учебной практики использовались требования ГОСТ, регламентирующего оформление научных публикаций, докладов и отчётов о научно-исследовательской работе (в частности, требования к структуре текста, оформлению заголовков разделов, нумерации и общему оформлению документа). Соблюдение данных требований обеспечивает единообразие оформления отчётной документации и соответствует общепринятым нормам деловой и научной письменной коммуникации.</w:t>
+      </w:r>
+    </w:p>
+    <w:p>
+      <w:pPr>
+        <w:pStyle w:val="2"/>
+        <w:spacing w:line="360" w:lineRule="auto"/>
         <w:ind w:firstLine="709"/>
         <w:jc w:val="both"/>
         <w:rPr>
           <w:rFonts w:ascii="Times New Roman" w:eastAsia="Times New Roman" w:hAnsi="Times New Roman" w:cs="Times New Roman"/>
           <w:b/>
-          <w:sz w:val="28"/>
-          <w:szCs w:val="28"/>
-          <w:lang w:eastAsia="ru-RU"/>
-        </w:rPr>
-      </w:pPr>
+          <w:color w:val="000000" w:themeColor="text1"/>
+          <w:sz w:val="28"/>
+          <w:szCs w:val="28"/>
+          <w:lang w:eastAsia="ru-RU"/>
+        </w:rPr>
+      </w:pPr>
+      <w:bookmarkStart w:id="11" w:name="_Toc239637286"/>
       <w:r>
         <w:rPr>
           <w:rFonts w:ascii="Times New Roman" w:eastAsia="Times New Roman" w:hAnsi="Times New Roman" w:cs="Times New Roman"/>
           <w:b/>
-          <w:sz w:val="28"/>
-          <w:szCs w:val="28"/>
-          <w:lang w:eastAsia="ru-RU"/>
-        </w:rPr>
+          <w:color w:val="000000" w:themeColor="text1"/>
+          <w:sz w:val="28"/>
+          <w:szCs w:val="28"/>
+          <w:lang w:eastAsia="ru-RU"/>
+        </w:rPr>
+        <w:lastRenderedPageBreak/>
         <w:t>Заключение</w:t>
       </w:r>
+      <w:bookmarkEnd w:id="11"/>
     </w:p>
     <w:p>
       <w:pPr>
@@ -6932,13 +8288,44 @@
     </w:p>
     <w:p>
       <w:pPr>
+        <w:pStyle w:val="1"/>
+        <w:spacing w:line="360" w:lineRule="auto"/>
+        <w:ind w:firstLine="709"/>
+        <w:jc w:val="both"/>
+        <w:rPr>
+          <w:rFonts w:ascii="Times New Roman" w:eastAsia="Times New Roman" w:hAnsi="Times New Roman" w:cs="Times New Roman"/>
+          <w:b/>
+          <w:bCs/>
+          <w:iCs/>
+          <w:color w:val="000000" w:themeColor="text1"/>
+          <w:sz w:val="28"/>
+          <w:szCs w:val="28"/>
+          <w:lang w:eastAsia="ru-RU"/>
+        </w:rPr>
+      </w:pPr>
+      <w:bookmarkStart w:id="12" w:name="_Toc239637287"/>
+      <w:r>
+        <w:rPr>
+          <w:rFonts w:ascii="Times New Roman" w:eastAsia="Times New Roman" w:hAnsi="Times New Roman" w:cs="Times New Roman"/>
+          <w:b/>
+          <w:bCs/>
+          <w:iCs/>
+          <w:color w:val="000000" w:themeColor="text1"/>
+          <w:sz w:val="28"/>
+          <w:szCs w:val="28"/>
+          <w:lang w:eastAsia="ru-RU"/>
+        </w:rPr>
+        <w:t>Список использованных источников</w:t>
+      </w:r>
+      <w:bookmarkEnd w:id="12"/>
+    </w:p>
+    <w:p>
+      <w:pPr>
         <w:spacing w:after="0" w:line="360" w:lineRule="auto"/>
         <w:ind w:firstLine="709"/>
         <w:jc w:val="both"/>
         <w:rPr>
           <w:rFonts w:ascii="Times New Roman" w:eastAsia="Times New Roman" w:hAnsi="Times New Roman" w:cs="Times New Roman"/>
-          <w:b/>
-          <w:bCs/>
           <w:iCs/>
           <w:sz w:val="28"/>
           <w:szCs w:val="28"/>
@@ -6948,21 +8335,14 @@
       <w:r>
         <w:rPr>
           <w:rFonts w:ascii="Times New Roman" w:eastAsia="Times New Roman" w:hAnsi="Times New Roman" w:cs="Times New Roman"/>
-          <w:b/>
-          <w:bCs/>
           <w:iCs/>
           <w:sz w:val="28"/>
           <w:szCs w:val="28"/>
           <w:lang w:eastAsia="ru-RU"/>
         </w:rPr>
-        <w:t>Список использованных источников</w:t>
-      </w:r>
-    </w:p>
-    <w:p>
-      <w:pPr>
-        <w:spacing w:after="0" w:line="360" w:lineRule="auto"/>
-        <w:ind w:firstLine="709"/>
-        <w:jc w:val="both"/>
+        <w:t>1. Официальный сайт UFC [Электронный ресурс]. – URL:</w:t>
+      </w:r>
+      <w:r>
         <w:rPr>
           <w:rFonts w:ascii="Times New Roman" w:eastAsia="Times New Roman" w:hAnsi="Times New Roman" w:cs="Times New Roman"/>
           <w:iCs/>
@@ -6970,28 +8350,9 @@
           <w:szCs w:val="28"/>
           <w:lang w:eastAsia="ru-RU"/>
         </w:rPr>
-      </w:pPr>
-      <w:r>
-        <w:rPr>
-          <w:rFonts w:ascii="Times New Roman" w:eastAsia="Times New Roman" w:hAnsi="Times New Roman" w:cs="Times New Roman"/>
-          <w:iCs/>
-          <w:sz w:val="28"/>
-          <w:szCs w:val="28"/>
-          <w:lang w:eastAsia="ru-RU"/>
-        </w:rPr>
-        <w:t>1. Официальный сайт UFC [Электронный ресурс]. – URL:</w:t>
-      </w:r>
-      <w:r>
-        <w:rPr>
-          <w:rFonts w:ascii="Times New Roman" w:eastAsia="Times New Roman" w:hAnsi="Times New Roman" w:cs="Times New Roman"/>
-          <w:iCs/>
-          <w:sz w:val="28"/>
-          <w:szCs w:val="28"/>
-          <w:lang w:eastAsia="ru-RU"/>
-        </w:rPr>
         <w:t xml:space="preserve"> </w:t>
       </w:r>
-      <w:hyperlink r:id="rId10" w:history="1">
+      <w:hyperlink r:id="rId12" w:history="1">
         <w:r>
           <w:rPr>
             <w:rStyle w:val="ab"/>
@@ -7068,7 +8429,7 @@
         </w:rPr>
         <w:t xml:space="preserve">]. – URL: </w:t>
       </w:r>
-      <w:hyperlink r:id="rId11" w:history="1">
+      <w:hyperlink r:id="rId13" w:history="1">
         <w:r>
           <w:rPr>
             <w:rStyle w:val="ab"/>
@@ -7145,7 +8506,7 @@
         </w:rPr>
         <w:t xml:space="preserve">]. – URL: </w:t>
       </w:r>
-      <w:hyperlink r:id="rId12" w:history="1">
+      <w:hyperlink r:id="rId14" w:history="1">
         <w:r>
           <w:rPr>
             <w:rStyle w:val="ab"/>
@@ -7251,7 +8612,7 @@
         </w:rPr>
         <w:t xml:space="preserve">]. – URL: </w:t>
       </w:r>
-      <w:hyperlink r:id="rId13" w:history="1">
+      <w:hyperlink r:id="rId15" w:history="1">
         <w:r>
           <w:rPr>
             <w:rStyle w:val="ab"/>
@@ -8940,6 +10301,7 @@
     </w:p>
     <w:p>
       <w:pPr>
+        <w:pStyle w:val="1"/>
         <w:spacing w:line="360" w:lineRule="auto"/>
         <w:ind w:firstLine="709"/>
         <w:jc w:val="both"/>
@@ -8947,21 +10309,25 @@
           <w:rFonts w:ascii="Times New Roman" w:hAnsi="Times New Roman" w:cs="Times New Roman"/>
           <w:b/>
           <w:bCs/>
-          <w:sz w:val="28"/>
-          <w:szCs w:val="28"/>
-        </w:rPr>
-      </w:pPr>
+          <w:color w:val="000000" w:themeColor="text1"/>
+          <w:sz w:val="28"/>
+          <w:szCs w:val="28"/>
+        </w:rPr>
+      </w:pPr>
+      <w:bookmarkStart w:id="13" w:name="_Toc239637288"/>
       <w:r>
         <w:rPr>
           <w:rFonts w:ascii="Times New Roman" w:hAnsi="Times New Roman" w:cs="Times New Roman"/>
           <w:b/>
           <w:bCs/>
+          <w:color w:val="000000" w:themeColor="text1"/>
           <w:sz w:val="28"/>
           <w:szCs w:val="28"/>
         </w:rPr>
         <w:lastRenderedPageBreak/>
         <w:t>ПРИЛОЖЕНИЕ А</w:t>
       </w:r>
+      <w:bookmarkEnd w:id="13"/>
     </w:p>
     <w:p>
       <w:pPr>
@@ -9378,9 +10744,25 @@
           <w:rFonts w:ascii="Courier New" w:hAnsi="Courier New" w:cs="Courier New"/>
           <w:sz w:val="20"/>
           <w:szCs w:val="20"/>
+        </w:rPr>
+      </w:pPr>
+      <w:r>
+        <w:rPr>
+          <w:rFonts w:ascii="Courier New" w:hAnsi="Courier New" w:cs="Courier New"/>
+          <w:sz w:val="20"/>
+          <w:szCs w:val="20"/>
           <w:lang w:val="en-US"/>
         </w:rPr>
-      </w:pPr>
+        <w:t xml:space="preserve">    print(f'</w:t>
+      </w:r>
+      <w:r>
+        <w:rPr>
+          <w:rFonts w:ascii="Courier New" w:hAnsi="Courier New" w:cs="Courier New"/>
+          <w:sz w:val="20"/>
+          <w:szCs w:val="20"/>
+        </w:rPr>
+        <w:t>Карточек</w:t>
+      </w:r>
       <w:r>
         <w:rPr>
           <w:rFonts w:ascii="Courier New" w:hAnsi="Courier New" w:cs="Courier New"/>
@@ -9388,6 +10770,940 @@
           <w:szCs w:val="20"/>
           <w:lang w:val="en-US"/>
         </w:rPr>
+        <w:t xml:space="preserve"> </w:t>
+      </w:r>
+      <w:r>
+        <w:rPr>
+          <w:rFonts w:ascii="Courier New" w:hAnsi="Courier New" w:cs="Courier New"/>
+          <w:sz w:val="20"/>
+          <w:szCs w:val="20"/>
+        </w:rPr>
+        <w:t>найдено</w:t>
+      </w:r>
+      <w:r>
+        <w:rPr>
+          <w:rFonts w:ascii="Courier New" w:hAnsi="Courier New" w:cs="Courier New"/>
+          <w:sz w:val="20"/>
+          <w:szCs w:val="20"/>
+          <w:lang w:val="en-US"/>
+        </w:rPr>
+        <w:t>: {len(cards)}')</w:t>
+      </w:r>
+    </w:p>
+    <w:p>
+      <w:pPr>
+        <w:spacing w:line="240" w:lineRule="auto"/>
+        <w:rPr>
+          <w:rFonts w:ascii="Courier New" w:hAnsi="Courier New" w:cs="Courier New"/>
+          <w:sz w:val="20"/>
+          <w:szCs w:val="20"/>
+          <w:lang w:val="en-US"/>
+        </w:rPr>
+      </w:pPr>
+      <w:r>
+        <w:rPr>
+          <w:rFonts w:ascii="Courier New" w:hAnsi="Courier New" w:cs="Courier New"/>
+          <w:sz w:val="20"/>
+          <w:szCs w:val="20"/>
+          <w:lang w:val="en-US"/>
+        </w:rPr>
+        <w:t xml:space="preserve">    for card in cards:</w:t>
+      </w:r>
+    </w:p>
+    <w:p>
+      <w:pPr>
+        <w:spacing w:line="240" w:lineRule="auto"/>
+        <w:rPr>
+          <w:rFonts w:ascii="Courier New" w:hAnsi="Courier New" w:cs="Courier New"/>
+          <w:sz w:val="20"/>
+          <w:szCs w:val="20"/>
+          <w:lang w:val="en-US"/>
+        </w:rPr>
+      </w:pPr>
+      <w:r>
+        <w:rPr>
+          <w:rFonts w:ascii="Courier New" w:hAnsi="Courier New" w:cs="Courier New"/>
+          <w:sz w:val="20"/>
+          <w:szCs w:val="20"/>
+          <w:lang w:val="en-US"/>
+        </w:rPr>
+        <w:t xml:space="preserve">        name_tag = card.find('span', class_='c-listing-athlete__name')</w:t>
+      </w:r>
+    </w:p>
+    <w:p>
+      <w:pPr>
+        <w:spacing w:line="240" w:lineRule="auto"/>
+        <w:rPr>
+          <w:rFonts w:ascii="Courier New" w:hAnsi="Courier New" w:cs="Courier New"/>
+          <w:sz w:val="20"/>
+          <w:szCs w:val="20"/>
+          <w:lang w:val="en-US"/>
+        </w:rPr>
+      </w:pPr>
+      <w:r>
+        <w:rPr>
+          <w:rFonts w:ascii="Courier New" w:hAnsi="Courier New" w:cs="Courier New"/>
+          <w:sz w:val="20"/>
+          <w:szCs w:val="20"/>
+          <w:lang w:val="en-US"/>
+        </w:rPr>
+        <w:t xml:space="preserve">        weight_class_tag = card.find('span', class_ = 'c-listing-athlete__title')</w:t>
+      </w:r>
+    </w:p>
+    <w:p>
+      <w:pPr>
+        <w:spacing w:line="240" w:lineRule="auto"/>
+        <w:rPr>
+          <w:rFonts w:ascii="Courier New" w:hAnsi="Courier New" w:cs="Courier New"/>
+          <w:sz w:val="20"/>
+          <w:szCs w:val="20"/>
+          <w:lang w:val="en-US"/>
+        </w:rPr>
+      </w:pPr>
+      <w:r>
+        <w:rPr>
+          <w:rFonts w:ascii="Courier New" w:hAnsi="Courier New" w:cs="Courier New"/>
+          <w:sz w:val="20"/>
+          <w:szCs w:val="20"/>
+          <w:lang w:val="en-US"/>
+        </w:rPr>
+        <w:t xml:space="preserve">        record_tag = card.find('span', class_ = 'c-listing-athlete__record')</w:t>
+      </w:r>
+    </w:p>
+    <w:p>
+      <w:pPr>
+        <w:spacing w:line="240" w:lineRule="auto"/>
+        <w:rPr>
+          <w:rFonts w:ascii="Courier New" w:hAnsi="Courier New" w:cs="Courier New"/>
+          <w:sz w:val="20"/>
+          <w:szCs w:val="20"/>
+          <w:lang w:val="en-US"/>
+        </w:rPr>
+      </w:pPr>
+      <w:r>
+        <w:rPr>
+          <w:rFonts w:ascii="Courier New" w:hAnsi="Courier New" w:cs="Courier New"/>
+          <w:sz w:val="20"/>
+          <w:szCs w:val="20"/>
+          <w:lang w:val="en-US"/>
+        </w:rPr>
+        <w:t xml:space="preserve">        photo_tag = card.find('img')</w:t>
+      </w:r>
+    </w:p>
+    <w:p>
+      <w:pPr>
+        <w:spacing w:line="240" w:lineRule="auto"/>
+        <w:rPr>
+          <w:rFonts w:ascii="Courier New" w:hAnsi="Courier New" w:cs="Courier New"/>
+          <w:sz w:val="20"/>
+          <w:szCs w:val="20"/>
+          <w:lang w:val="en-US"/>
+        </w:rPr>
+      </w:pPr>
+    </w:p>
+    <w:p>
+      <w:pPr>
+        <w:spacing w:line="240" w:lineRule="auto"/>
+        <w:rPr>
+          <w:rFonts w:ascii="Courier New" w:hAnsi="Courier New" w:cs="Courier New"/>
+          <w:sz w:val="20"/>
+          <w:szCs w:val="20"/>
+          <w:lang w:val="en-US"/>
+        </w:rPr>
+      </w:pPr>
+      <w:r>
+        <w:rPr>
+          <w:rFonts w:ascii="Courier New" w:hAnsi="Courier New" w:cs="Courier New"/>
+          <w:sz w:val="20"/>
+          <w:szCs w:val="20"/>
+          <w:lang w:val="en-US"/>
+        </w:rPr>
+        <w:t xml:space="preserve">        if name_tag:</w:t>
+      </w:r>
+    </w:p>
+    <w:p>
+      <w:pPr>
+        <w:spacing w:line="240" w:lineRule="auto"/>
+        <w:rPr>
+          <w:rFonts w:ascii="Courier New" w:hAnsi="Courier New" w:cs="Courier New"/>
+          <w:sz w:val="20"/>
+          <w:szCs w:val="20"/>
+          <w:lang w:val="en-US"/>
+        </w:rPr>
+      </w:pPr>
+      <w:r>
+        <w:rPr>
+          <w:rFonts w:ascii="Courier New" w:hAnsi="Courier New" w:cs="Courier New"/>
+          <w:sz w:val="20"/>
+          <w:szCs w:val="20"/>
+          <w:lang w:val="en-US"/>
+        </w:rPr>
+        <w:t xml:space="preserve">            name = name_tag.get_text().strip()</w:t>
+      </w:r>
+    </w:p>
+    <w:p>
+      <w:pPr>
+        <w:spacing w:line="240" w:lineRule="auto"/>
+        <w:rPr>
+          <w:rFonts w:ascii="Courier New" w:hAnsi="Courier New" w:cs="Courier New"/>
+          <w:sz w:val="20"/>
+          <w:szCs w:val="20"/>
+          <w:lang w:val="en-US"/>
+        </w:rPr>
+      </w:pPr>
+      <w:r>
+        <w:rPr>
+          <w:rFonts w:ascii="Courier New" w:hAnsi="Courier New" w:cs="Courier New"/>
+          <w:sz w:val="20"/>
+          <w:szCs w:val="20"/>
+          <w:lang w:val="en-US"/>
+        </w:rPr>
+        <w:t xml:space="preserve">        else:</w:t>
+      </w:r>
+    </w:p>
+    <w:p>
+      <w:pPr>
+        <w:spacing w:line="240" w:lineRule="auto"/>
+        <w:rPr>
+          <w:rFonts w:ascii="Courier New" w:hAnsi="Courier New" w:cs="Courier New"/>
+          <w:sz w:val="20"/>
+          <w:szCs w:val="20"/>
+          <w:lang w:val="en-US"/>
+        </w:rPr>
+      </w:pPr>
+      <w:r>
+        <w:rPr>
+          <w:rFonts w:ascii="Courier New" w:hAnsi="Courier New" w:cs="Courier New"/>
+          <w:sz w:val="20"/>
+          <w:szCs w:val="20"/>
+          <w:lang w:val="en-US"/>
+        </w:rPr>
+        <w:t xml:space="preserve">            continue</w:t>
+      </w:r>
+    </w:p>
+    <w:p>
+      <w:pPr>
+        <w:spacing w:line="240" w:lineRule="auto"/>
+        <w:rPr>
+          <w:rFonts w:ascii="Courier New" w:hAnsi="Courier New" w:cs="Courier New"/>
+          <w:sz w:val="20"/>
+          <w:szCs w:val="20"/>
+          <w:lang w:val="en-US"/>
+        </w:rPr>
+      </w:pPr>
+      <w:r>
+        <w:rPr>
+          <w:rFonts w:ascii="Courier New" w:hAnsi="Courier New" w:cs="Courier New"/>
+          <w:sz w:val="20"/>
+          <w:szCs w:val="20"/>
+          <w:lang w:val="en-US"/>
+        </w:rPr>
+        <w:t xml:space="preserve">        weight_class = weight_class_tag.get_text().strip() if weight_class_tag else ''</w:t>
+      </w:r>
+    </w:p>
+    <w:p>
+      <w:pPr>
+        <w:spacing w:line="240" w:lineRule="auto"/>
+        <w:rPr>
+          <w:rFonts w:ascii="Courier New" w:hAnsi="Courier New" w:cs="Courier New"/>
+          <w:sz w:val="20"/>
+          <w:szCs w:val="20"/>
+          <w:lang w:val="en-US"/>
+        </w:rPr>
+      </w:pPr>
+      <w:r>
+        <w:rPr>
+          <w:rFonts w:ascii="Courier New" w:hAnsi="Courier New" w:cs="Courier New"/>
+          <w:sz w:val="20"/>
+          <w:szCs w:val="20"/>
+          <w:lang w:val="en-US"/>
+        </w:rPr>
+        <w:t xml:space="preserve">        record = record_tag.get_text().strip() if record_tag else ''</w:t>
+      </w:r>
+    </w:p>
+    <w:p>
+      <w:pPr>
+        <w:spacing w:line="240" w:lineRule="auto"/>
+        <w:rPr>
+          <w:rFonts w:ascii="Courier New" w:hAnsi="Courier New" w:cs="Courier New"/>
+          <w:sz w:val="20"/>
+          <w:szCs w:val="20"/>
+          <w:lang w:val="en-US"/>
+        </w:rPr>
+      </w:pPr>
+      <w:r>
+        <w:rPr>
+          <w:rFonts w:ascii="Courier New" w:hAnsi="Courier New" w:cs="Courier New"/>
+          <w:sz w:val="20"/>
+          <w:szCs w:val="20"/>
+          <w:lang w:val="en-US"/>
+        </w:rPr>
+        <w:lastRenderedPageBreak/>
+        <w:t xml:space="preserve">        photo = photo_tag.get('src') if photo_tag else ''</w:t>
+      </w:r>
+    </w:p>
+    <w:p>
+      <w:pPr>
+        <w:spacing w:line="240" w:lineRule="auto"/>
+        <w:rPr>
+          <w:rFonts w:ascii="Courier New" w:hAnsi="Courier New" w:cs="Courier New"/>
+          <w:sz w:val="20"/>
+          <w:szCs w:val="20"/>
+          <w:lang w:val="en-US"/>
+        </w:rPr>
+      </w:pPr>
+    </w:p>
+    <w:p>
+      <w:pPr>
+        <w:spacing w:line="240" w:lineRule="auto"/>
+        <w:rPr>
+          <w:rFonts w:ascii="Courier New" w:hAnsi="Courier New" w:cs="Courier New"/>
+          <w:sz w:val="20"/>
+          <w:szCs w:val="20"/>
+          <w:lang w:val="en-US"/>
+        </w:rPr>
+      </w:pPr>
+      <w:r>
+        <w:rPr>
+          <w:rFonts w:ascii="Courier New" w:hAnsi="Courier New" w:cs="Courier New"/>
+          <w:sz w:val="20"/>
+          <w:szCs w:val="20"/>
+          <w:lang w:val="en-US"/>
+        </w:rPr>
+        <w:t xml:space="preserve">        fighters.append({</w:t>
+      </w:r>
+    </w:p>
+    <w:p>
+      <w:pPr>
+        <w:spacing w:line="240" w:lineRule="auto"/>
+        <w:rPr>
+          <w:rFonts w:ascii="Courier New" w:hAnsi="Courier New" w:cs="Courier New"/>
+          <w:sz w:val="20"/>
+          <w:szCs w:val="20"/>
+          <w:lang w:val="en-US"/>
+        </w:rPr>
+      </w:pPr>
+      <w:r>
+        <w:rPr>
+          <w:rFonts w:ascii="Courier New" w:hAnsi="Courier New" w:cs="Courier New"/>
+          <w:sz w:val="20"/>
+          <w:szCs w:val="20"/>
+          <w:lang w:val="en-US"/>
+        </w:rPr>
+        <w:t xml:space="preserve">            'name': name,</w:t>
+      </w:r>
+    </w:p>
+    <w:p>
+      <w:pPr>
+        <w:spacing w:line="240" w:lineRule="auto"/>
+        <w:rPr>
+          <w:rFonts w:ascii="Courier New" w:hAnsi="Courier New" w:cs="Courier New"/>
+          <w:sz w:val="20"/>
+          <w:szCs w:val="20"/>
+          <w:lang w:val="en-US"/>
+        </w:rPr>
+      </w:pPr>
+      <w:r>
+        <w:rPr>
+          <w:rFonts w:ascii="Courier New" w:hAnsi="Courier New" w:cs="Courier New"/>
+          <w:sz w:val="20"/>
+          <w:szCs w:val="20"/>
+          <w:lang w:val="en-US"/>
+        </w:rPr>
+        <w:t xml:space="preserve">            'weight_class': weight_class,</w:t>
+      </w:r>
+    </w:p>
+    <w:p>
+      <w:pPr>
+        <w:spacing w:line="240" w:lineRule="auto"/>
+        <w:rPr>
+          <w:rFonts w:ascii="Courier New" w:hAnsi="Courier New" w:cs="Courier New"/>
+          <w:sz w:val="20"/>
+          <w:szCs w:val="20"/>
+          <w:lang w:val="en-US"/>
+        </w:rPr>
+      </w:pPr>
+      <w:r>
+        <w:rPr>
+          <w:rFonts w:ascii="Courier New" w:hAnsi="Courier New" w:cs="Courier New"/>
+          <w:sz w:val="20"/>
+          <w:szCs w:val="20"/>
+          <w:lang w:val="en-US"/>
+        </w:rPr>
+        <w:t xml:space="preserve">            'record': record,</w:t>
+      </w:r>
+    </w:p>
+    <w:p>
+      <w:pPr>
+        <w:spacing w:line="240" w:lineRule="auto"/>
+        <w:rPr>
+          <w:rFonts w:ascii="Courier New" w:hAnsi="Courier New" w:cs="Courier New"/>
+          <w:sz w:val="20"/>
+          <w:szCs w:val="20"/>
+          <w:lang w:val="en-US"/>
+        </w:rPr>
+      </w:pPr>
+      <w:r>
+        <w:rPr>
+          <w:rFonts w:ascii="Courier New" w:hAnsi="Courier New" w:cs="Courier New"/>
+          <w:sz w:val="20"/>
+          <w:szCs w:val="20"/>
+          <w:lang w:val="en-US"/>
+        </w:rPr>
+        <w:t xml:space="preserve">            'photo': photo</w:t>
+      </w:r>
+    </w:p>
+    <w:p>
+      <w:pPr>
+        <w:spacing w:line="240" w:lineRule="auto"/>
+        <w:rPr>
+          <w:rFonts w:ascii="Courier New" w:hAnsi="Courier New" w:cs="Courier New"/>
+          <w:sz w:val="20"/>
+          <w:szCs w:val="20"/>
+          <w:lang w:val="en-US"/>
+        </w:rPr>
+      </w:pPr>
+      <w:r>
+        <w:rPr>
+          <w:rFonts w:ascii="Courier New" w:hAnsi="Courier New" w:cs="Courier New"/>
+          <w:sz w:val="20"/>
+          <w:szCs w:val="20"/>
+          <w:lang w:val="en-US"/>
+        </w:rPr>
+        <w:t xml:space="preserve">        })</w:t>
+      </w:r>
+    </w:p>
+    <w:p>
+      <w:pPr>
+        <w:spacing w:line="240" w:lineRule="auto"/>
+        <w:rPr>
+          <w:rFonts w:ascii="Courier New" w:hAnsi="Courier New" w:cs="Courier New"/>
+          <w:sz w:val="20"/>
+          <w:szCs w:val="20"/>
+          <w:lang w:val="en-US"/>
+        </w:rPr>
+      </w:pPr>
+    </w:p>
+    <w:p>
+      <w:pPr>
+        <w:spacing w:line="240" w:lineRule="auto"/>
+        <w:rPr>
+          <w:rFonts w:ascii="Courier New" w:hAnsi="Courier New" w:cs="Courier New"/>
+          <w:sz w:val="20"/>
+          <w:szCs w:val="20"/>
+          <w:lang w:val="en-US"/>
+        </w:rPr>
+      </w:pPr>
+      <w:r>
+        <w:rPr>
+          <w:rFonts w:ascii="Courier New" w:hAnsi="Courier New" w:cs="Courier New"/>
+          <w:sz w:val="20"/>
+          <w:szCs w:val="20"/>
+          <w:lang w:val="en-US"/>
+        </w:rPr>
+        <w:t xml:space="preserve">    return fighters</w:t>
+      </w:r>
+    </w:p>
+    <w:p>
+      <w:pPr>
+        <w:spacing w:line="240" w:lineRule="auto"/>
+        <w:rPr>
+          <w:rFonts w:ascii="Courier New" w:hAnsi="Courier New" w:cs="Courier New"/>
+          <w:sz w:val="20"/>
+          <w:szCs w:val="20"/>
+          <w:lang w:val="en-US"/>
+        </w:rPr>
+      </w:pPr>
+    </w:p>
+    <w:p>
+      <w:pPr>
+        <w:spacing w:line="240" w:lineRule="auto"/>
+        <w:rPr>
+          <w:rFonts w:ascii="Courier New" w:hAnsi="Courier New" w:cs="Courier New"/>
+          <w:sz w:val="20"/>
+          <w:szCs w:val="20"/>
+          <w:lang w:val="en-US"/>
+        </w:rPr>
+      </w:pPr>
+      <w:r>
+        <w:rPr>
+          <w:rFonts w:ascii="Courier New" w:hAnsi="Courier New" w:cs="Courier New"/>
+          <w:sz w:val="20"/>
+          <w:szCs w:val="20"/>
+          <w:lang w:val="en-US"/>
+        </w:rPr>
+        <w:t>def save_doc(items, path):</w:t>
+      </w:r>
+    </w:p>
+    <w:p>
+      <w:pPr>
+        <w:spacing w:line="240" w:lineRule="auto"/>
+        <w:rPr>
+          <w:rFonts w:ascii="Courier New" w:hAnsi="Courier New" w:cs="Courier New"/>
+          <w:sz w:val="20"/>
+          <w:szCs w:val="20"/>
+          <w:lang w:val="en-US"/>
+        </w:rPr>
+      </w:pPr>
+      <w:r>
+        <w:rPr>
+          <w:rFonts w:ascii="Courier New" w:hAnsi="Courier New" w:cs="Courier New"/>
+          <w:sz w:val="20"/>
+          <w:szCs w:val="20"/>
+          <w:lang w:val="en-US"/>
+        </w:rPr>
+        <w:t xml:space="preserve">    with open(path, 'w', newline='', encoding='utf-8-sig') as file:</w:t>
+      </w:r>
+    </w:p>
+    <w:p>
+      <w:pPr>
+        <w:spacing w:line="240" w:lineRule="auto"/>
+        <w:rPr>
+          <w:rFonts w:ascii="Courier New" w:hAnsi="Courier New" w:cs="Courier New"/>
+          <w:sz w:val="20"/>
+          <w:szCs w:val="20"/>
+          <w:lang w:val="en-US"/>
+        </w:rPr>
+      </w:pPr>
+      <w:r>
+        <w:rPr>
+          <w:rFonts w:ascii="Courier New" w:hAnsi="Courier New" w:cs="Courier New"/>
+          <w:sz w:val="20"/>
+          <w:szCs w:val="20"/>
+          <w:lang w:val="en-US"/>
+        </w:rPr>
+        <w:t xml:space="preserve">        writer = csv.writer(file, delimiter=';')</w:t>
+      </w:r>
+    </w:p>
+    <w:p>
+      <w:pPr>
+        <w:spacing w:line="240" w:lineRule="auto"/>
+        <w:rPr>
+          <w:rFonts w:ascii="Courier New" w:hAnsi="Courier New" w:cs="Courier New"/>
+          <w:sz w:val="20"/>
+          <w:szCs w:val="20"/>
+          <w:lang w:val="en-US"/>
+        </w:rPr>
+      </w:pPr>
+    </w:p>
+    <w:p>
+      <w:pPr>
+        <w:spacing w:line="240" w:lineRule="auto"/>
+        <w:rPr>
+          <w:rFonts w:ascii="Courier New" w:hAnsi="Courier New" w:cs="Courier New"/>
+          <w:sz w:val="20"/>
+          <w:szCs w:val="20"/>
+          <w:lang w:val="en-US"/>
+        </w:rPr>
+      </w:pPr>
+      <w:r>
+        <w:rPr>
+          <w:rFonts w:ascii="Courier New" w:hAnsi="Courier New" w:cs="Courier New"/>
+          <w:sz w:val="20"/>
+          <w:szCs w:val="20"/>
+          <w:lang w:val="en-US"/>
+        </w:rPr>
+        <w:t xml:space="preserve">        writer.writerow(['</w:t>
+      </w:r>
+      <w:r>
+        <w:rPr>
+          <w:rFonts w:ascii="Courier New" w:hAnsi="Courier New" w:cs="Courier New"/>
+          <w:sz w:val="20"/>
+          <w:szCs w:val="20"/>
+        </w:rPr>
+        <w:t>Имя</w:t>
+      </w:r>
+      <w:r>
+        <w:rPr>
+          <w:rFonts w:ascii="Courier New" w:hAnsi="Courier New" w:cs="Courier New"/>
+          <w:sz w:val="20"/>
+          <w:szCs w:val="20"/>
+          <w:lang w:val="en-US"/>
+        </w:rPr>
+        <w:t>', '</w:t>
+      </w:r>
+      <w:r>
+        <w:rPr>
+          <w:rFonts w:ascii="Courier New" w:hAnsi="Courier New" w:cs="Courier New"/>
+          <w:sz w:val="20"/>
+          <w:szCs w:val="20"/>
+        </w:rPr>
+        <w:t>Вес</w:t>
+      </w:r>
+      <w:r>
+        <w:rPr>
+          <w:rFonts w:ascii="Courier New" w:hAnsi="Courier New" w:cs="Courier New"/>
+          <w:sz w:val="20"/>
+          <w:szCs w:val="20"/>
+          <w:lang w:val="en-US"/>
+        </w:rPr>
+        <w:t>', '</w:t>
+      </w:r>
+      <w:r>
+        <w:rPr>
+          <w:rFonts w:ascii="Courier New" w:hAnsi="Courier New" w:cs="Courier New"/>
+          <w:sz w:val="20"/>
+          <w:szCs w:val="20"/>
+        </w:rPr>
+        <w:t>Рекорд</w:t>
+      </w:r>
+      <w:r>
+        <w:rPr>
+          <w:rFonts w:ascii="Courier New" w:hAnsi="Courier New" w:cs="Courier New"/>
+          <w:sz w:val="20"/>
+          <w:szCs w:val="20"/>
+          <w:lang w:val="en-US"/>
+        </w:rPr>
+        <w:t>', '</w:t>
+      </w:r>
+      <w:r>
+        <w:rPr>
+          <w:rFonts w:ascii="Courier New" w:hAnsi="Courier New" w:cs="Courier New"/>
+          <w:sz w:val="20"/>
+          <w:szCs w:val="20"/>
+        </w:rPr>
+        <w:t>Фото</w:t>
+      </w:r>
+      <w:r>
+        <w:rPr>
+          <w:rFonts w:ascii="Courier New" w:hAnsi="Courier New" w:cs="Courier New"/>
+          <w:sz w:val="20"/>
+          <w:szCs w:val="20"/>
+          <w:lang w:val="en-US"/>
+        </w:rPr>
+        <w:t>'])</w:t>
+      </w:r>
+    </w:p>
+    <w:p>
+      <w:pPr>
+        <w:spacing w:line="240" w:lineRule="auto"/>
+        <w:rPr>
+          <w:rFonts w:ascii="Courier New" w:hAnsi="Courier New" w:cs="Courier New"/>
+          <w:sz w:val="20"/>
+          <w:szCs w:val="20"/>
+          <w:lang w:val="en-US"/>
+        </w:rPr>
+      </w:pPr>
+    </w:p>
+    <w:p>
+      <w:pPr>
+        <w:spacing w:line="240" w:lineRule="auto"/>
+        <w:rPr>
+          <w:rFonts w:ascii="Courier New" w:hAnsi="Courier New" w:cs="Courier New"/>
+          <w:sz w:val="20"/>
+          <w:szCs w:val="20"/>
+          <w:lang w:val="en-US"/>
+        </w:rPr>
+      </w:pPr>
+      <w:r>
+        <w:rPr>
+          <w:rFonts w:ascii="Courier New" w:hAnsi="Courier New" w:cs="Courier New"/>
+          <w:sz w:val="20"/>
+          <w:szCs w:val="20"/>
+          <w:lang w:val="en-US"/>
+        </w:rPr>
+        <w:t xml:space="preserve">        for item in items:</w:t>
+      </w:r>
+    </w:p>
+    <w:p>
+      <w:pPr>
+        <w:spacing w:line="240" w:lineRule="auto"/>
+        <w:rPr>
+          <w:rFonts w:ascii="Courier New" w:hAnsi="Courier New" w:cs="Courier New"/>
+          <w:sz w:val="20"/>
+          <w:szCs w:val="20"/>
+          <w:lang w:val="en-US"/>
+        </w:rPr>
+      </w:pPr>
+      <w:r>
+        <w:rPr>
+          <w:rFonts w:ascii="Courier New" w:hAnsi="Courier New" w:cs="Courier New"/>
+          <w:sz w:val="20"/>
+          <w:szCs w:val="20"/>
+          <w:lang w:val="en-US"/>
+        </w:rPr>
+        <w:t xml:space="preserve">            writer.writerow([</w:t>
+      </w:r>
+    </w:p>
+    <w:p>
+      <w:pPr>
+        <w:spacing w:line="240" w:lineRule="auto"/>
+        <w:rPr>
+          <w:rFonts w:ascii="Courier New" w:hAnsi="Courier New" w:cs="Courier New"/>
+          <w:sz w:val="20"/>
+          <w:szCs w:val="20"/>
+          <w:lang w:val="en-US"/>
+        </w:rPr>
+      </w:pPr>
+      <w:r>
+        <w:rPr>
+          <w:rFonts w:ascii="Courier New" w:hAnsi="Courier New" w:cs="Courier New"/>
+          <w:sz w:val="20"/>
+          <w:szCs w:val="20"/>
+          <w:lang w:val="en-US"/>
+        </w:rPr>
+        <w:t xml:space="preserve">                item['name'],</w:t>
+      </w:r>
+    </w:p>
+    <w:p>
+      <w:pPr>
+        <w:spacing w:line="240" w:lineRule="auto"/>
+        <w:rPr>
+          <w:rFonts w:ascii="Courier New" w:hAnsi="Courier New" w:cs="Courier New"/>
+          <w:sz w:val="20"/>
+          <w:szCs w:val="20"/>
+          <w:lang w:val="en-US"/>
+        </w:rPr>
+      </w:pPr>
+      <w:r>
+        <w:rPr>
+          <w:rFonts w:ascii="Courier New" w:hAnsi="Courier New" w:cs="Courier New"/>
+          <w:sz w:val="20"/>
+          <w:szCs w:val="20"/>
+          <w:lang w:val="en-US"/>
+        </w:rPr>
+        <w:t xml:space="preserve">                item['weight_class'],</w:t>
+      </w:r>
+    </w:p>
+    <w:p>
+      <w:pPr>
+        <w:spacing w:line="240" w:lineRule="auto"/>
+        <w:rPr>
+          <w:rFonts w:ascii="Courier New" w:hAnsi="Courier New" w:cs="Courier New"/>
+          <w:sz w:val="20"/>
+          <w:szCs w:val="20"/>
+          <w:lang w:val="en-US"/>
+        </w:rPr>
+      </w:pPr>
+      <w:r>
+        <w:rPr>
+          <w:rFonts w:ascii="Courier New" w:hAnsi="Courier New" w:cs="Courier New"/>
+          <w:sz w:val="20"/>
+          <w:szCs w:val="20"/>
+          <w:lang w:val="en-US"/>
+        </w:rPr>
+        <w:t xml:space="preserve">                item['record'],</w:t>
+      </w:r>
+    </w:p>
+    <w:p>
+      <w:pPr>
+        <w:spacing w:line="240" w:lineRule="auto"/>
+        <w:rPr>
+          <w:rFonts w:ascii="Courier New" w:hAnsi="Courier New" w:cs="Courier New"/>
+          <w:sz w:val="20"/>
+          <w:szCs w:val="20"/>
+          <w:lang w:val="en-US"/>
+        </w:rPr>
+      </w:pPr>
+      <w:r>
+        <w:rPr>
+          <w:rFonts w:ascii="Courier New" w:hAnsi="Courier New" w:cs="Courier New"/>
+          <w:sz w:val="20"/>
+          <w:szCs w:val="20"/>
+          <w:lang w:val="en-US"/>
+        </w:rPr>
+        <w:t xml:space="preserve">                item['photo']</w:t>
+      </w:r>
+    </w:p>
+    <w:p>
+      <w:pPr>
+        <w:spacing w:line="240" w:lineRule="auto"/>
+        <w:rPr>
+          <w:rFonts w:ascii="Courier New" w:hAnsi="Courier New" w:cs="Courier New"/>
+          <w:sz w:val="20"/>
+          <w:szCs w:val="20"/>
+          <w:lang w:val="en-US"/>
+        </w:rPr>
+      </w:pPr>
+      <w:r>
+        <w:rPr>
+          <w:rFonts w:ascii="Courier New" w:hAnsi="Courier New" w:cs="Courier New"/>
+          <w:sz w:val="20"/>
+          <w:szCs w:val="20"/>
+          <w:lang w:val="en-US"/>
+        </w:rPr>
+        <w:t xml:space="preserve">            ])</w:t>
+      </w:r>
+    </w:p>
+    <w:p>
+      <w:pPr>
+        <w:spacing w:line="240" w:lineRule="auto"/>
+        <w:rPr>
+          <w:rFonts w:ascii="Courier New" w:hAnsi="Courier New" w:cs="Courier New"/>
+          <w:sz w:val="20"/>
+          <w:szCs w:val="20"/>
+          <w:lang w:val="en-US"/>
+        </w:rPr>
+      </w:pPr>
+    </w:p>
+    <w:p>
+      <w:pPr>
+        <w:spacing w:line="240" w:lineRule="auto"/>
+        <w:rPr>
+          <w:rFonts w:ascii="Courier New" w:hAnsi="Courier New" w:cs="Courier New"/>
+          <w:sz w:val="20"/>
+          <w:szCs w:val="20"/>
+          <w:lang w:val="en-US"/>
+        </w:rPr>
+      </w:pPr>
+      <w:r>
+        <w:rPr>
+          <w:rFonts w:ascii="Courier New" w:hAnsi="Courier New" w:cs="Courier New"/>
+          <w:sz w:val="20"/>
+          <w:szCs w:val="20"/>
+          <w:lang w:val="en-US"/>
+        </w:rPr>
+        <w:t>def main():</w:t>
+      </w:r>
+    </w:p>
+    <w:p>
+      <w:pPr>
+        <w:spacing w:line="240" w:lineRule="auto"/>
+        <w:rPr>
+          <w:rFonts w:ascii="Courier New" w:hAnsi="Courier New" w:cs="Courier New"/>
+          <w:sz w:val="20"/>
+          <w:szCs w:val="20"/>
+          <w:lang w:val="en-US"/>
+        </w:rPr>
+      </w:pPr>
+      <w:r>
+        <w:rPr>
+          <w:rFonts w:ascii="Courier New" w:hAnsi="Courier New" w:cs="Courier New"/>
+          <w:sz w:val="20"/>
+          <w:szCs w:val="20"/>
+          <w:lang w:val="en-US"/>
+        </w:rPr>
+        <w:t xml:space="preserve">    fighters = []</w:t>
+      </w:r>
+    </w:p>
+    <w:p>
+      <w:pPr>
+        <w:spacing w:line="240" w:lineRule="auto"/>
+        <w:rPr>
+          <w:rFonts w:ascii="Courier New" w:hAnsi="Courier New" w:cs="Courier New"/>
+          <w:sz w:val="20"/>
+          <w:szCs w:val="20"/>
+          <w:lang w:val="en-US"/>
+        </w:rPr>
+      </w:pPr>
+      <w:r>
+        <w:rPr>
+          <w:rFonts w:ascii="Courier New" w:hAnsi="Courier New" w:cs="Courier New"/>
+          <w:sz w:val="20"/>
+          <w:szCs w:val="20"/>
+          <w:lang w:val="en-US"/>
+        </w:rPr>
+        <w:t xml:space="preserve">    for page in range(1, 290):</w:t>
+      </w:r>
+    </w:p>
+    <w:p>
+      <w:pPr>
+        <w:spacing w:line="240" w:lineRule="auto"/>
+        <w:rPr>
+          <w:rFonts w:ascii="Courier New" w:hAnsi="Courier New" w:cs="Courier New"/>
+          <w:sz w:val="20"/>
+          <w:szCs w:val="20"/>
+          <w:lang w:val="en-US"/>
+        </w:rPr>
+      </w:pPr>
+      <w:r>
+        <w:rPr>
+          <w:rFonts w:ascii="Courier New" w:hAnsi="Courier New" w:cs="Courier New"/>
+          <w:sz w:val="20"/>
+          <w:szCs w:val="20"/>
+          <w:lang w:val="en-US"/>
+        </w:rPr>
+        <w:t xml:space="preserve">        html = load_page(page)</w:t>
+      </w:r>
+    </w:p>
+    <w:p>
+      <w:pPr>
+        <w:spacing w:line="240" w:lineRule="auto"/>
+        <w:rPr>
+          <w:rFonts w:ascii="Courier New" w:hAnsi="Courier New" w:cs="Courier New"/>
+          <w:sz w:val="20"/>
+          <w:szCs w:val="20"/>
+          <w:lang w:val="en-US"/>
+        </w:rPr>
+      </w:pPr>
+      <w:r>
+        <w:rPr>
+          <w:rFonts w:ascii="Courier New" w:hAnsi="Courier New" w:cs="Courier New"/>
+          <w:sz w:val="20"/>
+          <w:szCs w:val="20"/>
+          <w:lang w:val="en-US"/>
+        </w:rPr>
+        <w:t xml:space="preserve">        page_fighters = get_content(html)</w:t>
+      </w:r>
+    </w:p>
+    <w:p>
+      <w:pPr>
+        <w:spacing w:line="240" w:lineRule="auto"/>
+        <w:rPr>
+          <w:rFonts w:ascii="Courier New" w:hAnsi="Courier New" w:cs="Courier New"/>
+          <w:sz w:val="20"/>
+          <w:szCs w:val="20"/>
+          <w:lang w:val="en-US"/>
+        </w:rPr>
+      </w:pPr>
+      <w:r>
+        <w:rPr>
+          <w:rFonts w:ascii="Courier New" w:hAnsi="Courier New" w:cs="Courier New"/>
+          <w:sz w:val="20"/>
+          <w:szCs w:val="20"/>
+          <w:lang w:val="en-US"/>
+        </w:rPr>
+        <w:t xml:space="preserve">        fighters.extend(page_fighters)</w:t>
+      </w:r>
+    </w:p>
+    <w:p>
+      <w:pPr>
+        <w:spacing w:line="240" w:lineRule="auto"/>
+        <w:rPr>
+          <w:rFonts w:ascii="Courier New" w:hAnsi="Courier New" w:cs="Courier New"/>
+          <w:sz w:val="20"/>
+          <w:szCs w:val="20"/>
+          <w:lang w:val="en-US"/>
+        </w:rPr>
+      </w:pPr>
+    </w:p>
+    <w:p>
+      <w:pPr>
+        <w:spacing w:line="240" w:lineRule="auto"/>
+        <w:rPr>
+          <w:rFonts w:ascii="Courier New" w:hAnsi="Courier New" w:cs="Courier New"/>
+          <w:sz w:val="20"/>
+          <w:szCs w:val="20"/>
+          <w:lang w:val="en-US"/>
+        </w:rPr>
+      </w:pPr>
+      <w:r>
+        <w:rPr>
+          <w:rFonts w:ascii="Courier New" w:hAnsi="Courier New" w:cs="Courier New"/>
+          <w:sz w:val="20"/>
+          <w:szCs w:val="20"/>
+          <w:lang w:val="en-US"/>
+        </w:rPr>
+        <w:t xml:space="preserve">    save_doc(fighters, CSV)</w:t>
+      </w:r>
+    </w:p>
+    <w:p>
+      <w:pPr>
+        <w:spacing w:line="240" w:lineRule="auto"/>
+        <w:rPr>
+          <w:rFonts w:ascii="Courier New" w:hAnsi="Courier New" w:cs="Courier New"/>
+          <w:sz w:val="20"/>
+          <w:szCs w:val="20"/>
+          <w:lang w:val="en-US"/>
+        </w:rPr>
+      </w:pPr>
+      <w:r>
+        <w:rPr>
+          <w:rFonts w:ascii="Courier New" w:hAnsi="Courier New" w:cs="Courier New"/>
+          <w:sz w:val="20"/>
+          <w:szCs w:val="20"/>
+          <w:lang w:val="en-US"/>
+        </w:rPr>
         <w:t xml:space="preserve">    print(f'</w:t>
       </w:r>
       <w:r>
@@ -9396,7 +11712,7 @@
           <w:sz w:val="20"/>
           <w:szCs w:val="20"/>
         </w:rPr>
-        <w:t>Карточек</w:t>
+        <w:t>Всего</w:t>
       </w:r>
       <w:r>
         <w:rPr>
@@ -9413,7 +11729,7 @@
           <w:sz w:val="20"/>
           <w:szCs w:val="20"/>
         </w:rPr>
-        <w:t>найдено</w:t>
+        <w:t>бойцов</w:t>
       </w:r>
       <w:r>
         <w:rPr>
@@ -9422,7 +11738,7 @@
           <w:szCs w:val="20"/>
           <w:lang w:val="en-US"/>
         </w:rPr>
-        <w:t>: {len(cards)}')</w:t>
+        <w:t>: {len(fighters)}')</w:t>
       </w:r>
     </w:p>
     <w:p>
@@ -9453,7 +11769,7 @@
           <w:szCs w:val="20"/>
           <w:lang w:val="en-US"/>
         </w:rPr>
-        <w:t xml:space="preserve">    for card in cards:</w:t>
+        <w:t>if __name__ == '__main__':</w:t>
       </w:r>
     </w:p>
     <w:p>
@@ -9463,977 +11779,15 @@
           <w:rFonts w:ascii="Courier New" w:hAnsi="Courier New" w:cs="Courier New"/>
           <w:sz w:val="20"/>
           <w:szCs w:val="20"/>
+        </w:rPr>
+      </w:pPr>
+      <w:r>
+        <w:rPr>
+          <w:rFonts w:ascii="Courier New" w:hAnsi="Courier New" w:cs="Courier New"/>
+          <w:sz w:val="20"/>
+          <w:szCs w:val="20"/>
           <w:lang w:val="en-US"/>
         </w:rPr>
-      </w:pPr>
-      <w:r>
-        <w:rPr>
-          <w:rFonts w:ascii="Courier New" w:hAnsi="Courier New" w:cs="Courier New"/>
-          <w:sz w:val="20"/>
-          <w:szCs w:val="20"/>
-          <w:lang w:val="en-US"/>
-        </w:rPr>
-        <w:t xml:space="preserve">        name_tag = card.find('span', class_='c-listing-athlete__name')</w:t>
-      </w:r>
-    </w:p>
-    <w:p>
-      <w:pPr>
-        <w:spacing w:line="240" w:lineRule="auto"/>
-        <w:rPr>
-          <w:rFonts w:ascii="Courier New" w:hAnsi="Courier New" w:cs="Courier New"/>
-          <w:sz w:val="20"/>
-          <w:szCs w:val="20"/>
-          <w:lang w:val="en-US"/>
-        </w:rPr>
-      </w:pPr>
-      <w:r>
-        <w:rPr>
-          <w:rFonts w:ascii="Courier New" w:hAnsi="Courier New" w:cs="Courier New"/>
-          <w:sz w:val="20"/>
-          <w:szCs w:val="20"/>
-          <w:lang w:val="en-US"/>
-        </w:rPr>
-        <w:t xml:space="preserve">        weight_class_tag = card.find('span', class_ = 'c-listing-athlete__title')</w:t>
-      </w:r>
-    </w:p>
-    <w:p>
-      <w:pPr>
-        <w:spacing w:line="240" w:lineRule="auto"/>
-        <w:rPr>
-          <w:rFonts w:ascii="Courier New" w:hAnsi="Courier New" w:cs="Courier New"/>
-          <w:sz w:val="20"/>
-          <w:szCs w:val="20"/>
-          <w:lang w:val="en-US"/>
-        </w:rPr>
-      </w:pPr>
-      <w:r>
-        <w:rPr>
-          <w:rFonts w:ascii="Courier New" w:hAnsi="Courier New" w:cs="Courier New"/>
-          <w:sz w:val="20"/>
-          <w:szCs w:val="20"/>
-          <w:lang w:val="en-US"/>
-        </w:rPr>
-        <w:t xml:space="preserve">        record_tag = card.find('span', class_ = 'c-listing-athlete__record')</w:t>
-      </w:r>
-    </w:p>
-    <w:p>
-      <w:pPr>
-        <w:spacing w:line="240" w:lineRule="auto"/>
-        <w:rPr>
-          <w:rFonts w:ascii="Courier New" w:hAnsi="Courier New" w:cs="Courier New"/>
-          <w:sz w:val="20"/>
-          <w:szCs w:val="20"/>
-          <w:lang w:val="en-US"/>
-        </w:rPr>
-      </w:pPr>
-      <w:r>
-        <w:rPr>
-          <w:rFonts w:ascii="Courier New" w:hAnsi="Courier New" w:cs="Courier New"/>
-          <w:sz w:val="20"/>
-          <w:szCs w:val="20"/>
-          <w:lang w:val="en-US"/>
-        </w:rPr>
-        <w:t xml:space="preserve">        photo_tag = card.find('img')</w:t>
-      </w:r>
-    </w:p>
-    <w:p>
-      <w:pPr>
-        <w:spacing w:line="240" w:lineRule="auto"/>
-        <w:rPr>
-          <w:rFonts w:ascii="Courier New" w:hAnsi="Courier New" w:cs="Courier New"/>
-          <w:sz w:val="20"/>
-          <w:szCs w:val="20"/>
-          <w:lang w:val="en-US"/>
-        </w:rPr>
-      </w:pPr>
-    </w:p>
-    <w:p>
-      <w:pPr>
-        <w:spacing w:line="240" w:lineRule="auto"/>
-        <w:rPr>
-          <w:rFonts w:ascii="Courier New" w:hAnsi="Courier New" w:cs="Courier New"/>
-          <w:sz w:val="20"/>
-          <w:szCs w:val="20"/>
-          <w:lang w:val="en-US"/>
-        </w:rPr>
-      </w:pPr>
-      <w:r>
-        <w:rPr>
-          <w:rFonts w:ascii="Courier New" w:hAnsi="Courier New" w:cs="Courier New"/>
-          <w:sz w:val="20"/>
-          <w:szCs w:val="20"/>
-          <w:lang w:val="en-US"/>
-        </w:rPr>
-        <w:t xml:space="preserve">        if name_tag:</w:t>
-      </w:r>
-    </w:p>
-    <w:p>
-      <w:pPr>
-        <w:spacing w:line="240" w:lineRule="auto"/>
-        <w:rPr>
-          <w:rFonts w:ascii="Courier New" w:hAnsi="Courier New" w:cs="Courier New"/>
-          <w:sz w:val="20"/>
-          <w:szCs w:val="20"/>
-          <w:lang w:val="en-US"/>
-        </w:rPr>
-      </w:pPr>
-      <w:r>
-        <w:rPr>
-          <w:rFonts w:ascii="Courier New" w:hAnsi="Courier New" w:cs="Courier New"/>
-          <w:sz w:val="20"/>
-          <w:szCs w:val="20"/>
-          <w:lang w:val="en-US"/>
-        </w:rPr>
-        <w:t xml:space="preserve">            name = name_tag.get_text().strip()</w:t>
-      </w:r>
-    </w:p>
-    <w:p>
-      <w:pPr>
-        <w:spacing w:line="240" w:lineRule="auto"/>
-        <w:rPr>
-          <w:rFonts w:ascii="Courier New" w:hAnsi="Courier New" w:cs="Courier New"/>
-          <w:sz w:val="20"/>
-          <w:szCs w:val="20"/>
-          <w:lang w:val="en-US"/>
-        </w:rPr>
-      </w:pPr>
-      <w:r>
-        <w:rPr>
-          <w:rFonts w:ascii="Courier New" w:hAnsi="Courier New" w:cs="Courier New"/>
-          <w:sz w:val="20"/>
-          <w:szCs w:val="20"/>
-          <w:lang w:val="en-US"/>
-        </w:rPr>
-        <w:t xml:space="preserve">        else:</w:t>
-      </w:r>
-    </w:p>
-    <w:p>
-      <w:pPr>
-        <w:spacing w:line="240" w:lineRule="auto"/>
-        <w:rPr>
-          <w:rFonts w:ascii="Courier New" w:hAnsi="Courier New" w:cs="Courier New"/>
-          <w:sz w:val="20"/>
-          <w:szCs w:val="20"/>
-          <w:lang w:val="en-US"/>
-        </w:rPr>
-      </w:pPr>
-      <w:r>
-        <w:rPr>
-          <w:rFonts w:ascii="Courier New" w:hAnsi="Courier New" w:cs="Courier New"/>
-          <w:sz w:val="20"/>
-          <w:szCs w:val="20"/>
-          <w:lang w:val="en-US"/>
-        </w:rPr>
-        <w:t xml:space="preserve">            continue</w:t>
-      </w:r>
-    </w:p>
-    <w:p>
-      <w:pPr>
-        <w:spacing w:line="240" w:lineRule="auto"/>
-        <w:rPr>
-          <w:rFonts w:ascii="Courier New" w:hAnsi="Courier New" w:cs="Courier New"/>
-          <w:sz w:val="20"/>
-          <w:szCs w:val="20"/>
-          <w:lang w:val="en-US"/>
-        </w:rPr>
-      </w:pPr>
-      <w:r>
-        <w:rPr>
-          <w:rFonts w:ascii="Courier New" w:hAnsi="Courier New" w:cs="Courier New"/>
-          <w:sz w:val="20"/>
-          <w:szCs w:val="20"/>
-          <w:lang w:val="en-US"/>
-        </w:rPr>
-        <w:t xml:space="preserve">        weight_class = weight_class_tag.get_text().strip() if weight_class_tag else ''</w:t>
-      </w:r>
-    </w:p>
-    <w:p>
-      <w:pPr>
-        <w:spacing w:line="240" w:lineRule="auto"/>
-        <w:rPr>
-          <w:rFonts w:ascii="Courier New" w:hAnsi="Courier New" w:cs="Courier New"/>
-          <w:sz w:val="20"/>
-          <w:szCs w:val="20"/>
-          <w:lang w:val="en-US"/>
-        </w:rPr>
-      </w:pPr>
-      <w:r>
-        <w:rPr>
-          <w:rFonts w:ascii="Courier New" w:hAnsi="Courier New" w:cs="Courier New"/>
-          <w:sz w:val="20"/>
-          <w:szCs w:val="20"/>
-          <w:lang w:val="en-US"/>
-        </w:rPr>
-        <w:lastRenderedPageBreak/>
-        <w:t xml:space="preserve">        record = record_tag.get_text().strip() if record_tag else ''</w:t>
-      </w:r>
-    </w:p>
-    <w:p>
-      <w:pPr>
-        <w:spacing w:line="240" w:lineRule="auto"/>
-        <w:rPr>
-          <w:rFonts w:ascii="Courier New" w:hAnsi="Courier New" w:cs="Courier New"/>
-          <w:sz w:val="20"/>
-          <w:szCs w:val="20"/>
-          <w:lang w:val="en-US"/>
-        </w:rPr>
-      </w:pPr>
-      <w:r>
-        <w:rPr>
-          <w:rFonts w:ascii="Courier New" w:hAnsi="Courier New" w:cs="Courier New"/>
-          <w:sz w:val="20"/>
-          <w:szCs w:val="20"/>
-          <w:lang w:val="en-US"/>
-        </w:rPr>
-        <w:t xml:space="preserve">        photo = photo_tag.get('src') if photo_tag else ''</w:t>
-      </w:r>
-    </w:p>
-    <w:p>
-      <w:pPr>
-        <w:spacing w:line="240" w:lineRule="auto"/>
-        <w:rPr>
-          <w:rFonts w:ascii="Courier New" w:hAnsi="Courier New" w:cs="Courier New"/>
-          <w:sz w:val="20"/>
-          <w:szCs w:val="20"/>
-          <w:lang w:val="en-US"/>
-        </w:rPr>
-      </w:pPr>
-    </w:p>
-    <w:p>
-      <w:pPr>
-        <w:spacing w:line="240" w:lineRule="auto"/>
-        <w:rPr>
-          <w:rFonts w:ascii="Courier New" w:hAnsi="Courier New" w:cs="Courier New"/>
-          <w:sz w:val="20"/>
-          <w:szCs w:val="20"/>
-          <w:lang w:val="en-US"/>
-        </w:rPr>
-      </w:pPr>
-      <w:r>
-        <w:rPr>
-          <w:rFonts w:ascii="Courier New" w:hAnsi="Courier New" w:cs="Courier New"/>
-          <w:sz w:val="20"/>
-          <w:szCs w:val="20"/>
-          <w:lang w:val="en-US"/>
-        </w:rPr>
-        <w:t xml:space="preserve">        fighters.append({</w:t>
-      </w:r>
-    </w:p>
-    <w:p>
-      <w:pPr>
-        <w:spacing w:line="240" w:lineRule="auto"/>
-        <w:rPr>
-          <w:rFonts w:ascii="Courier New" w:hAnsi="Courier New" w:cs="Courier New"/>
-          <w:sz w:val="20"/>
-          <w:szCs w:val="20"/>
-          <w:lang w:val="en-US"/>
-        </w:rPr>
-      </w:pPr>
-      <w:r>
-        <w:rPr>
-          <w:rFonts w:ascii="Courier New" w:hAnsi="Courier New" w:cs="Courier New"/>
-          <w:sz w:val="20"/>
-          <w:szCs w:val="20"/>
-          <w:lang w:val="en-US"/>
-        </w:rPr>
-        <w:t xml:space="preserve">            'name': name,</w:t>
-      </w:r>
-    </w:p>
-    <w:p>
-      <w:pPr>
-        <w:spacing w:line="240" w:lineRule="auto"/>
-        <w:rPr>
-          <w:rFonts w:ascii="Courier New" w:hAnsi="Courier New" w:cs="Courier New"/>
-          <w:sz w:val="20"/>
-          <w:szCs w:val="20"/>
-          <w:lang w:val="en-US"/>
-        </w:rPr>
-      </w:pPr>
-      <w:r>
-        <w:rPr>
-          <w:rFonts w:ascii="Courier New" w:hAnsi="Courier New" w:cs="Courier New"/>
-          <w:sz w:val="20"/>
-          <w:szCs w:val="20"/>
-          <w:lang w:val="en-US"/>
-        </w:rPr>
-        <w:t xml:space="preserve">            'weight_class': weight_class,</w:t>
-      </w:r>
-    </w:p>
-    <w:p>
-      <w:pPr>
-        <w:spacing w:line="240" w:lineRule="auto"/>
-        <w:rPr>
-          <w:rFonts w:ascii="Courier New" w:hAnsi="Courier New" w:cs="Courier New"/>
-          <w:sz w:val="20"/>
-          <w:szCs w:val="20"/>
-          <w:lang w:val="en-US"/>
-        </w:rPr>
-      </w:pPr>
-      <w:r>
-        <w:rPr>
-          <w:rFonts w:ascii="Courier New" w:hAnsi="Courier New" w:cs="Courier New"/>
-          <w:sz w:val="20"/>
-          <w:szCs w:val="20"/>
-          <w:lang w:val="en-US"/>
-        </w:rPr>
-        <w:t xml:space="preserve">            'record': record,</w:t>
-      </w:r>
-    </w:p>
-    <w:p>
-      <w:pPr>
-        <w:spacing w:line="240" w:lineRule="auto"/>
-        <w:rPr>
-          <w:rFonts w:ascii="Courier New" w:hAnsi="Courier New" w:cs="Courier New"/>
-          <w:sz w:val="20"/>
-          <w:szCs w:val="20"/>
-          <w:lang w:val="en-US"/>
-        </w:rPr>
-      </w:pPr>
-      <w:r>
-        <w:rPr>
-          <w:rFonts w:ascii="Courier New" w:hAnsi="Courier New" w:cs="Courier New"/>
-          <w:sz w:val="20"/>
-          <w:szCs w:val="20"/>
-          <w:lang w:val="en-US"/>
-        </w:rPr>
-        <w:t xml:space="preserve">            'photo': photo</w:t>
-      </w:r>
-    </w:p>
-    <w:p>
-      <w:pPr>
-        <w:spacing w:line="240" w:lineRule="auto"/>
-        <w:rPr>
-          <w:rFonts w:ascii="Courier New" w:hAnsi="Courier New" w:cs="Courier New"/>
-          <w:sz w:val="20"/>
-          <w:szCs w:val="20"/>
-          <w:lang w:val="en-US"/>
-        </w:rPr>
-      </w:pPr>
-      <w:r>
-        <w:rPr>
-          <w:rFonts w:ascii="Courier New" w:hAnsi="Courier New" w:cs="Courier New"/>
-          <w:sz w:val="20"/>
-          <w:szCs w:val="20"/>
-          <w:lang w:val="en-US"/>
-        </w:rPr>
-        <w:t xml:space="preserve">        })</w:t>
-      </w:r>
-    </w:p>
-    <w:p>
-      <w:pPr>
-        <w:spacing w:line="240" w:lineRule="auto"/>
-        <w:rPr>
-          <w:rFonts w:ascii="Courier New" w:hAnsi="Courier New" w:cs="Courier New"/>
-          <w:sz w:val="20"/>
-          <w:szCs w:val="20"/>
-          <w:lang w:val="en-US"/>
-        </w:rPr>
-      </w:pPr>
-    </w:p>
-    <w:p>
-      <w:pPr>
-        <w:spacing w:line="240" w:lineRule="auto"/>
-        <w:rPr>
-          <w:rFonts w:ascii="Courier New" w:hAnsi="Courier New" w:cs="Courier New"/>
-          <w:sz w:val="20"/>
-          <w:szCs w:val="20"/>
-          <w:lang w:val="en-US"/>
-        </w:rPr>
-      </w:pPr>
-      <w:r>
-        <w:rPr>
-          <w:rFonts w:ascii="Courier New" w:hAnsi="Courier New" w:cs="Courier New"/>
-          <w:sz w:val="20"/>
-          <w:szCs w:val="20"/>
-          <w:lang w:val="en-US"/>
-        </w:rPr>
-        <w:t xml:space="preserve">    return fighters</w:t>
-      </w:r>
-    </w:p>
-    <w:p>
-      <w:pPr>
-        <w:spacing w:line="240" w:lineRule="auto"/>
-        <w:rPr>
-          <w:rFonts w:ascii="Courier New" w:hAnsi="Courier New" w:cs="Courier New"/>
-          <w:sz w:val="20"/>
-          <w:szCs w:val="20"/>
-          <w:lang w:val="en-US"/>
-        </w:rPr>
-      </w:pPr>
-    </w:p>
-    <w:p>
-      <w:pPr>
-        <w:spacing w:line="240" w:lineRule="auto"/>
-        <w:rPr>
-          <w:rFonts w:ascii="Courier New" w:hAnsi="Courier New" w:cs="Courier New"/>
-          <w:sz w:val="20"/>
-          <w:szCs w:val="20"/>
-          <w:lang w:val="en-US"/>
-        </w:rPr>
-      </w:pPr>
-      <w:r>
-        <w:rPr>
-          <w:rFonts w:ascii="Courier New" w:hAnsi="Courier New" w:cs="Courier New"/>
-          <w:sz w:val="20"/>
-          <w:szCs w:val="20"/>
-          <w:lang w:val="en-US"/>
-        </w:rPr>
-        <w:t>def save_doc(items, path):</w:t>
-      </w:r>
-    </w:p>
-    <w:p>
-      <w:pPr>
-        <w:spacing w:line="240" w:lineRule="auto"/>
-        <w:rPr>
-          <w:rFonts w:ascii="Courier New" w:hAnsi="Courier New" w:cs="Courier New"/>
-          <w:sz w:val="20"/>
-          <w:szCs w:val="20"/>
-          <w:lang w:val="en-US"/>
-        </w:rPr>
-      </w:pPr>
-      <w:r>
-        <w:rPr>
-          <w:rFonts w:ascii="Courier New" w:hAnsi="Courier New" w:cs="Courier New"/>
-          <w:sz w:val="20"/>
-          <w:szCs w:val="20"/>
-          <w:lang w:val="en-US"/>
-        </w:rPr>
-        <w:t xml:space="preserve">    with open(path, 'w', newline='', encoding='utf-8-sig') as file:</w:t>
-      </w:r>
-    </w:p>
-    <w:p>
-      <w:pPr>
-        <w:spacing w:line="240" w:lineRule="auto"/>
-        <w:rPr>
-          <w:rFonts w:ascii="Courier New" w:hAnsi="Courier New" w:cs="Courier New"/>
-          <w:sz w:val="20"/>
-          <w:szCs w:val="20"/>
-          <w:lang w:val="en-US"/>
-        </w:rPr>
-      </w:pPr>
-      <w:r>
-        <w:rPr>
-          <w:rFonts w:ascii="Courier New" w:hAnsi="Courier New" w:cs="Courier New"/>
-          <w:sz w:val="20"/>
-          <w:szCs w:val="20"/>
-          <w:lang w:val="en-US"/>
-        </w:rPr>
-        <w:t xml:space="preserve">        writer = csv.writer(file, delimiter=';')</w:t>
-      </w:r>
-    </w:p>
-    <w:p>
-      <w:pPr>
-        <w:spacing w:line="240" w:lineRule="auto"/>
-        <w:rPr>
-          <w:rFonts w:ascii="Courier New" w:hAnsi="Courier New" w:cs="Courier New"/>
-          <w:sz w:val="20"/>
-          <w:szCs w:val="20"/>
-          <w:lang w:val="en-US"/>
-        </w:rPr>
-      </w:pPr>
-    </w:p>
-    <w:p>
-      <w:pPr>
-        <w:spacing w:line="240" w:lineRule="auto"/>
-        <w:rPr>
-          <w:rFonts w:ascii="Courier New" w:hAnsi="Courier New" w:cs="Courier New"/>
-          <w:sz w:val="20"/>
-          <w:szCs w:val="20"/>
-          <w:lang w:val="en-US"/>
-        </w:rPr>
-      </w:pPr>
-      <w:r>
-        <w:rPr>
-          <w:rFonts w:ascii="Courier New" w:hAnsi="Courier New" w:cs="Courier New"/>
-          <w:sz w:val="20"/>
-          <w:szCs w:val="20"/>
-          <w:lang w:val="en-US"/>
-        </w:rPr>
-        <w:t xml:space="preserve">        writer.writerow(['</w:t>
-      </w:r>
-      <w:r>
-        <w:rPr>
-          <w:rFonts w:ascii="Courier New" w:hAnsi="Courier New" w:cs="Courier New"/>
-          <w:sz w:val="20"/>
-          <w:szCs w:val="20"/>
-        </w:rPr>
-        <w:t>Имя</w:t>
-      </w:r>
-      <w:r>
-        <w:rPr>
-          <w:rFonts w:ascii="Courier New" w:hAnsi="Courier New" w:cs="Courier New"/>
-          <w:sz w:val="20"/>
-          <w:szCs w:val="20"/>
-          <w:lang w:val="en-US"/>
-        </w:rPr>
-        <w:t>', '</w:t>
-      </w:r>
-      <w:r>
-        <w:rPr>
-          <w:rFonts w:ascii="Courier New" w:hAnsi="Courier New" w:cs="Courier New"/>
-          <w:sz w:val="20"/>
-          <w:szCs w:val="20"/>
-        </w:rPr>
-        <w:t>Вес</w:t>
-      </w:r>
-      <w:r>
-        <w:rPr>
-          <w:rFonts w:ascii="Courier New" w:hAnsi="Courier New" w:cs="Courier New"/>
-          <w:sz w:val="20"/>
-          <w:szCs w:val="20"/>
-          <w:lang w:val="en-US"/>
-        </w:rPr>
-        <w:t>', '</w:t>
-      </w:r>
-      <w:r>
-        <w:rPr>
-          <w:rFonts w:ascii="Courier New" w:hAnsi="Courier New" w:cs="Courier New"/>
-          <w:sz w:val="20"/>
-          <w:szCs w:val="20"/>
-        </w:rPr>
-        <w:t>Рекорд</w:t>
-      </w:r>
-      <w:r>
-        <w:rPr>
-          <w:rFonts w:ascii="Courier New" w:hAnsi="Courier New" w:cs="Courier New"/>
-          <w:sz w:val="20"/>
-          <w:szCs w:val="20"/>
-          <w:lang w:val="en-US"/>
-        </w:rPr>
-        <w:t>', '</w:t>
-      </w:r>
-      <w:r>
-        <w:rPr>
-          <w:rFonts w:ascii="Courier New" w:hAnsi="Courier New" w:cs="Courier New"/>
-          <w:sz w:val="20"/>
-          <w:szCs w:val="20"/>
-        </w:rPr>
-        <w:t>Фото</w:t>
-      </w:r>
-      <w:r>
-        <w:rPr>
-          <w:rFonts w:ascii="Courier New" w:hAnsi="Courier New" w:cs="Courier New"/>
-          <w:sz w:val="20"/>
-          <w:szCs w:val="20"/>
-          <w:lang w:val="en-US"/>
-        </w:rPr>
-        <w:t>'])</w:t>
-      </w:r>
-    </w:p>
-    <w:p>
-      <w:pPr>
-        <w:spacing w:line="240" w:lineRule="auto"/>
-        <w:rPr>
-          <w:rFonts w:ascii="Courier New" w:hAnsi="Courier New" w:cs="Courier New"/>
-          <w:sz w:val="20"/>
-          <w:szCs w:val="20"/>
-          <w:lang w:val="en-US"/>
-        </w:rPr>
-      </w:pPr>
-    </w:p>
-    <w:p>
-      <w:pPr>
-        <w:spacing w:line="240" w:lineRule="auto"/>
-        <w:rPr>
-          <w:rFonts w:ascii="Courier New" w:hAnsi="Courier New" w:cs="Courier New"/>
-          <w:sz w:val="20"/>
-          <w:szCs w:val="20"/>
-          <w:lang w:val="en-US"/>
-        </w:rPr>
-      </w:pPr>
-      <w:r>
-        <w:rPr>
-          <w:rFonts w:ascii="Courier New" w:hAnsi="Courier New" w:cs="Courier New"/>
-          <w:sz w:val="20"/>
-          <w:szCs w:val="20"/>
-          <w:lang w:val="en-US"/>
-        </w:rPr>
-        <w:t xml:space="preserve">        for item in items:</w:t>
-      </w:r>
-    </w:p>
-    <w:p>
-      <w:pPr>
-        <w:spacing w:line="240" w:lineRule="auto"/>
-        <w:rPr>
-          <w:rFonts w:ascii="Courier New" w:hAnsi="Courier New" w:cs="Courier New"/>
-          <w:sz w:val="20"/>
-          <w:szCs w:val="20"/>
-          <w:lang w:val="en-US"/>
-        </w:rPr>
-      </w:pPr>
-      <w:r>
-        <w:rPr>
-          <w:rFonts w:ascii="Courier New" w:hAnsi="Courier New" w:cs="Courier New"/>
-          <w:sz w:val="20"/>
-          <w:szCs w:val="20"/>
-          <w:lang w:val="en-US"/>
-        </w:rPr>
-        <w:t xml:space="preserve">            writer.writerow([</w:t>
-      </w:r>
-    </w:p>
-    <w:p>
-      <w:pPr>
-        <w:spacing w:line="240" w:lineRule="auto"/>
-        <w:rPr>
-          <w:rFonts w:ascii="Courier New" w:hAnsi="Courier New" w:cs="Courier New"/>
-          <w:sz w:val="20"/>
-          <w:szCs w:val="20"/>
-          <w:lang w:val="en-US"/>
-        </w:rPr>
-      </w:pPr>
-      <w:r>
-        <w:rPr>
-          <w:rFonts w:ascii="Courier New" w:hAnsi="Courier New" w:cs="Courier New"/>
-          <w:sz w:val="20"/>
-          <w:szCs w:val="20"/>
-          <w:lang w:val="en-US"/>
-        </w:rPr>
-        <w:t xml:space="preserve">                item['name'],</w:t>
-      </w:r>
-    </w:p>
-    <w:p>
-      <w:pPr>
-        <w:spacing w:line="240" w:lineRule="auto"/>
-        <w:rPr>
-          <w:rFonts w:ascii="Courier New" w:hAnsi="Courier New" w:cs="Courier New"/>
-          <w:sz w:val="20"/>
-          <w:szCs w:val="20"/>
-          <w:lang w:val="en-US"/>
-        </w:rPr>
-      </w:pPr>
-      <w:r>
-        <w:rPr>
-          <w:rFonts w:ascii="Courier New" w:hAnsi="Courier New" w:cs="Courier New"/>
-          <w:sz w:val="20"/>
-          <w:szCs w:val="20"/>
-          <w:lang w:val="en-US"/>
-        </w:rPr>
-        <w:t xml:space="preserve">                item['weight_class'],</w:t>
-      </w:r>
-    </w:p>
-    <w:p>
-      <w:pPr>
-        <w:spacing w:line="240" w:lineRule="auto"/>
-        <w:rPr>
-          <w:rFonts w:ascii="Courier New" w:hAnsi="Courier New" w:cs="Courier New"/>
-          <w:sz w:val="20"/>
-          <w:szCs w:val="20"/>
-          <w:lang w:val="en-US"/>
-        </w:rPr>
-      </w:pPr>
-      <w:r>
-        <w:rPr>
-          <w:rFonts w:ascii="Courier New" w:hAnsi="Courier New" w:cs="Courier New"/>
-          <w:sz w:val="20"/>
-          <w:szCs w:val="20"/>
-          <w:lang w:val="en-US"/>
-        </w:rPr>
-        <w:t xml:space="preserve">                item['record'],</w:t>
-      </w:r>
-    </w:p>
-    <w:p>
-      <w:pPr>
-        <w:spacing w:line="240" w:lineRule="auto"/>
-        <w:rPr>
-          <w:rFonts w:ascii="Courier New" w:hAnsi="Courier New" w:cs="Courier New"/>
-          <w:sz w:val="20"/>
-          <w:szCs w:val="20"/>
-          <w:lang w:val="en-US"/>
-        </w:rPr>
-      </w:pPr>
-      <w:r>
-        <w:rPr>
-          <w:rFonts w:ascii="Courier New" w:hAnsi="Courier New" w:cs="Courier New"/>
-          <w:sz w:val="20"/>
-          <w:szCs w:val="20"/>
-          <w:lang w:val="en-US"/>
-        </w:rPr>
-        <w:t xml:space="preserve">                item['photo']</w:t>
-      </w:r>
-    </w:p>
-    <w:p>
-      <w:pPr>
-        <w:spacing w:line="240" w:lineRule="auto"/>
-        <w:rPr>
-          <w:rFonts w:ascii="Courier New" w:hAnsi="Courier New" w:cs="Courier New"/>
-          <w:sz w:val="20"/>
-          <w:szCs w:val="20"/>
-          <w:lang w:val="en-US"/>
-        </w:rPr>
-      </w:pPr>
-      <w:r>
-        <w:rPr>
-          <w:rFonts w:ascii="Courier New" w:hAnsi="Courier New" w:cs="Courier New"/>
-          <w:sz w:val="20"/>
-          <w:szCs w:val="20"/>
-          <w:lang w:val="en-US"/>
-        </w:rPr>
-        <w:t xml:space="preserve">            ])</w:t>
-      </w:r>
-    </w:p>
-    <w:p>
-      <w:pPr>
-        <w:spacing w:line="240" w:lineRule="auto"/>
-        <w:rPr>
-          <w:rFonts w:ascii="Courier New" w:hAnsi="Courier New" w:cs="Courier New"/>
-          <w:sz w:val="20"/>
-          <w:szCs w:val="20"/>
-          <w:lang w:val="en-US"/>
-        </w:rPr>
-      </w:pPr>
-    </w:p>
-    <w:p>
-      <w:pPr>
-        <w:spacing w:line="240" w:lineRule="auto"/>
-        <w:rPr>
-          <w:rFonts w:ascii="Courier New" w:hAnsi="Courier New" w:cs="Courier New"/>
-          <w:sz w:val="20"/>
-          <w:szCs w:val="20"/>
-          <w:lang w:val="en-US"/>
-        </w:rPr>
-      </w:pPr>
-      <w:r>
-        <w:rPr>
-          <w:rFonts w:ascii="Courier New" w:hAnsi="Courier New" w:cs="Courier New"/>
-          <w:sz w:val="20"/>
-          <w:szCs w:val="20"/>
-          <w:lang w:val="en-US"/>
-        </w:rPr>
-        <w:t>def main():</w:t>
-      </w:r>
-    </w:p>
-    <w:p>
-      <w:pPr>
-        <w:spacing w:line="240" w:lineRule="auto"/>
-        <w:rPr>
-          <w:rFonts w:ascii="Courier New" w:hAnsi="Courier New" w:cs="Courier New"/>
-          <w:sz w:val="20"/>
-          <w:szCs w:val="20"/>
-          <w:lang w:val="en-US"/>
-        </w:rPr>
-      </w:pPr>
-      <w:r>
-        <w:rPr>
-          <w:rFonts w:ascii="Courier New" w:hAnsi="Courier New" w:cs="Courier New"/>
-          <w:sz w:val="20"/>
-          <w:szCs w:val="20"/>
-          <w:lang w:val="en-US"/>
-        </w:rPr>
-        <w:t xml:space="preserve">    fighters = []</w:t>
-      </w:r>
-    </w:p>
-    <w:p>
-      <w:pPr>
-        <w:spacing w:line="240" w:lineRule="auto"/>
-        <w:rPr>
-          <w:rFonts w:ascii="Courier New" w:hAnsi="Courier New" w:cs="Courier New"/>
-          <w:sz w:val="20"/>
-          <w:szCs w:val="20"/>
-          <w:lang w:val="en-US"/>
-        </w:rPr>
-      </w:pPr>
-      <w:r>
-        <w:rPr>
-          <w:rFonts w:ascii="Courier New" w:hAnsi="Courier New" w:cs="Courier New"/>
-          <w:sz w:val="20"/>
-          <w:szCs w:val="20"/>
-          <w:lang w:val="en-US"/>
-        </w:rPr>
-        <w:t xml:space="preserve">    for page in range(1, 290):</w:t>
-      </w:r>
-    </w:p>
-    <w:p>
-      <w:pPr>
-        <w:spacing w:line="240" w:lineRule="auto"/>
-        <w:rPr>
-          <w:rFonts w:ascii="Courier New" w:hAnsi="Courier New" w:cs="Courier New"/>
-          <w:sz w:val="20"/>
-          <w:szCs w:val="20"/>
-          <w:lang w:val="en-US"/>
-        </w:rPr>
-      </w:pPr>
-      <w:r>
-        <w:rPr>
-          <w:rFonts w:ascii="Courier New" w:hAnsi="Courier New" w:cs="Courier New"/>
-          <w:sz w:val="20"/>
-          <w:szCs w:val="20"/>
-          <w:lang w:val="en-US"/>
-        </w:rPr>
-        <w:t xml:space="preserve">        html = load_page(page)</w:t>
-      </w:r>
-    </w:p>
-    <w:p>
-      <w:pPr>
-        <w:spacing w:line="240" w:lineRule="auto"/>
-        <w:rPr>
-          <w:rFonts w:ascii="Courier New" w:hAnsi="Courier New" w:cs="Courier New"/>
-          <w:sz w:val="20"/>
-          <w:szCs w:val="20"/>
-          <w:lang w:val="en-US"/>
-        </w:rPr>
-      </w:pPr>
-      <w:r>
-        <w:rPr>
-          <w:rFonts w:ascii="Courier New" w:hAnsi="Courier New" w:cs="Courier New"/>
-          <w:sz w:val="20"/>
-          <w:szCs w:val="20"/>
-          <w:lang w:val="en-US"/>
-        </w:rPr>
-        <w:t xml:space="preserve">        page_fighters = get_content(html)</w:t>
-      </w:r>
-    </w:p>
-    <w:p>
-      <w:pPr>
-        <w:spacing w:line="240" w:lineRule="auto"/>
-        <w:rPr>
-          <w:rFonts w:ascii="Courier New" w:hAnsi="Courier New" w:cs="Courier New"/>
-          <w:sz w:val="20"/>
-          <w:szCs w:val="20"/>
-          <w:lang w:val="en-US"/>
-        </w:rPr>
-      </w:pPr>
-      <w:r>
-        <w:rPr>
-          <w:rFonts w:ascii="Courier New" w:hAnsi="Courier New" w:cs="Courier New"/>
-          <w:sz w:val="20"/>
-          <w:szCs w:val="20"/>
-          <w:lang w:val="en-US"/>
-        </w:rPr>
-        <w:t xml:space="preserve">        fighters.extend(page_fighters)</w:t>
-      </w:r>
-    </w:p>
-    <w:p>
-      <w:pPr>
-        <w:spacing w:line="240" w:lineRule="auto"/>
-        <w:rPr>
-          <w:rFonts w:ascii="Courier New" w:hAnsi="Courier New" w:cs="Courier New"/>
-          <w:sz w:val="20"/>
-          <w:szCs w:val="20"/>
-          <w:lang w:val="en-US"/>
-        </w:rPr>
-      </w:pPr>
-    </w:p>
-    <w:p>
-      <w:pPr>
-        <w:spacing w:line="240" w:lineRule="auto"/>
-        <w:rPr>
-          <w:rFonts w:ascii="Courier New" w:hAnsi="Courier New" w:cs="Courier New"/>
-          <w:sz w:val="20"/>
-          <w:szCs w:val="20"/>
-          <w:lang w:val="en-US"/>
-        </w:rPr>
-      </w:pPr>
-      <w:r>
-        <w:rPr>
-          <w:rFonts w:ascii="Courier New" w:hAnsi="Courier New" w:cs="Courier New"/>
-          <w:sz w:val="20"/>
-          <w:szCs w:val="20"/>
-          <w:lang w:val="en-US"/>
-        </w:rPr>
-        <w:t xml:space="preserve">    save_doc(fighters, CSV)</w:t>
-      </w:r>
-    </w:p>
-    <w:p>
-      <w:pPr>
-        <w:spacing w:line="240" w:lineRule="auto"/>
-        <w:rPr>
-          <w:rFonts w:ascii="Courier New" w:hAnsi="Courier New" w:cs="Courier New"/>
-          <w:sz w:val="20"/>
-          <w:szCs w:val="20"/>
-          <w:lang w:val="en-US"/>
-        </w:rPr>
-      </w:pPr>
-      <w:r>
-        <w:rPr>
-          <w:rFonts w:ascii="Courier New" w:hAnsi="Courier New" w:cs="Courier New"/>
-          <w:sz w:val="20"/>
-          <w:szCs w:val="20"/>
-          <w:lang w:val="en-US"/>
-        </w:rPr>
-        <w:t xml:space="preserve">    print(f'</w:t>
-      </w:r>
-      <w:r>
-        <w:rPr>
-          <w:rFonts w:ascii="Courier New" w:hAnsi="Courier New" w:cs="Courier New"/>
-          <w:sz w:val="20"/>
-          <w:szCs w:val="20"/>
-        </w:rPr>
-        <w:t>Всего</w:t>
-      </w:r>
-      <w:r>
-        <w:rPr>
-          <w:rFonts w:ascii="Courier New" w:hAnsi="Courier New" w:cs="Courier New"/>
-          <w:sz w:val="20"/>
-          <w:szCs w:val="20"/>
-          <w:lang w:val="en-US"/>
-        </w:rPr>
-        <w:t xml:space="preserve"> </w:t>
-      </w:r>
-      <w:r>
-        <w:rPr>
-          <w:rFonts w:ascii="Courier New" w:hAnsi="Courier New" w:cs="Courier New"/>
-          <w:sz w:val="20"/>
-          <w:szCs w:val="20"/>
-        </w:rPr>
-        <w:t>бойцов</w:t>
-      </w:r>
-      <w:r>
-        <w:rPr>
-          <w:rFonts w:ascii="Courier New" w:hAnsi="Courier New" w:cs="Courier New"/>
-          <w:sz w:val="20"/>
-          <w:szCs w:val="20"/>
-          <w:lang w:val="en-US"/>
-        </w:rPr>
-        <w:t>: {len(fighters)}')</w:t>
-      </w:r>
-    </w:p>
-    <w:p>
-      <w:pPr>
-        <w:spacing w:line="240" w:lineRule="auto"/>
-        <w:rPr>
-          <w:rFonts w:ascii="Courier New" w:hAnsi="Courier New" w:cs="Courier New"/>
-          <w:sz w:val="20"/>
-          <w:szCs w:val="20"/>
-          <w:lang w:val="en-US"/>
-        </w:rPr>
-      </w:pPr>
-    </w:p>
-    <w:p>
-      <w:pPr>
-        <w:spacing w:line="240" w:lineRule="auto"/>
-        <w:rPr>
-          <w:rFonts w:ascii="Courier New" w:hAnsi="Courier New" w:cs="Courier New"/>
-          <w:sz w:val="20"/>
-          <w:szCs w:val="20"/>
-          <w:lang w:val="en-US"/>
-        </w:rPr>
-      </w:pPr>
-      <w:r>
-        <w:rPr>
-          <w:rFonts w:ascii="Courier New" w:hAnsi="Courier New" w:cs="Courier New"/>
-          <w:sz w:val="20"/>
-          <w:szCs w:val="20"/>
-          <w:lang w:val="en-US"/>
-        </w:rPr>
-        <w:t>if __name__ == '__main__':</w:t>
-      </w:r>
-    </w:p>
-    <w:p>
-      <w:pPr>
-        <w:spacing w:line="240" w:lineRule="auto"/>
-        <w:rPr>
-          <w:rFonts w:ascii="Courier New" w:hAnsi="Courier New" w:cs="Courier New"/>
-          <w:sz w:val="20"/>
-          <w:szCs w:val="20"/>
-        </w:rPr>
-      </w:pPr>
-      <w:r>
-        <w:rPr>
-          <w:rFonts w:ascii="Courier New" w:hAnsi="Courier New" w:cs="Courier New"/>
-          <w:sz w:val="20"/>
-          <w:szCs w:val="20"/>
-          <w:lang w:val="en-US"/>
-        </w:rPr>
         <w:t xml:space="preserve">    </w:t>
       </w:r>
       <w:r>
@@ -10448,6 +11802,7 @@
     <w:p>
       <w:pPr>
         <w:spacing w:line="360" w:lineRule="auto"/>
+        <w:ind w:firstLine="709"/>
         <w:jc w:val="both"/>
         <w:rPr>
           <w:rFonts w:ascii="Times New Roman" w:hAnsi="Times New Roman" w:cs="Times New Roman"/>
@@ -11583,6 +12938,7 @@
     <w:p>
       <w:pPr>
         <w:spacing w:line="360" w:lineRule="auto"/>
+        <w:ind w:firstLine="709"/>
         <w:jc w:val="both"/>
         <w:rPr>
           <w:rFonts w:ascii="Times New Roman" w:hAnsi="Times New Roman" w:cs="Times New Roman"/>
@@ -11611,7 +12967,7 @@
 
 <file path=word/comments.xml><?xml version="1.0" encoding="utf-8"?>
 <w:comments xmlns:wpc="http://schemas.microsoft.com/office/word/2010/wordprocessingCanvas" xmlns:cx="http://schemas.microsoft.com/office/drawing/2014/chartex" xmlns:cx1="http://schemas.microsoft.com/office/drawing/2015/9/8/chartex" xmlns:cx2="http://schemas.microsoft.com/office/drawing/2015/10/21/chartex" xmlns:cx3="http://schemas.microsoft.com/office/drawing/2016/5/9/chartex" xmlns:cx4="http://schemas.microsoft.com/office/drawing/2016/5/10/chartex" xmlns:cx5="http://schemas.microsoft.com/office/drawing/2016/5/11/chartex" xmlns:cx6="http://schemas.microsoft.com/office/drawing/2016/5/12/chartex" xmlns:cx7="http://schemas.microsoft.com/office/drawing/2016/5/13/chartex" xmlns:cx8="http://schemas.microsoft.com/office/drawing/2016/5/14/chartex" xmlns:mc="http://schemas.openxmlformats.org/markup-compatibility/2006" xmlns:aink="http://schemas.microsoft.com/office/drawing/2016/ink" xmlns:am3d="http://schemas.microsoft.com/office/drawing/2017/model3d" xmlns:o="urn:schemas-microsoft-com:office:office" xmlns:oel="http://schemas.microsoft.com/office/2019/extlst" xmlns:r="http://schemas.openxmlformats.org/officeDocument/2006/relationships" xmlns:m="http://schemas.openxmlformats.org/officeDocument/2006/math" xmlns:v="urn:schemas-microsoft-com:vml" xmlns:wp14="http://schemas.microsoft.com/office/word/2010/wordprocessingDrawing" xmlns:wp="http://schemas.openxmlformats.org/drawingml/2006/wordprocessingDrawing" xmlns:w10="urn:schemas-microsoft-com:office:word" xmlns:w="http://schemas.openxmlformats.org/wordprocessingml/2006/main" xmlns:w14="http://schemas.microsoft.com/office/word/2010/wordml" xmlns:w15="http://schemas.microsoft.com/office/word/2012/wordml" xmlns:w16cex="http://schemas.microsoft.com/office/word/2018/wordml/cex" xmlns:w16cid="http://schemas.microsoft.com/office/word/2016/wordml/cid" xmlns:w16="http://schemas.microsoft.com/office/word/2018/wordml" xmlns:w16du="http://schemas.microsoft.com/office/word/2023/wordml/word16du" xmlns:w16sdtdh="http://schemas.microsoft.com/office/word/2020/wordml/sdtdatahash" xmlns:w16sdtfl="http://schemas.microsoft.com/office/word/2024/wordml/sdtformatlock" xmlns:w16se="http://schemas.microsoft.com/office/word/2015/wordml/symex" xmlns:wpg="http://schemas.microsoft.com/office/word/2010/wordprocessingGroup" xmlns:wpi="http://schemas.microsoft.com/office/word/2010/wordprocessingInk" xmlns:wne="http://schemas.microsoft.com/office/word/2006/wordml" xmlns:wps="http://schemas.microsoft.com/office/word/2010/wordprocessingShape" mc:Ignorable="w14 w15 w16se w16cid w16 w16cex w16sdtdh w16sdtfl w16du wp14">
-  <w:comment w:id="0" w:author="User" w:date="2026-09-01T22:20:00Z" w:initials="U">
+  <w:comment w:id="1" w:author="User" w:date="2026-09-01T22:20:00Z" w:initials="U">
     <w:p>
       <w:pPr>
         <w:pStyle w:val="a5"/>
@@ -11665,6 +13021,48 @@
     </w:p>
   </w:endnote>
 </w:endnotes>
+</file>
+
+<file path=word/footer1.xml><?xml version="1.0" encoding="utf-8"?>
+<w:ftr xmlns:wpc="http://schemas.microsoft.com/office/word/2010/wordprocessingCanvas" xmlns:cx="http://schemas.microsoft.com/office/drawing/2014/chartex" xmlns:cx1="http://schemas.microsoft.com/office/drawing/2015/9/8/chartex" xmlns:cx2="http://schemas.microsoft.com/office/drawing/2015/10/21/chartex" xmlns:cx3="http://schemas.microsoft.com/office/drawing/2016/5/9/chartex" xmlns:cx4="http://schemas.microsoft.com/office/drawing/2016/5/10/chartex" xmlns:cx5="http://schemas.microsoft.com/office/drawing/2016/5/11/chartex" xmlns:cx6="http://schemas.microsoft.com/office/drawing/2016/5/12/chartex" xmlns:cx7="http://schemas.microsoft.com/office/drawing/2016/5/13/chartex" xmlns:cx8="http://schemas.microsoft.com/office/drawing/2016/5/14/chartex" xmlns:mc="http://schemas.openxmlformats.org/markup-compatibility/2006" xmlns:aink="http://schemas.microsoft.com/office/drawing/2016/ink" xmlns:am3d="http://schemas.microsoft.com/office/drawing/2017/model3d" xmlns:o="urn:schemas-microsoft-com:office:office" xmlns:oel="http://schemas.microsoft.com/office/2019/extlst" xmlns:r="http://schemas.openxmlformats.org/officeDocument/2006/relationships" xmlns:m="http://schemas.openxmlformats.org/officeDocument/2006/math" xmlns:v="urn:schemas-microsoft-com:vml" xmlns:wp14="http://schemas.microsoft.com/office/word/2010/wordprocessingDrawing" xmlns:wp="http://schemas.openxmlformats.org/drawingml/2006/wordprocessingDrawing" xmlns:w10="urn:schemas-microsoft-com:office:word" xmlns:w="http://schemas.openxmlformats.org/wordprocessingml/2006/main" xmlns:w14="http://schemas.microsoft.com/office/word/2010/wordml" xmlns:w15="http://schemas.microsoft.com/office/word/2012/wordml" xmlns:w16cex="http://schemas.microsoft.com/office/word/2018/wordml/cex" xmlns:w16cid="http://schemas.microsoft.com/office/word/2016/wordml/cid" xmlns:w16="http://schemas.microsoft.com/office/word/2018/wordml" xmlns:w16du="http://schemas.microsoft.com/office/word/2023/wordml/word16du" xmlns:w16sdtdh="http://schemas.microsoft.com/office/word/2020/wordml/sdtdatahash" xmlns:w16sdtfl="http://schemas.microsoft.com/office/word/2024/wordml/sdtformatlock" xmlns:w16se="http://schemas.microsoft.com/office/word/2015/wordml/symex" xmlns:wpg="http://schemas.microsoft.com/office/word/2010/wordprocessingGroup" xmlns:wpi="http://schemas.microsoft.com/office/word/2010/wordprocessingInk" xmlns:wne="http://schemas.microsoft.com/office/word/2006/wordml" xmlns:wps="http://schemas.microsoft.com/office/word/2010/wordprocessingShape" mc:Ignorable="w14 w15 w16se w16cid w16 w16cex w16sdtdh w16sdtfl w16du wp14">
+  <w:sdt>
+    <w:sdtPr>
+      <w:id w:val="1035695261"/>
+      <w:docPartObj>
+        <w:docPartGallery w:val="Page Numbers (Bottom of Page)"/>
+        <w:docPartUnique/>
+      </w:docPartObj>
+    </w:sdtPr>
+    <w:sdtContent>
+      <w:p>
+        <w:pPr>
+          <w:pStyle w:val="af1"/>
+          <w:jc w:val="right"/>
+        </w:pPr>
+        <w:r>
+          <w:fldChar w:fldCharType="begin"/>
+        </w:r>
+        <w:r>
+          <w:instrText>PAGE   \* MERGEFORMAT</w:instrText>
+        </w:r>
+        <w:r>
+          <w:fldChar w:fldCharType="separate"/>
+        </w:r>
+        <w:r>
+          <w:t>2</w:t>
+        </w:r>
+        <w:r>
+          <w:fldChar w:fldCharType="end"/>
+        </w:r>
+      </w:p>
+    </w:sdtContent>
+  </w:sdt>
+  <w:p>
+    <w:pPr>
+      <w:pStyle w:val="af1"/>
+    </w:pPr>
+  </w:p>
+</w:ftr>
 </file>
 
 <file path=word/footnotes.xml><?xml version="1.0" encoding="utf-8"?>
@@ -12211,6 +13609,50 @@
       <w:lang w:eastAsia="en-US"/>
     </w:rPr>
   </w:style>
+  <w:style w:type="paragraph" w:styleId="1">
+    <w:name w:val="heading 1"/>
+    <w:basedOn w:val="a"/>
+    <w:next w:val="a"/>
+    <w:link w:val="10"/>
+    <w:uiPriority w:val="9"/>
+    <w:qFormat/>
+    <w:rsid w:val="00D87A9F"/>
+    <w:pPr>
+      <w:keepNext/>
+      <w:keepLines/>
+      <w:spacing w:before="240" w:after="0"/>
+      <w:outlineLvl w:val="0"/>
+    </w:pPr>
+    <w:rPr>
+      <w:rFonts w:asciiTheme="majorHAnsi" w:eastAsiaTheme="majorEastAsia" w:hAnsiTheme="majorHAnsi" w:cstheme="majorBidi"/>
+      <w:color w:val="2E74B5" w:themeColor="accent1" w:themeShade="BF"/>
+      <w:sz w:val="32"/>
+      <w:szCs w:val="32"/>
+    </w:rPr>
+  </w:style>
+  <w:style w:type="paragraph" w:styleId="2">
+    <w:name w:val="heading 2"/>
+    <w:basedOn w:val="a"/>
+    <w:next w:val="a"/>
+    <w:link w:val="20"/>
+    <w:uiPriority w:val="9"/>
+    <w:semiHidden/>
+    <w:unhideWhenUsed/>
+    <w:qFormat/>
+    <w:rsid w:val="00D87A9F"/>
+    <w:pPr>
+      <w:keepNext/>
+      <w:keepLines/>
+      <w:spacing w:before="40" w:after="0"/>
+      <w:outlineLvl w:val="1"/>
+    </w:pPr>
+    <w:rPr>
+      <w:rFonts w:asciiTheme="majorHAnsi" w:eastAsiaTheme="majorEastAsia" w:hAnsiTheme="majorHAnsi" w:cstheme="majorBidi"/>
+      <w:color w:val="2E74B5" w:themeColor="accent1" w:themeShade="BF"/>
+      <w:sz w:val="26"/>
+      <w:szCs w:val="26"/>
+    </w:rPr>
+  </w:style>
   <w:style w:type="character" w:default="1" w:styleId="a0">
     <w:name w:val="Default Paragraph Font"/>
     <w:uiPriority w:val="1"/>
@@ -12394,6 +13836,133 @@
       <w:color w:val="954F72" w:themeColor="followedHyperlink"/>
       <w:u w:val="single"/>
     </w:rPr>
+  </w:style>
+  <w:style w:type="paragraph" w:styleId="af">
+    <w:name w:val="header"/>
+    <w:basedOn w:val="a"/>
+    <w:link w:val="af0"/>
+    <w:uiPriority w:val="99"/>
+    <w:unhideWhenUsed/>
+    <w:rsid w:val="00D87A9F"/>
+    <w:pPr>
+      <w:tabs>
+        <w:tab w:val="center" w:pos="4677"/>
+        <w:tab w:val="right" w:pos="9355"/>
+      </w:tabs>
+      <w:spacing w:after="0" w:line="240" w:lineRule="auto"/>
+    </w:pPr>
+  </w:style>
+  <w:style w:type="character" w:customStyle="1" w:styleId="af0">
+    <w:name w:val="Верхний колонтитул Знак"/>
+    <w:basedOn w:val="a0"/>
+    <w:link w:val="af"/>
+    <w:uiPriority w:val="99"/>
+    <w:rsid w:val="00D87A9F"/>
+    <w:rPr>
+      <w:sz w:val="22"/>
+      <w:szCs w:val="22"/>
+      <w:lang w:eastAsia="en-US"/>
+    </w:rPr>
+  </w:style>
+  <w:style w:type="paragraph" w:styleId="af1">
+    <w:name w:val="footer"/>
+    <w:basedOn w:val="a"/>
+    <w:link w:val="af2"/>
+    <w:uiPriority w:val="99"/>
+    <w:unhideWhenUsed/>
+    <w:rsid w:val="00D87A9F"/>
+    <w:pPr>
+      <w:tabs>
+        <w:tab w:val="center" w:pos="4677"/>
+        <w:tab w:val="right" w:pos="9355"/>
+      </w:tabs>
+      <w:spacing w:after="0" w:line="240" w:lineRule="auto"/>
+    </w:pPr>
+  </w:style>
+  <w:style w:type="character" w:customStyle="1" w:styleId="af2">
+    <w:name w:val="Нижний колонтитул Знак"/>
+    <w:basedOn w:val="a0"/>
+    <w:link w:val="af1"/>
+    <w:uiPriority w:val="99"/>
+    <w:rsid w:val="00D87A9F"/>
+    <w:rPr>
+      <w:sz w:val="22"/>
+      <w:szCs w:val="22"/>
+      <w:lang w:eastAsia="en-US"/>
+    </w:rPr>
+  </w:style>
+  <w:style w:type="character" w:customStyle="1" w:styleId="10">
+    <w:name w:val="Заголовок 1 Знак"/>
+    <w:basedOn w:val="a0"/>
+    <w:link w:val="1"/>
+    <w:uiPriority w:val="9"/>
+    <w:rsid w:val="00D87A9F"/>
+    <w:rPr>
+      <w:rFonts w:asciiTheme="majorHAnsi" w:eastAsiaTheme="majorEastAsia" w:hAnsiTheme="majorHAnsi" w:cstheme="majorBidi"/>
+      <w:color w:val="2E74B5" w:themeColor="accent1" w:themeShade="BF"/>
+      <w:sz w:val="32"/>
+      <w:szCs w:val="32"/>
+      <w:lang w:eastAsia="en-US"/>
+    </w:rPr>
+  </w:style>
+  <w:style w:type="character" w:customStyle="1" w:styleId="20">
+    <w:name w:val="Заголовок 2 Знак"/>
+    <w:basedOn w:val="a0"/>
+    <w:link w:val="2"/>
+    <w:uiPriority w:val="9"/>
+    <w:semiHidden/>
+    <w:rsid w:val="00D87A9F"/>
+    <w:rPr>
+      <w:rFonts w:asciiTheme="majorHAnsi" w:eastAsiaTheme="majorEastAsia" w:hAnsiTheme="majorHAnsi" w:cstheme="majorBidi"/>
+      <w:color w:val="2E74B5" w:themeColor="accent1" w:themeShade="BF"/>
+      <w:sz w:val="26"/>
+      <w:szCs w:val="26"/>
+      <w:lang w:eastAsia="en-US"/>
+    </w:rPr>
+  </w:style>
+  <w:style w:type="paragraph" w:styleId="af3">
+    <w:name w:val="TOC Heading"/>
+    <w:basedOn w:val="1"/>
+    <w:next w:val="a"/>
+    <w:uiPriority w:val="39"/>
+    <w:unhideWhenUsed/>
+    <w:qFormat/>
+    <w:rsid w:val="00733DB6"/>
+    <w:pPr>
+      <w:outlineLvl w:val="9"/>
+    </w:pPr>
+    <w:rPr>
+      <w:lang w:eastAsia="ru-RU"/>
+    </w:rPr>
+  </w:style>
+  <w:style w:type="paragraph" w:styleId="11">
+    <w:name w:val="toc 1"/>
+    <w:basedOn w:val="a"/>
+    <w:next w:val="a"/>
+    <w:autoRedefine/>
+    <w:uiPriority w:val="39"/>
+    <w:unhideWhenUsed/>
+    <w:rsid w:val="00114581"/>
+    <w:pPr>
+      <w:tabs>
+        <w:tab w:val="right" w:leader="dot" w:pos="9679"/>
+      </w:tabs>
+      <w:spacing w:after="100" w:line="360" w:lineRule="auto"/>
+      <w:jc w:val="both"/>
+    </w:pPr>
+  </w:style>
+  <w:style w:type="paragraph" w:styleId="21">
+    <w:name w:val="toc 2"/>
+    <w:basedOn w:val="a"/>
+    <w:next w:val="a"/>
+    <w:autoRedefine/>
+    <w:uiPriority w:val="39"/>
+    <w:unhideWhenUsed/>
+    <w:rsid w:val="00733DB6"/>
+    <w:pPr>
+      <w:spacing w:after="100"/>
+      <w:ind w:left="220"/>
+    </w:pPr>
   </w:style>
 </w:styles>
 </file>
@@ -12652,4 +14221,16 @@
   <a:objectDefaults/>
   <a:extraClrSchemeLst/>
 </a:theme>
+</file>
+
+<file path=customXml/item1.xml><?xml version="1.0" encoding="utf-8"?>
+<b:Sources xmlns:b="http://schemas.openxmlformats.org/officeDocument/2006/bibliography" xmlns="http://schemas.openxmlformats.org/officeDocument/2006/bibliography" SelectedStyle="\APASixthEditionOfficeOnline.xsl" StyleName="APA" Version="6"/>
+</file>
+
+<file path=customXml/itemProps1.xml><?xml version="1.0" encoding="utf-8"?>
+<ds:datastoreItem xmlns:ds="http://schemas.openxmlformats.org/officeDocument/2006/customXml" ds:itemID="{8D29FA4E-C81C-4964-9B8C-66CACB48F4BD}">
+  <ds:schemaRefs>
+    <ds:schemaRef ds:uri="http://schemas.openxmlformats.org/officeDocument/2006/bibliography"/>
+  </ds:schemaRefs>
+</ds:datastoreItem>
 </file>
--- a/1 курс/Отчет_по_практике.docx
+++ b/1 курс/Отчет_по_практике.docx
@@ -762,43 +762,7 @@
                 <w:szCs w:val="24"/>
                 <w:lang w:eastAsia="ru-RU"/>
               </w:rPr>
-              <w:t xml:space="preserve">Назаров Глеб Григорьевич, курс 1, группа ИНС-б-о-25-1, направление 09.03.02, </w:t>
-            </w:r>
-            <w:r>
-              <w:rPr>
-                <w:rFonts w:ascii="Times New Roman" w:eastAsia="Calibri" w:hAnsi="Times New Roman" w:cs="Times New Roman"/>
-                <w:sz w:val="24"/>
-                <w:szCs w:val="24"/>
-                <w:lang w:eastAsia="ru-RU"/>
-              </w:rPr>
-              <w:t>«Информационные системы и технологии», «Прикладное программирование в интеллектуальных информационных системах»,</w:t>
-            </w:r>
-            <w:r>
-              <w:rPr>
-                <w:rFonts w:ascii="Times New Roman" w:eastAsia="Calibri" w:hAnsi="Times New Roman" w:cs="Times New Roman"/>
-                <w:sz w:val="24"/>
-                <w:szCs w:val="24"/>
-                <w:lang w:eastAsia="ru-RU"/>
-              </w:rPr>
-              <w:t xml:space="preserve"> </w:t>
-            </w:r>
-            <w:r>
-              <w:rPr>
-                <w:rFonts w:ascii="Times New Roman" w:eastAsia="Calibri" w:hAnsi="Times New Roman" w:cs="Times New Roman"/>
-                <w:sz w:val="24"/>
-                <w:szCs w:val="24"/>
-                <w:lang w:eastAsia="ru-RU"/>
-              </w:rPr>
-              <w:t>очная форма обучения</w:t>
-            </w:r>
-            <w:r>
-              <w:rPr>
-                <w:rFonts w:ascii="Times New Roman" w:eastAsia="Calibri" w:hAnsi="Times New Roman" w:cs="Times New Roman"/>
-                <w:sz w:val="24"/>
-                <w:szCs w:val="24"/>
-                <w:lang w:eastAsia="ru-RU"/>
-              </w:rPr>
-              <w:t>__</w:t>
+              <w:t>Назаров Глеб Григорьевич, курс 1, группа ИНС-б-о-25-1, направление 09.03.02, «Информационные системы и технологии», «Прикладное программирование в интеллектуальных информационных системах», очная форма обучения__</w:t>
             </w:r>
           </w:p>
           <w:p>
@@ -974,16 +938,7 @@
                 <w:szCs w:val="24"/>
                 <w:lang w:eastAsia="ru-RU"/>
               </w:rPr>
-              <w:t xml:space="preserve">Крахоткина Елена Васильевна, </w:t>
-            </w:r>
-            <w:r>
-              <w:rPr>
-                <w:rFonts w:ascii="Times New Roman" w:eastAsia="Calibri" w:hAnsi="Times New Roman" w:cs="Times New Roman"/>
-                <w:sz w:val="24"/>
-                <w:szCs w:val="24"/>
-                <w:lang w:eastAsia="ru-RU"/>
-              </w:rPr>
-              <w:t>доцент департамента цифровых, робототехнических систем и электроники института перспективной инженерии</w:t>
+              <w:t>Крахоткина Елена Васильевна, доцент департамента цифровых, робототехнических систем и электроники института перспективной инженерии</w:t>
             </w:r>
           </w:p>
           <w:p>
@@ -1151,29 +1106,18 @@
           <w:szCs w:val="24"/>
           <w:lang w:eastAsia="ru-RU"/>
         </w:rPr>
-        <w:t>Ставрополь, 20</w:t>
-      </w:r>
-      <w:r>
-        <w:rPr>
-          <w:rFonts w:ascii="Times New Roman" w:eastAsia="Calibri" w:hAnsi="Times New Roman" w:cs="Times New Roman"/>
-          <w:sz w:val="24"/>
-          <w:szCs w:val="24"/>
-          <w:lang w:eastAsia="ru-RU"/>
-        </w:rPr>
-        <w:t>26</w:t>
-      </w:r>
-      <w:r>
-        <w:rPr>
-          <w:rFonts w:ascii="Times New Roman" w:eastAsia="Calibri" w:hAnsi="Times New Roman" w:cs="Times New Roman"/>
-          <w:sz w:val="24"/>
-          <w:szCs w:val="24"/>
-          <w:lang w:eastAsia="ru-RU"/>
-        </w:rPr>
-        <w:t xml:space="preserve"> г</w:t>
+        <w:t>Ставрополь, 2026 г</w:t>
       </w:r>
     </w:p>
     <w:sdt>
       <w:sdtPr>
+        <w:rPr>
+          <w:rFonts w:asciiTheme="minorHAnsi" w:eastAsiaTheme="minorHAnsi" w:hAnsiTheme="minorHAnsi" w:cstheme="minorBidi"/>
+          <w:color w:val="auto"/>
+          <w:sz w:val="22"/>
+          <w:szCs w:val="22"/>
+          <w:lang w:eastAsia="en-US"/>
+        </w:rPr>
         <w:id w:val="-358199672"/>
         <w:docPartObj>
           <w:docPartGallery w:val="Table of Contents"/>
@@ -1182,22 +1126,16 @@
       </w:sdtPr>
       <w:sdtEndPr>
         <w:rPr>
-          <w:rFonts w:asciiTheme="minorHAnsi" w:eastAsiaTheme="minorHAnsi" w:hAnsiTheme="minorHAnsi" w:cstheme="minorBidi"/>
           <w:b/>
           <w:bCs/>
-          <w:color w:val="auto"/>
-          <w:sz w:val="22"/>
-          <w:szCs w:val="22"/>
-          <w:lang w:eastAsia="en-US"/>
         </w:rPr>
       </w:sdtEndPr>
       <w:sdtContent>
         <w:p>
           <w:pPr>
             <w:pStyle w:val="af3"/>
-            <w:spacing w:after="300" w:line="360" w:lineRule="auto"/>
+            <w:spacing w:after="300" w:line="240" w:lineRule="auto"/>
             <w:ind w:firstLine="709"/>
-            <w:jc w:val="center"/>
             <w:rPr>
               <w:rFonts w:ascii="Times New Roman" w:hAnsi="Times New Roman" w:cs="Times New Roman"/>
               <w:b/>
@@ -1262,7 +1200,7 @@
             </w:rPr>
             <w:fldChar w:fldCharType="separate"/>
           </w:r>
-          <w:hyperlink w:anchor="_Toc239637276" w:history="1">
+          <w:hyperlink w:anchor="_Toc239714613" w:history="1">
             <w:r>
               <w:rPr>
                 <w:rStyle w:val="ab"/>
@@ -1307,7 +1245,7 @@
                 <w:sz w:val="28"/>
                 <w:szCs w:val="28"/>
               </w:rPr>
-              <w:instrText xml:space="preserve"> PAGEREF _Toc239637276 \h </w:instrText>
+              <w:instrText xml:space="preserve"> PAGEREF _Toc239714613 \h </w:instrText>
             </w:r>
             <w:r>
               <w:rPr>
@@ -1370,7 +1308,7 @@
               <w14:ligatures w14:val="standardContextual"/>
             </w:rPr>
           </w:pPr>
-          <w:hyperlink w:anchor="_Toc239637277" w:history="1">
+          <w:hyperlink w:anchor="_Toc239714614" w:history="1">
             <w:r>
               <w:rPr>
                 <w:rStyle w:val="ab"/>
@@ -1415,7 +1353,7 @@
                 <w:sz w:val="28"/>
                 <w:szCs w:val="28"/>
               </w:rPr>
-              <w:instrText xml:space="preserve"> PAGEREF _Toc239637277 \h </w:instrText>
+              <w:instrText xml:space="preserve"> PAGEREF _Toc239714614 \h </w:instrText>
             </w:r>
             <w:r>
               <w:rPr>
@@ -1478,7 +1416,7 @@
               <w14:ligatures w14:val="standardContextual"/>
             </w:rPr>
           </w:pPr>
-          <w:hyperlink w:anchor="_Toc239637278" w:history="1">
+          <w:hyperlink w:anchor="_Toc239714615" w:history="1">
             <w:r>
               <w:rPr>
                 <w:rStyle w:val="ab"/>
@@ -1522,7 +1460,7 @@
                 <w:sz w:val="28"/>
                 <w:szCs w:val="28"/>
               </w:rPr>
-              <w:instrText xml:space="preserve"> PAGEREF _Toc239637278 \h </w:instrText>
+              <w:instrText xml:space="preserve"> PAGEREF _Toc239714615 \h </w:instrText>
             </w:r>
             <w:r>
               <w:rPr>
@@ -1585,7 +1523,7 @@
               <w14:ligatures w14:val="standardContextual"/>
             </w:rPr>
           </w:pPr>
-          <w:hyperlink w:anchor="_Toc239637279" w:history="1">
+          <w:hyperlink w:anchor="_Toc239714616" w:history="1">
             <w:r>
               <w:rPr>
                 <w:rStyle w:val="ab"/>
@@ -1597,7 +1535,7 @@
                 <w:sz w:val="28"/>
                 <w:szCs w:val="28"/>
               </w:rPr>
-              <w:t>4. Описание проведенной работы в период прохождения</w:t>
+              <w:t>4. Описание проведенной работы в период прохождения практики</w:t>
             </w:r>
             <w:r>
               <w:rPr>
@@ -1630,115 +1568,7 @@
                 <w:sz w:val="28"/>
                 <w:szCs w:val="28"/>
               </w:rPr>
-              <w:instrText xml:space="preserve"> PAGEREF _Toc239637279 \h </w:instrText>
-            </w:r>
-            <w:r>
-              <w:rPr>
-                <w:rFonts w:ascii="Times New Roman" w:hAnsi="Times New Roman" w:cs="Times New Roman"/>
-                <w:noProof/>
-                <w:webHidden/>
-                <w:color w:val="000000" w:themeColor="text1"/>
-                <w:sz w:val="28"/>
-                <w:szCs w:val="28"/>
-              </w:rPr>
-            </w:r>
-            <w:r>
-              <w:rPr>
-                <w:rFonts w:ascii="Times New Roman" w:hAnsi="Times New Roman" w:cs="Times New Roman"/>
-                <w:noProof/>
-                <w:webHidden/>
-                <w:color w:val="000000" w:themeColor="text1"/>
-                <w:sz w:val="28"/>
-                <w:szCs w:val="28"/>
-              </w:rPr>
-              <w:fldChar w:fldCharType="separate"/>
-            </w:r>
-            <w:r>
-              <w:rPr>
-                <w:rFonts w:ascii="Times New Roman" w:hAnsi="Times New Roman" w:cs="Times New Roman"/>
-                <w:noProof/>
-                <w:webHidden/>
-                <w:color w:val="000000" w:themeColor="text1"/>
-                <w:sz w:val="28"/>
-                <w:szCs w:val="28"/>
-              </w:rPr>
-              <w:t>6</w:t>
-            </w:r>
-            <w:r>
-              <w:rPr>
-                <w:rFonts w:ascii="Times New Roman" w:hAnsi="Times New Roman" w:cs="Times New Roman"/>
-                <w:noProof/>
-                <w:webHidden/>
-                <w:color w:val="000000" w:themeColor="text1"/>
-                <w:sz w:val="28"/>
-                <w:szCs w:val="28"/>
-              </w:rPr>
-              <w:fldChar w:fldCharType="end"/>
-            </w:r>
-          </w:hyperlink>
-        </w:p>
-        <w:p>
-          <w:pPr>
-            <w:pStyle w:val="11"/>
-            <w:spacing w:line="240" w:lineRule="auto"/>
-            <w:jc w:val="left"/>
-            <w:rPr>
-              <w:rFonts w:ascii="Times New Roman" w:eastAsiaTheme="minorEastAsia" w:hAnsi="Times New Roman" w:cs="Times New Roman"/>
-              <w:noProof/>
-              <w:color w:val="000000" w:themeColor="text1"/>
-              <w:kern w:val="2"/>
-              <w:sz w:val="28"/>
-              <w:szCs w:val="28"/>
-              <w:lang w:eastAsia="ru-RU"/>
-              <w14:ligatures w14:val="standardContextual"/>
-            </w:rPr>
-          </w:pPr>
-          <w:hyperlink w:anchor="_Toc239637280" w:history="1">
-            <w:r>
-              <w:rPr>
-                <w:rStyle w:val="ab"/>
-                <w:rFonts w:ascii="Times New Roman" w:hAnsi="Times New Roman" w:cs="Times New Roman"/>
-                <w:caps/>
-                <w:noProof/>
-                <w:color w:val="000000" w:themeColor="text1"/>
-                <w:kern w:val="28"/>
-                <w:sz w:val="28"/>
-                <w:szCs w:val="28"/>
-              </w:rPr>
-              <w:t>практики</w:t>
-            </w:r>
-            <w:r>
-              <w:rPr>
-                <w:rFonts w:ascii="Times New Roman" w:hAnsi="Times New Roman" w:cs="Times New Roman"/>
-                <w:noProof/>
-                <w:webHidden/>
-                <w:color w:val="000000" w:themeColor="text1"/>
-                <w:sz w:val="28"/>
-                <w:szCs w:val="28"/>
-              </w:rPr>
-              <w:tab/>
-            </w:r>
-            <w:r>
-              <w:rPr>
-                <w:rFonts w:ascii="Times New Roman" w:hAnsi="Times New Roman" w:cs="Times New Roman"/>
-                <w:noProof/>
-                <w:webHidden/>
-                <w:color w:val="000000" w:themeColor="text1"/>
-                <w:sz w:val="28"/>
-                <w:szCs w:val="28"/>
-              </w:rPr>
-              <w:fldChar w:fldCharType="begin"/>
-            </w:r>
-            <w:r>
-              <w:rPr>
-                <w:rFonts w:ascii="Times New Roman" w:hAnsi="Times New Roman" w:cs="Times New Roman"/>
-                <w:noProof/>
-                <w:webHidden/>
-                <w:color w:val="000000" w:themeColor="text1"/>
-                <w:sz w:val="28"/>
-                <w:szCs w:val="28"/>
-              </w:rPr>
-              <w:instrText xml:space="preserve"> PAGEREF _Toc239637280 \h </w:instrText>
+              <w:instrText xml:space="preserve"> PAGEREF _Toc239714616 \h </w:instrText>
             </w:r>
             <w:r>
               <w:rPr>
@@ -1803,7 +1633,7 @@
               <w14:ligatures w14:val="standardContextual"/>
             </w:rPr>
           </w:pPr>
-          <w:hyperlink w:anchor="_Toc239637281" w:history="1">
+          <w:hyperlink w:anchor="_Toc239714617" w:history="1">
             <w:r>
               <w:rPr>
                 <w:rStyle w:val="ab"/>
@@ -1814,7 +1644,7 @@
                 <w:szCs w:val="28"/>
                 <w:lang w:eastAsia="ru-RU"/>
               </w:rPr>
-              <w:t>1. Социальное взаимодействие и роль в команде</w:t>
+              <w:t>Введение</w:t>
             </w:r>
             <w:r>
               <w:rPr>
@@ -1847,7 +1677,7 @@
                 <w:sz w:val="28"/>
                 <w:szCs w:val="28"/>
               </w:rPr>
-              <w:instrText xml:space="preserve"> PAGEREF _Toc239637281 \h </w:instrText>
+              <w:instrText xml:space="preserve"> PAGEREF _Toc239714617 \h </w:instrText>
             </w:r>
             <w:r>
               <w:rPr>
@@ -1912,7 +1742,7 @@
               <w14:ligatures w14:val="standardContextual"/>
             </w:rPr>
           </w:pPr>
-          <w:hyperlink w:anchor="_Toc239637282" w:history="1">
+          <w:hyperlink w:anchor="_Toc239714618" w:history="1">
             <w:r>
               <w:rPr>
                 <w:rStyle w:val="ab"/>
@@ -1923,7 +1753,7 @@
                 <w:szCs w:val="28"/>
                 <w:lang w:eastAsia="ru-RU"/>
               </w:rPr>
-              <w:t>2. Деловая коммуникация в устной и письменной формах</w:t>
+              <w:t>1. Социальное взаимодействие и роль в команде</w:t>
             </w:r>
             <w:r>
               <w:rPr>
@@ -1956,7 +1786,7 @@
                 <w:sz w:val="28"/>
                 <w:szCs w:val="28"/>
               </w:rPr>
-              <w:instrText xml:space="preserve"> PAGEREF _Toc239637282 \h </w:instrText>
+              <w:instrText xml:space="preserve"> PAGEREF _Toc239714618 \h </w:instrText>
             </w:r>
             <w:r>
               <w:rPr>
@@ -2021,7 +1851,7 @@
               <w14:ligatures w14:val="standardContextual"/>
             </w:rPr>
           </w:pPr>
-          <w:hyperlink w:anchor="_Toc239637283" w:history="1">
+          <w:hyperlink w:anchor="_Toc239714619" w:history="1">
             <w:r>
               <w:rPr>
                 <w:rStyle w:val="ab"/>
@@ -2032,7 +1862,7 @@
                 <w:szCs w:val="28"/>
                 <w:lang w:eastAsia="ru-RU"/>
               </w:rPr>
-              <w:t>3. Современные информационные технологии в профессиональной деятельности</w:t>
+              <w:t>2. Деловая коммуникация в устной и письменной формах</w:t>
             </w:r>
             <w:r>
               <w:rPr>
@@ -2065,7 +1895,7 @@
                 <w:sz w:val="28"/>
                 <w:szCs w:val="28"/>
               </w:rPr>
-              <w:instrText xml:space="preserve"> PAGEREF _Toc239637283 \h </w:instrText>
+              <w:instrText xml:space="preserve"> PAGEREF _Toc239714619 \h </w:instrText>
             </w:r>
             <w:r>
               <w:rPr>
@@ -2097,7 +1927,7 @@
                 <w:sz w:val="28"/>
                 <w:szCs w:val="28"/>
               </w:rPr>
-              <w:t>7</w:t>
+              <w:t>8</w:t>
             </w:r>
             <w:r>
               <w:rPr>
@@ -2130,7 +1960,7 @@
               <w14:ligatures w14:val="standardContextual"/>
             </w:rPr>
           </w:pPr>
-          <w:hyperlink w:anchor="_Toc239637284" w:history="1">
+          <w:hyperlink w:anchor="_Toc239714620" w:history="1">
             <w:r>
               <w:rPr>
                 <w:rStyle w:val="ab"/>
@@ -2141,7 +1971,7 @@
                 <w:szCs w:val="28"/>
                 <w:lang w:eastAsia="ru-RU"/>
               </w:rPr>
-              <w:t>4. Анализ программного средства и практический пример его применения (индивидуальное задание)</w:t>
+              <w:t>3. Современные информационные технологии в профессиональной деятельности</w:t>
             </w:r>
             <w:r>
               <w:rPr>
@@ -2174,7 +2004,7 @@
                 <w:sz w:val="28"/>
                 <w:szCs w:val="28"/>
               </w:rPr>
-              <w:instrText xml:space="preserve"> PAGEREF _Toc239637284 \h </w:instrText>
+              <w:instrText xml:space="preserve"> PAGEREF _Toc239714620 \h </w:instrText>
             </w:r>
             <w:r>
               <w:rPr>
@@ -2206,7 +2036,7 @@
                 <w:sz w:val="28"/>
                 <w:szCs w:val="28"/>
               </w:rPr>
-              <w:t>8</w:t>
+              <w:t>9</w:t>
             </w:r>
             <w:r>
               <w:rPr>
@@ -2239,7 +2069,7 @@
               <w14:ligatures w14:val="standardContextual"/>
             </w:rPr>
           </w:pPr>
-          <w:hyperlink w:anchor="_Toc239637285" w:history="1">
+          <w:hyperlink w:anchor="_Toc239714621" w:history="1">
             <w:r>
               <w:rPr>
                 <w:rStyle w:val="ab"/>
@@ -2250,7 +2080,7 @@
                 <w:szCs w:val="28"/>
                 <w:lang w:eastAsia="ru-RU"/>
               </w:rPr>
-              <w:t>5. Оформление отчёта в соответствии с ГОСТ</w:t>
+              <w:t>Сравнение с аналогичными инструментами</w:t>
             </w:r>
             <w:r>
               <w:rPr>
@@ -2283,7 +2113,7 @@
                 <w:sz w:val="28"/>
                 <w:szCs w:val="28"/>
               </w:rPr>
-              <w:instrText xml:space="preserve"> PAGEREF _Toc239637285 \h </w:instrText>
+              <w:instrText xml:space="preserve"> PAGEREF _Toc239714621 \h </w:instrText>
             </w:r>
             <w:r>
               <w:rPr>
@@ -2315,7 +2145,7 @@
                 <w:sz w:val="28"/>
                 <w:szCs w:val="28"/>
               </w:rPr>
-              <w:t>10</w:t>
+              <w:t>11</w:t>
             </w:r>
             <w:r>
               <w:rPr>
@@ -2348,7 +2178,7 @@
               <w14:ligatures w14:val="standardContextual"/>
             </w:rPr>
           </w:pPr>
-          <w:hyperlink w:anchor="_Toc239637286" w:history="1">
+          <w:hyperlink w:anchor="_Toc239714622" w:history="1">
             <w:r>
               <w:rPr>
                 <w:rStyle w:val="ab"/>
@@ -2359,7 +2189,7 @@
                 <w:szCs w:val="28"/>
                 <w:lang w:eastAsia="ru-RU"/>
               </w:rPr>
-              <w:t>Заключение</w:t>
+              <w:t>Результаты работы программы: статистический анализ</w:t>
             </w:r>
             <w:r>
               <w:rPr>
@@ -2392,7 +2222,7 @@
                 <w:sz w:val="28"/>
                 <w:szCs w:val="28"/>
               </w:rPr>
-              <w:instrText xml:space="preserve"> PAGEREF _Toc239637286 \h </w:instrText>
+              <w:instrText xml:space="preserve"> PAGEREF _Toc239714622 \h </w:instrText>
             </w:r>
             <w:r>
               <w:rPr>
@@ -2424,7 +2254,225 @@
                 <w:sz w:val="28"/>
                 <w:szCs w:val="28"/>
               </w:rPr>
-              <w:t>11</w:t>
+              <w:t>13</w:t>
+            </w:r>
+            <w:r>
+              <w:rPr>
+                <w:rFonts w:ascii="Times New Roman" w:hAnsi="Times New Roman" w:cs="Times New Roman"/>
+                <w:noProof/>
+                <w:webHidden/>
+                <w:color w:val="000000" w:themeColor="text1"/>
+                <w:sz w:val="28"/>
+                <w:szCs w:val="28"/>
+              </w:rPr>
+              <w:fldChar w:fldCharType="end"/>
+            </w:r>
+          </w:hyperlink>
+        </w:p>
+        <w:p>
+          <w:pPr>
+            <w:pStyle w:val="21"/>
+            <w:tabs>
+              <w:tab w:val="right" w:leader="dot" w:pos="9679"/>
+            </w:tabs>
+            <w:spacing w:line="240" w:lineRule="auto"/>
+            <w:rPr>
+              <w:rFonts w:ascii="Times New Roman" w:eastAsiaTheme="minorEastAsia" w:hAnsi="Times New Roman" w:cs="Times New Roman"/>
+              <w:noProof/>
+              <w:color w:val="000000" w:themeColor="text1"/>
+              <w:kern w:val="2"/>
+              <w:sz w:val="28"/>
+              <w:szCs w:val="28"/>
+              <w:lang w:eastAsia="ru-RU"/>
+              <w14:ligatures w14:val="standardContextual"/>
+            </w:rPr>
+          </w:pPr>
+          <w:hyperlink w:anchor="_Toc239714623" w:history="1">
+            <w:r>
+              <w:rPr>
+                <w:rStyle w:val="ab"/>
+                <w:rFonts w:ascii="Times New Roman" w:eastAsia="Times New Roman" w:hAnsi="Times New Roman" w:cs="Times New Roman"/>
+                <w:noProof/>
+                <w:color w:val="000000" w:themeColor="text1"/>
+                <w:sz w:val="28"/>
+                <w:szCs w:val="28"/>
+                <w:lang w:eastAsia="ru-RU"/>
+              </w:rPr>
+              <w:t>5. Оформление отчёта в соответствии с ГОСТ</w:t>
+            </w:r>
+            <w:r>
+              <w:rPr>
+                <w:rFonts w:ascii="Times New Roman" w:hAnsi="Times New Roman" w:cs="Times New Roman"/>
+                <w:noProof/>
+                <w:webHidden/>
+                <w:color w:val="000000" w:themeColor="text1"/>
+                <w:sz w:val="28"/>
+                <w:szCs w:val="28"/>
+              </w:rPr>
+              <w:tab/>
+            </w:r>
+            <w:r>
+              <w:rPr>
+                <w:rFonts w:ascii="Times New Roman" w:hAnsi="Times New Roman" w:cs="Times New Roman"/>
+                <w:noProof/>
+                <w:webHidden/>
+                <w:color w:val="000000" w:themeColor="text1"/>
+                <w:sz w:val="28"/>
+                <w:szCs w:val="28"/>
+              </w:rPr>
+              <w:fldChar w:fldCharType="begin"/>
+            </w:r>
+            <w:r>
+              <w:rPr>
+                <w:rFonts w:ascii="Times New Roman" w:hAnsi="Times New Roman" w:cs="Times New Roman"/>
+                <w:noProof/>
+                <w:webHidden/>
+                <w:color w:val="000000" w:themeColor="text1"/>
+                <w:sz w:val="28"/>
+                <w:szCs w:val="28"/>
+              </w:rPr>
+              <w:instrText xml:space="preserve"> PAGEREF _Toc239714623 \h </w:instrText>
+            </w:r>
+            <w:r>
+              <w:rPr>
+                <w:rFonts w:ascii="Times New Roman" w:hAnsi="Times New Roman" w:cs="Times New Roman"/>
+                <w:noProof/>
+                <w:webHidden/>
+                <w:color w:val="000000" w:themeColor="text1"/>
+                <w:sz w:val="28"/>
+                <w:szCs w:val="28"/>
+              </w:rPr>
+            </w:r>
+            <w:r>
+              <w:rPr>
+                <w:rFonts w:ascii="Times New Roman" w:hAnsi="Times New Roman" w:cs="Times New Roman"/>
+                <w:noProof/>
+                <w:webHidden/>
+                <w:color w:val="000000" w:themeColor="text1"/>
+                <w:sz w:val="28"/>
+                <w:szCs w:val="28"/>
+              </w:rPr>
+              <w:fldChar w:fldCharType="separate"/>
+            </w:r>
+            <w:r>
+              <w:rPr>
+                <w:rFonts w:ascii="Times New Roman" w:hAnsi="Times New Roman" w:cs="Times New Roman"/>
+                <w:noProof/>
+                <w:webHidden/>
+                <w:color w:val="000000" w:themeColor="text1"/>
+                <w:sz w:val="28"/>
+                <w:szCs w:val="28"/>
+              </w:rPr>
+              <w:t>14</w:t>
+            </w:r>
+            <w:r>
+              <w:rPr>
+                <w:rFonts w:ascii="Times New Roman" w:hAnsi="Times New Roman" w:cs="Times New Roman"/>
+                <w:noProof/>
+                <w:webHidden/>
+                <w:color w:val="000000" w:themeColor="text1"/>
+                <w:sz w:val="28"/>
+                <w:szCs w:val="28"/>
+              </w:rPr>
+              <w:fldChar w:fldCharType="end"/>
+            </w:r>
+          </w:hyperlink>
+        </w:p>
+        <w:p>
+          <w:pPr>
+            <w:pStyle w:val="21"/>
+            <w:tabs>
+              <w:tab w:val="right" w:leader="dot" w:pos="9679"/>
+            </w:tabs>
+            <w:spacing w:line="240" w:lineRule="auto"/>
+            <w:rPr>
+              <w:rFonts w:ascii="Times New Roman" w:eastAsiaTheme="minorEastAsia" w:hAnsi="Times New Roman" w:cs="Times New Roman"/>
+              <w:noProof/>
+              <w:color w:val="000000" w:themeColor="text1"/>
+              <w:kern w:val="2"/>
+              <w:sz w:val="28"/>
+              <w:szCs w:val="28"/>
+              <w:lang w:eastAsia="ru-RU"/>
+              <w14:ligatures w14:val="standardContextual"/>
+            </w:rPr>
+          </w:pPr>
+          <w:hyperlink w:anchor="_Toc239714624" w:history="1">
+            <w:r>
+              <w:rPr>
+                <w:rStyle w:val="ab"/>
+                <w:rFonts w:ascii="Times New Roman" w:eastAsia="Times New Roman" w:hAnsi="Times New Roman" w:cs="Times New Roman"/>
+                <w:noProof/>
+                <w:color w:val="000000" w:themeColor="text1"/>
+                <w:sz w:val="28"/>
+                <w:szCs w:val="28"/>
+                <w:lang w:eastAsia="ru-RU"/>
+              </w:rPr>
+              <w:t>Заключение</w:t>
+            </w:r>
+            <w:r>
+              <w:rPr>
+                <w:rFonts w:ascii="Times New Roman" w:hAnsi="Times New Roman" w:cs="Times New Roman"/>
+                <w:noProof/>
+                <w:webHidden/>
+                <w:color w:val="000000" w:themeColor="text1"/>
+                <w:sz w:val="28"/>
+                <w:szCs w:val="28"/>
+              </w:rPr>
+              <w:tab/>
+            </w:r>
+            <w:r>
+              <w:rPr>
+                <w:rFonts w:ascii="Times New Roman" w:hAnsi="Times New Roman" w:cs="Times New Roman"/>
+                <w:noProof/>
+                <w:webHidden/>
+                <w:color w:val="000000" w:themeColor="text1"/>
+                <w:sz w:val="28"/>
+                <w:szCs w:val="28"/>
+              </w:rPr>
+              <w:fldChar w:fldCharType="begin"/>
+            </w:r>
+            <w:r>
+              <w:rPr>
+                <w:rFonts w:ascii="Times New Roman" w:hAnsi="Times New Roman" w:cs="Times New Roman"/>
+                <w:noProof/>
+                <w:webHidden/>
+                <w:color w:val="000000" w:themeColor="text1"/>
+                <w:sz w:val="28"/>
+                <w:szCs w:val="28"/>
+              </w:rPr>
+              <w:instrText xml:space="preserve"> PAGEREF _Toc239714624 \h </w:instrText>
+            </w:r>
+            <w:r>
+              <w:rPr>
+                <w:rFonts w:ascii="Times New Roman" w:hAnsi="Times New Roman" w:cs="Times New Roman"/>
+                <w:noProof/>
+                <w:webHidden/>
+                <w:color w:val="000000" w:themeColor="text1"/>
+                <w:sz w:val="28"/>
+                <w:szCs w:val="28"/>
+              </w:rPr>
+            </w:r>
+            <w:r>
+              <w:rPr>
+                <w:rFonts w:ascii="Times New Roman" w:hAnsi="Times New Roman" w:cs="Times New Roman"/>
+                <w:noProof/>
+                <w:webHidden/>
+                <w:color w:val="000000" w:themeColor="text1"/>
+                <w:sz w:val="28"/>
+                <w:szCs w:val="28"/>
+              </w:rPr>
+              <w:fldChar w:fldCharType="separate"/>
+            </w:r>
+            <w:r>
+              <w:rPr>
+                <w:rFonts w:ascii="Times New Roman" w:hAnsi="Times New Roman" w:cs="Times New Roman"/>
+                <w:noProof/>
+                <w:webHidden/>
+                <w:color w:val="000000" w:themeColor="text1"/>
+                <w:sz w:val="28"/>
+                <w:szCs w:val="28"/>
+              </w:rPr>
+              <w:t>14</w:t>
             </w:r>
             <w:r>
               <w:rPr>
@@ -2455,7 +2503,7 @@
               <w14:ligatures w14:val="standardContextual"/>
             </w:rPr>
           </w:pPr>
-          <w:hyperlink w:anchor="_Toc239637287" w:history="1">
+          <w:hyperlink w:anchor="_Toc239714625" w:history="1">
             <w:r>
               <w:rPr>
                 <w:rStyle w:val="ab"/>
@@ -2500,7 +2548,7 @@
                 <w:sz w:val="28"/>
                 <w:szCs w:val="28"/>
               </w:rPr>
-              <w:instrText xml:space="preserve"> PAGEREF _Toc239637287 \h </w:instrText>
+              <w:instrText xml:space="preserve"> PAGEREF _Toc239714625 \h </w:instrText>
             </w:r>
             <w:r>
               <w:rPr>
@@ -2532,7 +2580,7 @@
                 <w:sz w:val="28"/>
                 <w:szCs w:val="28"/>
               </w:rPr>
-              <w:t>11</w:t>
+              <w:t>16</w:t>
             </w:r>
             <w:r>
               <w:rPr>
@@ -2563,7 +2611,7 @@
               <w14:ligatures w14:val="standardContextual"/>
             </w:rPr>
           </w:pPr>
-          <w:hyperlink w:anchor="_Toc239637288" w:history="1">
+          <w:hyperlink w:anchor="_Toc239714626" w:history="1">
             <w:r>
               <w:rPr>
                 <w:rStyle w:val="ab"/>
@@ -2606,7 +2654,7 @@
                 <w:sz w:val="28"/>
                 <w:szCs w:val="28"/>
               </w:rPr>
-              <w:instrText xml:space="preserve"> PAGEREF _Toc239637288 \h </w:instrText>
+              <w:instrText xml:space="preserve"> PAGEREF _Toc239714626 \h </w:instrText>
             </w:r>
             <w:r>
               <w:rPr>
@@ -2638,7 +2686,7 @@
                 <w:sz w:val="28"/>
                 <w:szCs w:val="28"/>
               </w:rPr>
-              <w:t>13</w:t>
+              <w:t>18</w:t>
             </w:r>
             <w:r>
               <w:rPr>
@@ -2727,7 +2775,7 @@
           <w:lang w:eastAsia="ru-RU"/>
         </w:rPr>
       </w:pPr>
-      <w:bookmarkStart w:id="0" w:name="_Toc239637276"/>
+      <w:bookmarkStart w:id="0" w:name="_Toc239714613"/>
       <w:r>
         <w:rPr>
           <w:rFonts w:ascii="Times New Roman" w:eastAsia="Times New Roman" w:hAnsi="Times New Roman" w:cs="Times New Roman"/>
@@ -2817,27 +2865,7 @@
           <w:szCs w:val="28"/>
           <w:lang w:eastAsia="ru-RU"/>
         </w:rPr>
-        <w:t>Студент</w:t>
-      </w:r>
-      <w:r>
-        <w:rPr>
-          <w:rFonts w:ascii="Times New Roman" w:eastAsia="Times New Roman" w:hAnsi="Times New Roman" w:cs="Times New Roman"/>
-          <w:color w:val="343434"/>
-          <w:sz w:val="28"/>
-          <w:szCs w:val="28"/>
-          <w:lang w:eastAsia="ru-RU"/>
-        </w:rPr>
-        <w:t xml:space="preserve"> </w:t>
-      </w:r>
-      <w:r>
-        <w:rPr>
-          <w:rFonts w:ascii="Times New Roman" w:eastAsia="Times New Roman" w:hAnsi="Times New Roman" w:cs="Times New Roman"/>
-          <w:color w:val="343434"/>
-          <w:sz w:val="28"/>
-          <w:szCs w:val="28"/>
-          <w:lang w:eastAsia="ru-RU"/>
-        </w:rPr>
-        <w:t>Назаров Глеб Григорьевич</w:t>
+        <w:t>Студент Назаров Глеб Григорьевич</w:t>
       </w:r>
     </w:p>
     <w:p>
@@ -4277,7 +4305,7 @@
           <w:lang w:eastAsia="ru-RU"/>
         </w:rPr>
       </w:pPr>
-      <w:bookmarkStart w:id="2" w:name="_Toc239637277"/>
+      <w:bookmarkStart w:id="2" w:name="_Toc239714614"/>
       <w:r>
         <w:rPr>
           <w:rFonts w:ascii="Times New Roman" w:eastAsia="Times New Roman" w:hAnsi="Times New Roman" w:cs="Times New Roman"/>
@@ -4289,31 +4317,7 @@
           <w:lang w:eastAsia="ru-RU"/>
         </w:rPr>
         <w:lastRenderedPageBreak/>
-        <w:t>2. ИНСТРУКТАЖ ПО ОЗНАКОМЛЕНИЮ С ТРЕБОВАННЯМИ ОХРАНЫ ТРУДА, ТЕХНИКИ БЕЗОПАСНОСТИ, ПОЖАРНОЙ</w:t>
-      </w:r>
-      <w:r>
-        <w:rPr>
-          <w:rFonts w:ascii="Times New Roman" w:eastAsia="Times New Roman" w:hAnsi="Times New Roman" w:cs="Times New Roman"/>
-          <w:b/>
-          <w:caps/>
-          <w:color w:val="000000" w:themeColor="text1"/>
-          <w:sz w:val="28"/>
-          <w:szCs w:val="28"/>
-          <w:lang w:eastAsia="ru-RU"/>
-        </w:rPr>
-        <w:t xml:space="preserve"> </w:t>
-      </w:r>
-      <w:r>
-        <w:rPr>
-          <w:rFonts w:ascii="Times New Roman" w:eastAsia="Times New Roman" w:hAnsi="Times New Roman" w:cs="Times New Roman"/>
-          <w:b/>
-          <w:caps/>
-          <w:color w:val="000000" w:themeColor="text1"/>
-          <w:sz w:val="28"/>
-          <w:szCs w:val="28"/>
-          <w:lang w:eastAsia="ru-RU"/>
-        </w:rPr>
-        <w:t>БЕЗОПАСНОСТИ, ПРАВИЛАМ ВНУТРЕННЕГО РАСПОРЯДКА</w:t>
+        <w:t>2. ИНСТРУКТАЖ ПО ОЗНАКОМЛЕНИЮ С ТРЕБОВАННЯМИ ОХРАНЫ ТРУДА, ТЕХНИКИ БЕЗОПАСНОСТИ, ПОЖАРНОЙ БЕЗОПАСНОСТИ, ПРАВИЛАМ ВНУТРЕННЕГО РАСПОРЯДКА</w:t>
       </w:r>
       <w:bookmarkEnd w:id="2"/>
     </w:p>
@@ -5434,7 +5438,7 @@
           <w:lang w:eastAsia="ru-RU"/>
         </w:rPr>
       </w:pPr>
-      <w:bookmarkStart w:id="3" w:name="_Toc239637278"/>
+      <w:bookmarkStart w:id="3" w:name="_Toc239714615"/>
       <w:r>
         <w:rPr>
           <w:rFonts w:ascii="Times New Roman" w:eastAsia="Times New Roman" w:hAnsi="Times New Roman" w:cs="Times New Roman"/>
@@ -6241,25 +6245,7 @@
                 <w:szCs w:val="24"/>
                 <w:lang w:eastAsia="ru-RU"/>
               </w:rPr>
-              <w:t>Тестирование и оптимизация скрипта, сбор данных (более 3</w:t>
-            </w:r>
-            <w:r>
-              <w:rPr>
-                <w:rFonts w:ascii="Times New Roman" w:eastAsia="Times New Roman" w:hAnsi="Times New Roman" w:cs="Times New Roman"/>
-                <w:sz w:val="24"/>
-                <w:szCs w:val="24"/>
-                <w:lang w:eastAsia="ru-RU"/>
-              </w:rPr>
-              <w:t>1</w:t>
-            </w:r>
-            <w:r>
-              <w:rPr>
-                <w:rFonts w:ascii="Times New Roman" w:eastAsia="Times New Roman" w:hAnsi="Times New Roman" w:cs="Times New Roman"/>
-                <w:sz w:val="24"/>
-                <w:szCs w:val="24"/>
-                <w:lang w:eastAsia="ru-RU"/>
-              </w:rPr>
-              <w:t xml:space="preserve">00 записей) в файл формата </w:t>
+              <w:t xml:space="preserve">Тестирование и оптимизация скрипта, сбор данных (более 3100 записей) в файл формата </w:t>
             </w:r>
             <w:r>
               <w:rPr>
@@ -6383,7 +6369,7 @@
           <w:szCs w:val="28"/>
         </w:rPr>
       </w:pPr>
-      <w:bookmarkStart w:id="4" w:name="_Toc239637279"/>
+      <w:bookmarkStart w:id="4" w:name="_Toc239714616"/>
       <w:r>
         <w:rPr>
           <w:rFonts w:ascii="Times New Roman" w:hAnsi="Times New Roman" w:cs="Times New Roman"/>
@@ -6395,38 +6381,9 @@
           <w:szCs w:val="28"/>
         </w:rPr>
         <w:lastRenderedPageBreak/>
-        <w:t>4. Описание проведенной работы в период прохождения</w:t>
+        <w:t>4. Описание проведенной работы в период прохождения практики</w:t>
       </w:r>
       <w:bookmarkEnd w:id="4"/>
-    </w:p>
-    <w:p>
-      <w:pPr>
-        <w:pStyle w:val="1"/>
-        <w:jc w:val="center"/>
-        <w:rPr>
-          <w:rFonts w:ascii="Times New Roman" w:hAnsi="Times New Roman" w:cs="Times New Roman"/>
-          <w:b/>
-          <w:caps/>
-          <w:color w:val="000000" w:themeColor="text1"/>
-          <w:kern w:val="28"/>
-          <w:sz w:val="28"/>
-          <w:szCs w:val="28"/>
-        </w:rPr>
-      </w:pPr>
-      <w:bookmarkStart w:id="5" w:name="_Toc239637280"/>
-      <w:r>
-        <w:rPr>
-          <w:rFonts w:ascii="Times New Roman" w:hAnsi="Times New Roman" w:cs="Times New Roman"/>
-          <w:b/>
-          <w:caps/>
-          <w:color w:val="000000" w:themeColor="text1"/>
-          <w:kern w:val="28"/>
-          <w:sz w:val="28"/>
-          <w:szCs w:val="28"/>
-        </w:rPr>
-        <w:t>практики</w:t>
-      </w:r>
-      <w:bookmarkEnd w:id="5"/>
     </w:p>
     <w:p>
       <w:pPr>
@@ -7081,79 +7038,6 @@
     </w:p>
     <w:p>
       <w:pPr>
-        <w:spacing w:before="200" w:after="120" w:line="360" w:lineRule="auto"/>
-        <w:ind w:firstLine="709"/>
-        <w:jc w:val="both"/>
-        <w:rPr>
-          <w:rFonts w:ascii="Times New Roman" w:eastAsia="Times New Roman" w:hAnsi="Times New Roman" w:cs="Times New Roman"/>
-          <w:b/>
-          <w:sz w:val="28"/>
-          <w:szCs w:val="28"/>
-          <w:lang w:eastAsia="ru-RU"/>
-        </w:rPr>
-      </w:pPr>
-      <w:r>
-        <w:rPr>
-          <w:rFonts w:ascii="Times New Roman" w:eastAsia="Times New Roman" w:hAnsi="Times New Roman" w:cs="Times New Roman"/>
-          <w:b/>
-          <w:sz w:val="28"/>
-          <w:szCs w:val="28"/>
-          <w:lang w:eastAsia="ru-RU"/>
-        </w:rPr>
-        <w:t>Введение</w:t>
-      </w:r>
-    </w:p>
-    <w:p>
-      <w:pPr>
-        <w:spacing w:after="120" w:line="360" w:lineRule="auto"/>
-        <w:ind w:firstLine="709"/>
-        <w:jc w:val="both"/>
-        <w:rPr>
-          <w:rFonts w:ascii="Times New Roman" w:eastAsia="Times New Roman" w:hAnsi="Times New Roman" w:cs="Times New Roman"/>
-          <w:sz w:val="28"/>
-          <w:szCs w:val="28"/>
-          <w:lang w:eastAsia="ru-RU"/>
-        </w:rPr>
-      </w:pPr>
-      <w:r>
-        <w:rPr>
-          <w:rFonts w:ascii="Times New Roman" w:eastAsia="Times New Roman" w:hAnsi="Times New Roman" w:cs="Times New Roman"/>
-          <w:sz w:val="28"/>
-          <w:szCs w:val="28"/>
-          <w:lang w:eastAsia="ru-RU"/>
-        </w:rPr>
-        <w:t>Целью практики является</w:t>
-      </w:r>
-      <w:r>
-        <w:rPr>
-          <w:rFonts w:ascii="Times New Roman" w:eastAsia="Times New Roman" w:hAnsi="Times New Roman" w:cs="Times New Roman"/>
-          <w:sz w:val="28"/>
-          <w:szCs w:val="28"/>
-          <w:lang w:eastAsia="ru-RU"/>
-        </w:rPr>
-        <w:t xml:space="preserve"> </w:t>
-      </w:r>
-      <w:r>
-        <w:rPr>
-          <w:rFonts w:ascii="Times New Roman" w:eastAsia="Times New Roman" w:hAnsi="Times New Roman" w:cs="Times New Roman"/>
-          <w:sz w:val="28"/>
-          <w:szCs w:val="28"/>
-          <w:lang w:eastAsia="ru-RU"/>
-        </w:rPr>
-        <w:t xml:space="preserve">ознакомление с профессиональной деятельностью в области информационных систем и технологий, изучение основ командного взаимодействия, деловой коммуникации, а также анализ современных информационных технологий и программных средств, применяемых при решении профессиональных задач. В качестве сквозного практического примера в отчёте рассматривается </w:t>
-      </w:r>
-      <w:r>
-        <w:rPr>
-          <w:rFonts w:ascii="Times New Roman" w:eastAsia="Times New Roman" w:hAnsi="Times New Roman" w:cs="Times New Roman"/>
-          <w:sz w:val="28"/>
-          <w:szCs w:val="28"/>
-          <w:lang w:eastAsia="ru-RU"/>
-        </w:rPr>
-        <w:t>опыт разработки программы для автоматизированного сбора данных о спортсменах смешанных единоборств (UFC) с официального сайта организации UFC (ufc.ru).</w:t>
-      </w:r>
-    </w:p>
-    <w:p>
-      <w:pPr>
         <w:pStyle w:val="2"/>
         <w:spacing w:line="360" w:lineRule="auto"/>
         <w:ind w:firstLine="709"/>
@@ -7167,12 +7051,139 @@
           <w:lang w:eastAsia="ru-RU"/>
         </w:rPr>
       </w:pPr>
-      <w:bookmarkStart w:id="6" w:name="_Toc239637281"/>
+      <w:bookmarkStart w:id="5" w:name="_Toc239714617"/>
       <w:r>
         <w:rPr>
           <w:rFonts w:ascii="Times New Roman" w:eastAsia="Times New Roman" w:hAnsi="Times New Roman" w:cs="Times New Roman"/>
           <w:b/>
           <w:color w:val="000000" w:themeColor="text1"/>
+          <w:sz w:val="28"/>
+          <w:szCs w:val="28"/>
+          <w:lang w:eastAsia="ru-RU"/>
+        </w:rPr>
+        <w:t>Введение</w:t>
+      </w:r>
+      <w:bookmarkEnd w:id="5"/>
+    </w:p>
+    <w:p>
+      <w:pPr>
+        <w:spacing w:before="200" w:after="120" w:line="360" w:lineRule="auto"/>
+        <w:ind w:firstLine="709"/>
+        <w:jc w:val="both"/>
+        <w:rPr>
+          <w:rFonts w:ascii="Times New Roman" w:eastAsia="Times New Roman" w:hAnsi="Times New Roman" w:cs="Times New Roman"/>
+          <w:sz w:val="28"/>
+          <w:szCs w:val="28"/>
+          <w:lang w:eastAsia="ru-RU"/>
+        </w:rPr>
+      </w:pPr>
+      <w:r>
+        <w:rPr>
+          <w:rFonts w:ascii="Times New Roman" w:eastAsia="Times New Roman" w:hAnsi="Times New Roman" w:cs="Times New Roman"/>
+          <w:sz w:val="28"/>
+          <w:szCs w:val="28"/>
+          <w:lang w:eastAsia="ru-RU"/>
+        </w:rPr>
+        <w:t>Целью практики является ознакомление с профессиональной деятельностью в области информационных систем и технологий, изучение основ командного взаимодействия, деловой коммуникации, а также анализ современных информационных технологий и программных средств, применяемых при решении профессиональных задач.</w:t>
+      </w:r>
+    </w:p>
+    <w:p>
+      <w:pPr>
+        <w:spacing w:before="200" w:after="120" w:line="360" w:lineRule="auto"/>
+        <w:ind w:firstLine="709"/>
+        <w:jc w:val="both"/>
+        <w:rPr>
+          <w:rFonts w:ascii="Times New Roman" w:eastAsia="Times New Roman" w:hAnsi="Times New Roman" w:cs="Times New Roman"/>
+          <w:sz w:val="28"/>
+          <w:szCs w:val="28"/>
+          <w:lang w:eastAsia="ru-RU"/>
+        </w:rPr>
+      </w:pPr>
+      <w:r>
+        <w:rPr>
+          <w:rFonts w:ascii="Times New Roman" w:eastAsia="Times New Roman" w:hAnsi="Times New Roman" w:cs="Times New Roman"/>
+          <w:sz w:val="28"/>
+          <w:szCs w:val="28"/>
+          <w:lang w:eastAsia="ru-RU"/>
+        </w:rPr>
+        <w:t>Актуальность прохождения практики обусловлена тем, что современный специалист в области информационных систем должен не только владеть теоретическими знаниями, но и уметь применять их на практике: работать с реальными источниками данных, анализировать существующие программные инструменты и осознанно выбирать средства для решения конкретной технической задачи. Именно такой подход – от постановки задачи до получения и анализа результата – был реализован в рамках настоящей практики.</w:t>
+      </w:r>
+    </w:p>
+    <w:p>
+      <w:pPr>
+        <w:spacing w:before="200" w:after="120" w:line="360" w:lineRule="auto"/>
+        <w:ind w:firstLine="709"/>
+        <w:jc w:val="both"/>
+        <w:rPr>
+          <w:rFonts w:ascii="Times New Roman" w:eastAsia="Times New Roman" w:hAnsi="Times New Roman" w:cs="Times New Roman"/>
+          <w:sz w:val="28"/>
+          <w:szCs w:val="28"/>
+          <w:lang w:eastAsia="ru-RU"/>
+        </w:rPr>
+      </w:pPr>
+      <w:r>
+        <w:rPr>
+          <w:rFonts w:ascii="Times New Roman" w:eastAsia="Times New Roman" w:hAnsi="Times New Roman" w:cs="Times New Roman"/>
+          <w:sz w:val="28"/>
+          <w:szCs w:val="28"/>
+          <w:lang w:eastAsia="ru-RU"/>
+        </w:rPr>
+        <w:t xml:space="preserve">В качестве сквозного практического примера в отчёте рассматривается опыт разработки программы для автоматизированного сбора данных о спортсменах смешанных единоборств (UFC) с официального сайта организации </w:t>
+      </w:r>
+      <w:r>
+        <w:rPr>
+          <w:rFonts w:ascii="Times New Roman" w:eastAsia="Times New Roman" w:hAnsi="Times New Roman" w:cs="Times New Roman"/>
+          <w:sz w:val="28"/>
+          <w:szCs w:val="28"/>
+          <w:lang w:eastAsia="ru-RU"/>
+        </w:rPr>
+        <w:lastRenderedPageBreak/>
+        <w:t>UFC (ufc.ru) [1]. Выбор данной темы обусловлен как личным интересом к предметной области, так и тем, что задача сбора данных с веб-источника (веб-скрапинг) является распространённой на практике и хорошо иллюстрирует типичный рабочий процесс: постановку задачи, выбор и сравнение инструментов, реализацию, тестирование и анализ полученного результата.</w:t>
+      </w:r>
+    </w:p>
+    <w:p>
+      <w:pPr>
+        <w:spacing w:before="200" w:after="120" w:line="360" w:lineRule="auto"/>
+        <w:ind w:firstLine="709"/>
+        <w:jc w:val="both"/>
+        <w:rPr>
+          <w:rFonts w:ascii="Times New Roman" w:eastAsia="Times New Roman" w:hAnsi="Times New Roman" w:cs="Times New Roman"/>
+          <w:sz w:val="28"/>
+          <w:szCs w:val="28"/>
+          <w:lang w:eastAsia="ru-RU"/>
+        </w:rPr>
+      </w:pPr>
+      <w:r>
+        <w:rPr>
+          <w:rFonts w:ascii="Times New Roman" w:eastAsia="Times New Roman" w:hAnsi="Times New Roman" w:cs="Times New Roman"/>
+          <w:sz w:val="28"/>
+          <w:szCs w:val="28"/>
+          <w:lang w:eastAsia="ru-RU"/>
+        </w:rPr>
+        <w:t>Отчёт структурирован в соответствии с перечнем заданий на практику: раздел 4.1 посвящён вопросам социального взаимодействия в команде, раздел 4.2 – деловой коммуникации, раздел 4.3 – обзору современных информационных технологий, раздел 4.4 содержит основную часть индивидуального задания – анализ и практическую демонстрацию применения выбранного программного средства.</w:t>
+      </w:r>
+    </w:p>
+    <w:p>
+      <w:pPr>
+        <w:pStyle w:val="2"/>
+        <w:spacing w:before="0" w:line="360" w:lineRule="auto"/>
+        <w:ind w:firstLine="709"/>
+        <w:jc w:val="both"/>
+        <w:rPr>
+          <w:rFonts w:ascii="Times New Roman" w:eastAsia="Times New Roman" w:hAnsi="Times New Roman" w:cs="Times New Roman"/>
+          <w:b/>
+          <w:color w:val="auto"/>
+          <w:sz w:val="28"/>
+          <w:szCs w:val="28"/>
+          <w:lang w:eastAsia="ru-RU"/>
+        </w:rPr>
+      </w:pPr>
+      <w:bookmarkStart w:id="6" w:name="_Toc239714618"/>
+      <w:r>
+        <w:rPr>
+          <w:rFonts w:ascii="Times New Roman" w:eastAsia="Times New Roman" w:hAnsi="Times New Roman" w:cs="Times New Roman"/>
+          <w:b/>
+          <w:color w:val="auto"/>
           <w:sz w:val="28"/>
           <w:szCs w:val="28"/>
           <w:lang w:eastAsia="ru-RU"/>
@@ -7200,7 +7211,7 @@
           <w:szCs w:val="28"/>
           <w:lang w:eastAsia="ru-RU"/>
         </w:rPr>
-        <w:t>Эффективное социальное взаимодействие в команде строится на распределении ролей, регулярном обмене информацией о ходе работы и готовности учитывать мнение других участников. В IT-проектах распространены такие роли, как постановщик задачи (заказчик), исполнитель (разработчик), тестировщик и аналитик, при этом один человек может совмещать несколько ролей, особенно на небольших или самостоятельных проектах.</w:t>
+        <w:t>В рамках выполнения индивидуального задания роль исполнителя предполагала не только техническую реализацию, но и самостоятельное планирование этапов работы: постановку промежуточных целей, приоритизацию задач и корректировку подхода при возникновении технических затруднений. Так, при выявлении неэффективности первой версии программы (на основе Selenium) потребовалось самостоятельно принять решение о пересмотре технического подхода, что потребовало навыков анализа проблемы и оценки альтернативных вариантов решения – качеств, востребованных при работе в команде разработки, где каждый участник несёт ответственность за свой участок задачи.</w:t>
       </w:r>
     </w:p>
     <w:p>
@@ -7222,8 +7233,175 @@
           <w:szCs w:val="28"/>
           <w:lang w:eastAsia="ru-RU"/>
         </w:rPr>
+        <w:t>Даже при выполнении индивидуального задания вне формальной команды сохраняется необходимость представления результата в понятном для других участников процесса виде: документирование хода работы (что отражено в дневнике практики), объяснение принятых технических решений и их обоснование. Это соответствует распределению ролей, принятому в реальных IT-</w:t>
+      </w:r>
+      <w:r>
+        <w:rPr>
+          <w:rFonts w:ascii="Times New Roman" w:eastAsia="Times New Roman" w:hAnsi="Times New Roman" w:cs="Times New Roman"/>
+          <w:sz w:val="28"/>
+          <w:szCs w:val="28"/>
+          <w:lang w:eastAsia="ru-RU"/>
+        </w:rPr>
         <w:lastRenderedPageBreak/>
-        <w:t>В рамках прохождения практики была реализована роль исполнителя и аналитика на примере индивидуального проекта по сбору данных: самостоятельно формулировалась задача (какие данные необходимо собрать), выбирался инструмент для её решения, проводилось тестирование результата и его оценка на соответствие первоначальным требованиям. Такой формат работы характерен для фриланс-проектов, где студент выступает одновременно и исполнителем технического задания, и лицом, ответственным за коммуникацию с заказчиком.</w:t>
+        <w:t>командах, где помимо разработчиков присутствуют роли тестировщика, технического писателя и лица, ответственного за коммуникацию с заказчиком – и специалист нередко совмещает несколько таких ролей одновременно.</w:t>
+      </w:r>
+    </w:p>
+    <w:p>
+      <w:pPr>
+        <w:pStyle w:val="2"/>
+        <w:spacing w:line="360" w:lineRule="auto"/>
+        <w:ind w:firstLine="709"/>
+        <w:rPr>
+          <w:rFonts w:ascii="Times New Roman" w:eastAsia="Times New Roman" w:hAnsi="Times New Roman" w:cs="Times New Roman"/>
+          <w:b/>
+          <w:color w:val="auto"/>
+          <w:sz w:val="28"/>
+          <w:szCs w:val="28"/>
+          <w:lang w:eastAsia="ru-RU"/>
+        </w:rPr>
+      </w:pPr>
+      <w:bookmarkStart w:id="7" w:name="_Toc239714619"/>
+      <w:r>
+        <w:rPr>
+          <w:rFonts w:ascii="Times New Roman" w:eastAsia="Times New Roman" w:hAnsi="Times New Roman" w:cs="Times New Roman"/>
+          <w:b/>
+          <w:color w:val="auto"/>
+          <w:sz w:val="28"/>
+          <w:szCs w:val="28"/>
+          <w:lang w:eastAsia="ru-RU"/>
+        </w:rPr>
+        <w:t>2. Деловая коммуникация в устной и письменной формах</w:t>
+      </w:r>
+      <w:bookmarkEnd w:id="7"/>
+    </w:p>
+    <w:p>
+      <w:pPr>
+        <w:spacing w:after="120" w:line="360" w:lineRule="auto"/>
+        <w:ind w:firstLine="709"/>
+        <w:jc w:val="both"/>
+        <w:rPr>
+          <w:rFonts w:ascii="Times New Roman" w:eastAsia="Times New Roman" w:hAnsi="Times New Roman" w:cs="Times New Roman"/>
+          <w:sz w:val="28"/>
+          <w:szCs w:val="28"/>
+          <w:lang w:eastAsia="ru-RU"/>
+        </w:rPr>
+      </w:pPr>
+      <w:r>
+        <w:rPr>
+          <w:rFonts w:ascii="Times New Roman" w:eastAsia="Times New Roman" w:hAnsi="Times New Roman" w:cs="Times New Roman"/>
+          <w:sz w:val="28"/>
+          <w:szCs w:val="28"/>
+          <w:lang w:eastAsia="ru-RU"/>
+        </w:rPr>
+        <w:t>Деловая коммуникация в профессиональной IT-деятельности реализуется как в устной, так и в письменной форме. Устная коммуникация применяется при обсуждении технического задания с заказчиком: уточнении требуемых данных, согласовании сроков выполнения и формата результата, объяснении технических деталей неспециалисту доступным языком. Письменная коммуникация включает составление технического задания, документирование кода (комментарии, пояснения к алгоритму), подготовку итогового описания программы для заказчика – что именно она делает, в каком формате предоставляет результат и какие имеет ограничения.</w:t>
+      </w:r>
+    </w:p>
+    <w:p>
+      <w:pPr>
+        <w:spacing w:after="120" w:line="360" w:lineRule="auto"/>
+        <w:ind w:firstLine="709"/>
+        <w:jc w:val="both"/>
+        <w:rPr>
+          <w:rFonts w:ascii="Times New Roman" w:eastAsia="Times New Roman" w:hAnsi="Times New Roman" w:cs="Times New Roman"/>
+          <w:sz w:val="28"/>
+          <w:szCs w:val="28"/>
+          <w:lang w:eastAsia="ru-RU"/>
+        </w:rPr>
+      </w:pPr>
+      <w:r>
+        <w:rPr>
+          <w:rFonts w:ascii="Times New Roman" w:eastAsia="Times New Roman" w:hAnsi="Times New Roman" w:cs="Times New Roman"/>
+          <w:sz w:val="28"/>
+          <w:szCs w:val="28"/>
+          <w:lang w:eastAsia="ru-RU"/>
+        </w:rPr>
+        <w:t>На примере рассматриваемого проекта (сбор данных о бойцах UFC) деловая коммуникация выстраивалась по следующей схеме: постановка задачи (какие поля необходимо получить – имя, рекорд, весовая категория), уточнение формата итогового файла (</w:t>
+      </w:r>
+      <w:r>
+        <w:rPr>
+          <w:rFonts w:ascii="Times New Roman" w:eastAsia="Times New Roman" w:hAnsi="Times New Roman" w:cs="Times New Roman"/>
+          <w:sz w:val="28"/>
+          <w:szCs w:val="28"/>
+          <w:lang w:val="en-US" w:eastAsia="ru-RU"/>
+        </w:rPr>
+        <w:t>CSV</w:t>
+      </w:r>
+      <w:r>
+        <w:rPr>
+          <w:rFonts w:ascii="Times New Roman" w:eastAsia="Times New Roman" w:hAnsi="Times New Roman" w:cs="Times New Roman"/>
+          <w:sz w:val="28"/>
+          <w:szCs w:val="28"/>
+          <w:lang w:eastAsia="ru-RU"/>
+        </w:rPr>
+        <w:t>), техническая реализация, после чего заказчику предоставлялось краткое письменное описание результата работы программы.</w:t>
+      </w:r>
+    </w:p>
+    <w:p>
+      <w:pPr>
+        <w:spacing w:after="120" w:line="360" w:lineRule="auto"/>
+        <w:ind w:firstLine="709"/>
+        <w:jc w:val="both"/>
+        <w:rPr>
+          <w:rFonts w:ascii="Times New Roman" w:eastAsia="Times New Roman" w:hAnsi="Times New Roman" w:cs="Times New Roman"/>
+          <w:sz w:val="28"/>
+          <w:szCs w:val="28"/>
+          <w:lang w:eastAsia="ru-RU"/>
+        </w:rPr>
+      </w:pPr>
+      <w:r>
+        <w:rPr>
+          <w:rFonts w:ascii="Times New Roman" w:eastAsia="Times New Roman" w:hAnsi="Times New Roman" w:cs="Times New Roman"/>
+          <w:sz w:val="28"/>
+          <w:szCs w:val="28"/>
+          <w:lang w:eastAsia="ru-RU"/>
+        </w:rPr>
+        <w:t xml:space="preserve">Отдельного внимания заслуживает коммуникация в ситуации технического затруднения. Когда первоначальный подход на основе Selenium оказался неэффективным, потребовалось не просто исправить код, а сформулировать проблему для себя и потенциального заказчика понятным языком: объяснить, почему первый вариант не подходит, какие есть альтернативы и сколько времени потребуется на доработку. Умение корректно сообщать о необходимости пересмотра решения </w:t>
+      </w:r>
+      <w:r>
+        <w:rPr>
+          <w:rFonts w:ascii="Times New Roman" w:eastAsia="Times New Roman" w:hAnsi="Times New Roman" w:cs="Times New Roman"/>
+          <w:sz w:val="28"/>
+          <w:szCs w:val="28"/>
+          <w:lang w:eastAsia="ru-RU"/>
+        </w:rPr>
+        <w:t>–</w:t>
+      </w:r>
+      <w:r>
+        <w:rPr>
+          <w:rFonts w:ascii="Times New Roman" w:eastAsia="Times New Roman" w:hAnsi="Times New Roman" w:cs="Times New Roman"/>
+          <w:sz w:val="28"/>
+          <w:szCs w:val="28"/>
+          <w:lang w:eastAsia="ru-RU"/>
+        </w:rPr>
+        <w:t xml:space="preserve"> важная часть деловой коммуникации в IT, где заказчик редко разбирается в технических деталях, но должен понимать причины изменения сроков или подхода к реализации. Также в письменной коммуникации </w:t>
+      </w:r>
+      <w:r>
+        <w:rPr>
+          <w:rFonts w:ascii="Times New Roman" w:eastAsia="Times New Roman" w:hAnsi="Times New Roman" w:cs="Times New Roman"/>
+          <w:sz w:val="28"/>
+          <w:szCs w:val="28"/>
+          <w:lang w:eastAsia="ru-RU"/>
+        </w:rPr>
+        <w:lastRenderedPageBreak/>
+        <w:t xml:space="preserve">важную роль играет читаемость самого кода как формы технической документации: содержательные названия функций и переменных (get_content, load_page, weight_class) позволяют другому разработчику или заказчику понять логику программы без дополнительных пояснений </w:t>
+      </w:r>
+      <w:r>
+        <w:rPr>
+          <w:rFonts w:ascii="Times New Roman" w:eastAsia="Times New Roman" w:hAnsi="Times New Roman" w:cs="Times New Roman"/>
+          <w:sz w:val="28"/>
+          <w:szCs w:val="28"/>
+          <w:lang w:eastAsia="ru-RU"/>
+        </w:rPr>
+        <w:t>–</w:t>
+      </w:r>
+      <w:r>
+        <w:rPr>
+          <w:rFonts w:ascii="Times New Roman" w:eastAsia="Times New Roman" w:hAnsi="Times New Roman" w:cs="Times New Roman"/>
+          <w:sz w:val="28"/>
+          <w:szCs w:val="28"/>
+          <w:lang w:eastAsia="ru-RU"/>
+        </w:rPr>
+        <w:t xml:space="preserve"> это тоже форма деловой коммуникации, принятая в профессиональной среде.</w:t>
       </w:r>
     </w:p>
     <w:p>
@@ -7235,25 +7413,25 @@
         <w:rPr>
           <w:rFonts w:ascii="Times New Roman" w:eastAsia="Times New Roman" w:hAnsi="Times New Roman" w:cs="Times New Roman"/>
           <w:b/>
-          <w:color w:val="000000" w:themeColor="text1"/>
-          <w:sz w:val="28"/>
-          <w:szCs w:val="28"/>
-          <w:lang w:eastAsia="ru-RU"/>
-        </w:rPr>
-      </w:pPr>
-      <w:bookmarkStart w:id="7" w:name="_Toc239637282"/>
+          <w:color w:val="auto"/>
+          <w:sz w:val="28"/>
+          <w:szCs w:val="28"/>
+          <w:lang w:eastAsia="ru-RU"/>
+        </w:rPr>
+      </w:pPr>
+      <w:bookmarkStart w:id="8" w:name="_Toc239714620"/>
       <w:r>
         <w:rPr>
           <w:rFonts w:ascii="Times New Roman" w:eastAsia="Times New Roman" w:hAnsi="Times New Roman" w:cs="Times New Roman"/>
           <w:b/>
-          <w:color w:val="000000" w:themeColor="text1"/>
-          <w:sz w:val="28"/>
-          <w:szCs w:val="28"/>
-          <w:lang w:eastAsia="ru-RU"/>
-        </w:rPr>
-        <w:t>2. Деловая коммуникация в устной и письменной формах</w:t>
-      </w:r>
-      <w:bookmarkEnd w:id="7"/>
+          <w:color w:val="auto"/>
+          <w:sz w:val="28"/>
+          <w:szCs w:val="28"/>
+          <w:lang w:eastAsia="ru-RU"/>
+        </w:rPr>
+        <w:t>3. Современные информационные технологии в профессиональной деятельности</w:t>
+      </w:r>
+      <w:bookmarkEnd w:id="8"/>
     </w:p>
     <w:p>
       <w:pPr>
@@ -7274,25 +7452,7 @@
           <w:szCs w:val="28"/>
           <w:lang w:eastAsia="ru-RU"/>
         </w:rPr>
-        <w:t xml:space="preserve">Деловая коммуникация в профессиональной IT-деятельности реализуется как в устной, так и в письменной форме. Устная коммуникация применяется при обсуждении технического задания с заказчиком: уточнении требуемых данных, согласовании сроков выполнения и формата результата, объяснении технических деталей неспециалисту доступным языком. Письменная коммуникация включает составление технического задания, документирование кода (комментарии, пояснения к алгоритму), подготовку итогового описания программы для заказчика </w:t>
-      </w:r>
-      <w:r>
-        <w:rPr>
-          <w:rFonts w:ascii="Times New Roman" w:eastAsia="Times New Roman" w:hAnsi="Times New Roman" w:cs="Times New Roman"/>
-          <w:sz w:val="28"/>
-          <w:szCs w:val="28"/>
-          <w:lang w:eastAsia="ru-RU"/>
-        </w:rPr>
-        <w:t>–</w:t>
-      </w:r>
-      <w:r>
-        <w:rPr>
-          <w:rFonts w:ascii="Times New Roman" w:eastAsia="Times New Roman" w:hAnsi="Times New Roman" w:cs="Times New Roman"/>
-          <w:sz w:val="28"/>
-          <w:szCs w:val="28"/>
-          <w:lang w:eastAsia="ru-RU"/>
-        </w:rPr>
-        <w:t xml:space="preserve"> что именно она делает, в каком формате предоставляет результат и какие имеет ограничения.</w:t>
+        <w:t>К современным информационным технологиям, широко используемым при решении задач профессиональной деятельности в области разработки программного обеспечения и анализа данных, относятся: языки программирования высокого уровня (Python, JavaScript), библиотеки и фреймворки для автоматизации сбора и обработки данных (requests, BeautifulSoup, Scrapy, Selenium), средства работы с табличными данными (Excel, pandas), а также облачные и отечественные платформы обработки данных, например Яндекс.Толока, используемая для сбора и разметки больших массивов информации. Владение подобными инструментами позволяет автоматизировать рутинные задачи по сбору, обработке и структурированию данных, что востребовано в аналитике, тестировании программного обеспечения и разработке.</w:t>
       </w:r>
     </w:p>
     <w:p>
@@ -7314,7 +7474,220 @@
           <w:szCs w:val="28"/>
           <w:lang w:eastAsia="ru-RU"/>
         </w:rPr>
-        <w:t xml:space="preserve">На примере рассматриваемого проекта (сбор данных о бойцах UFC) деловая коммуникация выстраивалась по следующей схеме: постановка задачи (какие поля необходимо получить </w:t>
+        <w:t xml:space="preserve">Отдельно стоит отметить роль отечественных решений в области обработки и анализа данных. Помимо упомянутой платформы Яндекс.Толока, всё большее распространение получают отечественные CMS и BI-системы для анализа собранных данных, а также open-source библиотеки на русскоязычной инфраструктуре. Это особенно актуально в контексте импортозамещения программного обеспечения в образовательных и коммерческих организациях Российской Федерации. Применительно к рассматриваемому проекту стоит отметить, что выбор инструментов (requests, BeautifulSoup) был обусловлен не </w:t>
+      </w:r>
+      <w:r>
+        <w:rPr>
+          <w:rFonts w:ascii="Times New Roman" w:eastAsia="Times New Roman" w:hAnsi="Times New Roman" w:cs="Times New Roman"/>
+          <w:sz w:val="28"/>
+          <w:szCs w:val="28"/>
+          <w:lang w:eastAsia="ru-RU"/>
+        </w:rPr>
+        <w:lastRenderedPageBreak/>
+        <w:t>только их широкой распространённостью, но и открытостью исходного кода, что позволяет использовать их без лицензионных ограничений и адаптировать под конкретную задачу.</w:t>
+      </w:r>
+      <w:r>
+        <w:rPr>
+          <w:rFonts w:ascii="Times New Roman" w:eastAsia="Times New Roman" w:hAnsi="Times New Roman" w:cs="Times New Roman"/>
+          <w:sz w:val="28"/>
+          <w:szCs w:val="28"/>
+          <w:lang w:eastAsia="ru-RU"/>
+        </w:rPr>
+        <w:t xml:space="preserve"> </w:t>
+      </w:r>
+    </w:p>
+    <w:p>
+      <w:pPr>
+        <w:spacing w:after="120" w:line="360" w:lineRule="auto"/>
+        <w:ind w:firstLine="709"/>
+        <w:jc w:val="both"/>
+        <w:rPr>
+          <w:rFonts w:ascii="Times New Roman" w:eastAsia="Times New Roman" w:hAnsi="Times New Roman" w:cs="Times New Roman"/>
+          <w:b/>
+          <w:color w:val="000000" w:themeColor="text1"/>
+          <w:sz w:val="28"/>
+          <w:szCs w:val="28"/>
+          <w:lang w:eastAsia="ru-RU"/>
+        </w:rPr>
+      </w:pPr>
+      <w:r>
+        <w:rPr>
+          <w:rFonts w:ascii="Times New Roman" w:eastAsia="Times New Roman" w:hAnsi="Times New Roman" w:cs="Times New Roman"/>
+          <w:b/>
+          <w:color w:val="000000" w:themeColor="text1"/>
+          <w:sz w:val="28"/>
+          <w:szCs w:val="28"/>
+          <w:lang w:eastAsia="ru-RU"/>
+        </w:rPr>
+        <w:t>4. Анализ программного средства и практический пример его применения (индивидуальное задание)</w:t>
+      </w:r>
+    </w:p>
+    <w:p>
+      <w:pPr>
+        <w:spacing w:after="120" w:line="360" w:lineRule="auto"/>
+        <w:ind w:firstLine="709"/>
+        <w:jc w:val="both"/>
+        <w:rPr>
+          <w:rFonts w:ascii="Times New Roman" w:eastAsia="Times New Roman" w:hAnsi="Times New Roman" w:cs="Times New Roman"/>
+          <w:sz w:val="28"/>
+          <w:szCs w:val="28"/>
+          <w:lang w:eastAsia="ru-RU"/>
+        </w:rPr>
+      </w:pPr>
+      <w:r>
+        <w:rPr>
+          <w:rFonts w:ascii="Times New Roman" w:eastAsia="Times New Roman" w:hAnsi="Times New Roman" w:cs="Times New Roman"/>
+          <w:sz w:val="28"/>
+          <w:szCs w:val="28"/>
+          <w:lang w:eastAsia="ru-RU"/>
+        </w:rPr>
+        <w:t>В качестве программного средства для анализа была выбрана библиотека requests [2] языка Python в связке с библиотекой BeautifulSoup [3] – инструменты для отправки HTTP-запросов и последующего разбора HTML-страниц, широко применяемые для автоматизированного сбора данных с веб-сайтов. Библиотека requests позволяет получать содержимое страницы напрямую, без запуска браузера, что делает её значительно быстрее и менее ресурсоёмкой по сравнению с инструментами, эмулирующими работу пользователя в браузере, такими как Selenium [4].</w:t>
+      </w:r>
+    </w:p>
+    <w:p>
+      <w:pPr>
+        <w:spacing w:after="120" w:line="360" w:lineRule="auto"/>
+        <w:ind w:firstLine="709"/>
+        <w:jc w:val="both"/>
+        <w:rPr>
+          <w:rFonts w:ascii="Times New Roman" w:eastAsia="Times New Roman" w:hAnsi="Times New Roman" w:cs="Times New Roman"/>
+          <w:sz w:val="28"/>
+          <w:szCs w:val="28"/>
+          <w:lang w:eastAsia="ru-RU"/>
+        </w:rPr>
+      </w:pPr>
+      <w:r>
+        <w:rPr>
+          <w:rFonts w:ascii="Times New Roman" w:eastAsia="Times New Roman" w:hAnsi="Times New Roman" w:cs="Times New Roman"/>
+          <w:sz w:val="28"/>
+          <w:szCs w:val="28"/>
+          <w:lang w:eastAsia="ru-RU"/>
+        </w:rPr>
+        <w:t xml:space="preserve">Практическое применение данного средства было продемонстрировано на примере разработки программы для сбора статистики более 3100 бойцов UFC (весовая категория, спортивный рекорд) с последующей выгрузкой результата в единый файл формата </w:t>
+      </w:r>
+      <w:r>
+        <w:rPr>
+          <w:rFonts w:ascii="Times New Roman" w:eastAsia="Times New Roman" w:hAnsi="Times New Roman" w:cs="Times New Roman"/>
+          <w:sz w:val="28"/>
+          <w:szCs w:val="28"/>
+          <w:lang w:val="en-US" w:eastAsia="ru-RU"/>
+        </w:rPr>
+        <w:t>CSV</w:t>
+      </w:r>
+      <w:r>
+        <w:rPr>
+          <w:rFonts w:ascii="Times New Roman" w:eastAsia="Times New Roman" w:hAnsi="Times New Roman" w:cs="Times New Roman"/>
+          <w:sz w:val="28"/>
+          <w:szCs w:val="28"/>
+          <w:lang w:eastAsia="ru-RU"/>
+        </w:rPr>
+        <w:t>. Первоначальная версия программы была реализована на основе Selenium и работала корректно, однако оказалась крайне неэффективной по скорости: для получения данных требовалась многократная, циклическая перезагрузка одной и той же страницы с постраничным выводом результатов, что занимало значительное время.</w:t>
+      </w:r>
+    </w:p>
+    <w:p>
+      <w:pPr>
+        <w:spacing w:after="120" w:line="360" w:lineRule="auto"/>
+        <w:ind w:firstLine="709"/>
+        <w:jc w:val="both"/>
+        <w:rPr>
+          <w:rFonts w:ascii="Times New Roman" w:eastAsia="Times New Roman" w:hAnsi="Times New Roman" w:cs="Times New Roman"/>
+          <w:sz w:val="28"/>
+          <w:szCs w:val="28"/>
+          <w:lang w:eastAsia="ru-RU"/>
+        </w:rPr>
+      </w:pPr>
+      <w:r>
+        <w:rPr>
+          <w:rFonts w:ascii="Times New Roman" w:eastAsia="Times New Roman" w:hAnsi="Times New Roman" w:cs="Times New Roman"/>
+          <w:sz w:val="28"/>
+          <w:szCs w:val="28"/>
+          <w:lang w:eastAsia="ru-RU"/>
+        </w:rPr>
+        <w:t xml:space="preserve">В процессе оптимизации было проведено исследование структуры страницы: при изучении кода элемента кнопки перехода между страницами был обнаружен читаемый шаблон ссылок, по которому каждая страница списка бойцов доступна по отдельному, предсказуемому адресу. Это позволило полностью переписать программу с использованием библиотеки requests: вместо однократной загрузки страницы в браузере и её многократного обновления </w:t>
+      </w:r>
+      <w:r>
+        <w:rPr>
+          <w:rFonts w:ascii="Times New Roman" w:eastAsia="Times New Roman" w:hAnsi="Times New Roman" w:cs="Times New Roman"/>
+          <w:sz w:val="28"/>
+          <w:szCs w:val="28"/>
+          <w:lang w:eastAsia="ru-RU"/>
+        </w:rPr>
+        <w:lastRenderedPageBreak/>
+        <w:t>программа стала последовательно обращаться к каждой странице по отдельной ссылке напрямую. Несмотря на то что переход потребовал переписать код заново, результат оказался значительно более эффективным – сбор всех необходимых данных стал занимать несколько минут вместо прежнего длительного времени выполнения.</w:t>
+      </w:r>
+    </w:p>
+    <w:p>
+      <w:pPr>
+        <w:pStyle w:val="2"/>
+        <w:spacing w:line="360" w:lineRule="auto"/>
+        <w:jc w:val="both"/>
+        <w:rPr>
+          <w:rFonts w:ascii="Times New Roman" w:eastAsia="Times New Roman" w:hAnsi="Times New Roman" w:cs="Times New Roman"/>
+          <w:b/>
+          <w:bCs/>
+          <w:color w:val="auto"/>
+          <w:sz w:val="28"/>
+          <w:szCs w:val="28"/>
+          <w:lang w:eastAsia="ru-RU"/>
+        </w:rPr>
+      </w:pPr>
+      <w:bookmarkStart w:id="9" w:name="_Toc239714621"/>
+      <w:r>
+        <w:rPr>
+          <w:rFonts w:ascii="Times New Roman" w:eastAsia="Times New Roman" w:hAnsi="Times New Roman" w:cs="Times New Roman"/>
+          <w:b/>
+          <w:bCs/>
+          <w:color w:val="auto"/>
+          <w:sz w:val="28"/>
+          <w:szCs w:val="28"/>
+          <w:lang w:eastAsia="ru-RU"/>
+        </w:rPr>
+        <w:t>Сравнение с аналогичными инструментами</w:t>
+      </w:r>
+      <w:bookmarkEnd w:id="9"/>
+    </w:p>
+    <w:p>
+      <w:pPr>
+        <w:spacing w:after="120" w:line="360" w:lineRule="auto"/>
+        <w:ind w:firstLine="709"/>
+        <w:jc w:val="both"/>
+        <w:rPr>
+          <w:rFonts w:ascii="Times New Roman" w:eastAsia="Times New Roman" w:hAnsi="Times New Roman" w:cs="Times New Roman"/>
+          <w:sz w:val="28"/>
+          <w:szCs w:val="28"/>
+          <w:lang w:eastAsia="ru-RU"/>
+        </w:rPr>
+      </w:pPr>
+      <w:r>
+        <w:rPr>
+          <w:rFonts w:ascii="Times New Roman" w:eastAsia="Times New Roman" w:hAnsi="Times New Roman" w:cs="Times New Roman"/>
+          <w:sz w:val="28"/>
+          <w:szCs w:val="28"/>
+          <w:lang w:eastAsia="ru-RU"/>
+        </w:rPr>
+        <w:t>Помимо связки requests + BeautifulSoup, для задач автоматизированного сбора данных существуют и другие распространённые инструменты. Сравнительная характеристика основных из них применительно к рассматриваемой задаче приведена в таблице 1.</w:t>
+      </w:r>
+    </w:p>
+    <w:p>
+      <w:pPr>
+        <w:spacing w:after="120" w:line="360" w:lineRule="auto"/>
+        <w:ind w:firstLine="709"/>
+        <w:jc w:val="both"/>
+        <w:rPr>
+          <w:rFonts w:ascii="Times New Roman" w:eastAsia="Times New Roman" w:hAnsi="Times New Roman" w:cs="Times New Roman"/>
+          <w:sz w:val="28"/>
+          <w:szCs w:val="28"/>
+          <w:lang w:eastAsia="ru-RU"/>
+        </w:rPr>
+      </w:pPr>
+      <w:r>
+        <w:rPr>
+          <w:rFonts w:ascii="Times New Roman" w:eastAsia="Times New Roman" w:hAnsi="Times New Roman" w:cs="Times New Roman"/>
+          <w:sz w:val="28"/>
+          <w:szCs w:val="28"/>
+          <w:lang w:eastAsia="ru-RU"/>
+        </w:rPr>
+        <w:t xml:space="preserve">Таблица 1 </w:t>
       </w:r>
       <w:r>
         <w:rPr>
@@ -7332,25 +7705,1076 @@
           <w:szCs w:val="28"/>
           <w:lang w:eastAsia="ru-RU"/>
         </w:rPr>
-        <w:t xml:space="preserve"> имя, рекорд, весовая категория), уточнение формата итогового файла (</w:t>
-      </w:r>
-      <w:r>
-        <w:rPr>
-          <w:rFonts w:ascii="Times New Roman" w:eastAsia="Times New Roman" w:hAnsi="Times New Roman" w:cs="Times New Roman"/>
-          <w:sz w:val="28"/>
-          <w:szCs w:val="28"/>
+        <w:t xml:space="preserve"> Сравнение инструментов для автоматизированного сбора данных </w:t>
+      </w:r>
+    </w:p>
+    <w:tbl>
+      <w:tblPr>
+        <w:tblStyle w:val="a3"/>
+        <w:tblW w:w="0" w:type="auto"/>
+        <w:jc w:val="center"/>
+        <w:tblLook w:val="04A0" w:firstRow="1" w:lastRow="0" w:firstColumn="1" w:lastColumn="0" w:noHBand="0" w:noVBand="1"/>
+      </w:tblPr>
+      <w:tblGrid>
+        <w:gridCol w:w="2910"/>
+        <w:gridCol w:w="2175"/>
+        <w:gridCol w:w="2372"/>
+        <w:gridCol w:w="2222"/>
+      </w:tblGrid>
+      <w:tr>
+        <w:trPr>
+          <w:jc w:val="center"/>
+        </w:trPr>
+        <w:tc>
+          <w:tcPr>
+            <w:tcW w:w="2419" w:type="dxa"/>
+            <w:vAlign w:val="center"/>
+          </w:tcPr>
+          <w:p>
+            <w:pPr>
+              <w:spacing w:after="120" w:line="360" w:lineRule="auto"/>
+              <w:rPr>
+                <w:rFonts w:ascii="Times New Roman" w:eastAsia="Times New Roman" w:hAnsi="Times New Roman" w:cs="Times New Roman"/>
+                <w:sz w:val="28"/>
+                <w:szCs w:val="28"/>
+                <w:lang w:eastAsia="ru-RU"/>
+              </w:rPr>
+            </w:pPr>
+            <w:r>
+              <w:rPr>
+                <w:rFonts w:ascii="Times New Roman" w:eastAsia="Times New Roman" w:hAnsi="Times New Roman" w:cs="Times New Roman"/>
+                <w:sz w:val="28"/>
+                <w:szCs w:val="28"/>
+                <w:lang w:eastAsia="ru-RU"/>
+              </w:rPr>
+              <w:t>Инструмент</w:t>
+            </w:r>
+          </w:p>
+        </w:tc>
+        <w:tc>
+          <w:tcPr>
+            <w:tcW w:w="2420" w:type="dxa"/>
+            <w:vAlign w:val="center"/>
+          </w:tcPr>
+          <w:p>
+            <w:pPr>
+              <w:spacing w:after="120" w:line="360" w:lineRule="auto"/>
+              <w:rPr>
+                <w:rFonts w:ascii="Times New Roman" w:eastAsia="Times New Roman" w:hAnsi="Times New Roman" w:cs="Times New Roman"/>
+                <w:sz w:val="28"/>
+                <w:szCs w:val="28"/>
+                <w:lang w:eastAsia="ru-RU"/>
+              </w:rPr>
+            </w:pPr>
+            <w:r>
+              <w:rPr>
+                <w:rFonts w:ascii="Times New Roman" w:eastAsia="Times New Roman" w:hAnsi="Times New Roman" w:cs="Times New Roman"/>
+                <w:sz w:val="28"/>
+                <w:szCs w:val="28"/>
+                <w:lang w:eastAsia="ru-RU"/>
+              </w:rPr>
+              <w:t>Скорость работы</w:t>
+            </w:r>
+          </w:p>
+        </w:tc>
+        <w:tc>
+          <w:tcPr>
+            <w:tcW w:w="2420" w:type="dxa"/>
+            <w:vAlign w:val="center"/>
+          </w:tcPr>
+          <w:p>
+            <w:pPr>
+              <w:spacing w:after="120" w:line="360" w:lineRule="auto"/>
+              <w:rPr>
+                <w:rFonts w:ascii="Times New Roman" w:eastAsia="Times New Roman" w:hAnsi="Times New Roman" w:cs="Times New Roman"/>
+                <w:sz w:val="28"/>
+                <w:szCs w:val="28"/>
+                <w:lang w:eastAsia="ru-RU"/>
+              </w:rPr>
+            </w:pPr>
+            <w:r>
+              <w:rPr>
+                <w:rFonts w:ascii="Times New Roman" w:eastAsia="Times New Roman" w:hAnsi="Times New Roman" w:cs="Times New Roman"/>
+                <w:sz w:val="28"/>
+                <w:szCs w:val="28"/>
+                <w:lang w:eastAsia="ru-RU"/>
+              </w:rPr>
+              <w:t xml:space="preserve">Работа с </w:t>
+            </w:r>
+            <w:r>
+              <w:rPr>
+                <w:rFonts w:ascii="Times New Roman" w:eastAsia="Times New Roman" w:hAnsi="Times New Roman" w:cs="Times New Roman"/>
+                <w:sz w:val="28"/>
+                <w:szCs w:val="28"/>
+                <w:lang w:val="en-US" w:eastAsia="ru-RU"/>
+              </w:rPr>
+              <w:t>JS-</w:t>
+            </w:r>
+            <w:r>
+              <w:rPr>
+                <w:rFonts w:ascii="Times New Roman" w:eastAsia="Times New Roman" w:hAnsi="Times New Roman" w:cs="Times New Roman"/>
+                <w:sz w:val="28"/>
+                <w:szCs w:val="28"/>
+                <w:lang w:eastAsia="ru-RU"/>
+              </w:rPr>
+              <w:t>контентом</w:t>
+            </w:r>
+          </w:p>
+        </w:tc>
+        <w:tc>
+          <w:tcPr>
+            <w:tcW w:w="2420" w:type="dxa"/>
+            <w:vAlign w:val="center"/>
+          </w:tcPr>
+          <w:p>
+            <w:pPr>
+              <w:spacing w:after="120" w:line="360" w:lineRule="auto"/>
+              <w:rPr>
+                <w:rFonts w:ascii="Times New Roman" w:eastAsia="Times New Roman" w:hAnsi="Times New Roman" w:cs="Times New Roman"/>
+                <w:sz w:val="28"/>
+                <w:szCs w:val="28"/>
+                <w:lang w:eastAsia="ru-RU"/>
+              </w:rPr>
+            </w:pPr>
+            <w:r>
+              <w:rPr>
+                <w:rFonts w:ascii="Times New Roman" w:eastAsia="Times New Roman" w:hAnsi="Times New Roman" w:cs="Times New Roman"/>
+                <w:sz w:val="28"/>
+                <w:szCs w:val="28"/>
+                <w:lang w:eastAsia="ru-RU"/>
+              </w:rPr>
+              <w:t>Сложность освоения</w:t>
+            </w:r>
+          </w:p>
+        </w:tc>
+      </w:tr>
+      <w:tr>
+        <w:trPr>
+          <w:jc w:val="center"/>
+        </w:trPr>
+        <w:tc>
+          <w:tcPr>
+            <w:tcW w:w="2419" w:type="dxa"/>
+            <w:vAlign w:val="center"/>
+          </w:tcPr>
+          <w:p>
+            <w:pPr>
+              <w:spacing w:after="120" w:line="360" w:lineRule="auto"/>
+              <w:rPr>
+                <w:rFonts w:ascii="Times New Roman" w:eastAsia="Times New Roman" w:hAnsi="Times New Roman" w:cs="Times New Roman"/>
+                <w:sz w:val="28"/>
+                <w:szCs w:val="28"/>
+                <w:lang w:val="en-US" w:eastAsia="ru-RU"/>
+              </w:rPr>
+            </w:pPr>
+            <w:r>
+              <w:rPr>
+                <w:rFonts w:ascii="Times New Roman" w:eastAsia="Times New Roman" w:hAnsi="Times New Roman" w:cs="Times New Roman"/>
+                <w:sz w:val="28"/>
+                <w:szCs w:val="28"/>
+                <w:lang w:val="en-US" w:eastAsia="ru-RU"/>
+              </w:rPr>
+              <w:t>requests+BeautifulSoup</w:t>
+            </w:r>
+          </w:p>
+        </w:tc>
+        <w:tc>
+          <w:tcPr>
+            <w:tcW w:w="2420" w:type="dxa"/>
+            <w:vAlign w:val="center"/>
+          </w:tcPr>
+          <w:p>
+            <w:pPr>
+              <w:spacing w:after="120" w:line="360" w:lineRule="auto"/>
+              <w:rPr>
+                <w:rFonts w:ascii="Times New Roman" w:eastAsia="Times New Roman" w:hAnsi="Times New Roman" w:cs="Times New Roman"/>
+                <w:sz w:val="28"/>
+                <w:szCs w:val="28"/>
+                <w:lang w:eastAsia="ru-RU"/>
+              </w:rPr>
+            </w:pPr>
+            <w:r>
+              <w:rPr>
+                <w:rFonts w:ascii="Times New Roman" w:eastAsia="Times New Roman" w:hAnsi="Times New Roman" w:cs="Times New Roman"/>
+                <w:sz w:val="28"/>
+                <w:szCs w:val="28"/>
+                <w:lang w:eastAsia="ru-RU"/>
+              </w:rPr>
+              <w:t>Высокая</w:t>
+            </w:r>
+          </w:p>
+        </w:tc>
+        <w:tc>
+          <w:tcPr>
+            <w:tcW w:w="2420" w:type="dxa"/>
+            <w:vAlign w:val="center"/>
+          </w:tcPr>
+          <w:p>
+            <w:pPr>
+              <w:spacing w:after="120" w:line="360" w:lineRule="auto"/>
+              <w:rPr>
+                <w:rFonts w:ascii="Times New Roman" w:eastAsia="Times New Roman" w:hAnsi="Times New Roman" w:cs="Times New Roman"/>
+                <w:sz w:val="28"/>
+                <w:szCs w:val="28"/>
+                <w:lang w:eastAsia="ru-RU"/>
+              </w:rPr>
+            </w:pPr>
+            <w:r>
+              <w:rPr>
+                <w:rFonts w:ascii="Times New Roman" w:eastAsia="Times New Roman" w:hAnsi="Times New Roman" w:cs="Times New Roman"/>
+                <w:sz w:val="28"/>
+                <w:szCs w:val="28"/>
+                <w:lang w:eastAsia="ru-RU"/>
+              </w:rPr>
+              <w:t>Не поддерживается</w:t>
+            </w:r>
+          </w:p>
+        </w:tc>
+        <w:tc>
+          <w:tcPr>
+            <w:tcW w:w="2420" w:type="dxa"/>
+            <w:vAlign w:val="center"/>
+          </w:tcPr>
+          <w:p>
+            <w:pPr>
+              <w:spacing w:after="120" w:line="360" w:lineRule="auto"/>
+              <w:rPr>
+                <w:rFonts w:ascii="Times New Roman" w:eastAsia="Times New Roman" w:hAnsi="Times New Roman" w:cs="Times New Roman"/>
+                <w:sz w:val="28"/>
+                <w:szCs w:val="28"/>
+                <w:lang w:eastAsia="ru-RU"/>
+              </w:rPr>
+            </w:pPr>
+            <w:r>
+              <w:rPr>
+                <w:rFonts w:ascii="Times New Roman" w:eastAsia="Times New Roman" w:hAnsi="Times New Roman" w:cs="Times New Roman"/>
+                <w:sz w:val="28"/>
+                <w:szCs w:val="28"/>
+                <w:lang w:eastAsia="ru-RU"/>
+              </w:rPr>
+              <w:t>Низкая</w:t>
+            </w:r>
+          </w:p>
+        </w:tc>
+      </w:tr>
+      <w:tr>
+        <w:trPr>
+          <w:jc w:val="center"/>
+        </w:trPr>
+        <w:tc>
+          <w:tcPr>
+            <w:tcW w:w="2419" w:type="dxa"/>
+            <w:vAlign w:val="center"/>
+          </w:tcPr>
+          <w:p>
+            <w:pPr>
+              <w:spacing w:after="120" w:line="360" w:lineRule="auto"/>
+              <w:rPr>
+                <w:rFonts w:ascii="Times New Roman" w:eastAsia="Times New Roman" w:hAnsi="Times New Roman" w:cs="Times New Roman"/>
+                <w:sz w:val="28"/>
+                <w:szCs w:val="28"/>
+                <w:lang w:val="en-US" w:eastAsia="ru-RU"/>
+              </w:rPr>
+            </w:pPr>
+            <w:r>
+              <w:rPr>
+                <w:rFonts w:ascii="Times New Roman" w:eastAsia="Times New Roman" w:hAnsi="Times New Roman" w:cs="Times New Roman"/>
+                <w:sz w:val="28"/>
+                <w:szCs w:val="28"/>
+                <w:lang w:val="en-US" w:eastAsia="ru-RU"/>
+              </w:rPr>
+              <w:t>Scrapy</w:t>
+            </w:r>
+          </w:p>
+        </w:tc>
+        <w:tc>
+          <w:tcPr>
+            <w:tcW w:w="2420" w:type="dxa"/>
+            <w:vAlign w:val="center"/>
+          </w:tcPr>
+          <w:p>
+            <w:pPr>
+              <w:spacing w:after="120" w:line="360" w:lineRule="auto"/>
+              <w:rPr>
+                <w:rFonts w:ascii="Times New Roman" w:eastAsia="Times New Roman" w:hAnsi="Times New Roman" w:cs="Times New Roman"/>
+                <w:sz w:val="28"/>
+                <w:szCs w:val="28"/>
+                <w:lang w:eastAsia="ru-RU"/>
+              </w:rPr>
+            </w:pPr>
+            <w:r>
+              <w:rPr>
+                <w:rFonts w:ascii="Times New Roman" w:eastAsia="Times New Roman" w:hAnsi="Times New Roman" w:cs="Times New Roman"/>
+                <w:sz w:val="28"/>
+                <w:szCs w:val="28"/>
+                <w:lang w:eastAsia="ru-RU"/>
+              </w:rPr>
+              <w:t>Высокая</w:t>
+            </w:r>
+          </w:p>
+        </w:tc>
+        <w:tc>
+          <w:tcPr>
+            <w:tcW w:w="2420" w:type="dxa"/>
+            <w:vAlign w:val="center"/>
+          </w:tcPr>
+          <w:p>
+            <w:pPr>
+              <w:spacing w:after="120" w:line="360" w:lineRule="auto"/>
+              <w:rPr>
+                <w:rFonts w:ascii="Times New Roman" w:eastAsia="Times New Roman" w:hAnsi="Times New Roman" w:cs="Times New Roman"/>
+                <w:sz w:val="28"/>
+                <w:szCs w:val="28"/>
+                <w:lang w:eastAsia="ru-RU"/>
+              </w:rPr>
+            </w:pPr>
+            <w:r>
+              <w:rPr>
+                <w:rFonts w:ascii="Times New Roman" w:eastAsia="Times New Roman" w:hAnsi="Times New Roman" w:cs="Times New Roman"/>
+                <w:sz w:val="28"/>
+                <w:szCs w:val="28"/>
+                <w:lang w:eastAsia="ru-RU"/>
+              </w:rPr>
+              <w:t>Не поддерживается</w:t>
+            </w:r>
+          </w:p>
+        </w:tc>
+        <w:tc>
+          <w:tcPr>
+            <w:tcW w:w="2420" w:type="dxa"/>
+            <w:vAlign w:val="center"/>
+          </w:tcPr>
+          <w:p>
+            <w:pPr>
+              <w:spacing w:after="120" w:line="360" w:lineRule="auto"/>
+              <w:rPr>
+                <w:rFonts w:ascii="Times New Roman" w:eastAsia="Times New Roman" w:hAnsi="Times New Roman" w:cs="Times New Roman"/>
+                <w:sz w:val="28"/>
+                <w:szCs w:val="28"/>
+                <w:lang w:eastAsia="ru-RU"/>
+              </w:rPr>
+            </w:pPr>
+            <w:r>
+              <w:rPr>
+                <w:rFonts w:ascii="Times New Roman" w:eastAsia="Times New Roman" w:hAnsi="Times New Roman" w:cs="Times New Roman"/>
+                <w:sz w:val="28"/>
+                <w:szCs w:val="28"/>
+                <w:lang w:eastAsia="ru-RU"/>
+              </w:rPr>
+              <w:t>Средняя</w:t>
+            </w:r>
+          </w:p>
+        </w:tc>
+      </w:tr>
+      <w:tr>
+        <w:trPr>
+          <w:jc w:val="center"/>
+        </w:trPr>
+        <w:tc>
+          <w:tcPr>
+            <w:tcW w:w="2419" w:type="dxa"/>
+            <w:vAlign w:val="center"/>
+          </w:tcPr>
+          <w:p>
+            <w:pPr>
+              <w:spacing w:after="120" w:line="360" w:lineRule="auto"/>
+              <w:rPr>
+                <w:rFonts w:ascii="Times New Roman" w:eastAsia="Times New Roman" w:hAnsi="Times New Roman" w:cs="Times New Roman"/>
+                <w:sz w:val="28"/>
+                <w:szCs w:val="28"/>
+                <w:lang w:val="en-US" w:eastAsia="ru-RU"/>
+              </w:rPr>
+            </w:pPr>
+            <w:r>
+              <w:rPr>
+                <w:rFonts w:ascii="Times New Roman" w:eastAsia="Times New Roman" w:hAnsi="Times New Roman" w:cs="Times New Roman"/>
+                <w:sz w:val="28"/>
+                <w:szCs w:val="28"/>
+                <w:lang w:val="en-US" w:eastAsia="ru-RU"/>
+              </w:rPr>
+              <w:t>Selenium</w:t>
+            </w:r>
+          </w:p>
+        </w:tc>
+        <w:tc>
+          <w:tcPr>
+            <w:tcW w:w="2420" w:type="dxa"/>
+            <w:vAlign w:val="center"/>
+          </w:tcPr>
+          <w:p>
+            <w:pPr>
+              <w:spacing w:after="120" w:line="360" w:lineRule="auto"/>
+              <w:rPr>
+                <w:rFonts w:ascii="Times New Roman" w:eastAsia="Times New Roman" w:hAnsi="Times New Roman" w:cs="Times New Roman"/>
+                <w:sz w:val="28"/>
+                <w:szCs w:val="28"/>
+                <w:lang w:eastAsia="ru-RU"/>
+              </w:rPr>
+            </w:pPr>
+            <w:r>
+              <w:rPr>
+                <w:rFonts w:ascii="Times New Roman" w:eastAsia="Times New Roman" w:hAnsi="Times New Roman" w:cs="Times New Roman"/>
+                <w:sz w:val="28"/>
+                <w:szCs w:val="28"/>
+                <w:lang w:eastAsia="ru-RU"/>
+              </w:rPr>
+              <w:t>Низкая</w:t>
+            </w:r>
+          </w:p>
+        </w:tc>
+        <w:tc>
+          <w:tcPr>
+            <w:tcW w:w="2420" w:type="dxa"/>
+            <w:vAlign w:val="center"/>
+          </w:tcPr>
+          <w:p>
+            <w:pPr>
+              <w:spacing w:after="120" w:line="360" w:lineRule="auto"/>
+              <w:rPr>
+                <w:rFonts w:ascii="Times New Roman" w:eastAsia="Times New Roman" w:hAnsi="Times New Roman" w:cs="Times New Roman"/>
+                <w:sz w:val="28"/>
+                <w:szCs w:val="28"/>
+                <w:lang w:eastAsia="ru-RU"/>
+              </w:rPr>
+            </w:pPr>
+            <w:r>
+              <w:rPr>
+                <w:rFonts w:ascii="Times New Roman" w:eastAsia="Times New Roman" w:hAnsi="Times New Roman" w:cs="Times New Roman"/>
+                <w:sz w:val="28"/>
+                <w:szCs w:val="28"/>
+                <w:lang w:eastAsia="ru-RU"/>
+              </w:rPr>
+              <w:t>Поддерживается</w:t>
+            </w:r>
+          </w:p>
+        </w:tc>
+        <w:tc>
+          <w:tcPr>
+            <w:tcW w:w="2420" w:type="dxa"/>
+            <w:vAlign w:val="center"/>
+          </w:tcPr>
+          <w:p>
+            <w:pPr>
+              <w:spacing w:after="120" w:line="360" w:lineRule="auto"/>
+              <w:rPr>
+                <w:rFonts w:ascii="Times New Roman" w:eastAsia="Times New Roman" w:hAnsi="Times New Roman" w:cs="Times New Roman"/>
+                <w:sz w:val="28"/>
+                <w:szCs w:val="28"/>
+                <w:lang w:eastAsia="ru-RU"/>
+              </w:rPr>
+            </w:pPr>
+            <w:r>
+              <w:rPr>
+                <w:rFonts w:ascii="Times New Roman" w:eastAsia="Times New Roman" w:hAnsi="Times New Roman" w:cs="Times New Roman"/>
+                <w:sz w:val="28"/>
+                <w:szCs w:val="28"/>
+                <w:lang w:eastAsia="ru-RU"/>
+              </w:rPr>
+              <w:t>Средняя</w:t>
+            </w:r>
+          </w:p>
+        </w:tc>
+      </w:tr>
+    </w:tbl>
+    <w:p>
+      <w:pPr>
+        <w:spacing w:after="120" w:line="360" w:lineRule="auto"/>
+        <w:ind w:firstLine="709"/>
+        <w:jc w:val="both"/>
+        <w:rPr>
+          <w:rFonts w:ascii="Times New Roman" w:eastAsia="Times New Roman" w:hAnsi="Times New Roman" w:cs="Times New Roman"/>
+          <w:sz w:val="28"/>
+          <w:szCs w:val="28"/>
+          <w:lang w:eastAsia="ru-RU"/>
+        </w:rPr>
+      </w:pPr>
+      <w:r>
+        <w:rPr>
+          <w:rFonts w:ascii="Times New Roman" w:eastAsia="Times New Roman" w:hAnsi="Times New Roman" w:cs="Times New Roman"/>
+          <w:sz w:val="28"/>
+          <w:szCs w:val="28"/>
+          <w:lang w:eastAsia="ru-RU"/>
+        </w:rPr>
+        <w:t xml:space="preserve">Как видно из таблицы, requests в связке с BeautifulSoup обеспечивает наилучшую скорость работы среди рассмотренных инструментов, но требует, чтобы нужные данные присутствовали непосредственно в HTML-коде страницы, без необходимости выполнения JavaScript. Именно это условие выполнялось для страниц сайта ufc.ru, что и обусловило переход от Selenium к requests в ходе выполнения индивидуального задания (см. дневник практики, записи от 29.06.2026 – 01.07.2026). Scrapy, в свою очередь, является более подходящим </w:t>
+      </w:r>
+      <w:r>
+        <w:rPr>
+          <w:rFonts w:ascii="Times New Roman" w:eastAsia="Times New Roman" w:hAnsi="Times New Roman" w:cs="Times New Roman"/>
+          <w:sz w:val="28"/>
+          <w:szCs w:val="28"/>
+          <w:lang w:eastAsia="ru-RU"/>
+        </w:rPr>
+        <w:lastRenderedPageBreak/>
+        <w:t>решением для крупных проектов с несколькими источниками данных и встроенной поддержкой асинхронности, однако для единичной задачи сбора данных с одного источника его использование избыточно.</w:t>
+      </w:r>
+    </w:p>
+    <w:p>
+      <w:pPr>
+        <w:spacing w:after="120" w:line="360" w:lineRule="auto"/>
+        <w:ind w:firstLine="709"/>
+        <w:jc w:val="both"/>
+        <w:rPr>
+          <w:rFonts w:ascii="Times New Roman" w:eastAsia="Times New Roman" w:hAnsi="Times New Roman" w:cs="Times New Roman"/>
+          <w:sz w:val="28"/>
+          <w:szCs w:val="28"/>
+          <w:lang w:eastAsia="ru-RU"/>
+        </w:rPr>
+      </w:pPr>
+      <w:r>
+        <w:rPr>
+          <w:rFonts w:ascii="Times New Roman" w:eastAsia="Times New Roman" w:hAnsi="Times New Roman" w:cs="Times New Roman"/>
+          <w:sz w:val="28"/>
+          <w:szCs w:val="28"/>
+          <w:lang w:eastAsia="ru-RU"/>
+        </w:rPr>
+        <w:t>Ключевой фрагмент программы, отвечающий за извлечение данных из HTML-разметки страницы, приведён ниже:</w:t>
+      </w:r>
+    </w:p>
+    <w:p>
+      <w:pPr>
+        <w:spacing w:after="120" w:line="240" w:lineRule="auto"/>
+        <w:rPr>
+          <w:rFonts w:ascii="Courier New" w:eastAsia="Times New Roman" w:hAnsi="Courier New" w:cs="Courier New"/>
+          <w:sz w:val="20"/>
+          <w:szCs w:val="20"/>
           <w:lang w:val="en-US" w:eastAsia="ru-RU"/>
         </w:rPr>
-        <w:t>CSV</w:t>
-      </w:r>
-      <w:r>
-        <w:rPr>
-          <w:rFonts w:ascii="Times New Roman" w:eastAsia="Times New Roman" w:hAnsi="Times New Roman" w:cs="Times New Roman"/>
-          <w:sz w:val="28"/>
-          <w:szCs w:val="28"/>
-          <w:lang w:eastAsia="ru-RU"/>
-        </w:rPr>
-        <w:t>), техническая реализация, после чего заказчику предоставлялось краткое письменное описание результата работы программы.</w:t>
+      </w:pPr>
+      <w:r>
+        <w:rPr>
+          <w:rFonts w:ascii="Courier New" w:eastAsia="Times New Roman" w:hAnsi="Courier New" w:cs="Courier New"/>
+          <w:sz w:val="20"/>
+          <w:szCs w:val="20"/>
+          <w:lang w:val="en-US" w:eastAsia="ru-RU"/>
+        </w:rPr>
+        <w:t>def get_content(html):</w:t>
+      </w:r>
+    </w:p>
+    <w:p>
+      <w:pPr>
+        <w:spacing w:after="120" w:line="240" w:lineRule="auto"/>
+        <w:rPr>
+          <w:rFonts w:ascii="Courier New" w:eastAsia="Times New Roman" w:hAnsi="Courier New" w:cs="Courier New"/>
+          <w:sz w:val="20"/>
+          <w:szCs w:val="20"/>
+          <w:lang w:val="en-US" w:eastAsia="ru-RU"/>
+        </w:rPr>
+      </w:pPr>
+      <w:r>
+        <w:rPr>
+          <w:rFonts w:ascii="Courier New" w:eastAsia="Times New Roman" w:hAnsi="Courier New" w:cs="Courier New"/>
+          <w:sz w:val="20"/>
+          <w:szCs w:val="20"/>
+          <w:lang w:val="en-US" w:eastAsia="ru-RU"/>
+        </w:rPr>
+        <w:t xml:space="preserve">    soup = BeautifulSoup(html, 'html.parser')</w:t>
+      </w:r>
+    </w:p>
+    <w:p>
+      <w:pPr>
+        <w:spacing w:after="120" w:line="240" w:lineRule="auto"/>
+        <w:rPr>
+          <w:rFonts w:ascii="Courier New" w:eastAsia="Times New Roman" w:hAnsi="Courier New" w:cs="Courier New"/>
+          <w:sz w:val="20"/>
+          <w:szCs w:val="20"/>
+          <w:lang w:val="en-US" w:eastAsia="ru-RU"/>
+        </w:rPr>
+      </w:pPr>
+      <w:r>
+        <w:rPr>
+          <w:rFonts w:ascii="Courier New" w:eastAsia="Times New Roman" w:hAnsi="Courier New" w:cs="Courier New"/>
+          <w:sz w:val="20"/>
+          <w:szCs w:val="20"/>
+          <w:lang w:val="en-US" w:eastAsia="ru-RU"/>
+        </w:rPr>
+        <w:t xml:space="preserve">    cards = soup.find_all('li', class_='l-flex__item')</w:t>
+      </w:r>
+    </w:p>
+    <w:p>
+      <w:pPr>
+        <w:spacing w:after="120" w:line="240" w:lineRule="auto"/>
+        <w:rPr>
+          <w:rFonts w:ascii="Courier New" w:eastAsia="Times New Roman" w:hAnsi="Courier New" w:cs="Courier New"/>
+          <w:sz w:val="20"/>
+          <w:szCs w:val="20"/>
+          <w:lang w:val="en-US" w:eastAsia="ru-RU"/>
+        </w:rPr>
+      </w:pPr>
+    </w:p>
+    <w:p>
+      <w:pPr>
+        <w:spacing w:after="120" w:line="240" w:lineRule="auto"/>
+        <w:rPr>
+          <w:rFonts w:ascii="Courier New" w:eastAsia="Times New Roman" w:hAnsi="Courier New" w:cs="Courier New"/>
+          <w:sz w:val="20"/>
+          <w:szCs w:val="20"/>
+          <w:lang w:val="en-US" w:eastAsia="ru-RU"/>
+        </w:rPr>
+      </w:pPr>
+      <w:r>
+        <w:rPr>
+          <w:rFonts w:ascii="Courier New" w:eastAsia="Times New Roman" w:hAnsi="Courier New" w:cs="Courier New"/>
+          <w:sz w:val="20"/>
+          <w:szCs w:val="20"/>
+          <w:lang w:val="en-US" w:eastAsia="ru-RU"/>
+        </w:rPr>
+        <w:t xml:space="preserve">    fighters = []</w:t>
+      </w:r>
+    </w:p>
+    <w:p>
+      <w:pPr>
+        <w:spacing w:after="120" w:line="240" w:lineRule="auto"/>
+        <w:rPr>
+          <w:rFonts w:ascii="Courier New" w:eastAsia="Times New Roman" w:hAnsi="Courier New" w:cs="Courier New"/>
+          <w:sz w:val="20"/>
+          <w:szCs w:val="20"/>
+          <w:lang w:val="en-US" w:eastAsia="ru-RU"/>
+        </w:rPr>
+      </w:pPr>
+      <w:r>
+        <w:rPr>
+          <w:rFonts w:ascii="Courier New" w:eastAsia="Times New Roman" w:hAnsi="Courier New" w:cs="Courier New"/>
+          <w:sz w:val="20"/>
+          <w:szCs w:val="20"/>
+          <w:lang w:val="en-US" w:eastAsia="ru-RU"/>
+        </w:rPr>
+        <w:t xml:space="preserve">    for card in cards:</w:t>
+      </w:r>
+    </w:p>
+    <w:p>
+      <w:pPr>
+        <w:spacing w:after="120" w:line="240" w:lineRule="auto"/>
+        <w:rPr>
+          <w:rFonts w:ascii="Courier New" w:eastAsia="Times New Roman" w:hAnsi="Courier New" w:cs="Courier New"/>
+          <w:sz w:val="20"/>
+          <w:szCs w:val="20"/>
+          <w:lang w:val="en-US" w:eastAsia="ru-RU"/>
+        </w:rPr>
+      </w:pPr>
+      <w:r>
+        <w:rPr>
+          <w:rFonts w:ascii="Courier New" w:eastAsia="Times New Roman" w:hAnsi="Courier New" w:cs="Courier New"/>
+          <w:sz w:val="20"/>
+          <w:szCs w:val="20"/>
+          <w:lang w:val="en-US" w:eastAsia="ru-RU"/>
+        </w:rPr>
+        <w:t xml:space="preserve">        name_tag = card.find('span', class_='c-listing-athlete__name')</w:t>
+      </w:r>
+    </w:p>
+    <w:p>
+      <w:pPr>
+        <w:spacing w:after="120" w:line="240" w:lineRule="auto"/>
+        <w:rPr>
+          <w:rFonts w:ascii="Courier New" w:eastAsia="Times New Roman" w:hAnsi="Courier New" w:cs="Courier New"/>
+          <w:sz w:val="20"/>
+          <w:szCs w:val="20"/>
+          <w:lang w:val="en-US" w:eastAsia="ru-RU"/>
+        </w:rPr>
+      </w:pPr>
+      <w:r>
+        <w:rPr>
+          <w:rFonts w:ascii="Courier New" w:eastAsia="Times New Roman" w:hAnsi="Courier New" w:cs="Courier New"/>
+          <w:sz w:val="20"/>
+          <w:szCs w:val="20"/>
+          <w:lang w:val="en-US" w:eastAsia="ru-RU"/>
+        </w:rPr>
+        <w:t xml:space="preserve">        weight_class_tag = card.find('span', class_='c-listing-athlete__title')</w:t>
+      </w:r>
+    </w:p>
+    <w:p>
+      <w:pPr>
+        <w:spacing w:after="120" w:line="240" w:lineRule="auto"/>
+        <w:rPr>
+          <w:rFonts w:ascii="Courier New" w:eastAsia="Times New Roman" w:hAnsi="Courier New" w:cs="Courier New"/>
+          <w:sz w:val="20"/>
+          <w:szCs w:val="20"/>
+          <w:lang w:val="en-US" w:eastAsia="ru-RU"/>
+        </w:rPr>
+      </w:pPr>
+      <w:r>
+        <w:rPr>
+          <w:rFonts w:ascii="Courier New" w:eastAsia="Times New Roman" w:hAnsi="Courier New" w:cs="Courier New"/>
+          <w:sz w:val="20"/>
+          <w:szCs w:val="20"/>
+          <w:lang w:val="en-US" w:eastAsia="ru-RU"/>
+        </w:rPr>
+        <w:t xml:space="preserve">        record_tag = card.find('span', class_='c-listing-athlete__record')</w:t>
+      </w:r>
+    </w:p>
+    <w:p>
+      <w:pPr>
+        <w:spacing w:after="120" w:line="240" w:lineRule="auto"/>
+        <w:rPr>
+          <w:rFonts w:ascii="Courier New" w:eastAsia="Times New Roman" w:hAnsi="Courier New" w:cs="Courier New"/>
+          <w:sz w:val="20"/>
+          <w:szCs w:val="20"/>
+          <w:lang w:val="en-US" w:eastAsia="ru-RU"/>
+        </w:rPr>
+      </w:pPr>
+      <w:r>
+        <w:rPr>
+          <w:rFonts w:ascii="Courier New" w:eastAsia="Times New Roman" w:hAnsi="Courier New" w:cs="Courier New"/>
+          <w:sz w:val="20"/>
+          <w:szCs w:val="20"/>
+          <w:lang w:val="en-US" w:eastAsia="ru-RU"/>
+        </w:rPr>
+        <w:t xml:space="preserve">        photo_tag = card.find('img')</w:t>
+      </w:r>
+    </w:p>
+    <w:p>
+      <w:pPr>
+        <w:spacing w:after="120" w:line="240" w:lineRule="auto"/>
+        <w:rPr>
+          <w:rFonts w:ascii="Courier New" w:eastAsia="Times New Roman" w:hAnsi="Courier New" w:cs="Courier New"/>
+          <w:sz w:val="20"/>
+          <w:szCs w:val="20"/>
+          <w:lang w:val="en-US" w:eastAsia="ru-RU"/>
+        </w:rPr>
+      </w:pPr>
+    </w:p>
+    <w:p>
+      <w:pPr>
+        <w:spacing w:after="120" w:line="240" w:lineRule="auto"/>
+        <w:rPr>
+          <w:rFonts w:ascii="Courier New" w:eastAsia="Times New Roman" w:hAnsi="Courier New" w:cs="Courier New"/>
+          <w:sz w:val="20"/>
+          <w:szCs w:val="20"/>
+          <w:lang w:val="en-US" w:eastAsia="ru-RU"/>
+        </w:rPr>
+      </w:pPr>
+      <w:r>
+        <w:rPr>
+          <w:rFonts w:ascii="Courier New" w:eastAsia="Times New Roman" w:hAnsi="Courier New" w:cs="Courier New"/>
+          <w:sz w:val="20"/>
+          <w:szCs w:val="20"/>
+          <w:lang w:val="en-US" w:eastAsia="ru-RU"/>
+        </w:rPr>
+        <w:t xml:space="preserve">        if name_tag:</w:t>
+      </w:r>
+    </w:p>
+    <w:p>
+      <w:pPr>
+        <w:spacing w:after="120" w:line="240" w:lineRule="auto"/>
+        <w:rPr>
+          <w:rFonts w:ascii="Courier New" w:eastAsia="Times New Roman" w:hAnsi="Courier New" w:cs="Courier New"/>
+          <w:sz w:val="20"/>
+          <w:szCs w:val="20"/>
+          <w:lang w:val="en-US" w:eastAsia="ru-RU"/>
+        </w:rPr>
+      </w:pPr>
+      <w:r>
+        <w:rPr>
+          <w:rFonts w:ascii="Courier New" w:eastAsia="Times New Roman" w:hAnsi="Courier New" w:cs="Courier New"/>
+          <w:sz w:val="20"/>
+          <w:szCs w:val="20"/>
+          <w:lang w:val="en-US" w:eastAsia="ru-RU"/>
+        </w:rPr>
+        <w:t xml:space="preserve">            name = name_tag.get_text().strip()</w:t>
+      </w:r>
+    </w:p>
+    <w:p>
+      <w:pPr>
+        <w:spacing w:after="120" w:line="240" w:lineRule="auto"/>
+        <w:rPr>
+          <w:rFonts w:ascii="Courier New" w:eastAsia="Times New Roman" w:hAnsi="Courier New" w:cs="Courier New"/>
+          <w:sz w:val="20"/>
+          <w:szCs w:val="20"/>
+          <w:lang w:val="en-US" w:eastAsia="ru-RU"/>
+        </w:rPr>
+      </w:pPr>
+      <w:r>
+        <w:rPr>
+          <w:rFonts w:ascii="Courier New" w:eastAsia="Times New Roman" w:hAnsi="Courier New" w:cs="Courier New"/>
+          <w:sz w:val="20"/>
+          <w:szCs w:val="20"/>
+          <w:lang w:val="en-US" w:eastAsia="ru-RU"/>
+        </w:rPr>
+        <w:t xml:space="preserve">        else:</w:t>
+      </w:r>
+    </w:p>
+    <w:p>
+      <w:pPr>
+        <w:spacing w:after="120" w:line="240" w:lineRule="auto"/>
+        <w:rPr>
+          <w:rFonts w:ascii="Courier New" w:eastAsia="Times New Roman" w:hAnsi="Courier New" w:cs="Courier New"/>
+          <w:sz w:val="20"/>
+          <w:szCs w:val="20"/>
+          <w:lang w:val="en-US" w:eastAsia="ru-RU"/>
+        </w:rPr>
+      </w:pPr>
+      <w:r>
+        <w:rPr>
+          <w:rFonts w:ascii="Courier New" w:eastAsia="Times New Roman" w:hAnsi="Courier New" w:cs="Courier New"/>
+          <w:sz w:val="20"/>
+          <w:szCs w:val="20"/>
+          <w:lang w:val="en-US" w:eastAsia="ru-RU"/>
+        </w:rPr>
+        <w:t xml:space="preserve">            continue</w:t>
+      </w:r>
+    </w:p>
+    <w:p>
+      <w:pPr>
+        <w:spacing w:after="120" w:line="240" w:lineRule="auto"/>
+        <w:rPr>
+          <w:rFonts w:ascii="Courier New" w:eastAsia="Times New Roman" w:hAnsi="Courier New" w:cs="Courier New"/>
+          <w:sz w:val="20"/>
+          <w:szCs w:val="20"/>
+          <w:lang w:val="en-US" w:eastAsia="ru-RU"/>
+        </w:rPr>
+      </w:pPr>
+      <w:r>
+        <w:rPr>
+          <w:rFonts w:ascii="Courier New" w:eastAsia="Times New Roman" w:hAnsi="Courier New" w:cs="Courier New"/>
+          <w:sz w:val="20"/>
+          <w:szCs w:val="20"/>
+          <w:lang w:val="en-US" w:eastAsia="ru-RU"/>
+        </w:rPr>
+        <w:t xml:space="preserve">        weight_class = weight_class_tag.get_text().strip() if weight_class_tag else ''</w:t>
+      </w:r>
+    </w:p>
+    <w:p>
+      <w:pPr>
+        <w:spacing w:after="120" w:line="240" w:lineRule="auto"/>
+        <w:rPr>
+          <w:rFonts w:ascii="Courier New" w:eastAsia="Times New Roman" w:hAnsi="Courier New" w:cs="Courier New"/>
+          <w:sz w:val="20"/>
+          <w:szCs w:val="20"/>
+          <w:lang w:val="en-US" w:eastAsia="ru-RU"/>
+        </w:rPr>
+      </w:pPr>
+      <w:r>
+        <w:rPr>
+          <w:rFonts w:ascii="Courier New" w:eastAsia="Times New Roman" w:hAnsi="Courier New" w:cs="Courier New"/>
+          <w:sz w:val="20"/>
+          <w:szCs w:val="20"/>
+          <w:lang w:val="en-US" w:eastAsia="ru-RU"/>
+        </w:rPr>
+        <w:t xml:space="preserve">        record = record_tag.get_text().strip() if record_tag else ''</w:t>
+      </w:r>
+    </w:p>
+    <w:p>
+      <w:pPr>
+        <w:spacing w:after="120" w:line="240" w:lineRule="auto"/>
+        <w:rPr>
+          <w:rFonts w:ascii="Courier New" w:eastAsia="Times New Roman" w:hAnsi="Courier New" w:cs="Courier New"/>
+          <w:sz w:val="20"/>
+          <w:szCs w:val="20"/>
+          <w:lang w:val="en-US" w:eastAsia="ru-RU"/>
+        </w:rPr>
+      </w:pPr>
+      <w:r>
+        <w:rPr>
+          <w:rFonts w:ascii="Courier New" w:eastAsia="Times New Roman" w:hAnsi="Courier New" w:cs="Courier New"/>
+          <w:sz w:val="20"/>
+          <w:szCs w:val="20"/>
+          <w:lang w:val="en-US" w:eastAsia="ru-RU"/>
+        </w:rPr>
+        <w:t xml:space="preserve">        photo = photo_tag.get('src') if photo_tag else ''</w:t>
+      </w:r>
+    </w:p>
+    <w:p>
+      <w:pPr>
+        <w:spacing w:after="120" w:line="240" w:lineRule="auto"/>
+        <w:rPr>
+          <w:rFonts w:ascii="Courier New" w:eastAsia="Times New Roman" w:hAnsi="Courier New" w:cs="Courier New"/>
+          <w:sz w:val="20"/>
+          <w:szCs w:val="20"/>
+          <w:lang w:val="en-US" w:eastAsia="ru-RU"/>
+        </w:rPr>
+      </w:pPr>
+    </w:p>
+    <w:p>
+      <w:pPr>
+        <w:spacing w:after="120" w:line="240" w:lineRule="auto"/>
+        <w:rPr>
+          <w:rFonts w:ascii="Courier New" w:eastAsia="Times New Roman" w:hAnsi="Courier New" w:cs="Courier New"/>
+          <w:sz w:val="20"/>
+          <w:szCs w:val="20"/>
+          <w:lang w:val="en-US" w:eastAsia="ru-RU"/>
+        </w:rPr>
+      </w:pPr>
+      <w:r>
+        <w:rPr>
+          <w:rFonts w:ascii="Courier New" w:eastAsia="Times New Roman" w:hAnsi="Courier New" w:cs="Courier New"/>
+          <w:sz w:val="20"/>
+          <w:szCs w:val="20"/>
+          <w:lang w:val="en-US" w:eastAsia="ru-RU"/>
+        </w:rPr>
+        <w:t xml:space="preserve">        fighters.append({</w:t>
+      </w:r>
+    </w:p>
+    <w:p>
+      <w:pPr>
+        <w:spacing w:after="120" w:line="240" w:lineRule="auto"/>
+        <w:rPr>
+          <w:rFonts w:ascii="Courier New" w:eastAsia="Times New Roman" w:hAnsi="Courier New" w:cs="Courier New"/>
+          <w:sz w:val="20"/>
+          <w:szCs w:val="20"/>
+          <w:lang w:val="en-US" w:eastAsia="ru-RU"/>
+        </w:rPr>
+      </w:pPr>
+      <w:r>
+        <w:rPr>
+          <w:rFonts w:ascii="Courier New" w:eastAsia="Times New Roman" w:hAnsi="Courier New" w:cs="Courier New"/>
+          <w:sz w:val="20"/>
+          <w:szCs w:val="20"/>
+          <w:lang w:val="en-US" w:eastAsia="ru-RU"/>
+        </w:rPr>
+        <w:t xml:space="preserve">            'name': name,</w:t>
+      </w:r>
+    </w:p>
+    <w:p>
+      <w:pPr>
+        <w:spacing w:after="120" w:line="240" w:lineRule="auto"/>
+        <w:rPr>
+          <w:rFonts w:ascii="Courier New" w:eastAsia="Times New Roman" w:hAnsi="Courier New" w:cs="Courier New"/>
+          <w:sz w:val="20"/>
+          <w:szCs w:val="20"/>
+          <w:lang w:val="en-US" w:eastAsia="ru-RU"/>
+        </w:rPr>
+      </w:pPr>
+      <w:r>
+        <w:rPr>
+          <w:rFonts w:ascii="Courier New" w:eastAsia="Times New Roman" w:hAnsi="Courier New" w:cs="Courier New"/>
+          <w:sz w:val="20"/>
+          <w:szCs w:val="20"/>
+          <w:lang w:val="en-US" w:eastAsia="ru-RU"/>
+        </w:rPr>
+        <w:t xml:space="preserve">            'weight_class': weight_class,</w:t>
+      </w:r>
+    </w:p>
+    <w:p>
+      <w:pPr>
+        <w:spacing w:after="120" w:line="240" w:lineRule="auto"/>
+        <w:rPr>
+          <w:rFonts w:ascii="Courier New" w:eastAsia="Times New Roman" w:hAnsi="Courier New" w:cs="Courier New"/>
+          <w:sz w:val="20"/>
+          <w:szCs w:val="20"/>
+          <w:lang w:val="en-US" w:eastAsia="ru-RU"/>
+        </w:rPr>
+      </w:pPr>
+      <w:r>
+        <w:rPr>
+          <w:rFonts w:ascii="Courier New" w:eastAsia="Times New Roman" w:hAnsi="Courier New" w:cs="Courier New"/>
+          <w:sz w:val="20"/>
+          <w:szCs w:val="20"/>
+          <w:lang w:val="en-US" w:eastAsia="ru-RU"/>
+        </w:rPr>
+        <w:t xml:space="preserve">            'record': record,</w:t>
+      </w:r>
+    </w:p>
+    <w:p>
+      <w:pPr>
+        <w:spacing w:after="120" w:line="240" w:lineRule="auto"/>
+        <w:rPr>
+          <w:rFonts w:ascii="Courier New" w:eastAsia="Times New Roman" w:hAnsi="Courier New" w:cs="Courier New"/>
+          <w:sz w:val="20"/>
+          <w:szCs w:val="20"/>
+          <w:lang w:val="en-US" w:eastAsia="ru-RU"/>
+        </w:rPr>
+      </w:pPr>
+      <w:r>
+        <w:rPr>
+          <w:rFonts w:ascii="Courier New" w:eastAsia="Times New Roman" w:hAnsi="Courier New" w:cs="Courier New"/>
+          <w:sz w:val="20"/>
+          <w:szCs w:val="20"/>
+          <w:lang w:val="en-US" w:eastAsia="ru-RU"/>
+        </w:rPr>
+        <w:t xml:space="preserve">            'photo': photo</w:t>
+      </w:r>
+    </w:p>
+    <w:p>
+      <w:pPr>
+        <w:spacing w:after="120" w:line="240" w:lineRule="auto"/>
+        <w:rPr>
+          <w:rFonts w:ascii="Courier New" w:eastAsia="Times New Roman" w:hAnsi="Courier New" w:cs="Courier New"/>
+          <w:sz w:val="20"/>
+          <w:szCs w:val="20"/>
+          <w:lang w:val="en-US" w:eastAsia="ru-RU"/>
+        </w:rPr>
+      </w:pPr>
+      <w:r>
+        <w:rPr>
+          <w:rFonts w:ascii="Courier New" w:eastAsia="Times New Roman" w:hAnsi="Courier New" w:cs="Courier New"/>
+          <w:sz w:val="20"/>
+          <w:szCs w:val="20"/>
+          <w:lang w:val="en-US" w:eastAsia="ru-RU"/>
+        </w:rPr>
+        <w:t xml:space="preserve">        })</w:t>
+      </w:r>
+    </w:p>
+    <w:p>
+      <w:pPr>
+        <w:spacing w:after="120" w:line="240" w:lineRule="auto"/>
+        <w:rPr>
+          <w:rFonts w:ascii="Courier New" w:eastAsia="Times New Roman" w:hAnsi="Courier New" w:cs="Courier New"/>
+          <w:sz w:val="20"/>
+          <w:szCs w:val="20"/>
+          <w:lang w:val="en-US" w:eastAsia="ru-RU"/>
+        </w:rPr>
+      </w:pPr>
+      <w:r>
+        <w:rPr>
+          <w:rFonts w:ascii="Courier New" w:eastAsia="Times New Roman" w:hAnsi="Courier New" w:cs="Courier New"/>
+          <w:sz w:val="20"/>
+          <w:szCs w:val="20"/>
+          <w:lang w:val="en-US" w:eastAsia="ru-RU"/>
+        </w:rPr>
+        <w:t xml:space="preserve">    return fighters</w:t>
+      </w:r>
+    </w:p>
+    <w:p>
+      <w:pPr>
+        <w:spacing w:after="120" w:line="360" w:lineRule="auto"/>
+        <w:ind w:firstLine="709"/>
+        <w:jc w:val="both"/>
+        <w:rPr>
+          <w:rFonts w:ascii="Times New Roman" w:eastAsia="Times New Roman" w:hAnsi="Times New Roman" w:cs="Times New Roman"/>
+          <w:sz w:val="28"/>
+          <w:szCs w:val="28"/>
+          <w:lang w:eastAsia="ru-RU"/>
+        </w:rPr>
+      </w:pPr>
+      <w:r>
+        <w:rPr>
+          <w:rFonts w:ascii="Times New Roman" w:eastAsia="Times New Roman" w:hAnsi="Times New Roman" w:cs="Times New Roman"/>
+          <w:sz w:val="28"/>
+          <w:szCs w:val="28"/>
+          <w:lang w:eastAsia="ru-RU"/>
+        </w:rPr>
+        <w:t xml:space="preserve">Функция обрабатывает список карточек бойцов на странице и извлекает четыре поля: имя, весовую категорию, спортивный рекорд и ссылку на фотографию бойца. Итоговый набор данных сохраняется в файл формата CSV с </w:t>
+      </w:r>
+      <w:r>
+        <w:rPr>
+          <w:rFonts w:ascii="Times New Roman" w:eastAsia="Times New Roman" w:hAnsi="Times New Roman" w:cs="Times New Roman"/>
+          <w:sz w:val="28"/>
+          <w:szCs w:val="28"/>
+          <w:lang w:eastAsia="ru-RU"/>
+        </w:rPr>
+        <w:lastRenderedPageBreak/>
+        <w:t>разделителем ";" и кодировкой utf-8-sig для корректного отображения кириллицы при открытии в Excel.</w:t>
+      </w:r>
+    </w:p>
+    <w:p>
+      <w:pPr>
+        <w:spacing w:after="120" w:line="360" w:lineRule="auto"/>
+        <w:ind w:firstLine="709"/>
+        <w:jc w:val="both"/>
+        <w:rPr>
+          <w:rFonts w:ascii="Times New Roman" w:eastAsia="Times New Roman" w:hAnsi="Times New Roman" w:cs="Times New Roman"/>
+          <w:sz w:val="28"/>
+          <w:szCs w:val="28"/>
+          <w:lang w:eastAsia="ru-RU"/>
+        </w:rPr>
+      </w:pPr>
+      <w:r>
+        <w:rPr>
+          <w:rFonts w:ascii="Times New Roman" w:eastAsia="Times New Roman" w:hAnsi="Times New Roman" w:cs="Times New Roman"/>
+          <w:sz w:val="28"/>
+          <w:szCs w:val="28"/>
+          <w:lang w:eastAsia="ru-RU"/>
+        </w:rPr>
+        <w:t>Таким образом, на практическом примере было показано, что выбор программного средства напрямую влияет на эффективность решения задачи: инструменты для эмуляции браузера (Selenium) целесообразно использовать для страниц с динамическим содержимым, требующих взаимодействия с интерфейсом, тогда как для сайтов со статичной структурой и предсказуемой адресацией страниц более эффективным решением являются облегчённые инструменты для прямых HTTP-запросов, такие как requests.</w:t>
       </w:r>
     </w:p>
     <w:p>
@@ -7368,7 +8792,7 @@
           <w:lang w:eastAsia="ru-RU"/>
         </w:rPr>
       </w:pPr>
-      <w:bookmarkStart w:id="8" w:name="_Toc239637283"/>
+      <w:bookmarkStart w:id="10" w:name="_Toc239714622"/>
       <w:r>
         <w:rPr>
           <w:rFonts w:ascii="Times New Roman" w:eastAsia="Times New Roman" w:hAnsi="Times New Roman" w:cs="Times New Roman"/>
@@ -7378,9 +8802,9 @@
           <w:szCs w:val="28"/>
           <w:lang w:eastAsia="ru-RU"/>
         </w:rPr>
-        <w:t>3. Современные информационные технологии в профессиональной деятельности</w:t>
-      </w:r>
-      <w:bookmarkEnd w:id="8"/>
+        <w:t>Результаты работы программы: статистический анализ</w:t>
+      </w:r>
+      <w:bookmarkEnd w:id="10"/>
     </w:p>
     <w:p>
       <w:pPr>
@@ -7401,8 +8825,83 @@
           <w:szCs w:val="28"/>
           <w:lang w:eastAsia="ru-RU"/>
         </w:rPr>
-        <w:t xml:space="preserve">К современным информационным технологиям, широко используемым при решении задач профессиональной деятельности в области разработки </w:t>
-      </w:r>
+        <w:t>В результате работы программы было собрано 3168 записей о бойцах UFC (полная выгрузка приведена в Приложении А). Анализ полученных данных позволяет сделать ряд наблюдений о структуре исходного источника.</w:t>
+      </w:r>
+    </w:p>
+    <w:p>
+      <w:pPr>
+        <w:spacing w:after="120" w:line="360" w:lineRule="auto"/>
+        <w:ind w:firstLine="709"/>
+        <w:jc w:val="both"/>
+        <w:rPr>
+          <w:rFonts w:ascii="Times New Roman" w:eastAsia="Times New Roman" w:hAnsi="Times New Roman" w:cs="Times New Roman"/>
+          <w:sz w:val="28"/>
+          <w:szCs w:val="28"/>
+          <w:lang w:eastAsia="ru-RU"/>
+        </w:rPr>
+      </w:pPr>
+      <w:r>
+        <w:rPr>
+          <w:rFonts w:ascii="Times New Roman" w:eastAsia="Times New Roman" w:hAnsi="Times New Roman" w:cs="Times New Roman"/>
+          <w:sz w:val="28"/>
+          <w:szCs w:val="28"/>
+          <w:lang w:eastAsia="ru-RU"/>
+        </w:rPr>
+        <w:t xml:space="preserve">Распределение бойцов по весовым категориям оказалось неравномерным: наиболее многочисленными являются категории «Легкий вес» (490 записей), «Полусредний вес» (479 записей) и «Средний вес» (408 записей), тогда как женские весовые категории представлены значительно меньшим числом спортсменов </w:t>
+      </w:r>
+      <w:r>
+        <w:rPr>
+          <w:rFonts w:ascii="Times New Roman" w:eastAsia="Times New Roman" w:hAnsi="Times New Roman" w:cs="Times New Roman"/>
+          <w:sz w:val="28"/>
+          <w:szCs w:val="28"/>
+          <w:lang w:eastAsia="ru-RU"/>
+        </w:rPr>
+        <w:t>–</w:t>
+      </w:r>
+      <w:r>
+        <w:rPr>
+          <w:rFonts w:ascii="Times New Roman" w:eastAsia="Times New Roman" w:hAnsi="Times New Roman" w:cs="Times New Roman"/>
+          <w:sz w:val="28"/>
+          <w:szCs w:val="28"/>
+          <w:lang w:eastAsia="ru-RU"/>
+        </w:rPr>
+        <w:t xml:space="preserve"> от 82 до 123 записей на категорию. Всего в данных встретилось 15 различных обозначений весовых категорий.</w:t>
+      </w:r>
+    </w:p>
+    <w:p>
+      <w:pPr>
+        <w:spacing w:after="120" w:line="360" w:lineRule="auto"/>
+        <w:ind w:firstLine="709"/>
+        <w:jc w:val="both"/>
+        <w:rPr>
+          <w:rFonts w:ascii="Times New Roman" w:eastAsia="Times New Roman" w:hAnsi="Times New Roman" w:cs="Times New Roman"/>
+          <w:sz w:val="28"/>
+          <w:szCs w:val="28"/>
+          <w:lang w:eastAsia="ru-RU"/>
+        </w:rPr>
+      </w:pPr>
+      <w:r>
+        <w:rPr>
+          <w:rFonts w:ascii="Times New Roman" w:eastAsia="Times New Roman" w:hAnsi="Times New Roman" w:cs="Times New Roman"/>
+          <w:sz w:val="28"/>
+          <w:szCs w:val="28"/>
+          <w:lang w:eastAsia="ru-RU"/>
+        </w:rPr>
+        <w:t>Отдельного внимания заслуживает выявленная неоднородность исходных данных: у 72 записей (2,3% от общего числа) поле весовой категории оказалось пустым, а у части бойцов (11 записей) весовая категория указана на английском языке (например, «Lightweight» вместо «Легкий вес»), что свидетельствует о частичной локализации содержимого на стороне сайта-источника и является типичным примером неполноты данных, с которой приходится сталкиваться при автоматизированном сборе информации с реальных веб-ресурсов.</w:t>
+      </w:r>
+    </w:p>
+    <w:p>
+      <w:pPr>
+        <w:spacing w:after="120" w:line="360" w:lineRule="auto"/>
+        <w:ind w:firstLine="709"/>
+        <w:jc w:val="both"/>
+        <w:rPr>
+          <w:rFonts w:ascii="Times New Roman" w:eastAsia="Times New Roman" w:hAnsi="Times New Roman" w:cs="Times New Roman"/>
+          <w:sz w:val="28"/>
+          <w:szCs w:val="28"/>
+          <w:lang w:eastAsia="ru-RU"/>
+        </w:rPr>
+      </w:pPr>
       <w:r>
         <w:rPr>
           <w:rFonts w:ascii="Times New Roman" w:eastAsia="Times New Roman" w:hAnsi="Times New Roman" w:cs="Times New Roman"/>
@@ -7411,25 +8910,25 @@
           <w:lang w:eastAsia="ru-RU"/>
         </w:rPr>
         <w:lastRenderedPageBreak/>
-        <w:t>программного обеспечения и анализа данных, относятся: языки программирования высокого уровня (Python, JavaScript), библиотеки и фреймворки для автоматизации сбора и обработки данных (requests, BeautifulSoup, Selenium), средства работы с табличными данными (</w:t>
-      </w:r>
-      <w:r>
-        <w:rPr>
-          <w:rFonts w:ascii="Times New Roman" w:eastAsia="Times New Roman" w:hAnsi="Times New Roman" w:cs="Times New Roman"/>
-          <w:sz w:val="28"/>
-          <w:szCs w:val="28"/>
-          <w:lang w:val="en-US" w:eastAsia="ru-RU"/>
-        </w:rPr>
-        <w:t>CSV</w:t>
-      </w:r>
-      <w:r>
-        <w:rPr>
-          <w:rFonts w:ascii="Times New Roman" w:eastAsia="Times New Roman" w:hAnsi="Times New Roman" w:cs="Times New Roman"/>
-          <w:sz w:val="28"/>
-          <w:szCs w:val="28"/>
-          <w:lang w:eastAsia="ru-RU"/>
-        </w:rPr>
-        <w:t>), а также облачные и отечественные платформы обработки данных, например Яндекс.Толока, используемая для сбора и разметки больших массивов информации. Владение подобными инструментами позволяет автоматизировать рутинные задачи по сбору, обработке и структурированию данных, что востребовано в аналитике, тестировании программного обеспечения и разработке.</w:t>
+        <w:t xml:space="preserve">Поле с фотографией бойца было заполнено для 2763 записей (87,2%), тогда как для 405 записей (12,8%) ссылка на фотографию отсутствовала </w:t>
+      </w:r>
+      <w:r>
+        <w:rPr>
+          <w:rFonts w:ascii="Times New Roman" w:eastAsia="Times New Roman" w:hAnsi="Times New Roman" w:cs="Times New Roman"/>
+          <w:sz w:val="28"/>
+          <w:szCs w:val="28"/>
+          <w:lang w:eastAsia="ru-RU"/>
+        </w:rPr>
+        <w:t>–</w:t>
+      </w:r>
+      <w:r>
+        <w:rPr>
+          <w:rFonts w:ascii="Times New Roman" w:eastAsia="Times New Roman" w:hAnsi="Times New Roman" w:cs="Times New Roman"/>
+          <w:sz w:val="28"/>
+          <w:szCs w:val="28"/>
+          <w:lang w:eastAsia="ru-RU"/>
+        </w:rPr>
+        <w:t xml:space="preserve"> это может быть связано как с отсутствием фотографии у конкретного спортсмена на сайте, так и с особенностями вёрстки отдельных карточек. Полученная статистика подтверждает, что даже относительно простая задача сбора данных требует последующей проверки и, при необходимости, дополнительной очистки результата перед его практическим использованием.</w:t>
       </w:r>
     </w:p>
     <w:p>
@@ -7447,7 +8946,7 @@
           <w:lang w:eastAsia="ru-RU"/>
         </w:rPr>
       </w:pPr>
-      <w:bookmarkStart w:id="9" w:name="_Toc239637284"/>
+      <w:bookmarkStart w:id="11" w:name="_Toc239714623"/>
       <w:r>
         <w:rPr>
           <w:rFonts w:ascii="Times New Roman" w:eastAsia="Times New Roman" w:hAnsi="Times New Roman" w:cs="Times New Roman"/>
@@ -7457,9 +8956,9 @@
           <w:szCs w:val="28"/>
           <w:lang w:eastAsia="ru-RU"/>
         </w:rPr>
-        <w:t>4. Анализ программного средства и практический пример его применения (индивидуальное задание)</w:t>
-      </w:r>
-      <w:bookmarkEnd w:id="9"/>
+        <w:t>5. Оформление отчёта в соответствии с ГОСТ</w:t>
+      </w:r>
+      <w:bookmarkEnd w:id="11"/>
     </w:p>
     <w:p>
       <w:pPr>
@@ -7480,693 +8979,7 @@
           <w:szCs w:val="28"/>
           <w:lang w:eastAsia="ru-RU"/>
         </w:rPr>
-        <w:t xml:space="preserve">В качестве программного средства для анализа была выбрана библиотека requests языка Python в связке с библиотекой BeautifulSoup </w:t>
-      </w:r>
-      <w:r>
-        <w:rPr>
-          <w:rFonts w:ascii="Times New Roman" w:eastAsia="Times New Roman" w:hAnsi="Times New Roman" w:cs="Times New Roman"/>
-          <w:sz w:val="28"/>
-          <w:szCs w:val="28"/>
-          <w:lang w:eastAsia="ru-RU"/>
-        </w:rPr>
-        <w:t>–</w:t>
-      </w:r>
-      <w:r>
-        <w:rPr>
-          <w:rFonts w:ascii="Times New Roman" w:eastAsia="Times New Roman" w:hAnsi="Times New Roman" w:cs="Times New Roman"/>
-          <w:sz w:val="28"/>
-          <w:szCs w:val="28"/>
-          <w:lang w:eastAsia="ru-RU"/>
-        </w:rPr>
-        <w:t xml:space="preserve"> инструменты для отправки HTTP-запросов и последующего разбора HTML-страниц, широко применяемые для автоматизированного сбора данных с веб-сайтов. Библиотека requests позволяет получать содержимое страницы напрямую, без запуска браузера, что делает её значительно быстрее и менее ресурсоёмкой по сравнению с инструментами, эмулирующими работу пользователя в браузере, такими как Selenium.</w:t>
-      </w:r>
-    </w:p>
-    <w:p>
-      <w:pPr>
-        <w:spacing w:after="120" w:line="360" w:lineRule="auto"/>
-        <w:ind w:firstLine="709"/>
-        <w:jc w:val="both"/>
-        <w:rPr>
-          <w:rFonts w:ascii="Times New Roman" w:eastAsia="Times New Roman" w:hAnsi="Times New Roman" w:cs="Times New Roman"/>
-          <w:sz w:val="28"/>
-          <w:szCs w:val="28"/>
-          <w:lang w:eastAsia="ru-RU"/>
-        </w:rPr>
-      </w:pPr>
-      <w:r>
-        <w:rPr>
-          <w:rFonts w:ascii="Times New Roman" w:eastAsia="Times New Roman" w:hAnsi="Times New Roman" w:cs="Times New Roman"/>
-          <w:sz w:val="28"/>
-          <w:szCs w:val="28"/>
-          <w:lang w:eastAsia="ru-RU"/>
-        </w:rPr>
-        <w:t>Практическое применение данного средства было продемонстрировано на примере разработки программы для сбора статистики более 3</w:t>
-      </w:r>
-      <w:r>
-        <w:rPr>
-          <w:rFonts w:ascii="Times New Roman" w:eastAsia="Times New Roman" w:hAnsi="Times New Roman" w:cs="Times New Roman"/>
-          <w:sz w:val="28"/>
-          <w:szCs w:val="28"/>
-          <w:lang w:eastAsia="ru-RU"/>
-        </w:rPr>
-        <w:t>1</w:t>
-      </w:r>
-      <w:r>
-        <w:rPr>
-          <w:rFonts w:ascii="Times New Roman" w:eastAsia="Times New Roman" w:hAnsi="Times New Roman" w:cs="Times New Roman"/>
-          <w:sz w:val="28"/>
-          <w:szCs w:val="28"/>
-          <w:lang w:eastAsia="ru-RU"/>
-        </w:rPr>
-        <w:t xml:space="preserve">00 бойцов UFC (весовая категория, спортивный рекорд) с последующей выгрузкой результата в единый файл формата </w:t>
-      </w:r>
-      <w:r>
-        <w:rPr>
-          <w:rFonts w:ascii="Times New Roman" w:eastAsia="Times New Roman" w:hAnsi="Times New Roman" w:cs="Times New Roman"/>
-          <w:sz w:val="28"/>
-          <w:szCs w:val="28"/>
-          <w:lang w:val="en-US" w:eastAsia="ru-RU"/>
-        </w:rPr>
-        <w:t>CSV</w:t>
-      </w:r>
-      <w:r>
-        <w:rPr>
-          <w:rFonts w:ascii="Times New Roman" w:eastAsia="Times New Roman" w:hAnsi="Times New Roman" w:cs="Times New Roman"/>
-          <w:sz w:val="28"/>
-          <w:szCs w:val="28"/>
-          <w:lang w:eastAsia="ru-RU"/>
-        </w:rPr>
-        <w:t xml:space="preserve">. Первоначальная версия программы была реализована на основе Selenium и работала корректно, однако оказалась крайне неэффективной по скорости: для получения данных требовалась многократная, </w:t>
-      </w:r>
-      <w:r>
-        <w:rPr>
-          <w:rFonts w:ascii="Times New Roman" w:eastAsia="Times New Roman" w:hAnsi="Times New Roman" w:cs="Times New Roman"/>
-          <w:sz w:val="28"/>
-          <w:szCs w:val="28"/>
-          <w:lang w:eastAsia="ru-RU"/>
-        </w:rPr>
-        <w:lastRenderedPageBreak/>
-        <w:t>циклическая перезагрузка одной и той же страницы с постраничным выводом результатов, что занимало значительное время.</w:t>
-      </w:r>
-    </w:p>
-    <w:p>
-      <w:pPr>
-        <w:spacing w:after="120" w:line="360" w:lineRule="auto"/>
-        <w:ind w:firstLine="709"/>
-        <w:jc w:val="both"/>
-        <w:rPr>
-          <w:rFonts w:ascii="Times New Roman" w:eastAsia="Times New Roman" w:hAnsi="Times New Roman" w:cs="Times New Roman"/>
-          <w:sz w:val="28"/>
-          <w:szCs w:val="28"/>
-          <w:lang w:eastAsia="ru-RU"/>
-        </w:rPr>
-      </w:pPr>
-      <w:r>
-        <w:rPr>
-          <w:rFonts w:ascii="Times New Roman" w:eastAsia="Times New Roman" w:hAnsi="Times New Roman" w:cs="Times New Roman"/>
-          <w:sz w:val="28"/>
-          <w:szCs w:val="28"/>
-          <w:lang w:eastAsia="ru-RU"/>
-        </w:rPr>
-        <w:t xml:space="preserve">В процессе оптимизации было проведено исследование структуры страницы: при изучении кода элемента кнопки перехода между страницами был обнаружен читаемый шаблон ссылок, по которому каждая страница списка бойцов доступна по отдельному, предсказуемому адресу. Это позволило полностью переписать программу с использованием библиотеки requests: вместо однократной загрузки страницы в браузере и её многократного обновления программа стала последовательно обращаться к каждой странице по отдельной ссылке напрямую. Несмотря на то что переход потребовал переписать код заново, результат оказался значительно более эффективным </w:t>
-      </w:r>
-      <w:r>
-        <w:rPr>
-          <w:rFonts w:ascii="Times New Roman" w:eastAsia="Times New Roman" w:hAnsi="Times New Roman" w:cs="Times New Roman"/>
-          <w:sz w:val="28"/>
-          <w:szCs w:val="28"/>
-          <w:lang w:eastAsia="ru-RU"/>
-        </w:rPr>
-        <w:t>–</w:t>
-      </w:r>
-      <w:r>
-        <w:rPr>
-          <w:rFonts w:ascii="Times New Roman" w:eastAsia="Times New Roman" w:hAnsi="Times New Roman" w:cs="Times New Roman"/>
-          <w:sz w:val="28"/>
-          <w:szCs w:val="28"/>
-          <w:lang w:eastAsia="ru-RU"/>
-        </w:rPr>
-        <w:t xml:space="preserve"> сбор всех необходимых данных стал занимать несколько минут вместо прежнего длительного времени выполнения.</w:t>
-      </w:r>
-    </w:p>
-    <w:p>
-      <w:pPr>
-        <w:spacing w:after="120" w:line="360" w:lineRule="auto"/>
-        <w:ind w:firstLine="709"/>
-        <w:jc w:val="both"/>
-        <w:rPr>
-          <w:rFonts w:ascii="Times New Roman" w:eastAsia="Times New Roman" w:hAnsi="Times New Roman" w:cs="Times New Roman"/>
-          <w:sz w:val="28"/>
-          <w:szCs w:val="28"/>
-          <w:lang w:eastAsia="ru-RU"/>
-        </w:rPr>
-      </w:pPr>
-      <w:r>
-        <w:rPr>
-          <w:rFonts w:ascii="Times New Roman" w:eastAsia="Times New Roman" w:hAnsi="Times New Roman" w:cs="Times New Roman"/>
-          <w:sz w:val="28"/>
-          <w:szCs w:val="28"/>
-          <w:lang w:eastAsia="ru-RU"/>
-        </w:rPr>
-        <w:t>Ключевой фрагмент программы, отвечающий за извлечение данных из HTML-разметки страницы, приведён ниже:</w:t>
-      </w:r>
-    </w:p>
-    <w:p>
-      <w:pPr>
-        <w:spacing w:after="120" w:line="240" w:lineRule="auto"/>
-        <w:rPr>
-          <w:rFonts w:ascii="Courier New" w:eastAsia="Times New Roman" w:hAnsi="Courier New" w:cs="Courier New"/>
-          <w:sz w:val="20"/>
-          <w:szCs w:val="20"/>
-          <w:lang w:val="en-US" w:eastAsia="ru-RU"/>
-        </w:rPr>
-      </w:pPr>
-      <w:r>
-        <w:rPr>
-          <w:rFonts w:ascii="Courier New" w:eastAsia="Times New Roman" w:hAnsi="Courier New" w:cs="Courier New"/>
-          <w:sz w:val="20"/>
-          <w:szCs w:val="20"/>
-          <w:lang w:val="en-US" w:eastAsia="ru-RU"/>
-        </w:rPr>
-        <w:t>def get_content(html):</w:t>
-      </w:r>
-    </w:p>
-    <w:p>
-      <w:pPr>
-        <w:spacing w:after="120" w:line="240" w:lineRule="auto"/>
-        <w:rPr>
-          <w:rFonts w:ascii="Courier New" w:eastAsia="Times New Roman" w:hAnsi="Courier New" w:cs="Courier New"/>
-          <w:sz w:val="20"/>
-          <w:szCs w:val="20"/>
-          <w:lang w:val="en-US" w:eastAsia="ru-RU"/>
-        </w:rPr>
-      </w:pPr>
-      <w:r>
-        <w:rPr>
-          <w:rFonts w:ascii="Courier New" w:eastAsia="Times New Roman" w:hAnsi="Courier New" w:cs="Courier New"/>
-          <w:sz w:val="20"/>
-          <w:szCs w:val="20"/>
-          <w:lang w:val="en-US" w:eastAsia="ru-RU"/>
-        </w:rPr>
-        <w:t xml:space="preserve">    soup = BeautifulSoup(html, 'html.parser')</w:t>
-      </w:r>
-    </w:p>
-    <w:p>
-      <w:pPr>
-        <w:spacing w:after="120" w:line="240" w:lineRule="auto"/>
-        <w:rPr>
-          <w:rFonts w:ascii="Courier New" w:eastAsia="Times New Roman" w:hAnsi="Courier New" w:cs="Courier New"/>
-          <w:sz w:val="20"/>
-          <w:szCs w:val="20"/>
-          <w:lang w:val="en-US" w:eastAsia="ru-RU"/>
-        </w:rPr>
-      </w:pPr>
-      <w:r>
-        <w:rPr>
-          <w:rFonts w:ascii="Courier New" w:eastAsia="Times New Roman" w:hAnsi="Courier New" w:cs="Courier New"/>
-          <w:sz w:val="20"/>
-          <w:szCs w:val="20"/>
-          <w:lang w:val="en-US" w:eastAsia="ru-RU"/>
-        </w:rPr>
-        <w:t xml:space="preserve">    cards = soup.find_all('li', class_='l-flex__item')</w:t>
-      </w:r>
-    </w:p>
-    <w:p>
-      <w:pPr>
-        <w:spacing w:after="120" w:line="240" w:lineRule="auto"/>
-        <w:rPr>
-          <w:rFonts w:ascii="Courier New" w:eastAsia="Times New Roman" w:hAnsi="Courier New" w:cs="Courier New"/>
-          <w:sz w:val="20"/>
-          <w:szCs w:val="20"/>
-          <w:lang w:val="en-US" w:eastAsia="ru-RU"/>
-        </w:rPr>
-      </w:pPr>
-    </w:p>
-    <w:p>
-      <w:pPr>
-        <w:spacing w:after="120" w:line="240" w:lineRule="auto"/>
-        <w:rPr>
-          <w:rFonts w:ascii="Courier New" w:eastAsia="Times New Roman" w:hAnsi="Courier New" w:cs="Courier New"/>
-          <w:sz w:val="20"/>
-          <w:szCs w:val="20"/>
-          <w:lang w:val="en-US" w:eastAsia="ru-RU"/>
-        </w:rPr>
-      </w:pPr>
-      <w:r>
-        <w:rPr>
-          <w:rFonts w:ascii="Courier New" w:eastAsia="Times New Roman" w:hAnsi="Courier New" w:cs="Courier New"/>
-          <w:sz w:val="20"/>
-          <w:szCs w:val="20"/>
-          <w:lang w:val="en-US" w:eastAsia="ru-RU"/>
-        </w:rPr>
-        <w:t xml:space="preserve">    fighters = []</w:t>
-      </w:r>
-    </w:p>
-    <w:p>
-      <w:pPr>
-        <w:spacing w:after="120" w:line="240" w:lineRule="auto"/>
-        <w:rPr>
-          <w:rFonts w:ascii="Courier New" w:eastAsia="Times New Roman" w:hAnsi="Courier New" w:cs="Courier New"/>
-          <w:sz w:val="20"/>
-          <w:szCs w:val="20"/>
-          <w:lang w:val="en-US" w:eastAsia="ru-RU"/>
-        </w:rPr>
-      </w:pPr>
-      <w:r>
-        <w:rPr>
-          <w:rFonts w:ascii="Courier New" w:eastAsia="Times New Roman" w:hAnsi="Courier New" w:cs="Courier New"/>
-          <w:sz w:val="20"/>
-          <w:szCs w:val="20"/>
-          <w:lang w:val="en-US" w:eastAsia="ru-RU"/>
-        </w:rPr>
-        <w:t xml:space="preserve">    for card in cards:</w:t>
-      </w:r>
-    </w:p>
-    <w:p>
-      <w:pPr>
-        <w:spacing w:after="120" w:line="240" w:lineRule="auto"/>
-        <w:rPr>
-          <w:rFonts w:ascii="Courier New" w:eastAsia="Times New Roman" w:hAnsi="Courier New" w:cs="Courier New"/>
-          <w:sz w:val="20"/>
-          <w:szCs w:val="20"/>
-          <w:lang w:val="en-US" w:eastAsia="ru-RU"/>
-        </w:rPr>
-      </w:pPr>
-      <w:r>
-        <w:rPr>
-          <w:rFonts w:ascii="Courier New" w:eastAsia="Times New Roman" w:hAnsi="Courier New" w:cs="Courier New"/>
-          <w:sz w:val="20"/>
-          <w:szCs w:val="20"/>
-          <w:lang w:val="en-US" w:eastAsia="ru-RU"/>
-        </w:rPr>
-        <w:t xml:space="preserve">        name_tag = card.find('span', class_='c-listing-athlete__name')</w:t>
-      </w:r>
-    </w:p>
-    <w:p>
-      <w:pPr>
-        <w:spacing w:after="120" w:line="240" w:lineRule="auto"/>
-        <w:rPr>
-          <w:rFonts w:ascii="Courier New" w:eastAsia="Times New Roman" w:hAnsi="Courier New" w:cs="Courier New"/>
-          <w:sz w:val="20"/>
-          <w:szCs w:val="20"/>
-          <w:lang w:val="en-US" w:eastAsia="ru-RU"/>
-        </w:rPr>
-      </w:pPr>
-      <w:r>
-        <w:rPr>
-          <w:rFonts w:ascii="Courier New" w:eastAsia="Times New Roman" w:hAnsi="Courier New" w:cs="Courier New"/>
-          <w:sz w:val="20"/>
-          <w:szCs w:val="20"/>
-          <w:lang w:val="en-US" w:eastAsia="ru-RU"/>
-        </w:rPr>
-        <w:t xml:space="preserve">        weight_class_tag = card.find('span', class_='c-listing-athlete__title')</w:t>
-      </w:r>
-    </w:p>
-    <w:p>
-      <w:pPr>
-        <w:spacing w:after="120" w:line="240" w:lineRule="auto"/>
-        <w:rPr>
-          <w:rFonts w:ascii="Courier New" w:eastAsia="Times New Roman" w:hAnsi="Courier New" w:cs="Courier New"/>
-          <w:sz w:val="20"/>
-          <w:szCs w:val="20"/>
-          <w:lang w:val="en-US" w:eastAsia="ru-RU"/>
-        </w:rPr>
-      </w:pPr>
-      <w:r>
-        <w:rPr>
-          <w:rFonts w:ascii="Courier New" w:eastAsia="Times New Roman" w:hAnsi="Courier New" w:cs="Courier New"/>
-          <w:sz w:val="20"/>
-          <w:szCs w:val="20"/>
-          <w:lang w:val="en-US" w:eastAsia="ru-RU"/>
-        </w:rPr>
-        <w:t xml:space="preserve">        record_tag = card.find('span', class_='c-listing-athlete__record')</w:t>
-      </w:r>
-    </w:p>
-    <w:p>
-      <w:pPr>
-        <w:spacing w:after="120" w:line="240" w:lineRule="auto"/>
-        <w:rPr>
-          <w:rFonts w:ascii="Courier New" w:eastAsia="Times New Roman" w:hAnsi="Courier New" w:cs="Courier New"/>
-          <w:sz w:val="20"/>
-          <w:szCs w:val="20"/>
-          <w:lang w:val="en-US" w:eastAsia="ru-RU"/>
-        </w:rPr>
-      </w:pPr>
-      <w:r>
-        <w:rPr>
-          <w:rFonts w:ascii="Courier New" w:eastAsia="Times New Roman" w:hAnsi="Courier New" w:cs="Courier New"/>
-          <w:sz w:val="20"/>
-          <w:szCs w:val="20"/>
-          <w:lang w:val="en-US" w:eastAsia="ru-RU"/>
-        </w:rPr>
-        <w:t xml:space="preserve">        photo_tag = card.find('img')</w:t>
-      </w:r>
-    </w:p>
-    <w:p>
-      <w:pPr>
-        <w:spacing w:after="120" w:line="240" w:lineRule="auto"/>
-        <w:rPr>
-          <w:rFonts w:ascii="Courier New" w:eastAsia="Times New Roman" w:hAnsi="Courier New" w:cs="Courier New"/>
-          <w:sz w:val="20"/>
-          <w:szCs w:val="20"/>
-          <w:lang w:val="en-US" w:eastAsia="ru-RU"/>
-        </w:rPr>
-      </w:pPr>
-    </w:p>
-    <w:p>
-      <w:pPr>
-        <w:spacing w:after="120" w:line="240" w:lineRule="auto"/>
-        <w:rPr>
-          <w:rFonts w:ascii="Courier New" w:eastAsia="Times New Roman" w:hAnsi="Courier New" w:cs="Courier New"/>
-          <w:sz w:val="20"/>
-          <w:szCs w:val="20"/>
-          <w:lang w:val="en-US" w:eastAsia="ru-RU"/>
-        </w:rPr>
-      </w:pPr>
-      <w:r>
-        <w:rPr>
-          <w:rFonts w:ascii="Courier New" w:eastAsia="Times New Roman" w:hAnsi="Courier New" w:cs="Courier New"/>
-          <w:sz w:val="20"/>
-          <w:szCs w:val="20"/>
-          <w:lang w:val="en-US" w:eastAsia="ru-RU"/>
-        </w:rPr>
-        <w:t xml:space="preserve">        if name_tag:</w:t>
-      </w:r>
-    </w:p>
-    <w:p>
-      <w:pPr>
-        <w:spacing w:after="120" w:line="240" w:lineRule="auto"/>
-        <w:rPr>
-          <w:rFonts w:ascii="Courier New" w:eastAsia="Times New Roman" w:hAnsi="Courier New" w:cs="Courier New"/>
-          <w:sz w:val="20"/>
-          <w:szCs w:val="20"/>
-          <w:lang w:val="en-US" w:eastAsia="ru-RU"/>
-        </w:rPr>
-      </w:pPr>
-      <w:r>
-        <w:rPr>
-          <w:rFonts w:ascii="Courier New" w:eastAsia="Times New Roman" w:hAnsi="Courier New" w:cs="Courier New"/>
-          <w:sz w:val="20"/>
-          <w:szCs w:val="20"/>
-          <w:lang w:val="en-US" w:eastAsia="ru-RU"/>
-        </w:rPr>
-        <w:t xml:space="preserve">            name = name_tag.get_text().strip()</w:t>
-      </w:r>
-    </w:p>
-    <w:p>
-      <w:pPr>
-        <w:spacing w:after="120" w:line="240" w:lineRule="auto"/>
-        <w:rPr>
-          <w:rFonts w:ascii="Courier New" w:eastAsia="Times New Roman" w:hAnsi="Courier New" w:cs="Courier New"/>
-          <w:sz w:val="20"/>
-          <w:szCs w:val="20"/>
-          <w:lang w:val="en-US" w:eastAsia="ru-RU"/>
-        </w:rPr>
-      </w:pPr>
-      <w:r>
-        <w:rPr>
-          <w:rFonts w:ascii="Courier New" w:eastAsia="Times New Roman" w:hAnsi="Courier New" w:cs="Courier New"/>
-          <w:sz w:val="20"/>
-          <w:szCs w:val="20"/>
-          <w:lang w:val="en-US" w:eastAsia="ru-RU"/>
-        </w:rPr>
-        <w:t xml:space="preserve">        else:</w:t>
-      </w:r>
-    </w:p>
-    <w:p>
-      <w:pPr>
-        <w:spacing w:after="120" w:line="240" w:lineRule="auto"/>
-        <w:rPr>
-          <w:rFonts w:ascii="Courier New" w:eastAsia="Times New Roman" w:hAnsi="Courier New" w:cs="Courier New"/>
-          <w:sz w:val="20"/>
-          <w:szCs w:val="20"/>
-          <w:lang w:val="en-US" w:eastAsia="ru-RU"/>
-        </w:rPr>
-      </w:pPr>
-      <w:r>
-        <w:rPr>
-          <w:rFonts w:ascii="Courier New" w:eastAsia="Times New Roman" w:hAnsi="Courier New" w:cs="Courier New"/>
-          <w:sz w:val="20"/>
-          <w:szCs w:val="20"/>
-          <w:lang w:val="en-US" w:eastAsia="ru-RU"/>
-        </w:rPr>
-        <w:t xml:space="preserve">            continue</w:t>
-      </w:r>
-    </w:p>
-    <w:p>
-      <w:pPr>
-        <w:spacing w:after="120" w:line="240" w:lineRule="auto"/>
-        <w:rPr>
-          <w:rFonts w:ascii="Courier New" w:eastAsia="Times New Roman" w:hAnsi="Courier New" w:cs="Courier New"/>
-          <w:sz w:val="20"/>
-          <w:szCs w:val="20"/>
-          <w:lang w:val="en-US" w:eastAsia="ru-RU"/>
-        </w:rPr>
-      </w:pPr>
-      <w:r>
-        <w:rPr>
-          <w:rFonts w:ascii="Courier New" w:eastAsia="Times New Roman" w:hAnsi="Courier New" w:cs="Courier New"/>
-          <w:sz w:val="20"/>
-          <w:szCs w:val="20"/>
-          <w:lang w:val="en-US" w:eastAsia="ru-RU"/>
-        </w:rPr>
-        <w:t xml:space="preserve">        weight_class = weight_class_tag.get_text().strip() if weight_class_tag else ''</w:t>
-      </w:r>
-    </w:p>
-    <w:p>
-      <w:pPr>
-        <w:spacing w:after="120" w:line="240" w:lineRule="auto"/>
-        <w:rPr>
-          <w:rFonts w:ascii="Courier New" w:eastAsia="Times New Roman" w:hAnsi="Courier New" w:cs="Courier New"/>
-          <w:sz w:val="20"/>
-          <w:szCs w:val="20"/>
-          <w:lang w:val="en-US" w:eastAsia="ru-RU"/>
-        </w:rPr>
-      </w:pPr>
-      <w:r>
-        <w:rPr>
-          <w:rFonts w:ascii="Courier New" w:eastAsia="Times New Roman" w:hAnsi="Courier New" w:cs="Courier New"/>
-          <w:sz w:val="20"/>
-          <w:szCs w:val="20"/>
-          <w:lang w:val="en-US" w:eastAsia="ru-RU"/>
-        </w:rPr>
-        <w:lastRenderedPageBreak/>
-        <w:t xml:space="preserve">        record = record_tag.get_text().strip() if record_tag else ''</w:t>
-      </w:r>
-    </w:p>
-    <w:p>
-      <w:pPr>
-        <w:spacing w:after="120" w:line="240" w:lineRule="auto"/>
-        <w:rPr>
-          <w:rFonts w:ascii="Courier New" w:eastAsia="Times New Roman" w:hAnsi="Courier New" w:cs="Courier New"/>
-          <w:sz w:val="20"/>
-          <w:szCs w:val="20"/>
-          <w:lang w:val="en-US" w:eastAsia="ru-RU"/>
-        </w:rPr>
-      </w:pPr>
-      <w:r>
-        <w:rPr>
-          <w:rFonts w:ascii="Courier New" w:eastAsia="Times New Roman" w:hAnsi="Courier New" w:cs="Courier New"/>
-          <w:sz w:val="20"/>
-          <w:szCs w:val="20"/>
-          <w:lang w:val="en-US" w:eastAsia="ru-RU"/>
-        </w:rPr>
-        <w:t xml:space="preserve">        photo = photo_tag.get('src') if photo_tag else ''</w:t>
-      </w:r>
-    </w:p>
-    <w:p>
-      <w:pPr>
-        <w:spacing w:after="120" w:line="240" w:lineRule="auto"/>
-        <w:rPr>
-          <w:rFonts w:ascii="Courier New" w:eastAsia="Times New Roman" w:hAnsi="Courier New" w:cs="Courier New"/>
-          <w:sz w:val="20"/>
-          <w:szCs w:val="20"/>
-          <w:lang w:val="en-US" w:eastAsia="ru-RU"/>
-        </w:rPr>
-      </w:pPr>
-    </w:p>
-    <w:p>
-      <w:pPr>
-        <w:spacing w:after="120" w:line="240" w:lineRule="auto"/>
-        <w:rPr>
-          <w:rFonts w:ascii="Courier New" w:eastAsia="Times New Roman" w:hAnsi="Courier New" w:cs="Courier New"/>
-          <w:sz w:val="20"/>
-          <w:szCs w:val="20"/>
-          <w:lang w:val="en-US" w:eastAsia="ru-RU"/>
-        </w:rPr>
-      </w:pPr>
-      <w:r>
-        <w:rPr>
-          <w:rFonts w:ascii="Courier New" w:eastAsia="Times New Roman" w:hAnsi="Courier New" w:cs="Courier New"/>
-          <w:sz w:val="20"/>
-          <w:szCs w:val="20"/>
-          <w:lang w:val="en-US" w:eastAsia="ru-RU"/>
-        </w:rPr>
-        <w:t xml:space="preserve">        fighters.append({</w:t>
-      </w:r>
-    </w:p>
-    <w:p>
-      <w:pPr>
-        <w:spacing w:after="120" w:line="240" w:lineRule="auto"/>
-        <w:rPr>
-          <w:rFonts w:ascii="Courier New" w:eastAsia="Times New Roman" w:hAnsi="Courier New" w:cs="Courier New"/>
-          <w:sz w:val="20"/>
-          <w:szCs w:val="20"/>
-          <w:lang w:val="en-US" w:eastAsia="ru-RU"/>
-        </w:rPr>
-      </w:pPr>
-      <w:r>
-        <w:rPr>
-          <w:rFonts w:ascii="Courier New" w:eastAsia="Times New Roman" w:hAnsi="Courier New" w:cs="Courier New"/>
-          <w:sz w:val="20"/>
-          <w:szCs w:val="20"/>
-          <w:lang w:val="en-US" w:eastAsia="ru-RU"/>
-        </w:rPr>
-        <w:t xml:space="preserve">            'name': name,</w:t>
-      </w:r>
-    </w:p>
-    <w:p>
-      <w:pPr>
-        <w:spacing w:after="120" w:line="240" w:lineRule="auto"/>
-        <w:rPr>
-          <w:rFonts w:ascii="Courier New" w:eastAsia="Times New Roman" w:hAnsi="Courier New" w:cs="Courier New"/>
-          <w:sz w:val="20"/>
-          <w:szCs w:val="20"/>
-          <w:lang w:val="en-US" w:eastAsia="ru-RU"/>
-        </w:rPr>
-      </w:pPr>
-      <w:r>
-        <w:rPr>
-          <w:rFonts w:ascii="Courier New" w:eastAsia="Times New Roman" w:hAnsi="Courier New" w:cs="Courier New"/>
-          <w:sz w:val="20"/>
-          <w:szCs w:val="20"/>
-          <w:lang w:val="en-US" w:eastAsia="ru-RU"/>
-        </w:rPr>
-        <w:t xml:space="preserve">            'weight_class': weight_class,</w:t>
-      </w:r>
-    </w:p>
-    <w:p>
-      <w:pPr>
-        <w:spacing w:after="120" w:line="240" w:lineRule="auto"/>
-        <w:rPr>
-          <w:rFonts w:ascii="Courier New" w:eastAsia="Times New Roman" w:hAnsi="Courier New" w:cs="Courier New"/>
-          <w:sz w:val="20"/>
-          <w:szCs w:val="20"/>
-          <w:lang w:val="en-US" w:eastAsia="ru-RU"/>
-        </w:rPr>
-      </w:pPr>
-      <w:r>
-        <w:rPr>
-          <w:rFonts w:ascii="Courier New" w:eastAsia="Times New Roman" w:hAnsi="Courier New" w:cs="Courier New"/>
-          <w:sz w:val="20"/>
-          <w:szCs w:val="20"/>
-          <w:lang w:val="en-US" w:eastAsia="ru-RU"/>
-        </w:rPr>
-        <w:t xml:space="preserve">            'record': record,</w:t>
-      </w:r>
-    </w:p>
-    <w:p>
-      <w:pPr>
-        <w:spacing w:after="120" w:line="240" w:lineRule="auto"/>
-        <w:rPr>
-          <w:rFonts w:ascii="Courier New" w:eastAsia="Times New Roman" w:hAnsi="Courier New" w:cs="Courier New"/>
-          <w:sz w:val="20"/>
-          <w:szCs w:val="20"/>
-          <w:lang w:val="en-US" w:eastAsia="ru-RU"/>
-        </w:rPr>
-      </w:pPr>
-      <w:r>
-        <w:rPr>
-          <w:rFonts w:ascii="Courier New" w:eastAsia="Times New Roman" w:hAnsi="Courier New" w:cs="Courier New"/>
-          <w:sz w:val="20"/>
-          <w:szCs w:val="20"/>
-          <w:lang w:val="en-US" w:eastAsia="ru-RU"/>
-        </w:rPr>
-        <w:t xml:space="preserve">            'photo': photo</w:t>
-      </w:r>
-    </w:p>
-    <w:p>
-      <w:pPr>
-        <w:spacing w:after="120" w:line="240" w:lineRule="auto"/>
-        <w:rPr>
-          <w:rFonts w:ascii="Courier New" w:eastAsia="Times New Roman" w:hAnsi="Courier New" w:cs="Courier New"/>
-          <w:sz w:val="20"/>
-          <w:szCs w:val="20"/>
-          <w:lang w:val="en-US" w:eastAsia="ru-RU"/>
-        </w:rPr>
-      </w:pPr>
-      <w:r>
-        <w:rPr>
-          <w:rFonts w:ascii="Courier New" w:eastAsia="Times New Roman" w:hAnsi="Courier New" w:cs="Courier New"/>
-          <w:sz w:val="20"/>
-          <w:szCs w:val="20"/>
-          <w:lang w:val="en-US" w:eastAsia="ru-RU"/>
-        </w:rPr>
-        <w:t xml:space="preserve">        })</w:t>
-      </w:r>
-    </w:p>
-    <w:p>
-      <w:pPr>
-        <w:spacing w:after="120" w:line="240" w:lineRule="auto"/>
-        <w:rPr>
-          <w:rFonts w:ascii="Courier New" w:eastAsia="Times New Roman" w:hAnsi="Courier New" w:cs="Courier New"/>
-          <w:sz w:val="20"/>
-          <w:szCs w:val="20"/>
-          <w:lang w:val="en-US" w:eastAsia="ru-RU"/>
-        </w:rPr>
-      </w:pPr>
-      <w:r>
-        <w:rPr>
-          <w:rFonts w:ascii="Courier New" w:eastAsia="Times New Roman" w:hAnsi="Courier New" w:cs="Courier New"/>
-          <w:sz w:val="20"/>
-          <w:szCs w:val="20"/>
-          <w:lang w:val="en-US" w:eastAsia="ru-RU"/>
-        </w:rPr>
-        <w:t xml:space="preserve">    return fighters</w:t>
-      </w:r>
-    </w:p>
-    <w:p>
-      <w:pPr>
-        <w:spacing w:after="120" w:line="360" w:lineRule="auto"/>
-        <w:ind w:firstLine="709"/>
-        <w:jc w:val="both"/>
-        <w:rPr>
-          <w:rFonts w:ascii="Times New Roman" w:eastAsia="Times New Roman" w:hAnsi="Times New Roman" w:cs="Times New Roman"/>
-          <w:sz w:val="28"/>
-          <w:szCs w:val="28"/>
-          <w:lang w:eastAsia="ru-RU"/>
-        </w:rPr>
-      </w:pPr>
-      <w:r>
-        <w:rPr>
-          <w:rFonts w:ascii="Times New Roman" w:eastAsia="Times New Roman" w:hAnsi="Times New Roman" w:cs="Times New Roman"/>
-          <w:sz w:val="28"/>
-          <w:szCs w:val="28"/>
-          <w:lang w:eastAsia="ru-RU"/>
-        </w:rPr>
-        <w:t>Функция обрабатывает список карточек бойцов на странице и извлекает четыре поля: имя, весовую категорию, спортивный рекорд и ссылку на фотографию бойца. Итоговый набор данных сохраняется в файл формата CSV с разделителем ";" и кодировкой utf-8-sig для корректного отображения кириллицы при открытии в Excel.</w:t>
-      </w:r>
-    </w:p>
-    <w:p>
-      <w:pPr>
-        <w:spacing w:after="120" w:line="360" w:lineRule="auto"/>
-        <w:ind w:firstLine="709"/>
-        <w:jc w:val="both"/>
-        <w:rPr>
-          <w:rFonts w:ascii="Times New Roman" w:eastAsia="Times New Roman" w:hAnsi="Times New Roman" w:cs="Times New Roman"/>
-          <w:sz w:val="28"/>
-          <w:szCs w:val="28"/>
-          <w:lang w:eastAsia="ru-RU"/>
-        </w:rPr>
-      </w:pPr>
-      <w:r>
-        <w:rPr>
-          <w:rFonts w:ascii="Times New Roman" w:eastAsia="Times New Roman" w:hAnsi="Times New Roman" w:cs="Times New Roman"/>
-          <w:sz w:val="28"/>
-          <w:szCs w:val="28"/>
-          <w:lang w:eastAsia="ru-RU"/>
-        </w:rPr>
-        <w:t>Таким образом, на практическом примере было показано, что выбор программного средства напрямую влияет на эффективность решения задачи: инструменты для эмуляции браузера (Selenium) целесообразно использовать для страниц с динамическим содержимым, требующих взаимодействия с интерфейсом, тогда как для сайтов со статичной структурой и предсказуемой адресацией страниц более эффективным решением являются облегчённые инструменты для прямых HTTP-запросов, такие как requests.</w:t>
+        <w:t>При подготовке отчёта о прохождении учебной практики использовались требования ГОСТ [5], регламентирующего оформление научных публикаций, докладов и отчётов о научно-исследовательской работе (в частности, требования к структуре текста, оформлению заголовков разделов, нумерации и общему оформлению документа). Соблюдение данных требований обеспечивает единообразие оформления отчётной документации и соответствует общепринятым нормам деловой и научной письменной коммуникации.</w:t>
       </w:r>
     </w:p>
     <w:p>
@@ -8184,7 +8997,7 @@
           <w:lang w:eastAsia="ru-RU"/>
         </w:rPr>
       </w:pPr>
-      <w:bookmarkStart w:id="10" w:name="_Toc239637285"/>
+      <w:bookmarkStart w:id="12" w:name="_Toc239714624"/>
       <w:r>
         <w:rPr>
           <w:rFonts w:ascii="Times New Roman" w:eastAsia="Times New Roman" w:hAnsi="Times New Roman" w:cs="Times New Roman"/>
@@ -8194,9 +9007,9 @@
           <w:szCs w:val="28"/>
           <w:lang w:eastAsia="ru-RU"/>
         </w:rPr>
-        <w:t>5. Оформление отчёта в соответствии с ГОСТ</w:t>
-      </w:r>
-      <w:bookmarkEnd w:id="10"/>
+        <w:t>Заключение</w:t>
+      </w:r>
+      <w:bookmarkEnd w:id="12"/>
     </w:p>
     <w:p>
       <w:pPr>
@@ -8217,74 +9030,8 @@
           <w:szCs w:val="28"/>
           <w:lang w:eastAsia="ru-RU"/>
         </w:rPr>
-        <w:t>При подготовке отчёта о прохождении учебной практики использовались требования ГОСТ, регламентирующего оформление научных публикаций, докладов и отчётов о научно-исследовательской работе (в частности, требования к структуре текста, оформлению заголовков разделов, нумерации и общему оформлению документа). Соблюдение данных требований обеспечивает единообразие оформления отчётной документации и соответствует общепринятым нормам деловой и научной письменной коммуникации.</w:t>
-      </w:r>
-    </w:p>
-    <w:p>
-      <w:pPr>
-        <w:pStyle w:val="2"/>
-        <w:spacing w:line="360" w:lineRule="auto"/>
-        <w:ind w:firstLine="709"/>
-        <w:jc w:val="both"/>
-        <w:rPr>
-          <w:rFonts w:ascii="Times New Roman" w:eastAsia="Times New Roman" w:hAnsi="Times New Roman" w:cs="Times New Roman"/>
-          <w:b/>
-          <w:color w:val="000000" w:themeColor="text1"/>
-          <w:sz w:val="28"/>
-          <w:szCs w:val="28"/>
-          <w:lang w:eastAsia="ru-RU"/>
-        </w:rPr>
-      </w:pPr>
-      <w:bookmarkStart w:id="11" w:name="_Toc239637286"/>
-      <w:r>
-        <w:rPr>
-          <w:rFonts w:ascii="Times New Roman" w:eastAsia="Times New Roman" w:hAnsi="Times New Roman" w:cs="Times New Roman"/>
-          <w:b/>
-          <w:color w:val="000000" w:themeColor="text1"/>
-          <w:sz w:val="28"/>
-          <w:szCs w:val="28"/>
-          <w:lang w:eastAsia="ru-RU"/>
-        </w:rPr>
-        <w:lastRenderedPageBreak/>
-        <w:t>Заключение</w:t>
-      </w:r>
-      <w:bookmarkEnd w:id="11"/>
-    </w:p>
-    <w:p>
-      <w:pPr>
-        <w:spacing w:after="120" w:line="360" w:lineRule="auto"/>
-        <w:ind w:firstLine="709"/>
-        <w:jc w:val="both"/>
-        <w:rPr>
-          <w:rFonts w:ascii="Times New Roman" w:eastAsia="Times New Roman" w:hAnsi="Times New Roman" w:cs="Times New Roman"/>
-          <w:sz w:val="28"/>
-          <w:szCs w:val="28"/>
-          <w:lang w:eastAsia="ru-RU"/>
-        </w:rPr>
-      </w:pPr>
-      <w:r>
-        <w:rPr>
-          <w:rFonts w:ascii="Times New Roman" w:eastAsia="Times New Roman" w:hAnsi="Times New Roman" w:cs="Times New Roman"/>
-          <w:sz w:val="28"/>
-          <w:szCs w:val="28"/>
-          <w:lang w:eastAsia="ru-RU"/>
-        </w:rPr>
         <w:t>В ходе прохождения учебной (ознакомительной) практики были изучены основы социального взаимодействия и распределения ролей в команде, рассмотрены методики деловой коммуникации в устной и письменной формах, охарактеризованы современные информационные технологии, применяемые в профессиональной деятельности. В рамках индивидуального задания проведён анализ программного средства (библиотеки requests) с демонстрацией его практического применения на примере разработки программы для сбора статистических данных о бойцах UFC, что позволило на практике убедиться в важности осознанного выбора инструментов для решения технической задачи. Отчёт оформлен с учётом требований ГОСТ к оформлению научно-технической документации.</w:t>
       </w:r>
-    </w:p>
-    <w:p>
-      <w:pPr>
-        <w:spacing w:after="0" w:line="240" w:lineRule="auto"/>
-        <w:rPr>
-          <w:rFonts w:ascii="Times New Roman" w:eastAsia="Times New Roman" w:hAnsi="Times New Roman" w:cs="Times New Roman"/>
-          <w:b/>
-          <w:bCs/>
-          <w:iCs/>
-          <w:sz w:val="24"/>
-          <w:szCs w:val="24"/>
-          <w:lang w:eastAsia="ru-RU"/>
-        </w:rPr>
-      </w:pPr>
     </w:p>
     <w:p>
       <w:pPr>
@@ -8303,7 +9050,7 @@
           <w:lang w:eastAsia="ru-RU"/>
         </w:rPr>
       </w:pPr>
-      <w:bookmarkStart w:id="12" w:name="_Toc239637287"/>
+      <w:bookmarkStart w:id="13" w:name="_Toc239714625"/>
       <w:r>
         <w:rPr>
           <w:rFonts w:ascii="Times New Roman" w:eastAsia="Times New Roman" w:hAnsi="Times New Roman" w:cs="Times New Roman"/>
@@ -8315,9 +9062,10 @@
           <w:szCs w:val="28"/>
           <w:lang w:eastAsia="ru-RU"/>
         </w:rPr>
+        <w:lastRenderedPageBreak/>
         <w:t>Список использованных источников</w:t>
       </w:r>
-      <w:bookmarkEnd w:id="12"/>
+      <w:bookmarkEnd w:id="13"/>
     </w:p>
     <w:p>
       <w:pPr>
@@ -8340,17 +9088,7 @@
           <w:szCs w:val="28"/>
           <w:lang w:eastAsia="ru-RU"/>
         </w:rPr>
-        <w:t>1. Официальный сайт UFC [Электронный ресурс]. – URL:</w:t>
-      </w:r>
-      <w:r>
-        <w:rPr>
-          <w:rFonts w:ascii="Times New Roman" w:eastAsia="Times New Roman" w:hAnsi="Times New Roman" w:cs="Times New Roman"/>
-          <w:iCs/>
-          <w:sz w:val="28"/>
-          <w:szCs w:val="28"/>
-          <w:lang w:eastAsia="ru-RU"/>
-        </w:rPr>
-        <w:t xml:space="preserve"> </w:t>
+        <w:t xml:space="preserve">1. Официальный сайт UFC [Электронный ресурс]. – URL: </w:t>
       </w:r>
       <w:hyperlink r:id="rId12" w:history="1">
         <w:r>
@@ -8541,36 +9279,7 @@
           <w:lang w:val="en-US" w:eastAsia="ru-RU"/>
         </w:rPr>
         <w:tab/>
-      </w:r>
-      <w:r>
-        <w:rPr>
-          <w:rFonts w:ascii="Times New Roman" w:eastAsia="Times New Roman" w:hAnsi="Times New Roman" w:cs="Times New Roman"/>
-          <w:iCs/>
-          <w:sz w:val="28"/>
-          <w:szCs w:val="28"/>
-          <w:lang w:val="en-US" w:eastAsia="ru-RU"/>
-        </w:rPr>
-        <w:t xml:space="preserve">4. Selenium with Python </w:t>
-      </w:r>
-      <w:r>
-        <w:rPr>
-          <w:rFonts w:ascii="Times New Roman" w:eastAsia="Times New Roman" w:hAnsi="Times New Roman" w:cs="Times New Roman"/>
-          <w:iCs/>
-          <w:sz w:val="28"/>
-          <w:szCs w:val="28"/>
-          <w:lang w:val="en-US" w:eastAsia="ru-RU"/>
-        </w:rPr>
-        <w:t>–</w:t>
-      </w:r>
-      <w:r>
-        <w:rPr>
-          <w:rFonts w:ascii="Times New Roman" w:eastAsia="Times New Roman" w:hAnsi="Times New Roman" w:cs="Times New Roman"/>
-          <w:iCs/>
-          <w:sz w:val="28"/>
-          <w:szCs w:val="28"/>
-          <w:lang w:val="en-US" w:eastAsia="ru-RU"/>
-        </w:rPr>
-        <w:t xml:space="preserve"> Documentation [</w:t>
+        <w:t>4. Selenium with Python – Documentation [</w:t>
       </w:r>
       <w:r>
         <w:rPr>
@@ -8647,57 +9356,7 @@
           <w:szCs w:val="28"/>
           <w:lang w:eastAsia="ru-RU"/>
         </w:rPr>
-        <w:t>5</w:t>
-      </w:r>
-      <w:r>
-        <w:rPr>
-          <w:rFonts w:ascii="Times New Roman" w:eastAsia="Times New Roman" w:hAnsi="Times New Roman" w:cs="Times New Roman"/>
-          <w:iCs/>
-          <w:sz w:val="28"/>
-          <w:szCs w:val="28"/>
-          <w:lang w:eastAsia="ru-RU"/>
-        </w:rPr>
-        <w:t>. ГОСТ Р 7.0.11-2011. Диссертация и автореферат диссертации.</w:t>
-      </w:r>
-      <w:r>
-        <w:rPr>
-          <w:rFonts w:ascii="Times New Roman" w:eastAsia="Times New Roman" w:hAnsi="Times New Roman" w:cs="Times New Roman"/>
-          <w:iCs/>
-          <w:sz w:val="28"/>
-          <w:szCs w:val="28"/>
-          <w:lang w:eastAsia="ru-RU"/>
-        </w:rPr>
-        <w:t xml:space="preserve"> </w:t>
-      </w:r>
-      <w:r>
-        <w:rPr>
-          <w:rFonts w:ascii="Times New Roman" w:eastAsia="Times New Roman" w:hAnsi="Times New Roman" w:cs="Times New Roman"/>
-          <w:iCs/>
-          <w:sz w:val="28"/>
-          <w:szCs w:val="28"/>
-          <w:lang w:eastAsia="ru-RU"/>
-        </w:rPr>
-        <w:t>Структура и правила оформления [Электронный ресурс]. – Москва:</w:t>
-      </w:r>
-      <w:r>
-        <w:rPr>
-          <w:rFonts w:ascii="Times New Roman" w:eastAsia="Times New Roman" w:hAnsi="Times New Roman" w:cs="Times New Roman"/>
-          <w:iCs/>
-          <w:sz w:val="28"/>
-          <w:szCs w:val="28"/>
-          <w:lang w:eastAsia="ru-RU"/>
-        </w:rPr>
-        <w:t xml:space="preserve"> </w:t>
-      </w:r>
-      <w:r>
-        <w:rPr>
-          <w:rFonts w:ascii="Times New Roman" w:eastAsia="Times New Roman" w:hAnsi="Times New Roman" w:cs="Times New Roman"/>
-          <w:iCs/>
-          <w:sz w:val="28"/>
-          <w:szCs w:val="28"/>
-          <w:lang w:eastAsia="ru-RU"/>
-        </w:rPr>
-        <w:t>Стандартинформ, 2012.</w:t>
+        <w:t>5. ГОСТ Р 7.0.11-2011. Диссертация и автореферат диссертации. Структура и правила оформления [Электронный ресурс]. – Москва: Стандартинформ, 2012.</w:t>
       </w:r>
     </w:p>
     <w:p>
@@ -8714,6 +9373,8 @@
           <w:pgSz w:w="12240" w:h="15840"/>
           <w:pgMar w:top="1134" w:right="850" w:bottom="1134" w:left="1701" w:header="720" w:footer="720" w:gutter="0"/>
           <w:cols w:space="720"/>
+          <w:titlePg/>
+          <w:docGrid w:linePitch="299"/>
         </w:sectPr>
       </w:pPr>
     </w:p>
@@ -10314,7 +10975,7 @@
           <w:szCs w:val="28"/>
         </w:rPr>
       </w:pPr>
-      <w:bookmarkStart w:id="13" w:name="_Toc239637288"/>
+      <w:bookmarkStart w:id="14" w:name="_Toc239714626"/>
       <w:r>
         <w:rPr>
           <w:rFonts w:ascii="Times New Roman" w:hAnsi="Times New Roman" w:cs="Times New Roman"/>
@@ -10327,7 +10988,7 @@
         <w:lastRenderedPageBreak/>
         <w:t>ПРИЛОЖЕНИЕ А</w:t>
       </w:r>
-      <w:bookmarkEnd w:id="13"/>
+      <w:bookmarkEnd w:id="14"/>
     </w:p>
     <w:p>
       <w:pPr>
@@ -10346,7 +11007,7 @@
           <w:sz w:val="28"/>
           <w:szCs w:val="28"/>
         </w:rPr>
-        <w:t>Листинг программы сбора данных о бойцах UFC (файл ufc_ru_parser.py)</w:t>
+        <w:t xml:space="preserve">Листинг программы сбора данных о бойцах UFC (файл </w:t>
       </w:r>
       <w:r>
         <w:rPr>
@@ -10354,7 +11015,15 @@
           <w:sz w:val="28"/>
           <w:szCs w:val="28"/>
         </w:rPr>
-        <w:t>:</w:t>
+        <w:t>ufc_ru_parser.py</w:t>
+      </w:r>
+      <w:r>
+        <w:rPr>
+          <w:rFonts w:ascii="Times New Roman" w:hAnsi="Times New Roman" w:cs="Times New Roman"/>
+          <w:sz w:val="28"/>
+          <w:szCs w:val="28"/>
+        </w:rPr>
+        <w:t>):</w:t>
       </w:r>
     </w:p>
     <w:p>
@@ -10744,6 +11413,7 @@
           <w:rFonts w:ascii="Courier New" w:hAnsi="Courier New" w:cs="Courier New"/>
           <w:sz w:val="20"/>
           <w:szCs w:val="20"/>
+          <w:lang w:val="en-US"/>
         </w:rPr>
       </w:pPr>
       <w:r>
@@ -11817,39 +12487,7 @@
           <w:szCs w:val="28"/>
         </w:rPr>
         <w:lastRenderedPageBreak/>
-        <w:t xml:space="preserve">Таблица 1 </w:t>
-      </w:r>
-      <w:r>
-        <w:rPr>
-          <w:rFonts w:ascii="Times New Roman" w:hAnsi="Times New Roman" w:cs="Times New Roman"/>
-          <w:sz w:val="28"/>
-          <w:szCs w:val="28"/>
-        </w:rPr>
-        <w:t>–</w:t>
-      </w:r>
-      <w:r>
-        <w:rPr>
-          <w:rFonts w:ascii="Times New Roman" w:hAnsi="Times New Roman" w:cs="Times New Roman"/>
-          <w:sz w:val="28"/>
-          <w:szCs w:val="28"/>
-        </w:rPr>
-        <w:t xml:space="preserve"> Фрагмент результирующего файла (первые </w:t>
-      </w:r>
-      <w:r>
-        <w:rPr>
-          <w:rFonts w:ascii="Times New Roman" w:hAnsi="Times New Roman" w:cs="Times New Roman"/>
-          <w:sz w:val="28"/>
-          <w:szCs w:val="28"/>
-        </w:rPr>
-        <w:t>9</w:t>
-      </w:r>
-      <w:r>
-        <w:rPr>
-          <w:rFonts w:ascii="Times New Roman" w:hAnsi="Times New Roman" w:cs="Times New Roman"/>
-          <w:sz w:val="28"/>
-          <w:szCs w:val="28"/>
-        </w:rPr>
-        <w:t xml:space="preserve"> записей из 3168)</w:t>
+        <w:t>Таблица 1 – Фрагмент результирующего файла (первые 9 записей из 3168)</w:t>
       </w:r>
     </w:p>
     <w:tbl>
@@ -13027,17 +13665,18 @@
 <w:ftr xmlns:wpc="http://schemas.microsoft.com/office/word/2010/wordprocessingCanvas" xmlns:cx="http://schemas.microsoft.com/office/drawing/2014/chartex" xmlns:cx1="http://schemas.microsoft.com/office/drawing/2015/9/8/chartex" xmlns:cx2="http://schemas.microsoft.com/office/drawing/2015/10/21/chartex" xmlns:cx3="http://schemas.microsoft.com/office/drawing/2016/5/9/chartex" xmlns:cx4="http://schemas.microsoft.com/office/drawing/2016/5/10/chartex" xmlns:cx5="http://schemas.microsoft.com/office/drawing/2016/5/11/chartex" xmlns:cx6="http://schemas.microsoft.com/office/drawing/2016/5/12/chartex" xmlns:cx7="http://schemas.microsoft.com/office/drawing/2016/5/13/chartex" xmlns:cx8="http://schemas.microsoft.com/office/drawing/2016/5/14/chartex" xmlns:mc="http://schemas.openxmlformats.org/markup-compatibility/2006" xmlns:aink="http://schemas.microsoft.com/office/drawing/2016/ink" xmlns:am3d="http://schemas.microsoft.com/office/drawing/2017/model3d" xmlns:o="urn:schemas-microsoft-com:office:office" xmlns:oel="http://schemas.microsoft.com/office/2019/extlst" xmlns:r="http://schemas.openxmlformats.org/officeDocument/2006/relationships" xmlns:m="http://schemas.openxmlformats.org/officeDocument/2006/math" xmlns:v="urn:schemas-microsoft-com:vml" xmlns:wp14="http://schemas.microsoft.com/office/word/2010/wordprocessingDrawing" xmlns:wp="http://schemas.openxmlformats.org/drawingml/2006/wordprocessingDrawing" xmlns:w10="urn:schemas-microsoft-com:office:word" xmlns:w="http://schemas.openxmlformats.org/wordprocessingml/2006/main" xmlns:w14="http://schemas.microsoft.com/office/word/2010/wordml" xmlns:w15="http://schemas.microsoft.com/office/word/2012/wordml" xmlns:w16cex="http://schemas.microsoft.com/office/word/2018/wordml/cex" xmlns:w16cid="http://schemas.microsoft.com/office/word/2016/wordml/cid" xmlns:w16="http://schemas.microsoft.com/office/word/2018/wordml" xmlns:w16du="http://schemas.microsoft.com/office/word/2023/wordml/word16du" xmlns:w16sdtdh="http://schemas.microsoft.com/office/word/2020/wordml/sdtdatahash" xmlns:w16sdtfl="http://schemas.microsoft.com/office/word/2024/wordml/sdtformatlock" xmlns:w16se="http://schemas.microsoft.com/office/word/2015/wordml/symex" xmlns:wpg="http://schemas.microsoft.com/office/word/2010/wordprocessingGroup" xmlns:wpi="http://schemas.microsoft.com/office/word/2010/wordprocessingInk" xmlns:wne="http://schemas.microsoft.com/office/word/2006/wordml" xmlns:wps="http://schemas.microsoft.com/office/word/2010/wordprocessingShape" mc:Ignorable="w14 w15 w16se w16cid w16 w16cex w16sdtdh w16sdtfl w16du wp14">
   <w:sdt>
     <w:sdtPr>
-      <w:id w:val="1035695261"/>
+      <w:id w:val="71084447"/>
       <w:docPartObj>
         <w:docPartGallery w:val="Page Numbers (Bottom of Page)"/>
         <w:docPartUnique/>
       </w:docPartObj>
     </w:sdtPr>
+    <w:sdtEndPr/>
     <w:sdtContent>
       <w:p>
         <w:pPr>
           <w:pStyle w:val="af1"/>
-          <w:jc w:val="right"/>
+          <w:jc w:val="center"/>
         </w:pPr>
         <w:r>
           <w:fldChar w:fldCharType="begin"/>
@@ -13656,7 +14295,6 @@
   <w:style w:type="character" w:default="1" w:styleId="a0">
     <w:name w:val="Default Paragraph Font"/>
     <w:uiPriority w:val="1"/>
-    <w:semiHidden/>
     <w:unhideWhenUsed/>
   </w:style>
   <w:style w:type="table" w:default="1" w:styleId="a1">

--- a/1 курс/Отчет_по_практике.docx
+++ b/1 курс/Отчет_по_практике.docx
@@ -237,8 +237,8 @@
         <w:tblLook w:val="04A0" w:firstRow="1" w:lastRow="0" w:firstColumn="1" w:lastColumn="0" w:noHBand="0" w:noVBand="1"/>
       </w:tblPr>
       <w:tblGrid>
-        <w:gridCol w:w="4785"/>
-        <w:gridCol w:w="4786"/>
+        <w:gridCol w:w="4594"/>
+        <w:gridCol w:w="4761"/>
       </w:tblGrid>
       <w:tr>
         <w:trPr>
@@ -305,7 +305,27 @@
                 <w:szCs w:val="24"/>
                 <w:lang w:eastAsia="ru-RU"/>
               </w:rPr>
-              <w:t>«___»____________ 20___г.</w:t>
+              <w:t>«__</w:t>
+            </w:r>
+            <w:proofErr w:type="gramStart"/>
+            <w:r>
+              <w:rPr>
+                <w:rFonts w:ascii="Times New Roman" w:eastAsia="Calibri" w:hAnsi="Times New Roman" w:cs="Times New Roman"/>
+                <w:sz w:val="24"/>
+                <w:szCs w:val="24"/>
+                <w:lang w:eastAsia="ru-RU"/>
+              </w:rPr>
+              <w:t>_»_</w:t>
+            </w:r>
+            <w:proofErr w:type="gramEnd"/>
+            <w:r>
+              <w:rPr>
+                <w:rFonts w:ascii="Times New Roman" w:eastAsia="Calibri" w:hAnsi="Times New Roman" w:cs="Times New Roman"/>
+                <w:sz w:val="24"/>
+                <w:szCs w:val="24"/>
+                <w:lang w:eastAsia="ru-RU"/>
+              </w:rPr>
+              <w:t>___________ 20___г.</w:t>
             </w:r>
           </w:p>
           <w:p>
@@ -363,7 +383,27 @@
                 <w:szCs w:val="24"/>
                 <w:lang w:eastAsia="ru-RU"/>
               </w:rPr>
-              <w:t xml:space="preserve">И. о директора департамента ЦРСиЭ </w:t>
+              <w:t xml:space="preserve">И. о директора департамента </w:t>
+            </w:r>
+            <w:proofErr w:type="spellStart"/>
+            <w:r>
+              <w:rPr>
+                <w:rFonts w:ascii="Times New Roman" w:eastAsia="Calibri" w:hAnsi="Times New Roman" w:cs="Times New Roman"/>
+                <w:sz w:val="24"/>
+                <w:szCs w:val="24"/>
+                <w:lang w:eastAsia="ru-RU"/>
+              </w:rPr>
+              <w:t>ЦРСиЭ</w:t>
+            </w:r>
+            <w:proofErr w:type="spellEnd"/>
+            <w:r>
+              <w:rPr>
+                <w:rFonts w:ascii="Times New Roman" w:eastAsia="Calibri" w:hAnsi="Times New Roman" w:cs="Times New Roman"/>
+                <w:sz w:val="24"/>
+                <w:szCs w:val="24"/>
+                <w:lang w:eastAsia="ru-RU"/>
+              </w:rPr>
+              <w:t xml:space="preserve"> </w:t>
             </w:r>
           </w:p>
           <w:p>
@@ -476,6 +516,7 @@
         </w:rPr>
         <w:t xml:space="preserve">ОТЧЕТ ПО </w:t>
       </w:r>
+      <w:proofErr w:type="gramStart"/>
       <w:r>
         <w:rPr>
           <w:rFonts w:ascii="Times New Roman" w:eastAsia="Times New Roman" w:hAnsi="Times New Roman" w:cs="Times New Roman"/>
@@ -489,6 +530,7 @@
         </w:rPr>
         <w:t>Учебной  практикЕ</w:t>
       </w:r>
+      <w:proofErr w:type="gramEnd"/>
       <w:r>
         <w:rPr>
           <w:rFonts w:ascii="Times New Roman" w:eastAsia="Times New Roman" w:hAnsi="Times New Roman" w:cs="Times New Roman"/>
@@ -931,6 +973,7 @@
                 <w:lang w:eastAsia="ru-RU"/>
               </w:rPr>
             </w:pPr>
+            <w:proofErr w:type="spellStart"/>
             <w:r>
               <w:rPr>
                 <w:rFonts w:ascii="Times New Roman" w:eastAsia="Calibri" w:hAnsi="Times New Roman" w:cs="Times New Roman"/>
@@ -938,7 +981,17 @@
                 <w:szCs w:val="24"/>
                 <w:lang w:eastAsia="ru-RU"/>
               </w:rPr>
-              <w:t>Крахоткина Елена Васильевна, доцент департамента цифровых, робототехнических систем и электроники института перспективной инженерии</w:t>
+              <w:t>Крахоткина</w:t>
+            </w:r>
+            <w:proofErr w:type="spellEnd"/>
+            <w:r>
+              <w:rPr>
+                <w:rFonts w:ascii="Times New Roman" w:eastAsia="Calibri" w:hAnsi="Times New Roman" w:cs="Times New Roman"/>
+                <w:sz w:val="24"/>
+                <w:szCs w:val="24"/>
+                <w:lang w:eastAsia="ru-RU"/>
+              </w:rPr>
+              <w:t xml:space="preserve"> Елена Васильевна, доцент департамента цифровых, робототехнических систем и электроники института перспективной инженерии</w:t>
             </w:r>
           </w:p>
           <w:p>
@@ -1600,7 +1653,7 @@
                 <w:sz w:val="28"/>
                 <w:szCs w:val="28"/>
               </w:rPr>
-              <w:t>6</w:t>
+              <w:t>5</w:t>
             </w:r>
             <w:r>
               <w:rPr>
@@ -2580,7 +2633,7 @@
                 <w:sz w:val="28"/>
                 <w:szCs w:val="28"/>
               </w:rPr>
-              <w:t>16</w:t>
+              <w:t>14</w:t>
             </w:r>
             <w:r>
               <w:rPr>
@@ -2686,7 +2739,7 @@
                 <w:sz w:val="28"/>
                 <w:szCs w:val="28"/>
               </w:rPr>
-              <w:t>18</w:t>
+              <w:t>17</w:t>
             </w:r>
             <w:r>
               <w:rPr>
@@ -2788,7 +2841,35 @@
           <w:lang w:eastAsia="ru-RU"/>
         </w:rPr>
         <w:lastRenderedPageBreak/>
-        <w:t>1. Задание на УчЕБНУЮ практику,  ОЗНАКОМИТЕЛЬНАЯ практика</w:t>
+        <w:t xml:space="preserve">1. Задание на УчЕБНУЮ </w:t>
+      </w:r>
+      <w:proofErr w:type="gramStart"/>
+      <w:r>
+        <w:rPr>
+          <w:rFonts w:ascii="Times New Roman" w:eastAsia="Times New Roman" w:hAnsi="Times New Roman" w:cs="Times New Roman"/>
+          <w:b/>
+          <w:bCs/>
+          <w:caps/>
+          <w:color w:val="000000" w:themeColor="text1"/>
+          <w:sz w:val="28"/>
+          <w:szCs w:val="28"/>
+          <w:lang w:eastAsia="ru-RU"/>
+        </w:rPr>
+        <w:t>практику,  ОЗНАКОМИТЕЛЬНАЯ</w:t>
+      </w:r>
+      <w:proofErr w:type="gramEnd"/>
+      <w:r>
+        <w:rPr>
+          <w:rFonts w:ascii="Times New Roman" w:eastAsia="Times New Roman" w:hAnsi="Times New Roman" w:cs="Times New Roman"/>
+          <w:b/>
+          <w:bCs/>
+          <w:caps/>
+          <w:color w:val="000000" w:themeColor="text1"/>
+          <w:sz w:val="28"/>
+          <w:szCs w:val="28"/>
+          <w:lang w:eastAsia="ru-RU"/>
+        </w:rPr>
+        <w:t xml:space="preserve"> практика</w:t>
       </w:r>
       <w:bookmarkEnd w:id="0"/>
     </w:p>
@@ -2973,6 +3054,8 @@
           <w:szCs w:val="28"/>
         </w:rPr>
       </w:pPr>
+      <w:proofErr w:type="spellStart"/>
+      <w:proofErr w:type="gramStart"/>
       <w:r>
         <w:rPr>
           <w:rFonts w:ascii="Times New Roman" w:hAnsi="Times New Roman" w:cs="Times New Roman"/>
@@ -2980,16 +3063,9 @@
           <w:sz w:val="28"/>
           <w:szCs w:val="28"/>
         </w:rPr>
-        <w:t xml:space="preserve">Kypc </w:t>
-      </w:r>
-      <w:r>
-        <w:rPr>
-          <w:rFonts w:ascii="Times New Roman" w:hAnsi="Times New Roman" w:cs="Times New Roman"/>
-          <w:sz w:val="28"/>
-          <w:szCs w:val="28"/>
-        </w:rPr>
-        <w:t xml:space="preserve"> 1 </w:t>
-      </w:r>
+        <w:t>Kypc</w:t>
+      </w:r>
+      <w:proofErr w:type="spellEnd"/>
       <w:r>
         <w:rPr>
           <w:rFonts w:ascii="Times New Roman" w:hAnsi="Times New Roman" w:cs="Times New Roman"/>
@@ -2997,7 +3073,7 @@
           <w:sz w:val="28"/>
           <w:szCs w:val="28"/>
         </w:rPr>
-        <w:t>Форма обучения</w:t>
+        <w:t xml:space="preserve"> </w:t>
       </w:r>
       <w:r>
         <w:rPr>
@@ -3005,7 +3081,16 @@
           <w:sz w:val="28"/>
           <w:szCs w:val="28"/>
         </w:rPr>
-        <w:t xml:space="preserve"> очная  </w:t>
+        <w:t xml:space="preserve"> 1</w:t>
+      </w:r>
+      <w:proofErr w:type="gramEnd"/>
+      <w:r>
+        <w:rPr>
+          <w:rFonts w:ascii="Times New Roman" w:hAnsi="Times New Roman" w:cs="Times New Roman"/>
+          <w:sz w:val="28"/>
+          <w:szCs w:val="28"/>
+        </w:rPr>
+        <w:t xml:space="preserve"> </w:t>
       </w:r>
       <w:r>
         <w:rPr>
@@ -3014,7 +3099,43 @@
           <w:sz w:val="28"/>
           <w:szCs w:val="28"/>
         </w:rPr>
-        <w:t xml:space="preserve">группа </w:t>
+        <w:t>Форма обучения</w:t>
+      </w:r>
+      <w:r>
+        <w:rPr>
+          <w:rFonts w:ascii="Times New Roman" w:hAnsi="Times New Roman" w:cs="Times New Roman"/>
+          <w:sz w:val="28"/>
+          <w:szCs w:val="28"/>
+        </w:rPr>
+        <w:t xml:space="preserve"> </w:t>
+      </w:r>
+      <w:proofErr w:type="gramStart"/>
+      <w:r>
+        <w:rPr>
+          <w:rFonts w:ascii="Times New Roman" w:hAnsi="Times New Roman" w:cs="Times New Roman"/>
+          <w:sz w:val="28"/>
+          <w:szCs w:val="28"/>
+        </w:rPr>
+        <w:t xml:space="preserve">очная  </w:t>
+      </w:r>
+      <w:r>
+        <w:rPr>
+          <w:rFonts w:ascii="Times New Roman" w:hAnsi="Times New Roman" w:cs="Times New Roman"/>
+          <w:b/>
+          <w:sz w:val="28"/>
+          <w:szCs w:val="28"/>
+        </w:rPr>
+        <w:t>группа</w:t>
+      </w:r>
+      <w:proofErr w:type="gramEnd"/>
+      <w:r>
+        <w:rPr>
+          <w:rFonts w:ascii="Times New Roman" w:hAnsi="Times New Roman" w:cs="Times New Roman"/>
+          <w:b/>
+          <w:sz w:val="28"/>
+          <w:szCs w:val="28"/>
+        </w:rPr>
+        <w:t xml:space="preserve"> </w:t>
       </w:r>
       <w:r>
         <w:rPr>
@@ -3118,6 +3239,7 @@
         </w:rPr>
         <w:t xml:space="preserve"> </w:t>
       </w:r>
+      <w:proofErr w:type="spellStart"/>
       <w:r>
         <w:rPr>
           <w:rFonts w:ascii="Times New Roman" w:hAnsi="Times New Roman" w:cs="Times New Roman"/>
@@ -3125,7 +3247,17 @@
           <w:szCs w:val="28"/>
           <w:u w:val="single"/>
         </w:rPr>
-        <w:t>Крахоткина Елена Васильевна, кандидат физико-математических наук, доцент, доцент департамента цифровых, робототехнических систем и электроники Института перспективной инженерии</w:t>
+        <w:t>Крахоткина</w:t>
+      </w:r>
+      <w:proofErr w:type="spellEnd"/>
+      <w:r>
+        <w:rPr>
+          <w:rFonts w:ascii="Times New Roman" w:hAnsi="Times New Roman" w:cs="Times New Roman"/>
+          <w:sz w:val="28"/>
+          <w:szCs w:val="28"/>
+          <w:u w:val="single"/>
+        </w:rPr>
+        <w:t xml:space="preserve"> Елена Васильевна, кандидат физико-математических наук, доцент, доцент департамента цифровых, робототехнических систем и электроники Института перспективной инженерии</w:t>
       </w:r>
       <w:r>
         <w:rPr>
@@ -3174,37 +3306,6 @@
           <w:szCs w:val="18"/>
         </w:rPr>
         <w:t>(Ф. И. О., место работы, должность)</w:t>
-      </w:r>
-    </w:p>
-    <w:p>
-      <w:pPr>
-        <w:spacing w:after="0" w:line="240" w:lineRule="auto"/>
-        <w:jc w:val="both"/>
-        <w:rPr>
-          <w:rFonts w:ascii="Times New Roman" w:hAnsi="Times New Roman" w:cs="Times New Roman"/>
-          <w:b/>
-          <w:sz w:val="28"/>
-          <w:szCs w:val="28"/>
-        </w:rPr>
-      </w:pPr>
-      <w:commentRangeStart w:id="1"/>
-      <w:r>
-        <w:rPr>
-          <w:rFonts w:ascii="Times New Roman" w:hAnsi="Times New Roman" w:cs="Times New Roman"/>
-          <w:b/>
-          <w:sz w:val="28"/>
-          <w:szCs w:val="28"/>
-        </w:rPr>
-        <w:t xml:space="preserve">Руководитель практики от профильной организации: </w:t>
-      </w:r>
-      <w:r>
-        <w:rPr>
-          <w:rFonts w:ascii="Times New Roman" w:hAnsi="Times New Roman" w:cs="Times New Roman"/>
-          <w:b/>
-          <w:sz w:val="28"/>
-          <w:szCs w:val="28"/>
-        </w:rPr>
-        <w:tab/>
       </w:r>
     </w:p>
     <w:p>
@@ -3220,24 +3321,6 @@
           <w:szCs w:val="28"/>
         </w:rPr>
       </w:pPr>
-      <w:r>
-        <w:rPr>
-          <w:rFonts w:ascii="Times New Roman" w:hAnsi="Times New Roman" w:cs="Times New Roman"/>
-          <w:sz w:val="28"/>
-          <w:szCs w:val="28"/>
-        </w:rPr>
-        <w:t xml:space="preserve"> </w:t>
-      </w:r>
-      <w:commentRangeEnd w:id="1"/>
-      <w:r>
-        <w:rPr>
-          <w:rStyle w:val="a4"/>
-          <w:rFonts w:ascii="Times New Roman" w:hAnsi="Times New Roman" w:cs="Times New Roman"/>
-          <w:sz w:val="28"/>
-          <w:szCs w:val="28"/>
-        </w:rPr>
-        <w:commentReference w:id="1"/>
-      </w:r>
     </w:p>
     <w:p>
       <w:pPr>
@@ -3452,6 +3535,25 @@
         <w:rPr>
           <w:rFonts w:ascii="Times New Roman" w:eastAsia="Times New Roman" w:hAnsi="Times New Roman" w:cs="Times New Roman"/>
           <w:b/>
+          <w:color w:val="3B3B3B"/>
+          <w:w w:val="105"/>
+          <w:kern w:val="28"/>
+          <w:sz w:val="28"/>
+          <w:szCs w:val="28"/>
+          <w:lang w:eastAsia="ru-RU"/>
+        </w:rPr>
+      </w:pPr>
+    </w:p>
+    <w:p>
+      <w:pPr>
+        <w:widowControl w:val="0"/>
+        <w:autoSpaceDE w:val="0"/>
+        <w:autoSpaceDN w:val="0"/>
+        <w:spacing w:before="100" w:beforeAutospacing="1" w:after="100" w:afterAutospacing="1" w:line="240" w:lineRule="auto"/>
+        <w:jc w:val="center"/>
+        <w:rPr>
+          <w:rFonts w:ascii="Times New Roman" w:eastAsia="Times New Roman" w:hAnsi="Times New Roman" w:cs="Times New Roman"/>
+          <w:b/>
           <w:caps/>
           <w:color w:val="414141"/>
           <w:kern w:val="28"/>
@@ -3471,7 +3573,6 @@
           <w:szCs w:val="28"/>
           <w:lang w:eastAsia="ru-RU"/>
         </w:rPr>
-        <w:lastRenderedPageBreak/>
         <w:t xml:space="preserve">Перечень </w:t>
       </w:r>
       <w:r>
@@ -3537,6 +3638,7 @@
           <w:szCs w:val="28"/>
           <w:lang w:eastAsia="ru-RU"/>
         </w:rPr>
+        <w:lastRenderedPageBreak/>
         <w:t xml:space="preserve">1. </w:t>
       </w:r>
       <w:r>
@@ -4104,7 +4206,29 @@
           <w:szCs w:val="28"/>
           <w:lang w:eastAsia="ru-RU"/>
         </w:rPr>
-        <w:t>Задание утверждено на заседании департамента цифровых, робототехнических систем и электроники (протокол от «____»_________________20____г. №_______).</w:t>
+        <w:t>Задание утверждено на заседании департамента цифровых, робототехнических систем и электроники (протокол от «___</w:t>
+      </w:r>
+      <w:proofErr w:type="gramStart"/>
+      <w:r>
+        <w:rPr>
+          <w:rFonts w:ascii="Times New Roman" w:eastAsia="Times New Roman" w:hAnsi="Times New Roman" w:cs="Times New Roman"/>
+          <w:bCs/>
+          <w:sz w:val="28"/>
+          <w:szCs w:val="28"/>
+          <w:lang w:eastAsia="ru-RU"/>
+        </w:rPr>
+        <w:t>_»_</w:t>
+      </w:r>
+      <w:proofErr w:type="gramEnd"/>
+      <w:r>
+        <w:rPr>
+          <w:rFonts w:ascii="Times New Roman" w:eastAsia="Times New Roman" w:hAnsi="Times New Roman" w:cs="Times New Roman"/>
+          <w:bCs/>
+          <w:sz w:val="28"/>
+          <w:szCs w:val="28"/>
+          <w:lang w:eastAsia="ru-RU"/>
+        </w:rPr>
+        <w:t>________________20____г. №_______).</w:t>
       </w:r>
     </w:p>
     <w:p>
@@ -4172,7 +4296,51 @@
           <w:szCs w:val="28"/>
           <w:lang w:eastAsia="ru-RU"/>
         </w:rPr>
-        <w:t>Руководитель практики от Университета _____________________________«____»_________________20____г.</w:t>
+        <w:t>Руководитель практики от Университета ____________________________</w:t>
+      </w:r>
+      <w:proofErr w:type="gramStart"/>
+      <w:r>
+        <w:rPr>
+          <w:rFonts w:ascii="Times New Roman" w:eastAsia="Times New Roman" w:hAnsi="Times New Roman" w:cs="Times New Roman"/>
+          <w:bCs/>
+          <w:sz w:val="28"/>
+          <w:szCs w:val="28"/>
+          <w:lang w:eastAsia="ru-RU"/>
+        </w:rPr>
+        <w:t>_«</w:t>
+      </w:r>
+      <w:proofErr w:type="gramEnd"/>
+      <w:r>
+        <w:rPr>
+          <w:rFonts w:ascii="Times New Roman" w:eastAsia="Times New Roman" w:hAnsi="Times New Roman" w:cs="Times New Roman"/>
+          <w:bCs/>
+          <w:sz w:val="28"/>
+          <w:szCs w:val="28"/>
+          <w:lang w:eastAsia="ru-RU"/>
+        </w:rPr>
+        <w:t>___</w:t>
+      </w:r>
+      <w:proofErr w:type="gramStart"/>
+      <w:r>
+        <w:rPr>
+          <w:rFonts w:ascii="Times New Roman" w:eastAsia="Times New Roman" w:hAnsi="Times New Roman" w:cs="Times New Roman"/>
+          <w:bCs/>
+          <w:sz w:val="28"/>
+          <w:szCs w:val="28"/>
+          <w:lang w:eastAsia="ru-RU"/>
+        </w:rPr>
+        <w:t>_»_</w:t>
+      </w:r>
+      <w:proofErr w:type="gramEnd"/>
+      <w:r>
+        <w:rPr>
+          <w:rFonts w:ascii="Times New Roman" w:eastAsia="Times New Roman" w:hAnsi="Times New Roman" w:cs="Times New Roman"/>
+          <w:bCs/>
+          <w:sz w:val="28"/>
+          <w:szCs w:val="28"/>
+          <w:lang w:eastAsia="ru-RU"/>
+        </w:rPr>
+        <w:t>________________20____г.</w:t>
       </w:r>
     </w:p>
     <w:p>
@@ -4238,7 +4406,51 @@
           <w:szCs w:val="28"/>
           <w:lang w:eastAsia="ru-RU"/>
         </w:rPr>
-        <w:t>Задание принял к исполнению______________«____»_____________20____г.</w:t>
+        <w:t>Задание принял к исполнению_____________</w:t>
+      </w:r>
+      <w:proofErr w:type="gramStart"/>
+      <w:r>
+        <w:rPr>
+          <w:rFonts w:ascii="Times New Roman" w:eastAsia="Times New Roman" w:hAnsi="Times New Roman" w:cs="Times New Roman"/>
+          <w:bCs/>
+          <w:sz w:val="28"/>
+          <w:szCs w:val="28"/>
+          <w:lang w:eastAsia="ru-RU"/>
+        </w:rPr>
+        <w:t>_«</w:t>
+      </w:r>
+      <w:proofErr w:type="gramEnd"/>
+      <w:r>
+        <w:rPr>
+          <w:rFonts w:ascii="Times New Roman" w:eastAsia="Times New Roman" w:hAnsi="Times New Roman" w:cs="Times New Roman"/>
+          <w:bCs/>
+          <w:sz w:val="28"/>
+          <w:szCs w:val="28"/>
+          <w:lang w:eastAsia="ru-RU"/>
+        </w:rPr>
+        <w:t>___</w:t>
+      </w:r>
+      <w:proofErr w:type="gramStart"/>
+      <w:r>
+        <w:rPr>
+          <w:rFonts w:ascii="Times New Roman" w:eastAsia="Times New Roman" w:hAnsi="Times New Roman" w:cs="Times New Roman"/>
+          <w:bCs/>
+          <w:sz w:val="28"/>
+          <w:szCs w:val="28"/>
+          <w:lang w:eastAsia="ru-RU"/>
+        </w:rPr>
+        <w:t>_»_</w:t>
+      </w:r>
+      <w:proofErr w:type="gramEnd"/>
+      <w:r>
+        <w:rPr>
+          <w:rFonts w:ascii="Times New Roman" w:eastAsia="Times New Roman" w:hAnsi="Times New Roman" w:cs="Times New Roman"/>
+          <w:bCs/>
+          <w:sz w:val="28"/>
+          <w:szCs w:val="28"/>
+          <w:lang w:eastAsia="ru-RU"/>
+        </w:rPr>
+        <w:t>____________20____г.</w:t>
       </w:r>
     </w:p>
     <w:p>
@@ -4272,8 +4484,8 @@
           <w:lang w:eastAsia="ru-RU"/>
         </w:rPr>
         <w:sectPr>
-          <w:footerReference w:type="default" r:id="rId11"/>
-          <w:pgSz w:w="12240" w:h="15840"/>
+          <w:footerReference w:type="default" r:id="rId8"/>
+          <w:pgSz w:w="11906" w:h="16838" w:code="9"/>
           <w:pgMar w:top="1134" w:right="850" w:bottom="1134" w:left="1701" w:header="720" w:footer="720" w:gutter="0"/>
           <w:cols w:space="720"/>
           <w:titlePg/>
@@ -4305,7 +4517,7 @@
           <w:lang w:eastAsia="ru-RU"/>
         </w:rPr>
       </w:pPr>
-      <w:bookmarkStart w:id="2" w:name="_Toc239714614"/>
+      <w:bookmarkStart w:id="1" w:name="_Toc239714614"/>
       <w:r>
         <w:rPr>
           <w:rFonts w:ascii="Times New Roman" w:eastAsia="Times New Roman" w:hAnsi="Times New Roman" w:cs="Times New Roman"/>
@@ -4319,7 +4531,7 @@
         <w:lastRenderedPageBreak/>
         <w:t>2. ИНСТРУКТАЖ ПО ОЗНАКОМЛЕНИЮ С ТРЕБОВАННЯМИ ОХРАНЫ ТРУДА, ТЕХНИКИ БЕЗОПАСНОСТИ, ПОЖАРНОЙ БЕЗОПАСНОСТИ, ПРАВИЛАМ ВНУТРЕННЕГО РАСПОРЯДКА</w:t>
       </w:r>
-      <w:bookmarkEnd w:id="2"/>
+      <w:bookmarkEnd w:id="1"/>
     </w:p>
     <w:p>
       <w:pPr>
@@ -4839,6 +5051,7 @@
                 <w:lang w:eastAsia="ru-RU"/>
               </w:rPr>
             </w:pPr>
+            <w:proofErr w:type="gramStart"/>
             <w:r>
               <w:rPr>
                 <w:rFonts w:ascii="Times New Roman" w:eastAsia="Times New Roman" w:hAnsi="Times New Roman" w:cs="Times New Roman"/>
@@ -4860,6 +5073,7 @@
               </w:rPr>
               <w:tab/>
             </w:r>
+            <w:proofErr w:type="gramEnd"/>
             <w:r>
               <w:rPr>
                 <w:rFonts w:ascii="Times New Roman" w:eastAsia="Times New Roman" w:hAnsi="Times New Roman" w:cs="Times New Roman"/>
@@ -5009,6 +5223,7 @@
               </w:rPr>
               <w:t xml:space="preserve">Ф.И.О. </w:t>
             </w:r>
+            <w:proofErr w:type="spellStart"/>
             <w:r>
               <w:rPr>
                 <w:rFonts w:ascii="Times New Roman" w:eastAsia="Times New Roman" w:hAnsi="Times New Roman" w:cs="Times New Roman"/>
@@ -5018,7 +5233,19 @@
                 <w:szCs w:val="18"/>
                 <w:lang w:eastAsia="ru-RU"/>
               </w:rPr>
-              <w:t>обучаюіцегося)</w:t>
+              <w:t>обучаюіцегося</w:t>
+            </w:r>
+            <w:proofErr w:type="spellEnd"/>
+            <w:r>
+              <w:rPr>
+                <w:rFonts w:ascii="Times New Roman" w:eastAsia="Times New Roman" w:hAnsi="Times New Roman" w:cs="Times New Roman"/>
+                <w:i/>
+                <w:color w:val="3F3F3F"/>
+                <w:sz w:val="18"/>
+                <w:szCs w:val="18"/>
+                <w:lang w:eastAsia="ru-RU"/>
+              </w:rPr>
+              <w:t>)</w:t>
             </w:r>
           </w:p>
           <w:p>
@@ -5306,6 +5533,7 @@
               </w:rPr>
               <w:t xml:space="preserve">правилами </w:t>
             </w:r>
+            <w:proofErr w:type="gramStart"/>
             <w:r>
               <w:rPr>
                 <w:rFonts w:ascii="Times New Roman" w:eastAsia="Times New Roman" w:hAnsi="Times New Roman" w:cs="Times New Roman"/>
@@ -5334,7 +5562,18 @@
                 <w:szCs w:val="24"/>
                 <w:lang w:eastAsia="ru-RU"/>
               </w:rPr>
-              <w:t xml:space="preserve">трудового </w:t>
+              <w:t>трудового</w:t>
+            </w:r>
+            <w:proofErr w:type="gramEnd"/>
+            <w:r>
+              <w:rPr>
+                <w:rFonts w:ascii="Times New Roman" w:eastAsia="Times New Roman" w:hAnsi="Times New Roman" w:cs="Times New Roman"/>
+                <w:color w:val="363636"/>
+                <w:sz w:val="24"/>
+                <w:szCs w:val="24"/>
+                <w:lang w:eastAsia="ru-RU"/>
+              </w:rPr>
+              <w:t xml:space="preserve"> </w:t>
             </w:r>
             <w:r>
               <w:rPr>
@@ -5438,7 +5677,7 @@
           <w:lang w:eastAsia="ru-RU"/>
         </w:rPr>
       </w:pPr>
-      <w:bookmarkStart w:id="3" w:name="_Toc239714615"/>
+      <w:bookmarkStart w:id="2" w:name="_Toc239714615"/>
       <w:r>
         <w:rPr>
           <w:rFonts w:ascii="Times New Roman" w:eastAsia="Times New Roman" w:hAnsi="Times New Roman" w:cs="Times New Roman"/>
@@ -5450,7 +5689,7 @@
         </w:rPr>
         <w:t>3.  ДНЕВНИК ПРОХОЖДЕНИЯ ПРАКТИКИ</w:t>
       </w:r>
-      <w:bookmarkEnd w:id="3"/>
+      <w:bookmarkEnd w:id="2"/>
     </w:p>
     <w:tbl>
       <w:tblPr>
@@ -5813,7 +6052,27 @@
                 <w:szCs w:val="24"/>
                 <w:lang w:eastAsia="ru-RU"/>
               </w:rPr>
-              <w:t>Работа над индивидуальным заданием: выбор программного средства для анализа (библиотека requests для Python), изучение технической документации.</w:t>
+              <w:t xml:space="preserve">Работа над индивидуальным заданием: выбор программного средства для анализа (библиотека </w:t>
+            </w:r>
+            <w:proofErr w:type="spellStart"/>
+            <w:r>
+              <w:rPr>
+                <w:rFonts w:ascii="Times New Roman" w:eastAsia="Times New Roman" w:hAnsi="Times New Roman" w:cs="Times New Roman"/>
+                <w:sz w:val="24"/>
+                <w:szCs w:val="24"/>
+                <w:lang w:eastAsia="ru-RU"/>
+              </w:rPr>
+              <w:t>requests</w:t>
+            </w:r>
+            <w:proofErr w:type="spellEnd"/>
+            <w:r>
+              <w:rPr>
+                <w:rFonts w:ascii="Times New Roman" w:eastAsia="Times New Roman" w:hAnsi="Times New Roman" w:cs="Times New Roman"/>
+                <w:sz w:val="24"/>
+                <w:szCs w:val="24"/>
+                <w:lang w:eastAsia="ru-RU"/>
+              </w:rPr>
+              <w:t xml:space="preserve"> для Python), изучение технической документации.</w:t>
             </w:r>
           </w:p>
         </w:tc>
@@ -5957,7 +6216,27 @@
                 <w:szCs w:val="24"/>
                 <w:lang w:eastAsia="ru-RU"/>
               </w:rPr>
-              <w:t>Разработка практического примера по индивидуальному заданию: написание первой версии скрипта сбора данных с использованием Selenium.</w:t>
+              <w:t xml:space="preserve">Разработка практического примера по индивидуальному заданию: написание первой версии скрипта сбора данных с использованием </w:t>
+            </w:r>
+            <w:proofErr w:type="spellStart"/>
+            <w:r>
+              <w:rPr>
+                <w:rFonts w:ascii="Times New Roman" w:eastAsia="Times New Roman" w:hAnsi="Times New Roman" w:cs="Times New Roman"/>
+                <w:sz w:val="24"/>
+                <w:szCs w:val="24"/>
+                <w:lang w:eastAsia="ru-RU"/>
+              </w:rPr>
+              <w:t>Selenium</w:t>
+            </w:r>
+            <w:proofErr w:type="spellEnd"/>
+            <w:r>
+              <w:rPr>
+                <w:rFonts w:ascii="Times New Roman" w:eastAsia="Times New Roman" w:hAnsi="Times New Roman" w:cs="Times New Roman"/>
+                <w:sz w:val="24"/>
+                <w:szCs w:val="24"/>
+                <w:lang w:eastAsia="ru-RU"/>
+              </w:rPr>
+              <w:t>.</w:t>
             </w:r>
           </w:p>
         </w:tc>
@@ -6029,7 +6308,27 @@
                 <w:szCs w:val="24"/>
                 <w:lang w:eastAsia="ru-RU"/>
               </w:rPr>
-              <w:t>Выявлена низкая эффективность скрипта на Selenium из-за необходимости многократной загрузки страницы; начат поиск альтернативного решения.</w:t>
+              <w:t xml:space="preserve">Выявлена низкая эффективность скрипта на </w:t>
+            </w:r>
+            <w:proofErr w:type="spellStart"/>
+            <w:r>
+              <w:rPr>
+                <w:rFonts w:ascii="Times New Roman" w:eastAsia="Times New Roman" w:hAnsi="Times New Roman" w:cs="Times New Roman"/>
+                <w:sz w:val="24"/>
+                <w:szCs w:val="24"/>
+                <w:lang w:eastAsia="ru-RU"/>
+              </w:rPr>
+              <w:t>Selenium</w:t>
+            </w:r>
+            <w:proofErr w:type="spellEnd"/>
+            <w:r>
+              <w:rPr>
+                <w:rFonts w:ascii="Times New Roman" w:eastAsia="Times New Roman" w:hAnsi="Times New Roman" w:cs="Times New Roman"/>
+                <w:sz w:val="24"/>
+                <w:szCs w:val="24"/>
+                <w:lang w:eastAsia="ru-RU"/>
+              </w:rPr>
+              <w:t xml:space="preserve"> из-за необходимости многократной загрузки страницы; начат поиск альтернативного решения.</w:t>
             </w:r>
           </w:p>
         </w:tc>
@@ -6173,7 +6472,27 @@
                 <w:szCs w:val="24"/>
                 <w:lang w:eastAsia="ru-RU"/>
               </w:rPr>
-              <w:t>Переработка скрипта с использованием библиотеки requests: переход от однократной загрузки страницы к последовательному обращению к каждой странице по отдельной ссылке.</w:t>
+              <w:t xml:space="preserve">Переработка скрипта с использованием библиотеки </w:t>
+            </w:r>
+            <w:proofErr w:type="spellStart"/>
+            <w:r>
+              <w:rPr>
+                <w:rFonts w:ascii="Times New Roman" w:eastAsia="Times New Roman" w:hAnsi="Times New Roman" w:cs="Times New Roman"/>
+                <w:sz w:val="24"/>
+                <w:szCs w:val="24"/>
+                <w:lang w:eastAsia="ru-RU"/>
+              </w:rPr>
+              <w:t>requests</w:t>
+            </w:r>
+            <w:proofErr w:type="spellEnd"/>
+            <w:r>
+              <w:rPr>
+                <w:rFonts w:ascii="Times New Roman" w:eastAsia="Times New Roman" w:hAnsi="Times New Roman" w:cs="Times New Roman"/>
+                <w:sz w:val="24"/>
+                <w:szCs w:val="24"/>
+                <w:lang w:eastAsia="ru-RU"/>
+              </w:rPr>
+              <w:t>: переход от однократной загрузки страницы к последовательному обращению к каждой странице по отдельной ссылке.</w:t>
             </w:r>
           </w:p>
         </w:tc>
@@ -6369,7 +6688,7 @@
           <w:szCs w:val="28"/>
         </w:rPr>
       </w:pPr>
-      <w:bookmarkStart w:id="4" w:name="_Toc239714616"/>
+      <w:bookmarkStart w:id="3" w:name="_Toc239714616"/>
       <w:r>
         <w:rPr>
           <w:rFonts w:ascii="Times New Roman" w:hAnsi="Times New Roman" w:cs="Times New Roman"/>
@@ -6380,10 +6699,9 @@
           <w:sz w:val="28"/>
           <w:szCs w:val="28"/>
         </w:rPr>
-        <w:lastRenderedPageBreak/>
         <w:t>4. Описание проведенной работы в период прохождения практики</w:t>
       </w:r>
-      <w:bookmarkEnd w:id="4"/>
+      <w:bookmarkEnd w:id="3"/>
     </w:p>
     <w:p>
       <w:pPr>
@@ -6507,6 +6825,7 @@
           <w:szCs w:val="24"/>
           <w:lang w:eastAsia="ru-RU"/>
         </w:rPr>
+        <w:lastRenderedPageBreak/>
         <w:t xml:space="preserve">на </w:t>
       </w:r>
       <w:r>
@@ -7051,7 +7370,7 @@
           <w:lang w:eastAsia="ru-RU"/>
         </w:rPr>
       </w:pPr>
-      <w:bookmarkStart w:id="5" w:name="_Toc239714617"/>
+      <w:bookmarkStart w:id="4" w:name="_Toc239714617"/>
       <w:r>
         <w:rPr>
           <w:rFonts w:ascii="Times New Roman" w:eastAsia="Times New Roman" w:hAnsi="Times New Roman" w:cs="Times New Roman"/>
@@ -7063,7 +7382,7 @@
         </w:rPr>
         <w:t>Введение</w:t>
       </w:r>
-      <w:bookmarkEnd w:id="5"/>
+      <w:bookmarkEnd w:id="4"/>
     </w:p>
     <w:p>
       <w:pPr>
@@ -7128,7 +7447,27 @@
           <w:szCs w:val="28"/>
           <w:lang w:eastAsia="ru-RU"/>
         </w:rPr>
-        <w:t xml:space="preserve">В качестве сквозного практического примера в отчёте рассматривается опыт разработки программы для автоматизированного сбора данных о спортсменах смешанных единоборств (UFC) с официального сайта организации </w:t>
+        <w:t>В качестве сквозного практического примера в отчёте рассматривается опыт разработки программы для автоматизированного сбора данных о спортсменах смешанных единоборств (UFC) с официального сайта организации UFC (ufc.ru) [1]. Выбор данной темы обусловлен как личным интересом к предметной области, так и тем, что задача сбора данных с веб-источника (веб-</w:t>
+      </w:r>
+      <w:proofErr w:type="spellStart"/>
+      <w:r>
+        <w:rPr>
+          <w:rFonts w:ascii="Times New Roman" w:eastAsia="Times New Roman" w:hAnsi="Times New Roman" w:cs="Times New Roman"/>
+          <w:sz w:val="28"/>
+          <w:szCs w:val="28"/>
+          <w:lang w:eastAsia="ru-RU"/>
+        </w:rPr>
+        <w:t>скрапинг</w:t>
+      </w:r>
+      <w:proofErr w:type="spellEnd"/>
+      <w:r>
+        <w:rPr>
+          <w:rFonts w:ascii="Times New Roman" w:eastAsia="Times New Roman" w:hAnsi="Times New Roman" w:cs="Times New Roman"/>
+          <w:sz w:val="28"/>
+          <w:szCs w:val="28"/>
+          <w:lang w:eastAsia="ru-RU"/>
+        </w:rPr>
+        <w:t xml:space="preserve">) является распространённой на практике и хорошо </w:t>
       </w:r>
       <w:r>
         <w:rPr>
@@ -7138,7 +7477,7 @@
           <w:lang w:eastAsia="ru-RU"/>
         </w:rPr>
         <w:lastRenderedPageBreak/>
-        <w:t>UFC (ufc.ru) [1]. Выбор данной темы обусловлен как личным интересом к предметной области, так и тем, что задача сбора данных с веб-источника (веб-скрапинг) является распространённой на практике и хорошо иллюстрирует типичный рабочий процесс: постановку задачи, выбор и сравнение инструментов, реализацию, тестирование и анализ полученного результата.</w:t>
+        <w:t>иллюстрирует типичный рабочий процесс: постановку задачи, выбор и сравнение инструментов, реализацию, тестирование и анализ полученного результата.</w:t>
       </w:r>
     </w:p>
     <w:p>
@@ -7178,7 +7517,7 @@
           <w:lang w:eastAsia="ru-RU"/>
         </w:rPr>
       </w:pPr>
-      <w:bookmarkStart w:id="6" w:name="_Toc239714618"/>
+      <w:bookmarkStart w:id="5" w:name="_Toc239714618"/>
       <w:r>
         <w:rPr>
           <w:rFonts w:ascii="Times New Roman" w:eastAsia="Times New Roman" w:hAnsi="Times New Roman" w:cs="Times New Roman"/>
@@ -7190,7 +7529,7 @@
         </w:rPr>
         <w:t>1. Социальное взаимодействие и роль в команде</w:t>
       </w:r>
-      <w:bookmarkEnd w:id="6"/>
+      <w:bookmarkEnd w:id="5"/>
     </w:p>
     <w:p>
       <w:pPr>
@@ -7211,7 +7550,27 @@
           <w:szCs w:val="28"/>
           <w:lang w:eastAsia="ru-RU"/>
         </w:rPr>
-        <w:t>В рамках выполнения индивидуального задания роль исполнителя предполагала не только техническую реализацию, но и самостоятельное планирование этапов работы: постановку промежуточных целей, приоритизацию задач и корректировку подхода при возникновении технических затруднений. Так, при выявлении неэффективности первой версии программы (на основе Selenium) потребовалось самостоятельно принять решение о пересмотре технического подхода, что потребовало навыков анализа проблемы и оценки альтернативных вариантов решения – качеств, востребованных при работе в команде разработки, где каждый участник несёт ответственность за свой участок задачи.</w:t>
+        <w:t xml:space="preserve">В рамках выполнения индивидуального задания роль исполнителя предполагала не только техническую реализацию, но и самостоятельное планирование этапов работы: постановку промежуточных целей, приоритизацию задач и корректировку подхода при возникновении технических затруднений. Так, при выявлении неэффективности первой версии программы (на основе </w:t>
+      </w:r>
+      <w:proofErr w:type="spellStart"/>
+      <w:r>
+        <w:rPr>
+          <w:rFonts w:ascii="Times New Roman" w:eastAsia="Times New Roman" w:hAnsi="Times New Roman" w:cs="Times New Roman"/>
+          <w:sz w:val="28"/>
+          <w:szCs w:val="28"/>
+          <w:lang w:eastAsia="ru-RU"/>
+        </w:rPr>
+        <w:t>Selenium</w:t>
+      </w:r>
+      <w:proofErr w:type="spellEnd"/>
+      <w:r>
+        <w:rPr>
+          <w:rFonts w:ascii="Times New Roman" w:eastAsia="Times New Roman" w:hAnsi="Times New Roman" w:cs="Times New Roman"/>
+          <w:sz w:val="28"/>
+          <w:szCs w:val="28"/>
+          <w:lang w:eastAsia="ru-RU"/>
+        </w:rPr>
+        <w:t>) потребовалось самостоятельно принять решение о пересмотре технического подхода, что потребовало навыков анализа проблемы и оценки альтернативных вариантов решения – качеств, востребованных при работе в команде разработки, где каждый участник несёт ответственность за свой участок задачи.</w:t>
       </w:r>
     </w:p>
     <w:p>
@@ -7233,17 +7592,7 @@
           <w:szCs w:val="28"/>
           <w:lang w:eastAsia="ru-RU"/>
         </w:rPr>
-        <w:t>Даже при выполнении индивидуального задания вне формальной команды сохраняется необходимость представления результата в понятном для других участников процесса виде: документирование хода работы (что отражено в дневнике практики), объяснение принятых технических решений и их обоснование. Это соответствует распределению ролей, принятому в реальных IT-</w:t>
-      </w:r>
-      <w:r>
-        <w:rPr>
-          <w:rFonts w:ascii="Times New Roman" w:eastAsia="Times New Roman" w:hAnsi="Times New Roman" w:cs="Times New Roman"/>
-          <w:sz w:val="28"/>
-          <w:szCs w:val="28"/>
-          <w:lang w:eastAsia="ru-RU"/>
-        </w:rPr>
-        <w:lastRenderedPageBreak/>
-        <w:t>командах, где помимо разработчиков присутствуют роли тестировщика, технического писателя и лица, ответственного за коммуникацию с заказчиком – и специалист нередко совмещает несколько таких ролей одновременно.</w:t>
+        <w:t>Даже при выполнении индивидуального задания вне формальной команды сохраняется необходимость представления результата в понятном для других участников процесса виде: документирование хода работы (что отражено в дневнике практики), объяснение принятых технических решений и их обоснование. Это соответствует распределению ролей, принятому в реальных IT-командах, где помимо разработчиков присутствуют роли тестировщика, технического писателя и лица, ответственного за коммуникацию с заказчиком – и специалист нередко совмещает несколько таких ролей одновременно.</w:t>
       </w:r>
     </w:p>
     <w:p>
@@ -7260,7 +7609,7 @@
           <w:lang w:eastAsia="ru-RU"/>
         </w:rPr>
       </w:pPr>
-      <w:bookmarkStart w:id="7" w:name="_Toc239714619"/>
+      <w:bookmarkStart w:id="6" w:name="_Toc239714619"/>
       <w:r>
         <w:rPr>
           <w:rFonts w:ascii="Times New Roman" w:eastAsia="Times New Roman" w:hAnsi="Times New Roman" w:cs="Times New Roman"/>
@@ -7270,9 +7619,10 @@
           <w:szCs w:val="28"/>
           <w:lang w:eastAsia="ru-RU"/>
         </w:rPr>
+        <w:lastRenderedPageBreak/>
         <w:t>2. Деловая коммуникация в устной и письменной формах</w:t>
       </w:r>
-      <w:bookmarkEnd w:id="7"/>
+      <w:bookmarkEnd w:id="6"/>
     </w:p>
     <w:p>
       <w:pPr>
@@ -7355,7 +7705,27 @@
           <w:szCs w:val="28"/>
           <w:lang w:eastAsia="ru-RU"/>
         </w:rPr>
-        <w:t xml:space="preserve">Отдельного внимания заслуживает коммуникация в ситуации технического затруднения. Когда первоначальный подход на основе Selenium оказался неэффективным, потребовалось не просто исправить код, а сформулировать проблему для себя и потенциального заказчика понятным языком: объяснить, почему первый вариант не подходит, какие есть альтернативы и сколько времени потребуется на доработку. Умение корректно сообщать о необходимости пересмотра решения </w:t>
+        <w:t xml:space="preserve">Отдельного внимания заслуживает коммуникация в ситуации технического затруднения. Когда первоначальный подход на основе </w:t>
+      </w:r>
+      <w:proofErr w:type="spellStart"/>
+      <w:r>
+        <w:rPr>
+          <w:rFonts w:ascii="Times New Roman" w:eastAsia="Times New Roman" w:hAnsi="Times New Roman" w:cs="Times New Roman"/>
+          <w:sz w:val="28"/>
+          <w:szCs w:val="28"/>
+          <w:lang w:eastAsia="ru-RU"/>
+        </w:rPr>
+        <w:t>Selenium</w:t>
+      </w:r>
+      <w:proofErr w:type="spellEnd"/>
+      <w:r>
+        <w:rPr>
+          <w:rFonts w:ascii="Times New Roman" w:eastAsia="Times New Roman" w:hAnsi="Times New Roman" w:cs="Times New Roman"/>
+          <w:sz w:val="28"/>
+          <w:szCs w:val="28"/>
+          <w:lang w:eastAsia="ru-RU"/>
+        </w:rPr>
+        <w:t xml:space="preserve"> оказался неэффективным, потребовалось не просто исправить код, а сформулировать проблему для себя и потенциального заказчика понятным языком: объяснить, почему первый вариант не подходит, какие есть альтернативы и сколько времени потребуется на доработку. Умение корректно сообщать о необходимости пересмотра решения </w:t>
       </w:r>
       <w:r>
         <w:rPr>
@@ -7373,7 +7743,67 @@
           <w:szCs w:val="28"/>
           <w:lang w:eastAsia="ru-RU"/>
         </w:rPr>
-        <w:t xml:space="preserve"> важная часть деловой коммуникации в IT, где заказчик редко разбирается в технических деталях, но должен понимать причины изменения сроков или подхода к реализации. Также в письменной коммуникации </w:t>
+        <w:t xml:space="preserve"> важная часть деловой коммуникации в IT, где заказчик редко разбирается в технических деталях, но должен понимать причины изменения сроков или подхода к реализации. Также в письменной коммуникации важную роль играет читаемость самого кода как формы технической документации: содержательные названия функций и переменных (</w:t>
+      </w:r>
+      <w:proofErr w:type="spellStart"/>
+      <w:r>
+        <w:rPr>
+          <w:rFonts w:ascii="Times New Roman" w:eastAsia="Times New Roman" w:hAnsi="Times New Roman" w:cs="Times New Roman"/>
+          <w:sz w:val="28"/>
+          <w:szCs w:val="28"/>
+          <w:lang w:eastAsia="ru-RU"/>
+        </w:rPr>
+        <w:t>get_content</w:t>
+      </w:r>
+      <w:proofErr w:type="spellEnd"/>
+      <w:r>
+        <w:rPr>
+          <w:rFonts w:ascii="Times New Roman" w:eastAsia="Times New Roman" w:hAnsi="Times New Roman" w:cs="Times New Roman"/>
+          <w:sz w:val="28"/>
+          <w:szCs w:val="28"/>
+          <w:lang w:eastAsia="ru-RU"/>
+        </w:rPr>
+        <w:t xml:space="preserve">, </w:t>
+      </w:r>
+      <w:proofErr w:type="spellStart"/>
+      <w:r>
+        <w:rPr>
+          <w:rFonts w:ascii="Times New Roman" w:eastAsia="Times New Roman" w:hAnsi="Times New Roman" w:cs="Times New Roman"/>
+          <w:sz w:val="28"/>
+          <w:szCs w:val="28"/>
+          <w:lang w:eastAsia="ru-RU"/>
+        </w:rPr>
+        <w:t>load_page</w:t>
+      </w:r>
+      <w:proofErr w:type="spellEnd"/>
+      <w:r>
+        <w:rPr>
+          <w:rFonts w:ascii="Times New Roman" w:eastAsia="Times New Roman" w:hAnsi="Times New Roman" w:cs="Times New Roman"/>
+          <w:sz w:val="28"/>
+          <w:szCs w:val="28"/>
+          <w:lang w:eastAsia="ru-RU"/>
+        </w:rPr>
+        <w:t xml:space="preserve">, </w:t>
+      </w:r>
+      <w:proofErr w:type="spellStart"/>
+      <w:r>
+        <w:rPr>
+          <w:rFonts w:ascii="Times New Roman" w:eastAsia="Times New Roman" w:hAnsi="Times New Roman" w:cs="Times New Roman"/>
+          <w:sz w:val="28"/>
+          <w:szCs w:val="28"/>
+          <w:lang w:eastAsia="ru-RU"/>
+        </w:rPr>
+        <w:t>weight_class</w:t>
+      </w:r>
+      <w:proofErr w:type="spellEnd"/>
+      <w:r>
+        <w:rPr>
+          <w:rFonts w:ascii="Times New Roman" w:eastAsia="Times New Roman" w:hAnsi="Times New Roman" w:cs="Times New Roman"/>
+          <w:sz w:val="28"/>
+          <w:szCs w:val="28"/>
+          <w:lang w:eastAsia="ru-RU"/>
+        </w:rPr>
+        <w:t xml:space="preserve">) позволяют другому разработчику или заказчику понять логику программы без </w:t>
       </w:r>
       <w:r>
         <w:rPr>
@@ -7383,7 +7813,7 @@
           <w:lang w:eastAsia="ru-RU"/>
         </w:rPr>
         <w:lastRenderedPageBreak/>
-        <w:t xml:space="preserve">важную роль играет читаемость самого кода как формы технической документации: содержательные названия функций и переменных (get_content, load_page, weight_class) позволяют другому разработчику или заказчику понять логику программы без дополнительных пояснений </w:t>
+        <w:t xml:space="preserve">дополнительных пояснений </w:t>
       </w:r>
       <w:r>
         <w:rPr>
@@ -7419,7 +7849,7 @@
           <w:lang w:eastAsia="ru-RU"/>
         </w:rPr>
       </w:pPr>
-      <w:bookmarkStart w:id="8" w:name="_Toc239714620"/>
+      <w:bookmarkStart w:id="7" w:name="_Toc239714620"/>
       <w:r>
         <w:rPr>
           <w:rFonts w:ascii="Times New Roman" w:eastAsia="Times New Roman" w:hAnsi="Times New Roman" w:cs="Times New Roman"/>
@@ -7431,7 +7861,7 @@
         </w:rPr>
         <w:t>3. Современные информационные технологии в профессиональной деятельности</w:t>
       </w:r>
-      <w:bookmarkEnd w:id="8"/>
+      <w:bookmarkEnd w:id="7"/>
     </w:p>
     <w:p>
       <w:pPr>
@@ -7452,7 +7882,127 @@
           <w:szCs w:val="28"/>
           <w:lang w:eastAsia="ru-RU"/>
         </w:rPr>
-        <w:t>К современным информационным технологиям, широко используемым при решении задач профессиональной деятельности в области разработки программного обеспечения и анализа данных, относятся: языки программирования высокого уровня (Python, JavaScript), библиотеки и фреймворки для автоматизации сбора и обработки данных (requests, BeautifulSoup, Scrapy, Selenium), средства работы с табличными данными (Excel, pandas), а также облачные и отечественные платформы обработки данных, например Яндекс.Толока, используемая для сбора и разметки больших массивов информации. Владение подобными инструментами позволяет автоматизировать рутинные задачи по сбору, обработке и структурированию данных, что востребовано в аналитике, тестировании программного обеспечения и разработке.</w:t>
+        <w:t>К современным информационным технологиям, широко используемым при решении задач профессиональной деятельности в области разработки программного обеспечения и анализа данных, относятся: языки программирования высокого уровня (Python, JavaScript), библиотеки и фреймворки для автоматизации сбора и обработки данных (</w:t>
+      </w:r>
+      <w:proofErr w:type="spellStart"/>
+      <w:r>
+        <w:rPr>
+          <w:rFonts w:ascii="Times New Roman" w:eastAsia="Times New Roman" w:hAnsi="Times New Roman" w:cs="Times New Roman"/>
+          <w:sz w:val="28"/>
+          <w:szCs w:val="28"/>
+          <w:lang w:eastAsia="ru-RU"/>
+        </w:rPr>
+        <w:t>requests</w:t>
+      </w:r>
+      <w:proofErr w:type="spellEnd"/>
+      <w:r>
+        <w:rPr>
+          <w:rFonts w:ascii="Times New Roman" w:eastAsia="Times New Roman" w:hAnsi="Times New Roman" w:cs="Times New Roman"/>
+          <w:sz w:val="28"/>
+          <w:szCs w:val="28"/>
+          <w:lang w:eastAsia="ru-RU"/>
+        </w:rPr>
+        <w:t xml:space="preserve">, </w:t>
+      </w:r>
+      <w:proofErr w:type="spellStart"/>
+      <w:r>
+        <w:rPr>
+          <w:rFonts w:ascii="Times New Roman" w:eastAsia="Times New Roman" w:hAnsi="Times New Roman" w:cs="Times New Roman"/>
+          <w:sz w:val="28"/>
+          <w:szCs w:val="28"/>
+          <w:lang w:eastAsia="ru-RU"/>
+        </w:rPr>
+        <w:t>BeautifulSoup</w:t>
+      </w:r>
+      <w:proofErr w:type="spellEnd"/>
+      <w:r>
+        <w:rPr>
+          <w:rFonts w:ascii="Times New Roman" w:eastAsia="Times New Roman" w:hAnsi="Times New Roman" w:cs="Times New Roman"/>
+          <w:sz w:val="28"/>
+          <w:szCs w:val="28"/>
+          <w:lang w:eastAsia="ru-RU"/>
+        </w:rPr>
+        <w:t xml:space="preserve">, </w:t>
+      </w:r>
+      <w:proofErr w:type="spellStart"/>
+      <w:r>
+        <w:rPr>
+          <w:rFonts w:ascii="Times New Roman" w:eastAsia="Times New Roman" w:hAnsi="Times New Roman" w:cs="Times New Roman"/>
+          <w:sz w:val="28"/>
+          <w:szCs w:val="28"/>
+          <w:lang w:eastAsia="ru-RU"/>
+        </w:rPr>
+        <w:t>Scrapy</w:t>
+      </w:r>
+      <w:proofErr w:type="spellEnd"/>
+      <w:r>
+        <w:rPr>
+          <w:rFonts w:ascii="Times New Roman" w:eastAsia="Times New Roman" w:hAnsi="Times New Roman" w:cs="Times New Roman"/>
+          <w:sz w:val="28"/>
+          <w:szCs w:val="28"/>
+          <w:lang w:eastAsia="ru-RU"/>
+        </w:rPr>
+        <w:t xml:space="preserve">, </w:t>
+      </w:r>
+      <w:proofErr w:type="spellStart"/>
+      <w:r>
+        <w:rPr>
+          <w:rFonts w:ascii="Times New Roman" w:eastAsia="Times New Roman" w:hAnsi="Times New Roman" w:cs="Times New Roman"/>
+          <w:sz w:val="28"/>
+          <w:szCs w:val="28"/>
+          <w:lang w:eastAsia="ru-RU"/>
+        </w:rPr>
+        <w:t>Selenium</w:t>
+      </w:r>
+      <w:proofErr w:type="spellEnd"/>
+      <w:r>
+        <w:rPr>
+          <w:rFonts w:ascii="Times New Roman" w:eastAsia="Times New Roman" w:hAnsi="Times New Roman" w:cs="Times New Roman"/>
+          <w:sz w:val="28"/>
+          <w:szCs w:val="28"/>
+          <w:lang w:eastAsia="ru-RU"/>
+        </w:rPr>
+        <w:t xml:space="preserve">), средства работы с табличными данными (Excel, </w:t>
+      </w:r>
+      <w:proofErr w:type="spellStart"/>
+      <w:r>
+        <w:rPr>
+          <w:rFonts w:ascii="Times New Roman" w:eastAsia="Times New Roman" w:hAnsi="Times New Roman" w:cs="Times New Roman"/>
+          <w:sz w:val="28"/>
+          <w:szCs w:val="28"/>
+          <w:lang w:eastAsia="ru-RU"/>
+        </w:rPr>
+        <w:t>pandas</w:t>
+      </w:r>
+      <w:proofErr w:type="spellEnd"/>
+      <w:r>
+        <w:rPr>
+          <w:rFonts w:ascii="Times New Roman" w:eastAsia="Times New Roman" w:hAnsi="Times New Roman" w:cs="Times New Roman"/>
+          <w:sz w:val="28"/>
+          <w:szCs w:val="28"/>
+          <w:lang w:eastAsia="ru-RU"/>
+        </w:rPr>
+        <w:t xml:space="preserve">), а также облачные и отечественные платформы обработки данных, например </w:t>
+      </w:r>
+      <w:proofErr w:type="spellStart"/>
+      <w:r>
+        <w:rPr>
+          <w:rFonts w:ascii="Times New Roman" w:eastAsia="Times New Roman" w:hAnsi="Times New Roman" w:cs="Times New Roman"/>
+          <w:sz w:val="28"/>
+          <w:szCs w:val="28"/>
+          <w:lang w:eastAsia="ru-RU"/>
+        </w:rPr>
+        <w:t>Яндекс.Толока</w:t>
+      </w:r>
+      <w:proofErr w:type="spellEnd"/>
+      <w:r>
+        <w:rPr>
+          <w:rFonts w:ascii="Times New Roman" w:eastAsia="Times New Roman" w:hAnsi="Times New Roman" w:cs="Times New Roman"/>
+          <w:sz w:val="28"/>
+          <w:szCs w:val="28"/>
+          <w:lang w:eastAsia="ru-RU"/>
+        </w:rPr>
+        <w:t>, используемая для сбора и разметки больших массивов информации. Владение подобными инструментами позволяет автоматизировать рутинные задачи по сбору, обработке и структурированию данных, что востребовано в аналитике, тестировании программного обеспечения и разработке.</w:t>
       </w:r>
     </w:p>
     <w:p>
@@ -7474,17 +8024,87 @@
           <w:szCs w:val="28"/>
           <w:lang w:eastAsia="ru-RU"/>
         </w:rPr>
-        <w:t xml:space="preserve">Отдельно стоит отметить роль отечественных решений в области обработки и анализа данных. Помимо упомянутой платформы Яндекс.Толока, всё большее распространение получают отечественные CMS и BI-системы для анализа собранных данных, а также open-source библиотеки на русскоязычной инфраструктуре. Это особенно актуально в контексте импортозамещения программного обеспечения в образовательных и коммерческих организациях Российской Федерации. Применительно к рассматриваемому проекту стоит отметить, что выбор инструментов (requests, BeautifulSoup) был обусловлен не </w:t>
-      </w:r>
-      <w:r>
-        <w:rPr>
-          <w:rFonts w:ascii="Times New Roman" w:eastAsia="Times New Roman" w:hAnsi="Times New Roman" w:cs="Times New Roman"/>
-          <w:sz w:val="28"/>
-          <w:szCs w:val="28"/>
-          <w:lang w:eastAsia="ru-RU"/>
-        </w:rPr>
-        <w:lastRenderedPageBreak/>
-        <w:t>только их широкой распространённостью, но и открытостью исходного кода, что позволяет использовать их без лицензионных ограничений и адаптировать под конкретную задачу.</w:t>
+        <w:t xml:space="preserve">Отдельно стоит отметить роль отечественных решений в области обработки и анализа данных. Помимо упомянутой платформы </w:t>
+      </w:r>
+      <w:proofErr w:type="spellStart"/>
+      <w:r>
+        <w:rPr>
+          <w:rFonts w:ascii="Times New Roman" w:eastAsia="Times New Roman" w:hAnsi="Times New Roman" w:cs="Times New Roman"/>
+          <w:sz w:val="28"/>
+          <w:szCs w:val="28"/>
+          <w:lang w:eastAsia="ru-RU"/>
+        </w:rPr>
+        <w:t>Яндекс.Толока</w:t>
+      </w:r>
+      <w:proofErr w:type="spellEnd"/>
+      <w:r>
+        <w:rPr>
+          <w:rFonts w:ascii="Times New Roman" w:eastAsia="Times New Roman" w:hAnsi="Times New Roman" w:cs="Times New Roman"/>
+          <w:sz w:val="28"/>
+          <w:szCs w:val="28"/>
+          <w:lang w:eastAsia="ru-RU"/>
+        </w:rPr>
+        <w:t xml:space="preserve">, всё большее распространение получают отечественные CMS и BI-системы для анализа собранных данных, а также </w:t>
+      </w:r>
+      <w:proofErr w:type="spellStart"/>
+      <w:r>
+        <w:rPr>
+          <w:rFonts w:ascii="Times New Roman" w:eastAsia="Times New Roman" w:hAnsi="Times New Roman" w:cs="Times New Roman"/>
+          <w:sz w:val="28"/>
+          <w:szCs w:val="28"/>
+          <w:lang w:eastAsia="ru-RU"/>
+        </w:rPr>
+        <w:t>open-source</w:t>
+      </w:r>
+      <w:proofErr w:type="spellEnd"/>
+      <w:r>
+        <w:rPr>
+          <w:rFonts w:ascii="Times New Roman" w:eastAsia="Times New Roman" w:hAnsi="Times New Roman" w:cs="Times New Roman"/>
+          <w:sz w:val="28"/>
+          <w:szCs w:val="28"/>
+          <w:lang w:eastAsia="ru-RU"/>
+        </w:rPr>
+        <w:t xml:space="preserve"> библиотеки на русскоязычной инфраструктуре. Это особенно актуально в контексте импортозамещения программного обеспечения в образовательных и коммерческих организациях Российской Федерации. Применительно к рассматриваемому проекту стоит отметить, что выбор инструментов (</w:t>
+      </w:r>
+      <w:proofErr w:type="spellStart"/>
+      <w:r>
+        <w:rPr>
+          <w:rFonts w:ascii="Times New Roman" w:eastAsia="Times New Roman" w:hAnsi="Times New Roman" w:cs="Times New Roman"/>
+          <w:sz w:val="28"/>
+          <w:szCs w:val="28"/>
+          <w:lang w:eastAsia="ru-RU"/>
+        </w:rPr>
+        <w:t>requests</w:t>
+      </w:r>
+      <w:proofErr w:type="spellEnd"/>
+      <w:r>
+        <w:rPr>
+          <w:rFonts w:ascii="Times New Roman" w:eastAsia="Times New Roman" w:hAnsi="Times New Roman" w:cs="Times New Roman"/>
+          <w:sz w:val="28"/>
+          <w:szCs w:val="28"/>
+          <w:lang w:eastAsia="ru-RU"/>
+        </w:rPr>
+        <w:t xml:space="preserve">, </w:t>
+      </w:r>
+      <w:proofErr w:type="spellStart"/>
+      <w:r>
+        <w:rPr>
+          <w:rFonts w:ascii="Times New Roman" w:eastAsia="Times New Roman" w:hAnsi="Times New Roman" w:cs="Times New Roman"/>
+          <w:sz w:val="28"/>
+          <w:szCs w:val="28"/>
+          <w:lang w:eastAsia="ru-RU"/>
+        </w:rPr>
+        <w:t>BeautifulSoup</w:t>
+      </w:r>
+      <w:proofErr w:type="spellEnd"/>
+      <w:r>
+        <w:rPr>
+          <w:rFonts w:ascii="Times New Roman" w:eastAsia="Times New Roman" w:hAnsi="Times New Roman" w:cs="Times New Roman"/>
+          <w:sz w:val="28"/>
+          <w:szCs w:val="28"/>
+          <w:lang w:eastAsia="ru-RU"/>
+        </w:rPr>
+        <w:t>) был обусловлен не только их широкой распространённостью, но и открытостью исходного кода, что позволяет использовать их без лицензионных ограничений и адаптировать под конкретную задачу.</w:t>
       </w:r>
       <w:r>
         <w:rPr>
@@ -7541,7 +8161,88 @@
           <w:szCs w:val="28"/>
           <w:lang w:eastAsia="ru-RU"/>
         </w:rPr>
-        <w:t>В качестве программного средства для анализа была выбрана библиотека requests [2] языка Python в связке с библиотекой BeautifulSoup [3] – инструменты для отправки HTTP-запросов и последующего разбора HTML-страниц, широко применяемые для автоматизированного сбора данных с веб-сайтов. Библиотека requests позволяет получать содержимое страницы напрямую, без запуска браузера, что делает её значительно быстрее и менее ресурсоёмкой по сравнению с инструментами, эмулирующими работу пользователя в браузере, такими как Selenium [4].</w:t>
+        <w:lastRenderedPageBreak/>
+        <w:t xml:space="preserve">В качестве программного средства для анализа была выбрана библиотека </w:t>
+      </w:r>
+      <w:proofErr w:type="spellStart"/>
+      <w:r>
+        <w:rPr>
+          <w:rFonts w:ascii="Times New Roman" w:eastAsia="Times New Roman" w:hAnsi="Times New Roman" w:cs="Times New Roman"/>
+          <w:sz w:val="28"/>
+          <w:szCs w:val="28"/>
+          <w:lang w:eastAsia="ru-RU"/>
+        </w:rPr>
+        <w:t>requests</w:t>
+      </w:r>
+      <w:proofErr w:type="spellEnd"/>
+      <w:r>
+        <w:rPr>
+          <w:rFonts w:ascii="Times New Roman" w:eastAsia="Times New Roman" w:hAnsi="Times New Roman" w:cs="Times New Roman"/>
+          <w:sz w:val="28"/>
+          <w:szCs w:val="28"/>
+          <w:lang w:eastAsia="ru-RU"/>
+        </w:rPr>
+        <w:t xml:space="preserve"> [2] языка Python в связке с библиотекой </w:t>
+      </w:r>
+      <w:proofErr w:type="spellStart"/>
+      <w:r>
+        <w:rPr>
+          <w:rFonts w:ascii="Times New Roman" w:eastAsia="Times New Roman" w:hAnsi="Times New Roman" w:cs="Times New Roman"/>
+          <w:sz w:val="28"/>
+          <w:szCs w:val="28"/>
+          <w:lang w:eastAsia="ru-RU"/>
+        </w:rPr>
+        <w:t>BeautifulSoup</w:t>
+      </w:r>
+      <w:proofErr w:type="spellEnd"/>
+      <w:r>
+        <w:rPr>
+          <w:rFonts w:ascii="Times New Roman" w:eastAsia="Times New Roman" w:hAnsi="Times New Roman" w:cs="Times New Roman"/>
+          <w:sz w:val="28"/>
+          <w:szCs w:val="28"/>
+          <w:lang w:eastAsia="ru-RU"/>
+        </w:rPr>
+        <w:t xml:space="preserve"> [3] – инструменты для отправки HTTP-запросов и последующего разбора HTML-страниц, широко применяемые для автоматизированного сбора данных с веб-сайтов. Библиотека </w:t>
+      </w:r>
+      <w:proofErr w:type="spellStart"/>
+      <w:r>
+        <w:rPr>
+          <w:rFonts w:ascii="Times New Roman" w:eastAsia="Times New Roman" w:hAnsi="Times New Roman" w:cs="Times New Roman"/>
+          <w:sz w:val="28"/>
+          <w:szCs w:val="28"/>
+          <w:lang w:eastAsia="ru-RU"/>
+        </w:rPr>
+        <w:t>requests</w:t>
+      </w:r>
+      <w:proofErr w:type="spellEnd"/>
+      <w:r>
+        <w:rPr>
+          <w:rFonts w:ascii="Times New Roman" w:eastAsia="Times New Roman" w:hAnsi="Times New Roman" w:cs="Times New Roman"/>
+          <w:sz w:val="28"/>
+          <w:szCs w:val="28"/>
+          <w:lang w:eastAsia="ru-RU"/>
+        </w:rPr>
+        <w:t xml:space="preserve"> позволяет получать содержимое страницы напрямую, без запуска браузера, что делает её значительно быстрее и менее ресурсоёмкой по сравнению с инструментами, эмулирующими работу пользователя в браузере, такими как </w:t>
+      </w:r>
+      <w:proofErr w:type="spellStart"/>
+      <w:r>
+        <w:rPr>
+          <w:rFonts w:ascii="Times New Roman" w:eastAsia="Times New Roman" w:hAnsi="Times New Roman" w:cs="Times New Roman"/>
+          <w:sz w:val="28"/>
+          <w:szCs w:val="28"/>
+          <w:lang w:eastAsia="ru-RU"/>
+        </w:rPr>
+        <w:t>Selenium</w:t>
+      </w:r>
+      <w:proofErr w:type="spellEnd"/>
+      <w:r>
+        <w:rPr>
+          <w:rFonts w:ascii="Times New Roman" w:eastAsia="Times New Roman" w:hAnsi="Times New Roman" w:cs="Times New Roman"/>
+          <w:sz w:val="28"/>
+          <w:szCs w:val="28"/>
+          <w:lang w:eastAsia="ru-RU"/>
+        </w:rPr>
+        <w:t xml:space="preserve"> [4].</w:t>
       </w:r>
     </w:p>
     <w:p>
@@ -7581,7 +8282,27 @@
           <w:szCs w:val="28"/>
           <w:lang w:eastAsia="ru-RU"/>
         </w:rPr>
-        <w:t>. Первоначальная версия программы была реализована на основе Selenium и работала корректно, однако оказалась крайне неэффективной по скорости: для получения данных требовалась многократная, циклическая перезагрузка одной и той же страницы с постраничным выводом результатов, что занимало значительное время.</w:t>
+        <w:t xml:space="preserve">. Первоначальная версия программы была реализована на основе </w:t>
+      </w:r>
+      <w:proofErr w:type="spellStart"/>
+      <w:r>
+        <w:rPr>
+          <w:rFonts w:ascii="Times New Roman" w:eastAsia="Times New Roman" w:hAnsi="Times New Roman" w:cs="Times New Roman"/>
+          <w:sz w:val="28"/>
+          <w:szCs w:val="28"/>
+          <w:lang w:eastAsia="ru-RU"/>
+        </w:rPr>
+        <w:t>Selenium</w:t>
+      </w:r>
+      <w:proofErr w:type="spellEnd"/>
+      <w:r>
+        <w:rPr>
+          <w:rFonts w:ascii="Times New Roman" w:eastAsia="Times New Roman" w:hAnsi="Times New Roman" w:cs="Times New Roman"/>
+          <w:sz w:val="28"/>
+          <w:szCs w:val="28"/>
+          <w:lang w:eastAsia="ru-RU"/>
+        </w:rPr>
+        <w:t xml:space="preserve"> и работала корректно, однако оказалась крайне неэффективной по скорости: для получения данных требовалась многократная, циклическая перезагрузка одной и той же страницы с постраничным выводом результатов, что занимало значительное время.</w:t>
       </w:r>
     </w:p>
     <w:p>
@@ -7603,17 +8324,47 @@
           <w:szCs w:val="28"/>
           <w:lang w:eastAsia="ru-RU"/>
         </w:rPr>
-        <w:t xml:space="preserve">В процессе оптимизации было проведено исследование структуры страницы: при изучении кода элемента кнопки перехода между страницами был обнаружен читаемый шаблон ссылок, по которому каждая страница списка бойцов доступна по отдельному, предсказуемому адресу. Это позволило полностью переписать программу с использованием библиотеки requests: вместо однократной загрузки страницы в браузере и её многократного обновления </w:t>
-      </w:r>
-      <w:r>
-        <w:rPr>
-          <w:rFonts w:ascii="Times New Roman" w:eastAsia="Times New Roman" w:hAnsi="Times New Roman" w:cs="Times New Roman"/>
-          <w:sz w:val="28"/>
-          <w:szCs w:val="28"/>
-          <w:lang w:eastAsia="ru-RU"/>
-        </w:rPr>
-        <w:lastRenderedPageBreak/>
-        <w:t>программа стала последовательно обращаться к каждой странице по отдельной ссылке напрямую. Несмотря на то что переход потребовал переписать код заново, результат оказался значительно более эффективным – сбор всех необходимых данных стал занимать несколько минут вместо прежнего длительного времени выполнения.</w:t>
+        <w:t xml:space="preserve">В процессе оптимизации было проведено исследование структуры страницы: при изучении кода элемента кнопки перехода между страницами был обнаружен читаемый шаблон ссылок, по которому каждая страница списка бойцов доступна по отдельному, предсказуемому адресу. Это позволило полностью переписать программу с использованием библиотеки </w:t>
+      </w:r>
+      <w:proofErr w:type="spellStart"/>
+      <w:r>
+        <w:rPr>
+          <w:rFonts w:ascii="Times New Roman" w:eastAsia="Times New Roman" w:hAnsi="Times New Roman" w:cs="Times New Roman"/>
+          <w:sz w:val="28"/>
+          <w:szCs w:val="28"/>
+          <w:lang w:eastAsia="ru-RU"/>
+        </w:rPr>
+        <w:t>requests</w:t>
+      </w:r>
+      <w:proofErr w:type="spellEnd"/>
+      <w:r>
+        <w:rPr>
+          <w:rFonts w:ascii="Times New Roman" w:eastAsia="Times New Roman" w:hAnsi="Times New Roman" w:cs="Times New Roman"/>
+          <w:sz w:val="28"/>
+          <w:szCs w:val="28"/>
+          <w:lang w:eastAsia="ru-RU"/>
+        </w:rPr>
+        <w:t xml:space="preserve">: вместо однократной загрузки страницы в браузере и её многократного обновления программа стала последовательно обращаться к каждой странице по отдельной ссылке напрямую. Несмотря на </w:t>
+      </w:r>
+      <w:proofErr w:type="gramStart"/>
+      <w:r>
+        <w:rPr>
+          <w:rFonts w:ascii="Times New Roman" w:eastAsia="Times New Roman" w:hAnsi="Times New Roman" w:cs="Times New Roman"/>
+          <w:sz w:val="28"/>
+          <w:szCs w:val="28"/>
+          <w:lang w:eastAsia="ru-RU"/>
+        </w:rPr>
+        <w:t>то</w:t>
+      </w:r>
+      <w:proofErr w:type="gramEnd"/>
+      <w:r>
+        <w:rPr>
+          <w:rFonts w:ascii="Times New Roman" w:eastAsia="Times New Roman" w:hAnsi="Times New Roman" w:cs="Times New Roman"/>
+          <w:sz w:val="28"/>
+          <w:szCs w:val="28"/>
+          <w:lang w:eastAsia="ru-RU"/>
+        </w:rPr>
+        <w:t xml:space="preserve"> что переход потребовал переписать код заново, результат оказался значительно более эффективным – сбор всех необходимых данных стал занимать несколько минут вместо прежнего длительного времени выполнения.</w:t>
       </w:r>
     </w:p>
     <w:p>
@@ -7631,7 +8382,7 @@
           <w:lang w:eastAsia="ru-RU"/>
         </w:rPr>
       </w:pPr>
-      <w:bookmarkStart w:id="9" w:name="_Toc239714621"/>
+      <w:bookmarkStart w:id="8" w:name="_Toc239714621"/>
       <w:r>
         <w:rPr>
           <w:rFonts w:ascii="Times New Roman" w:eastAsia="Times New Roman" w:hAnsi="Times New Roman" w:cs="Times New Roman"/>
@@ -7642,9 +8393,10 @@
           <w:szCs w:val="28"/>
           <w:lang w:eastAsia="ru-RU"/>
         </w:rPr>
+        <w:lastRenderedPageBreak/>
         <w:t>Сравнение с аналогичными инструментами</w:t>
       </w:r>
-      <w:bookmarkEnd w:id="9"/>
+      <w:bookmarkEnd w:id="8"/>
     </w:p>
     <w:p>
       <w:pPr>
@@ -7665,7 +8417,47 @@
           <w:szCs w:val="28"/>
           <w:lang w:eastAsia="ru-RU"/>
         </w:rPr>
-        <w:t>Помимо связки requests + BeautifulSoup, для задач автоматизированного сбора данных существуют и другие распространённые инструменты. Сравнительная характеристика основных из них применительно к рассматриваемой задаче приведена в таблице 1.</w:t>
+        <w:t xml:space="preserve">Помимо связки </w:t>
+      </w:r>
+      <w:proofErr w:type="spellStart"/>
+      <w:r>
+        <w:rPr>
+          <w:rFonts w:ascii="Times New Roman" w:eastAsia="Times New Roman" w:hAnsi="Times New Roman" w:cs="Times New Roman"/>
+          <w:sz w:val="28"/>
+          <w:szCs w:val="28"/>
+          <w:lang w:eastAsia="ru-RU"/>
+        </w:rPr>
+        <w:t>requests</w:t>
+      </w:r>
+      <w:proofErr w:type="spellEnd"/>
+      <w:r>
+        <w:rPr>
+          <w:rFonts w:ascii="Times New Roman" w:eastAsia="Times New Roman" w:hAnsi="Times New Roman" w:cs="Times New Roman"/>
+          <w:sz w:val="28"/>
+          <w:szCs w:val="28"/>
+          <w:lang w:eastAsia="ru-RU"/>
+        </w:rPr>
+        <w:t xml:space="preserve"> + </w:t>
+      </w:r>
+      <w:proofErr w:type="spellStart"/>
+      <w:r>
+        <w:rPr>
+          <w:rFonts w:ascii="Times New Roman" w:eastAsia="Times New Roman" w:hAnsi="Times New Roman" w:cs="Times New Roman"/>
+          <w:sz w:val="28"/>
+          <w:szCs w:val="28"/>
+          <w:lang w:eastAsia="ru-RU"/>
+        </w:rPr>
+        <w:t>BeautifulSoup</w:t>
+      </w:r>
+      <w:proofErr w:type="spellEnd"/>
+      <w:r>
+        <w:rPr>
+          <w:rFonts w:ascii="Times New Roman" w:eastAsia="Times New Roman" w:hAnsi="Times New Roman" w:cs="Times New Roman"/>
+          <w:sz w:val="28"/>
+          <w:szCs w:val="28"/>
+          <w:lang w:eastAsia="ru-RU"/>
+        </w:rPr>
+        <w:t>, для задач автоматизированного сбора данных существуют и другие распространённые инструменты. Сравнительная характеристика основных из них применительно к рассматриваемой задаче приведена в таблице 1.</w:t>
       </w:r>
     </w:p>
     <w:p>
@@ -7717,9 +8509,9 @@
       </w:tblPr>
       <w:tblGrid>
         <w:gridCol w:w="2910"/>
-        <w:gridCol w:w="2175"/>
-        <w:gridCol w:w="2372"/>
-        <w:gridCol w:w="2222"/>
+        <w:gridCol w:w="2009"/>
+        <w:gridCol w:w="2339"/>
+        <w:gridCol w:w="2087"/>
       </w:tblGrid>
       <w:tr>
         <w:trPr>
@@ -7867,6 +8659,7 @@
                 <w:lang w:val="en-US" w:eastAsia="ru-RU"/>
               </w:rPr>
             </w:pPr>
+            <w:proofErr w:type="spellStart"/>
             <w:r>
               <w:rPr>
                 <w:rFonts w:ascii="Times New Roman" w:eastAsia="Times New Roman" w:hAnsi="Times New Roman" w:cs="Times New Roman"/>
@@ -7876,6 +8669,7 @@
               </w:rPr>
               <w:t>requests+BeautifulSoup</w:t>
             </w:r>
+            <w:proofErr w:type="spellEnd"/>
           </w:p>
         </w:tc>
         <w:tc>
@@ -8195,17 +8989,107 @@
           <w:szCs w:val="28"/>
           <w:lang w:eastAsia="ru-RU"/>
         </w:rPr>
-        <w:t xml:space="preserve">Как видно из таблицы, requests в связке с BeautifulSoup обеспечивает наилучшую скорость работы среди рассмотренных инструментов, но требует, чтобы нужные данные присутствовали непосредственно в HTML-коде страницы, без необходимости выполнения JavaScript. Именно это условие выполнялось для страниц сайта ufc.ru, что и обусловило переход от Selenium к requests в ходе выполнения индивидуального задания (см. дневник практики, записи от 29.06.2026 – 01.07.2026). Scrapy, в свою очередь, является более подходящим </w:t>
-      </w:r>
-      <w:r>
-        <w:rPr>
-          <w:rFonts w:ascii="Times New Roman" w:eastAsia="Times New Roman" w:hAnsi="Times New Roman" w:cs="Times New Roman"/>
-          <w:sz w:val="28"/>
-          <w:szCs w:val="28"/>
-          <w:lang w:eastAsia="ru-RU"/>
-        </w:rPr>
-        <w:lastRenderedPageBreak/>
-        <w:t>решением для крупных проектов с несколькими источниками данных и встроенной поддержкой асинхронности, однако для единичной задачи сбора данных с одного источника его использование избыточно.</w:t>
+        <w:t xml:space="preserve">Как видно из таблицы, </w:t>
+      </w:r>
+      <w:proofErr w:type="spellStart"/>
+      <w:r>
+        <w:rPr>
+          <w:rFonts w:ascii="Times New Roman" w:eastAsia="Times New Roman" w:hAnsi="Times New Roman" w:cs="Times New Roman"/>
+          <w:sz w:val="28"/>
+          <w:szCs w:val="28"/>
+          <w:lang w:eastAsia="ru-RU"/>
+        </w:rPr>
+        <w:t>requests</w:t>
+      </w:r>
+      <w:proofErr w:type="spellEnd"/>
+      <w:r>
+        <w:rPr>
+          <w:rFonts w:ascii="Times New Roman" w:eastAsia="Times New Roman" w:hAnsi="Times New Roman" w:cs="Times New Roman"/>
+          <w:sz w:val="28"/>
+          <w:szCs w:val="28"/>
+          <w:lang w:eastAsia="ru-RU"/>
+        </w:rPr>
+        <w:t xml:space="preserve"> в связке с </w:t>
+      </w:r>
+      <w:proofErr w:type="spellStart"/>
+      <w:r>
+        <w:rPr>
+          <w:rFonts w:ascii="Times New Roman" w:eastAsia="Times New Roman" w:hAnsi="Times New Roman" w:cs="Times New Roman"/>
+          <w:sz w:val="28"/>
+          <w:szCs w:val="28"/>
+          <w:lang w:eastAsia="ru-RU"/>
+        </w:rPr>
+        <w:t>BeautifulSoup</w:t>
+      </w:r>
+      <w:proofErr w:type="spellEnd"/>
+      <w:r>
+        <w:rPr>
+          <w:rFonts w:ascii="Times New Roman" w:eastAsia="Times New Roman" w:hAnsi="Times New Roman" w:cs="Times New Roman"/>
+          <w:sz w:val="28"/>
+          <w:szCs w:val="28"/>
+          <w:lang w:eastAsia="ru-RU"/>
+        </w:rPr>
+        <w:t xml:space="preserve"> обеспечивает наилучшую скорость работы среди рассмотренных инструментов, но требует, чтобы нужные данные присутствовали непосредственно в HTML-коде страницы, без необходимости выполнения JavaScript. Именно это условие выполнялось для страниц сайта ufc.ru, что и обусловило переход от </w:t>
+      </w:r>
+      <w:proofErr w:type="spellStart"/>
+      <w:r>
+        <w:rPr>
+          <w:rFonts w:ascii="Times New Roman" w:eastAsia="Times New Roman" w:hAnsi="Times New Roman" w:cs="Times New Roman"/>
+          <w:sz w:val="28"/>
+          <w:szCs w:val="28"/>
+          <w:lang w:eastAsia="ru-RU"/>
+        </w:rPr>
+        <w:t>Selenium</w:t>
+      </w:r>
+      <w:proofErr w:type="spellEnd"/>
+      <w:r>
+        <w:rPr>
+          <w:rFonts w:ascii="Times New Roman" w:eastAsia="Times New Roman" w:hAnsi="Times New Roman" w:cs="Times New Roman"/>
+          <w:sz w:val="28"/>
+          <w:szCs w:val="28"/>
+          <w:lang w:eastAsia="ru-RU"/>
+        </w:rPr>
+        <w:t xml:space="preserve"> к </w:t>
+      </w:r>
+      <w:proofErr w:type="spellStart"/>
+      <w:r>
+        <w:rPr>
+          <w:rFonts w:ascii="Times New Roman" w:eastAsia="Times New Roman" w:hAnsi="Times New Roman" w:cs="Times New Roman"/>
+          <w:sz w:val="28"/>
+          <w:szCs w:val="28"/>
+          <w:lang w:eastAsia="ru-RU"/>
+        </w:rPr>
+        <w:t>requests</w:t>
+      </w:r>
+      <w:proofErr w:type="spellEnd"/>
+      <w:r>
+        <w:rPr>
+          <w:rFonts w:ascii="Times New Roman" w:eastAsia="Times New Roman" w:hAnsi="Times New Roman" w:cs="Times New Roman"/>
+          <w:sz w:val="28"/>
+          <w:szCs w:val="28"/>
+          <w:lang w:eastAsia="ru-RU"/>
+        </w:rPr>
+        <w:t xml:space="preserve"> в ходе выполнения индивидуального задания (см. дневник практики, записи от 29.06.2026 – 01.07.2026). </w:t>
+      </w:r>
+      <w:proofErr w:type="spellStart"/>
+      <w:r>
+        <w:rPr>
+          <w:rFonts w:ascii="Times New Roman" w:eastAsia="Times New Roman" w:hAnsi="Times New Roman" w:cs="Times New Roman"/>
+          <w:sz w:val="28"/>
+          <w:szCs w:val="28"/>
+          <w:lang w:eastAsia="ru-RU"/>
+        </w:rPr>
+        <w:t>Scrapy</w:t>
+      </w:r>
+      <w:proofErr w:type="spellEnd"/>
+      <w:r>
+        <w:rPr>
+          <w:rFonts w:ascii="Times New Roman" w:eastAsia="Times New Roman" w:hAnsi="Times New Roman" w:cs="Times New Roman"/>
+          <w:sz w:val="28"/>
+          <w:szCs w:val="28"/>
+          <w:lang w:eastAsia="ru-RU"/>
+        </w:rPr>
+        <w:t>, в свою очередь, является более подходящим решением для крупных проектов с несколькими источниками данных и встроенной поддержкой асинхронности, однако для единичной задачи сбора данных с одного источника его использование избыточно.</w:t>
       </w:r>
     </w:p>
     <w:p>
@@ -8247,7 +9131,27 @@
           <w:szCs w:val="20"/>
           <w:lang w:val="en-US" w:eastAsia="ru-RU"/>
         </w:rPr>
-        <w:t>def get_content(html):</w:t>
+        <w:t xml:space="preserve">def </w:t>
+      </w:r>
+      <w:proofErr w:type="spellStart"/>
+      <w:r>
+        <w:rPr>
+          <w:rFonts w:ascii="Courier New" w:eastAsia="Times New Roman" w:hAnsi="Courier New" w:cs="Courier New"/>
+          <w:sz w:val="20"/>
+          <w:szCs w:val="20"/>
+          <w:lang w:val="en-US" w:eastAsia="ru-RU"/>
+        </w:rPr>
+        <w:t>get_content</w:t>
+      </w:r>
+      <w:proofErr w:type="spellEnd"/>
+      <w:r>
+        <w:rPr>
+          <w:rFonts w:ascii="Courier New" w:eastAsia="Times New Roman" w:hAnsi="Courier New" w:cs="Courier New"/>
+          <w:sz w:val="20"/>
+          <w:szCs w:val="20"/>
+          <w:lang w:val="en-US" w:eastAsia="ru-RU"/>
+        </w:rPr>
+        <w:t>(html):</w:t>
       </w:r>
     </w:p>
     <w:p>
@@ -8267,7 +9171,60 @@
           <w:szCs w:val="20"/>
           <w:lang w:val="en-US" w:eastAsia="ru-RU"/>
         </w:rPr>
-        <w:t xml:space="preserve">    soup = BeautifulSoup(html, 'html.parser')</w:t>
+        <w:t xml:space="preserve">    soup = </w:t>
+      </w:r>
+      <w:proofErr w:type="spellStart"/>
+      <w:proofErr w:type="gramStart"/>
+      <w:r>
+        <w:rPr>
+          <w:rFonts w:ascii="Courier New" w:eastAsia="Times New Roman" w:hAnsi="Courier New" w:cs="Courier New"/>
+          <w:sz w:val="20"/>
+          <w:szCs w:val="20"/>
+          <w:lang w:val="en-US" w:eastAsia="ru-RU"/>
+        </w:rPr>
+        <w:t>BeautifulSoup</w:t>
+      </w:r>
+      <w:proofErr w:type="spellEnd"/>
+      <w:r>
+        <w:rPr>
+          <w:rFonts w:ascii="Courier New" w:eastAsia="Times New Roman" w:hAnsi="Courier New" w:cs="Courier New"/>
+          <w:sz w:val="20"/>
+          <w:szCs w:val="20"/>
+          <w:lang w:val="en-US" w:eastAsia="ru-RU"/>
+        </w:rPr>
+        <w:t>(</w:t>
+      </w:r>
+      <w:proofErr w:type="gramEnd"/>
+      <w:r>
+        <w:rPr>
+          <w:rFonts w:ascii="Courier New" w:eastAsia="Times New Roman" w:hAnsi="Courier New" w:cs="Courier New"/>
+          <w:sz w:val="20"/>
+          <w:szCs w:val="20"/>
+          <w:lang w:val="en-US" w:eastAsia="ru-RU"/>
+        </w:rPr>
+        <w:t>html, '</w:t>
+      </w:r>
+      <w:proofErr w:type="spellStart"/>
+      <w:proofErr w:type="gramStart"/>
+      <w:r>
+        <w:rPr>
+          <w:rFonts w:ascii="Courier New" w:eastAsia="Times New Roman" w:hAnsi="Courier New" w:cs="Courier New"/>
+          <w:sz w:val="20"/>
+          <w:szCs w:val="20"/>
+          <w:lang w:val="en-US" w:eastAsia="ru-RU"/>
+        </w:rPr>
+        <w:t>html.parser</w:t>
+      </w:r>
+      <w:proofErr w:type="spellEnd"/>
+      <w:proofErr w:type="gramEnd"/>
+      <w:r>
+        <w:rPr>
+          <w:rFonts w:ascii="Courier New" w:eastAsia="Times New Roman" w:hAnsi="Courier New" w:cs="Courier New"/>
+          <w:sz w:val="20"/>
+          <w:szCs w:val="20"/>
+          <w:lang w:val="en-US" w:eastAsia="ru-RU"/>
+        </w:rPr>
+        <w:t>')</w:t>
       </w:r>
     </w:p>
     <w:p>
@@ -8287,7 +9244,79 @@
           <w:szCs w:val="20"/>
           <w:lang w:val="en-US" w:eastAsia="ru-RU"/>
         </w:rPr>
-        <w:t xml:space="preserve">    cards = soup.find_all('li', class_='l-flex__item')</w:t>
+        <w:lastRenderedPageBreak/>
+        <w:t xml:space="preserve">    cards = </w:t>
+      </w:r>
+      <w:proofErr w:type="spellStart"/>
+      <w:proofErr w:type="gramStart"/>
+      <w:r>
+        <w:rPr>
+          <w:rFonts w:ascii="Courier New" w:eastAsia="Times New Roman" w:hAnsi="Courier New" w:cs="Courier New"/>
+          <w:sz w:val="20"/>
+          <w:szCs w:val="20"/>
+          <w:lang w:val="en-US" w:eastAsia="ru-RU"/>
+        </w:rPr>
+        <w:t>soup.find</w:t>
+      </w:r>
+      <w:proofErr w:type="gramEnd"/>
+      <w:r>
+        <w:rPr>
+          <w:rFonts w:ascii="Courier New" w:eastAsia="Times New Roman" w:hAnsi="Courier New" w:cs="Courier New"/>
+          <w:sz w:val="20"/>
+          <w:szCs w:val="20"/>
+          <w:lang w:val="en-US" w:eastAsia="ru-RU"/>
+        </w:rPr>
+        <w:t>_</w:t>
+      </w:r>
+      <w:proofErr w:type="gramStart"/>
+      <w:r>
+        <w:rPr>
+          <w:rFonts w:ascii="Courier New" w:eastAsia="Times New Roman" w:hAnsi="Courier New" w:cs="Courier New"/>
+          <w:sz w:val="20"/>
+          <w:szCs w:val="20"/>
+          <w:lang w:val="en-US" w:eastAsia="ru-RU"/>
+        </w:rPr>
+        <w:t>all</w:t>
+      </w:r>
+      <w:proofErr w:type="spellEnd"/>
+      <w:r>
+        <w:rPr>
+          <w:rFonts w:ascii="Courier New" w:eastAsia="Times New Roman" w:hAnsi="Courier New" w:cs="Courier New"/>
+          <w:sz w:val="20"/>
+          <w:szCs w:val="20"/>
+          <w:lang w:val="en-US" w:eastAsia="ru-RU"/>
+        </w:rPr>
+        <w:t>(</w:t>
+      </w:r>
+      <w:proofErr w:type="gramEnd"/>
+      <w:r>
+        <w:rPr>
+          <w:rFonts w:ascii="Courier New" w:eastAsia="Times New Roman" w:hAnsi="Courier New" w:cs="Courier New"/>
+          <w:sz w:val="20"/>
+          <w:szCs w:val="20"/>
+          <w:lang w:val="en-US" w:eastAsia="ru-RU"/>
+        </w:rPr>
+        <w:t>'li', class_='l-</w:t>
+      </w:r>
+      <w:proofErr w:type="spellStart"/>
+      <w:r>
+        <w:rPr>
+          <w:rFonts w:ascii="Courier New" w:eastAsia="Times New Roman" w:hAnsi="Courier New" w:cs="Courier New"/>
+          <w:sz w:val="20"/>
+          <w:szCs w:val="20"/>
+          <w:lang w:val="en-US" w:eastAsia="ru-RU"/>
+        </w:rPr>
+        <w:t>flex__item</w:t>
+      </w:r>
+      <w:proofErr w:type="spellEnd"/>
+      <w:r>
+        <w:rPr>
+          <w:rFonts w:ascii="Courier New" w:eastAsia="Times New Roman" w:hAnsi="Courier New" w:cs="Courier New"/>
+          <w:sz w:val="20"/>
+          <w:szCs w:val="20"/>
+          <w:lang w:val="en-US" w:eastAsia="ru-RU"/>
+        </w:rPr>
+        <w:t>')</w:t>
       </w:r>
     </w:p>
     <w:p>
@@ -8358,7 +9387,69 @@
           <w:szCs w:val="20"/>
           <w:lang w:val="en-US" w:eastAsia="ru-RU"/>
         </w:rPr>
-        <w:t xml:space="preserve">        name_tag = card.find('span', class_='c-listing-athlete__name')</w:t>
+        <w:t xml:space="preserve">        </w:t>
+      </w:r>
+      <w:proofErr w:type="spellStart"/>
+      <w:r>
+        <w:rPr>
+          <w:rFonts w:ascii="Courier New" w:eastAsia="Times New Roman" w:hAnsi="Courier New" w:cs="Courier New"/>
+          <w:sz w:val="20"/>
+          <w:szCs w:val="20"/>
+          <w:lang w:val="en-US" w:eastAsia="ru-RU"/>
+        </w:rPr>
+        <w:t>name_tag</w:t>
+      </w:r>
+      <w:proofErr w:type="spellEnd"/>
+      <w:r>
+        <w:rPr>
+          <w:rFonts w:ascii="Courier New" w:eastAsia="Times New Roman" w:hAnsi="Courier New" w:cs="Courier New"/>
+          <w:sz w:val="20"/>
+          <w:szCs w:val="20"/>
+          <w:lang w:val="en-US" w:eastAsia="ru-RU"/>
+        </w:rPr>
+        <w:t xml:space="preserve"> = </w:t>
+      </w:r>
+      <w:proofErr w:type="spellStart"/>
+      <w:proofErr w:type="gramStart"/>
+      <w:r>
+        <w:rPr>
+          <w:rFonts w:ascii="Courier New" w:eastAsia="Times New Roman" w:hAnsi="Courier New" w:cs="Courier New"/>
+          <w:sz w:val="20"/>
+          <w:szCs w:val="20"/>
+          <w:lang w:val="en-US" w:eastAsia="ru-RU"/>
+        </w:rPr>
+        <w:t>card.find</w:t>
+      </w:r>
+      <w:proofErr w:type="spellEnd"/>
+      <w:proofErr w:type="gramEnd"/>
+      <w:r>
+        <w:rPr>
+          <w:rFonts w:ascii="Courier New" w:eastAsia="Times New Roman" w:hAnsi="Courier New" w:cs="Courier New"/>
+          <w:sz w:val="20"/>
+          <w:szCs w:val="20"/>
+          <w:lang w:val="en-US" w:eastAsia="ru-RU"/>
+        </w:rPr>
+        <w:t>('span', class_='c-listing-</w:t>
+      </w:r>
+      <w:proofErr w:type="spellStart"/>
+      <w:r>
+        <w:rPr>
+          <w:rFonts w:ascii="Courier New" w:eastAsia="Times New Roman" w:hAnsi="Courier New" w:cs="Courier New"/>
+          <w:sz w:val="20"/>
+          <w:szCs w:val="20"/>
+          <w:lang w:val="en-US" w:eastAsia="ru-RU"/>
+        </w:rPr>
+        <w:t>athlete__name</w:t>
+      </w:r>
+      <w:proofErr w:type="spellEnd"/>
+      <w:r>
+        <w:rPr>
+          <w:rFonts w:ascii="Courier New" w:eastAsia="Times New Roman" w:hAnsi="Courier New" w:cs="Courier New"/>
+          <w:sz w:val="20"/>
+          <w:szCs w:val="20"/>
+          <w:lang w:val="en-US" w:eastAsia="ru-RU"/>
+        </w:rPr>
+        <w:t>')</w:t>
       </w:r>
     </w:p>
     <w:p>
@@ -8378,7 +9469,69 @@
           <w:szCs w:val="20"/>
           <w:lang w:val="en-US" w:eastAsia="ru-RU"/>
         </w:rPr>
-        <w:t xml:space="preserve">        weight_class_tag = card.find('span', class_='c-listing-athlete__title')</w:t>
+        <w:t xml:space="preserve">        </w:t>
+      </w:r>
+      <w:proofErr w:type="spellStart"/>
+      <w:r>
+        <w:rPr>
+          <w:rFonts w:ascii="Courier New" w:eastAsia="Times New Roman" w:hAnsi="Courier New" w:cs="Courier New"/>
+          <w:sz w:val="20"/>
+          <w:szCs w:val="20"/>
+          <w:lang w:val="en-US" w:eastAsia="ru-RU"/>
+        </w:rPr>
+        <w:t>weight_class_tag</w:t>
+      </w:r>
+      <w:proofErr w:type="spellEnd"/>
+      <w:r>
+        <w:rPr>
+          <w:rFonts w:ascii="Courier New" w:eastAsia="Times New Roman" w:hAnsi="Courier New" w:cs="Courier New"/>
+          <w:sz w:val="20"/>
+          <w:szCs w:val="20"/>
+          <w:lang w:val="en-US" w:eastAsia="ru-RU"/>
+        </w:rPr>
+        <w:t xml:space="preserve"> = </w:t>
+      </w:r>
+      <w:proofErr w:type="spellStart"/>
+      <w:proofErr w:type="gramStart"/>
+      <w:r>
+        <w:rPr>
+          <w:rFonts w:ascii="Courier New" w:eastAsia="Times New Roman" w:hAnsi="Courier New" w:cs="Courier New"/>
+          <w:sz w:val="20"/>
+          <w:szCs w:val="20"/>
+          <w:lang w:val="en-US" w:eastAsia="ru-RU"/>
+        </w:rPr>
+        <w:t>card.find</w:t>
+      </w:r>
+      <w:proofErr w:type="spellEnd"/>
+      <w:proofErr w:type="gramEnd"/>
+      <w:r>
+        <w:rPr>
+          <w:rFonts w:ascii="Courier New" w:eastAsia="Times New Roman" w:hAnsi="Courier New" w:cs="Courier New"/>
+          <w:sz w:val="20"/>
+          <w:szCs w:val="20"/>
+          <w:lang w:val="en-US" w:eastAsia="ru-RU"/>
+        </w:rPr>
+        <w:t>('span', class_='c-listing-</w:t>
+      </w:r>
+      <w:proofErr w:type="spellStart"/>
+      <w:r>
+        <w:rPr>
+          <w:rFonts w:ascii="Courier New" w:eastAsia="Times New Roman" w:hAnsi="Courier New" w:cs="Courier New"/>
+          <w:sz w:val="20"/>
+          <w:szCs w:val="20"/>
+          <w:lang w:val="en-US" w:eastAsia="ru-RU"/>
+        </w:rPr>
+        <w:t>athlete__title</w:t>
+      </w:r>
+      <w:proofErr w:type="spellEnd"/>
+      <w:r>
+        <w:rPr>
+          <w:rFonts w:ascii="Courier New" w:eastAsia="Times New Roman" w:hAnsi="Courier New" w:cs="Courier New"/>
+          <w:sz w:val="20"/>
+          <w:szCs w:val="20"/>
+          <w:lang w:val="en-US" w:eastAsia="ru-RU"/>
+        </w:rPr>
+        <w:t>')</w:t>
       </w:r>
     </w:p>
     <w:p>
@@ -8398,7 +9551,69 @@
           <w:szCs w:val="20"/>
           <w:lang w:val="en-US" w:eastAsia="ru-RU"/>
         </w:rPr>
-        <w:t xml:space="preserve">        record_tag = card.find('span', class_='c-listing-athlete__record')</w:t>
+        <w:t xml:space="preserve">        </w:t>
+      </w:r>
+      <w:proofErr w:type="spellStart"/>
+      <w:r>
+        <w:rPr>
+          <w:rFonts w:ascii="Courier New" w:eastAsia="Times New Roman" w:hAnsi="Courier New" w:cs="Courier New"/>
+          <w:sz w:val="20"/>
+          <w:szCs w:val="20"/>
+          <w:lang w:val="en-US" w:eastAsia="ru-RU"/>
+        </w:rPr>
+        <w:t>record_tag</w:t>
+      </w:r>
+      <w:proofErr w:type="spellEnd"/>
+      <w:r>
+        <w:rPr>
+          <w:rFonts w:ascii="Courier New" w:eastAsia="Times New Roman" w:hAnsi="Courier New" w:cs="Courier New"/>
+          <w:sz w:val="20"/>
+          <w:szCs w:val="20"/>
+          <w:lang w:val="en-US" w:eastAsia="ru-RU"/>
+        </w:rPr>
+        <w:t xml:space="preserve"> = </w:t>
+      </w:r>
+      <w:proofErr w:type="spellStart"/>
+      <w:proofErr w:type="gramStart"/>
+      <w:r>
+        <w:rPr>
+          <w:rFonts w:ascii="Courier New" w:eastAsia="Times New Roman" w:hAnsi="Courier New" w:cs="Courier New"/>
+          <w:sz w:val="20"/>
+          <w:szCs w:val="20"/>
+          <w:lang w:val="en-US" w:eastAsia="ru-RU"/>
+        </w:rPr>
+        <w:t>card.find</w:t>
+      </w:r>
+      <w:proofErr w:type="spellEnd"/>
+      <w:proofErr w:type="gramEnd"/>
+      <w:r>
+        <w:rPr>
+          <w:rFonts w:ascii="Courier New" w:eastAsia="Times New Roman" w:hAnsi="Courier New" w:cs="Courier New"/>
+          <w:sz w:val="20"/>
+          <w:szCs w:val="20"/>
+          <w:lang w:val="en-US" w:eastAsia="ru-RU"/>
+        </w:rPr>
+        <w:t>('span', class_='c-listing-</w:t>
+      </w:r>
+      <w:proofErr w:type="spellStart"/>
+      <w:r>
+        <w:rPr>
+          <w:rFonts w:ascii="Courier New" w:eastAsia="Times New Roman" w:hAnsi="Courier New" w:cs="Courier New"/>
+          <w:sz w:val="20"/>
+          <w:szCs w:val="20"/>
+          <w:lang w:val="en-US" w:eastAsia="ru-RU"/>
+        </w:rPr>
+        <w:t>athlete__record</w:t>
+      </w:r>
+      <w:proofErr w:type="spellEnd"/>
+      <w:r>
+        <w:rPr>
+          <w:rFonts w:ascii="Courier New" w:eastAsia="Times New Roman" w:hAnsi="Courier New" w:cs="Courier New"/>
+          <w:sz w:val="20"/>
+          <w:szCs w:val="20"/>
+          <w:lang w:val="en-US" w:eastAsia="ru-RU"/>
+        </w:rPr>
+        <w:t>')</w:t>
       </w:r>
     </w:p>
     <w:p>
@@ -8418,7 +9633,69 @@
           <w:szCs w:val="20"/>
           <w:lang w:val="en-US" w:eastAsia="ru-RU"/>
         </w:rPr>
-        <w:t xml:space="preserve">        photo_tag = card.find('img')</w:t>
+        <w:t xml:space="preserve">        </w:t>
+      </w:r>
+      <w:proofErr w:type="spellStart"/>
+      <w:r>
+        <w:rPr>
+          <w:rFonts w:ascii="Courier New" w:eastAsia="Times New Roman" w:hAnsi="Courier New" w:cs="Courier New"/>
+          <w:sz w:val="20"/>
+          <w:szCs w:val="20"/>
+          <w:lang w:val="en-US" w:eastAsia="ru-RU"/>
+        </w:rPr>
+        <w:t>photo_tag</w:t>
+      </w:r>
+      <w:proofErr w:type="spellEnd"/>
+      <w:r>
+        <w:rPr>
+          <w:rFonts w:ascii="Courier New" w:eastAsia="Times New Roman" w:hAnsi="Courier New" w:cs="Courier New"/>
+          <w:sz w:val="20"/>
+          <w:szCs w:val="20"/>
+          <w:lang w:val="en-US" w:eastAsia="ru-RU"/>
+        </w:rPr>
+        <w:t xml:space="preserve"> = </w:t>
+      </w:r>
+      <w:proofErr w:type="spellStart"/>
+      <w:proofErr w:type="gramStart"/>
+      <w:r>
+        <w:rPr>
+          <w:rFonts w:ascii="Courier New" w:eastAsia="Times New Roman" w:hAnsi="Courier New" w:cs="Courier New"/>
+          <w:sz w:val="20"/>
+          <w:szCs w:val="20"/>
+          <w:lang w:val="en-US" w:eastAsia="ru-RU"/>
+        </w:rPr>
+        <w:t>card.find</w:t>
+      </w:r>
+      <w:proofErr w:type="spellEnd"/>
+      <w:proofErr w:type="gramEnd"/>
+      <w:r>
+        <w:rPr>
+          <w:rFonts w:ascii="Courier New" w:eastAsia="Times New Roman" w:hAnsi="Courier New" w:cs="Courier New"/>
+          <w:sz w:val="20"/>
+          <w:szCs w:val="20"/>
+          <w:lang w:val="en-US" w:eastAsia="ru-RU"/>
+        </w:rPr>
+        <w:t>('</w:t>
+      </w:r>
+      <w:proofErr w:type="spellStart"/>
+      <w:r>
+        <w:rPr>
+          <w:rFonts w:ascii="Courier New" w:eastAsia="Times New Roman" w:hAnsi="Courier New" w:cs="Courier New"/>
+          <w:sz w:val="20"/>
+          <w:szCs w:val="20"/>
+          <w:lang w:val="en-US" w:eastAsia="ru-RU"/>
+        </w:rPr>
+        <w:t>img</w:t>
+      </w:r>
+      <w:proofErr w:type="spellEnd"/>
+      <w:r>
+        <w:rPr>
+          <w:rFonts w:ascii="Courier New" w:eastAsia="Times New Roman" w:hAnsi="Courier New" w:cs="Courier New"/>
+          <w:sz w:val="20"/>
+          <w:szCs w:val="20"/>
+          <w:lang w:val="en-US" w:eastAsia="ru-RU"/>
+        </w:rPr>
+        <w:t>')</w:t>
       </w:r>
     </w:p>
     <w:p>
@@ -8449,7 +9726,27 @@
           <w:szCs w:val="20"/>
           <w:lang w:val="en-US" w:eastAsia="ru-RU"/>
         </w:rPr>
-        <w:t xml:space="preserve">        if name_tag:</w:t>
+        <w:t xml:space="preserve">        if </w:t>
+      </w:r>
+      <w:proofErr w:type="spellStart"/>
+      <w:r>
+        <w:rPr>
+          <w:rFonts w:ascii="Courier New" w:eastAsia="Times New Roman" w:hAnsi="Courier New" w:cs="Courier New"/>
+          <w:sz w:val="20"/>
+          <w:szCs w:val="20"/>
+          <w:lang w:val="en-US" w:eastAsia="ru-RU"/>
+        </w:rPr>
+        <w:t>name_tag</w:t>
+      </w:r>
+      <w:proofErr w:type="spellEnd"/>
+      <w:r>
+        <w:rPr>
+          <w:rFonts w:ascii="Courier New" w:eastAsia="Times New Roman" w:hAnsi="Courier New" w:cs="Courier New"/>
+          <w:sz w:val="20"/>
+          <w:szCs w:val="20"/>
+          <w:lang w:val="en-US" w:eastAsia="ru-RU"/>
+        </w:rPr>
+        <w:t>:</w:t>
       </w:r>
     </w:p>
     <w:p>
@@ -8469,7 +9766,47 @@
           <w:szCs w:val="20"/>
           <w:lang w:val="en-US" w:eastAsia="ru-RU"/>
         </w:rPr>
-        <w:t xml:space="preserve">            name = name_tag.get_text().strip()</w:t>
+        <w:t xml:space="preserve">            name = </w:t>
+      </w:r>
+      <w:proofErr w:type="spellStart"/>
+      <w:r>
+        <w:rPr>
+          <w:rFonts w:ascii="Courier New" w:eastAsia="Times New Roman" w:hAnsi="Courier New" w:cs="Courier New"/>
+          <w:sz w:val="20"/>
+          <w:szCs w:val="20"/>
+          <w:lang w:val="en-US" w:eastAsia="ru-RU"/>
+        </w:rPr>
+        <w:t>name_tag.get_text</w:t>
+      </w:r>
+      <w:proofErr w:type="spellEnd"/>
+      <w:r>
+        <w:rPr>
+          <w:rFonts w:ascii="Courier New" w:eastAsia="Times New Roman" w:hAnsi="Courier New" w:cs="Courier New"/>
+          <w:sz w:val="20"/>
+          <w:szCs w:val="20"/>
+          <w:lang w:val="en-US" w:eastAsia="ru-RU"/>
+        </w:rPr>
+        <w:t>(</w:t>
+      </w:r>
+      <w:proofErr w:type="gramStart"/>
+      <w:r>
+        <w:rPr>
+          <w:rFonts w:ascii="Courier New" w:eastAsia="Times New Roman" w:hAnsi="Courier New" w:cs="Courier New"/>
+          <w:sz w:val="20"/>
+          <w:szCs w:val="20"/>
+          <w:lang w:val="en-US" w:eastAsia="ru-RU"/>
+        </w:rPr>
+        <w:t>).strip</w:t>
+      </w:r>
+      <w:proofErr w:type="gramEnd"/>
+      <w:r>
+        <w:rPr>
+          <w:rFonts w:ascii="Courier New" w:eastAsia="Times New Roman" w:hAnsi="Courier New" w:cs="Courier New"/>
+          <w:sz w:val="20"/>
+          <w:szCs w:val="20"/>
+          <w:lang w:val="en-US" w:eastAsia="ru-RU"/>
+        </w:rPr>
+        <w:t>()</w:t>
       </w:r>
     </w:p>
     <w:p>
@@ -8529,7 +9866,87 @@
           <w:szCs w:val="20"/>
           <w:lang w:val="en-US" w:eastAsia="ru-RU"/>
         </w:rPr>
-        <w:t xml:space="preserve">        weight_class = weight_class_tag.get_text().strip() if weight_class_tag else ''</w:t>
+        <w:t xml:space="preserve">        </w:t>
+      </w:r>
+      <w:proofErr w:type="spellStart"/>
+      <w:r>
+        <w:rPr>
+          <w:rFonts w:ascii="Courier New" w:eastAsia="Times New Roman" w:hAnsi="Courier New" w:cs="Courier New"/>
+          <w:sz w:val="20"/>
+          <w:szCs w:val="20"/>
+          <w:lang w:val="en-US" w:eastAsia="ru-RU"/>
+        </w:rPr>
+        <w:t>weight_class</w:t>
+      </w:r>
+      <w:proofErr w:type="spellEnd"/>
+      <w:r>
+        <w:rPr>
+          <w:rFonts w:ascii="Courier New" w:eastAsia="Times New Roman" w:hAnsi="Courier New" w:cs="Courier New"/>
+          <w:sz w:val="20"/>
+          <w:szCs w:val="20"/>
+          <w:lang w:val="en-US" w:eastAsia="ru-RU"/>
+        </w:rPr>
+        <w:t xml:space="preserve"> = </w:t>
+      </w:r>
+      <w:proofErr w:type="spellStart"/>
+      <w:r>
+        <w:rPr>
+          <w:rFonts w:ascii="Courier New" w:eastAsia="Times New Roman" w:hAnsi="Courier New" w:cs="Courier New"/>
+          <w:sz w:val="20"/>
+          <w:szCs w:val="20"/>
+          <w:lang w:val="en-US" w:eastAsia="ru-RU"/>
+        </w:rPr>
+        <w:t>weight_class_tag.get_text</w:t>
+      </w:r>
+      <w:proofErr w:type="spellEnd"/>
+      <w:r>
+        <w:rPr>
+          <w:rFonts w:ascii="Courier New" w:eastAsia="Times New Roman" w:hAnsi="Courier New" w:cs="Courier New"/>
+          <w:sz w:val="20"/>
+          <w:szCs w:val="20"/>
+          <w:lang w:val="en-US" w:eastAsia="ru-RU"/>
+        </w:rPr>
+        <w:t>(</w:t>
+      </w:r>
+      <w:proofErr w:type="gramStart"/>
+      <w:r>
+        <w:rPr>
+          <w:rFonts w:ascii="Courier New" w:eastAsia="Times New Roman" w:hAnsi="Courier New" w:cs="Courier New"/>
+          <w:sz w:val="20"/>
+          <w:szCs w:val="20"/>
+          <w:lang w:val="en-US" w:eastAsia="ru-RU"/>
+        </w:rPr>
+        <w:t>).strip</w:t>
+      </w:r>
+      <w:proofErr w:type="gramEnd"/>
+      <w:r>
+        <w:rPr>
+          <w:rFonts w:ascii="Courier New" w:eastAsia="Times New Roman" w:hAnsi="Courier New" w:cs="Courier New"/>
+          <w:sz w:val="20"/>
+          <w:szCs w:val="20"/>
+          <w:lang w:val="en-US" w:eastAsia="ru-RU"/>
+        </w:rPr>
+        <w:t xml:space="preserve">() if </w:t>
+      </w:r>
+      <w:proofErr w:type="spellStart"/>
+      <w:r>
+        <w:rPr>
+          <w:rFonts w:ascii="Courier New" w:eastAsia="Times New Roman" w:hAnsi="Courier New" w:cs="Courier New"/>
+          <w:sz w:val="20"/>
+          <w:szCs w:val="20"/>
+          <w:lang w:val="en-US" w:eastAsia="ru-RU"/>
+        </w:rPr>
+        <w:t>weight_class_tag</w:t>
+      </w:r>
+      <w:proofErr w:type="spellEnd"/>
+      <w:r>
+        <w:rPr>
+          <w:rFonts w:ascii="Courier New" w:eastAsia="Times New Roman" w:hAnsi="Courier New" w:cs="Courier New"/>
+          <w:sz w:val="20"/>
+          <w:szCs w:val="20"/>
+          <w:lang w:val="en-US" w:eastAsia="ru-RU"/>
+        </w:rPr>
+        <w:t xml:space="preserve"> else ''</w:t>
       </w:r>
     </w:p>
     <w:p>
@@ -8549,7 +9966,67 @@
           <w:szCs w:val="20"/>
           <w:lang w:val="en-US" w:eastAsia="ru-RU"/>
         </w:rPr>
-        <w:t xml:space="preserve">        record = record_tag.get_text().strip() if record_tag else ''</w:t>
+        <w:t xml:space="preserve">        record = </w:t>
+      </w:r>
+      <w:proofErr w:type="spellStart"/>
+      <w:r>
+        <w:rPr>
+          <w:rFonts w:ascii="Courier New" w:eastAsia="Times New Roman" w:hAnsi="Courier New" w:cs="Courier New"/>
+          <w:sz w:val="20"/>
+          <w:szCs w:val="20"/>
+          <w:lang w:val="en-US" w:eastAsia="ru-RU"/>
+        </w:rPr>
+        <w:t>record_tag.get_text</w:t>
+      </w:r>
+      <w:proofErr w:type="spellEnd"/>
+      <w:r>
+        <w:rPr>
+          <w:rFonts w:ascii="Courier New" w:eastAsia="Times New Roman" w:hAnsi="Courier New" w:cs="Courier New"/>
+          <w:sz w:val="20"/>
+          <w:szCs w:val="20"/>
+          <w:lang w:val="en-US" w:eastAsia="ru-RU"/>
+        </w:rPr>
+        <w:t>(</w:t>
+      </w:r>
+      <w:proofErr w:type="gramStart"/>
+      <w:r>
+        <w:rPr>
+          <w:rFonts w:ascii="Courier New" w:eastAsia="Times New Roman" w:hAnsi="Courier New" w:cs="Courier New"/>
+          <w:sz w:val="20"/>
+          <w:szCs w:val="20"/>
+          <w:lang w:val="en-US" w:eastAsia="ru-RU"/>
+        </w:rPr>
+        <w:t>).strip</w:t>
+      </w:r>
+      <w:proofErr w:type="gramEnd"/>
+      <w:r>
+        <w:rPr>
+          <w:rFonts w:ascii="Courier New" w:eastAsia="Times New Roman" w:hAnsi="Courier New" w:cs="Courier New"/>
+          <w:sz w:val="20"/>
+          <w:szCs w:val="20"/>
+          <w:lang w:val="en-US" w:eastAsia="ru-RU"/>
+        </w:rPr>
+        <w:t xml:space="preserve">() if </w:t>
+      </w:r>
+      <w:proofErr w:type="spellStart"/>
+      <w:r>
+        <w:rPr>
+          <w:rFonts w:ascii="Courier New" w:eastAsia="Times New Roman" w:hAnsi="Courier New" w:cs="Courier New"/>
+          <w:sz w:val="20"/>
+          <w:szCs w:val="20"/>
+          <w:lang w:val="en-US" w:eastAsia="ru-RU"/>
+        </w:rPr>
+        <w:t>record_tag</w:t>
+      </w:r>
+      <w:proofErr w:type="spellEnd"/>
+      <w:r>
+        <w:rPr>
+          <w:rFonts w:ascii="Courier New" w:eastAsia="Times New Roman" w:hAnsi="Courier New" w:cs="Courier New"/>
+          <w:sz w:val="20"/>
+          <w:szCs w:val="20"/>
+          <w:lang w:val="en-US" w:eastAsia="ru-RU"/>
+        </w:rPr>
+        <w:t xml:space="preserve"> else ''</w:t>
       </w:r>
     </w:p>
     <w:p>
@@ -8569,7 +10046,67 @@
           <w:szCs w:val="20"/>
           <w:lang w:val="en-US" w:eastAsia="ru-RU"/>
         </w:rPr>
-        <w:t xml:space="preserve">        photo = photo_tag.get('src') if photo_tag else ''</w:t>
+        <w:t xml:space="preserve">        photo = </w:t>
+      </w:r>
+      <w:proofErr w:type="spellStart"/>
+      <w:r>
+        <w:rPr>
+          <w:rFonts w:ascii="Courier New" w:eastAsia="Times New Roman" w:hAnsi="Courier New" w:cs="Courier New"/>
+          <w:sz w:val="20"/>
+          <w:szCs w:val="20"/>
+          <w:lang w:val="en-US" w:eastAsia="ru-RU"/>
+        </w:rPr>
+        <w:t>photo_tag.get</w:t>
+      </w:r>
+      <w:proofErr w:type="spellEnd"/>
+      <w:r>
+        <w:rPr>
+          <w:rFonts w:ascii="Courier New" w:eastAsia="Times New Roman" w:hAnsi="Courier New" w:cs="Courier New"/>
+          <w:sz w:val="20"/>
+          <w:szCs w:val="20"/>
+          <w:lang w:val="en-US" w:eastAsia="ru-RU"/>
+        </w:rPr>
+        <w:t>('</w:t>
+      </w:r>
+      <w:proofErr w:type="spellStart"/>
+      <w:r>
+        <w:rPr>
+          <w:rFonts w:ascii="Courier New" w:eastAsia="Times New Roman" w:hAnsi="Courier New" w:cs="Courier New"/>
+          <w:sz w:val="20"/>
+          <w:szCs w:val="20"/>
+          <w:lang w:val="en-US" w:eastAsia="ru-RU"/>
+        </w:rPr>
+        <w:t>src</w:t>
+      </w:r>
+      <w:proofErr w:type="spellEnd"/>
+      <w:r>
+        <w:rPr>
+          <w:rFonts w:ascii="Courier New" w:eastAsia="Times New Roman" w:hAnsi="Courier New" w:cs="Courier New"/>
+          <w:sz w:val="20"/>
+          <w:szCs w:val="20"/>
+          <w:lang w:val="en-US" w:eastAsia="ru-RU"/>
+        </w:rPr>
+        <w:t xml:space="preserve">') if </w:t>
+      </w:r>
+      <w:proofErr w:type="spellStart"/>
+      <w:r>
+        <w:rPr>
+          <w:rFonts w:ascii="Courier New" w:eastAsia="Times New Roman" w:hAnsi="Courier New" w:cs="Courier New"/>
+          <w:sz w:val="20"/>
+          <w:szCs w:val="20"/>
+          <w:lang w:val="en-US" w:eastAsia="ru-RU"/>
+        </w:rPr>
+        <w:t>photo_tag</w:t>
+      </w:r>
+      <w:proofErr w:type="spellEnd"/>
+      <w:r>
+        <w:rPr>
+          <w:rFonts w:ascii="Courier New" w:eastAsia="Times New Roman" w:hAnsi="Courier New" w:cs="Courier New"/>
+          <w:sz w:val="20"/>
+          <w:szCs w:val="20"/>
+          <w:lang w:val="en-US" w:eastAsia="ru-RU"/>
+        </w:rPr>
+        <w:t xml:space="preserve"> else ''</w:t>
       </w:r>
     </w:p>
     <w:p>
@@ -8600,7 +10137,29 @@
           <w:szCs w:val="20"/>
           <w:lang w:val="en-US" w:eastAsia="ru-RU"/>
         </w:rPr>
-        <w:t xml:space="preserve">        fighters.append({</w:t>
+        <w:t xml:space="preserve">        </w:t>
+      </w:r>
+      <w:proofErr w:type="spellStart"/>
+      <w:proofErr w:type="gramStart"/>
+      <w:r>
+        <w:rPr>
+          <w:rFonts w:ascii="Courier New" w:eastAsia="Times New Roman" w:hAnsi="Courier New" w:cs="Courier New"/>
+          <w:sz w:val="20"/>
+          <w:szCs w:val="20"/>
+          <w:lang w:val="en-US" w:eastAsia="ru-RU"/>
+        </w:rPr>
+        <w:t>fighters.append</w:t>
+      </w:r>
+      <w:proofErr w:type="spellEnd"/>
+      <w:proofErr w:type="gramEnd"/>
+      <w:r>
+        <w:rPr>
+          <w:rFonts w:ascii="Courier New" w:eastAsia="Times New Roman" w:hAnsi="Courier New" w:cs="Courier New"/>
+          <w:sz w:val="20"/>
+          <w:szCs w:val="20"/>
+          <w:lang w:val="en-US" w:eastAsia="ru-RU"/>
+        </w:rPr>
+        <w:t>({</w:t>
       </w:r>
     </w:p>
     <w:p>
@@ -8640,7 +10199,58 @@
           <w:szCs w:val="20"/>
           <w:lang w:val="en-US" w:eastAsia="ru-RU"/>
         </w:rPr>
-        <w:t xml:space="preserve">            'weight_class': weight_class,</w:t>
+        <w:t xml:space="preserve">            '</w:t>
+      </w:r>
+      <w:proofErr w:type="spellStart"/>
+      <w:proofErr w:type="gramStart"/>
+      <w:r>
+        <w:rPr>
+          <w:rFonts w:ascii="Courier New" w:eastAsia="Times New Roman" w:hAnsi="Courier New" w:cs="Courier New"/>
+          <w:sz w:val="20"/>
+          <w:szCs w:val="20"/>
+          <w:lang w:val="en-US" w:eastAsia="ru-RU"/>
+        </w:rPr>
+        <w:t>weight</w:t>
+      </w:r>
+      <w:proofErr w:type="gramEnd"/>
+      <w:r>
+        <w:rPr>
+          <w:rFonts w:ascii="Courier New" w:eastAsia="Times New Roman" w:hAnsi="Courier New" w:cs="Courier New"/>
+          <w:sz w:val="20"/>
+          <w:szCs w:val="20"/>
+          <w:lang w:val="en-US" w:eastAsia="ru-RU"/>
+        </w:rPr>
+        <w:t>_class</w:t>
+      </w:r>
+      <w:proofErr w:type="spellEnd"/>
+      <w:r>
+        <w:rPr>
+          <w:rFonts w:ascii="Courier New" w:eastAsia="Times New Roman" w:hAnsi="Courier New" w:cs="Courier New"/>
+          <w:sz w:val="20"/>
+          <w:szCs w:val="20"/>
+          <w:lang w:val="en-US" w:eastAsia="ru-RU"/>
+        </w:rPr>
+        <w:t xml:space="preserve">': </w:t>
+      </w:r>
+      <w:proofErr w:type="spellStart"/>
+      <w:r>
+        <w:rPr>
+          <w:rFonts w:ascii="Courier New" w:eastAsia="Times New Roman" w:hAnsi="Courier New" w:cs="Courier New"/>
+          <w:sz w:val="20"/>
+          <w:szCs w:val="20"/>
+          <w:lang w:val="en-US" w:eastAsia="ru-RU"/>
+        </w:rPr>
+        <w:t>weight_class</w:t>
+      </w:r>
+      <w:proofErr w:type="spellEnd"/>
+      <w:r>
+        <w:rPr>
+          <w:rFonts w:ascii="Courier New" w:eastAsia="Times New Roman" w:hAnsi="Courier New" w:cs="Courier New"/>
+          <w:sz w:val="20"/>
+          <w:szCs w:val="20"/>
+          <w:lang w:val="en-US" w:eastAsia="ru-RU"/>
+        </w:rPr>
+        <w:t>,</w:t>
       </w:r>
     </w:p>
     <w:p>
@@ -8742,17 +10352,7 @@
           <w:szCs w:val="28"/>
           <w:lang w:eastAsia="ru-RU"/>
         </w:rPr>
-        <w:t xml:space="preserve">Функция обрабатывает список карточек бойцов на странице и извлекает четыре поля: имя, весовую категорию, спортивный рекорд и ссылку на фотографию бойца. Итоговый набор данных сохраняется в файл формата CSV с </w:t>
-      </w:r>
-      <w:r>
-        <w:rPr>
-          <w:rFonts w:ascii="Times New Roman" w:eastAsia="Times New Roman" w:hAnsi="Times New Roman" w:cs="Times New Roman"/>
-          <w:sz w:val="28"/>
-          <w:szCs w:val="28"/>
-          <w:lang w:eastAsia="ru-RU"/>
-        </w:rPr>
-        <w:lastRenderedPageBreak/>
-        <w:t>разделителем ";" и кодировкой utf-8-sig для корректного отображения кириллицы при открытии в Excel.</w:t>
+        <w:t>Функция обрабатывает список карточек бойцов на странице и извлекает четыре поля: имя, весовую категорию, спортивный рекорд и ссылку на фотографию бойца. Итоговый набор данных сохраняется в файл формата CSV с разделителем ";" и кодировкой utf-8-sig для корректного отображения кириллицы при открытии в Excel.</w:t>
       </w:r>
     </w:p>
     <w:p>
@@ -8774,7 +10374,57 @@
           <w:szCs w:val="28"/>
           <w:lang w:eastAsia="ru-RU"/>
         </w:rPr>
-        <w:t>Таким образом, на практическом примере было показано, что выбор программного средства напрямую влияет на эффективность решения задачи: инструменты для эмуляции браузера (Selenium) целесообразно использовать для страниц с динамическим содержимым, требующих взаимодействия с интерфейсом, тогда как для сайтов со статичной структурой и предсказуемой адресацией страниц более эффективным решением являются облегчённые инструменты для прямых HTTP-запросов, такие как requests.</w:t>
+        <w:t>Таким образом, на практическом примере было показано, что выбор программного средства напрямую влияет на эффективность решения задачи: инструменты для эмуляции браузера (</w:t>
+      </w:r>
+      <w:proofErr w:type="spellStart"/>
+      <w:r>
+        <w:rPr>
+          <w:rFonts w:ascii="Times New Roman" w:eastAsia="Times New Roman" w:hAnsi="Times New Roman" w:cs="Times New Roman"/>
+          <w:sz w:val="28"/>
+          <w:szCs w:val="28"/>
+          <w:lang w:eastAsia="ru-RU"/>
+        </w:rPr>
+        <w:t>Selenium</w:t>
+      </w:r>
+      <w:proofErr w:type="spellEnd"/>
+      <w:r>
+        <w:rPr>
+          <w:rFonts w:ascii="Times New Roman" w:eastAsia="Times New Roman" w:hAnsi="Times New Roman" w:cs="Times New Roman"/>
+          <w:sz w:val="28"/>
+          <w:szCs w:val="28"/>
+          <w:lang w:eastAsia="ru-RU"/>
+        </w:rPr>
+        <w:t xml:space="preserve">) целесообразно использовать для страниц с динамическим содержимым, требующих взаимодействия с интерфейсом, тогда как для сайтов со статичной структурой и предсказуемой </w:t>
+      </w:r>
+      <w:r>
+        <w:rPr>
+          <w:rFonts w:ascii="Times New Roman" w:eastAsia="Times New Roman" w:hAnsi="Times New Roman" w:cs="Times New Roman"/>
+          <w:sz w:val="28"/>
+          <w:szCs w:val="28"/>
+          <w:lang w:eastAsia="ru-RU"/>
+        </w:rPr>
+        <w:lastRenderedPageBreak/>
+        <w:t xml:space="preserve">адресацией страниц более эффективным решением являются облегчённые инструменты для прямых HTTP-запросов, такие как </w:t>
+      </w:r>
+      <w:proofErr w:type="spellStart"/>
+      <w:r>
+        <w:rPr>
+          <w:rFonts w:ascii="Times New Roman" w:eastAsia="Times New Roman" w:hAnsi="Times New Roman" w:cs="Times New Roman"/>
+          <w:sz w:val="28"/>
+          <w:szCs w:val="28"/>
+          <w:lang w:eastAsia="ru-RU"/>
+        </w:rPr>
+        <w:t>requests</w:t>
+      </w:r>
+      <w:proofErr w:type="spellEnd"/>
+      <w:r>
+        <w:rPr>
+          <w:rFonts w:ascii="Times New Roman" w:eastAsia="Times New Roman" w:hAnsi="Times New Roman" w:cs="Times New Roman"/>
+          <w:sz w:val="28"/>
+          <w:szCs w:val="28"/>
+          <w:lang w:eastAsia="ru-RU"/>
+        </w:rPr>
+        <w:t>.</w:t>
       </w:r>
     </w:p>
     <w:p>
@@ -8792,7 +10442,7 @@
           <w:lang w:eastAsia="ru-RU"/>
         </w:rPr>
       </w:pPr>
-      <w:bookmarkStart w:id="10" w:name="_Toc239714622"/>
+      <w:bookmarkStart w:id="9" w:name="_Toc239714622"/>
       <w:r>
         <w:rPr>
           <w:rFonts w:ascii="Times New Roman" w:eastAsia="Times New Roman" w:hAnsi="Times New Roman" w:cs="Times New Roman"/>
@@ -8804,7 +10454,7 @@
         </w:rPr>
         <w:t>Результаты работы программы: статистический анализ</w:t>
       </w:r>
-      <w:bookmarkEnd w:id="10"/>
+      <w:bookmarkEnd w:id="9"/>
     </w:p>
     <w:p>
       <w:pPr>
@@ -8887,7 +10537,27 @@
           <w:szCs w:val="28"/>
           <w:lang w:eastAsia="ru-RU"/>
         </w:rPr>
-        <w:t>Отдельного внимания заслуживает выявленная неоднородность исходных данных: у 72 записей (2,3% от общего числа) поле весовой категории оказалось пустым, а у части бойцов (11 записей) весовая категория указана на английском языке (например, «Lightweight» вместо «Легкий вес»), что свидетельствует о частичной локализации содержимого на стороне сайта-источника и является типичным примером неполноты данных, с которой приходится сталкиваться при автоматизированном сборе информации с реальных веб-ресурсов.</w:t>
+        <w:t>Отдельного внимания заслуживает выявленная неоднородность исходных данных: у 72 записей (2,3% от общего числа) поле весовой категории оказалось пустым, а у части бойцов (11 записей) весовая категория указана на английском языке (например, «</w:t>
+      </w:r>
+      <w:proofErr w:type="spellStart"/>
+      <w:r>
+        <w:rPr>
+          <w:rFonts w:ascii="Times New Roman" w:eastAsia="Times New Roman" w:hAnsi="Times New Roman" w:cs="Times New Roman"/>
+          <w:sz w:val="28"/>
+          <w:szCs w:val="28"/>
+          <w:lang w:eastAsia="ru-RU"/>
+        </w:rPr>
+        <w:t>Lightweight</w:t>
+      </w:r>
+      <w:proofErr w:type="spellEnd"/>
+      <w:r>
+        <w:rPr>
+          <w:rFonts w:ascii="Times New Roman" w:eastAsia="Times New Roman" w:hAnsi="Times New Roman" w:cs="Times New Roman"/>
+          <w:sz w:val="28"/>
+          <w:szCs w:val="28"/>
+          <w:lang w:eastAsia="ru-RU"/>
+        </w:rPr>
+        <w:t>» вместо «Легкий вес»), что свидетельствует о частичной локализации содержимого на стороне сайта-источника и является типичным примером неполноты данных, с которой приходится сталкиваться при автоматизированном сборе информации с реальных веб-ресурсов.</w:t>
       </w:r>
     </w:p>
     <w:p>
@@ -8909,7 +10579,6 @@
           <w:szCs w:val="28"/>
           <w:lang w:eastAsia="ru-RU"/>
         </w:rPr>
-        <w:lastRenderedPageBreak/>
         <w:t xml:space="preserve">Поле с фотографией бойца было заполнено для 2763 записей (87,2%), тогда как для 405 записей (12,8%) ссылка на фотографию отсутствовала </w:t>
       </w:r>
       <w:r>
@@ -8946,7 +10615,7 @@
           <w:lang w:eastAsia="ru-RU"/>
         </w:rPr>
       </w:pPr>
-      <w:bookmarkStart w:id="11" w:name="_Toc239714623"/>
+      <w:bookmarkStart w:id="10" w:name="_Toc239714623"/>
       <w:r>
         <w:rPr>
           <w:rFonts w:ascii="Times New Roman" w:eastAsia="Times New Roman" w:hAnsi="Times New Roman" w:cs="Times New Roman"/>
@@ -8956,9 +10625,10 @@
           <w:szCs w:val="28"/>
           <w:lang w:eastAsia="ru-RU"/>
         </w:rPr>
+        <w:lastRenderedPageBreak/>
         <w:t>5. Оформление отчёта в соответствии с ГОСТ</w:t>
       </w:r>
-      <w:bookmarkEnd w:id="11"/>
+      <w:bookmarkEnd w:id="10"/>
     </w:p>
     <w:p>
       <w:pPr>
@@ -8997,7 +10667,7 @@
           <w:lang w:eastAsia="ru-RU"/>
         </w:rPr>
       </w:pPr>
-      <w:bookmarkStart w:id="12" w:name="_Toc239714624"/>
+      <w:bookmarkStart w:id="11" w:name="_Toc239714624"/>
       <w:r>
         <w:rPr>
           <w:rFonts w:ascii="Times New Roman" w:eastAsia="Times New Roman" w:hAnsi="Times New Roman" w:cs="Times New Roman"/>
@@ -9009,7 +10679,7 @@
         </w:rPr>
         <w:t>Заключение</w:t>
       </w:r>
-      <w:bookmarkEnd w:id="12"/>
+      <w:bookmarkEnd w:id="11"/>
     </w:p>
     <w:p>
       <w:pPr>
@@ -9030,7 +10700,27 @@
           <w:szCs w:val="28"/>
           <w:lang w:eastAsia="ru-RU"/>
         </w:rPr>
-        <w:t>В ходе прохождения учебной (ознакомительной) практики были изучены основы социального взаимодействия и распределения ролей в команде, рассмотрены методики деловой коммуникации в устной и письменной формах, охарактеризованы современные информационные технологии, применяемые в профессиональной деятельности. В рамках индивидуального задания проведён анализ программного средства (библиотеки requests) с демонстрацией его практического применения на примере разработки программы для сбора статистических данных о бойцах UFC, что позволило на практике убедиться в важности осознанного выбора инструментов для решения технической задачи. Отчёт оформлен с учётом требований ГОСТ к оформлению научно-технической документации.</w:t>
+        <w:t xml:space="preserve">В ходе прохождения учебной (ознакомительной) практики были изучены основы социального взаимодействия и распределения ролей в команде, рассмотрены методики деловой коммуникации в устной и письменной формах, охарактеризованы современные информационные технологии, применяемые в профессиональной деятельности. В рамках индивидуального задания проведён анализ программного средства (библиотеки </w:t>
+      </w:r>
+      <w:proofErr w:type="spellStart"/>
+      <w:r>
+        <w:rPr>
+          <w:rFonts w:ascii="Times New Roman" w:eastAsia="Times New Roman" w:hAnsi="Times New Roman" w:cs="Times New Roman"/>
+          <w:sz w:val="28"/>
+          <w:szCs w:val="28"/>
+          <w:lang w:eastAsia="ru-RU"/>
+        </w:rPr>
+        <w:t>requests</w:t>
+      </w:r>
+      <w:proofErr w:type="spellEnd"/>
+      <w:r>
+        <w:rPr>
+          <w:rFonts w:ascii="Times New Roman" w:eastAsia="Times New Roman" w:hAnsi="Times New Roman" w:cs="Times New Roman"/>
+          <w:sz w:val="28"/>
+          <w:szCs w:val="28"/>
+          <w:lang w:eastAsia="ru-RU"/>
+        </w:rPr>
+        <w:t>) с демонстрацией его практического применения на примере разработки программы для сбора статистических данных о бойцах UFC, что позволило на практике убедиться в важности осознанного выбора инструментов для решения технической задачи. Отчёт оформлен с учётом требований ГОСТ к оформлению научно-технической документации.</w:t>
       </w:r>
     </w:p>
     <w:p>
@@ -9050,7 +10740,7 @@
           <w:lang w:eastAsia="ru-RU"/>
         </w:rPr>
       </w:pPr>
-      <w:bookmarkStart w:id="13" w:name="_Toc239714625"/>
+      <w:bookmarkStart w:id="12" w:name="_Toc239714625"/>
       <w:r>
         <w:rPr>
           <w:rFonts w:ascii="Times New Roman" w:eastAsia="Times New Roman" w:hAnsi="Times New Roman" w:cs="Times New Roman"/>
@@ -9062,10 +10752,9 @@
           <w:szCs w:val="28"/>
           <w:lang w:eastAsia="ru-RU"/>
         </w:rPr>
-        <w:lastRenderedPageBreak/>
         <w:t>Список использованных источников</w:t>
       </w:r>
-      <w:bookmarkEnd w:id="13"/>
+      <w:bookmarkEnd w:id="12"/>
     </w:p>
     <w:p>
       <w:pPr>
@@ -9090,7 +10779,7 @@
         </w:rPr>
         <w:t xml:space="preserve">1. Официальный сайт UFC [Электронный ресурс]. – URL: </w:t>
       </w:r>
-      <w:hyperlink r:id="rId12" w:history="1">
+      <w:hyperlink r:id="rId9" w:history="1">
         <w:r>
           <w:rPr>
             <w:rStyle w:val="ab"/>
@@ -9167,7 +10856,7 @@
         </w:rPr>
         <w:t xml:space="preserve">]. – URL: </w:t>
       </w:r>
-      <w:hyperlink r:id="rId13" w:history="1">
+      <w:hyperlink r:id="rId10" w:history="1">
         <w:r>
           <w:rPr>
             <w:rStyle w:val="ab"/>
@@ -9244,7 +10933,7 @@
         </w:rPr>
         <w:t xml:space="preserve">]. – URL: </w:t>
       </w:r>
-      <w:hyperlink r:id="rId14" w:history="1">
+      <w:hyperlink r:id="rId11" w:history="1">
         <w:r>
           <w:rPr>
             <w:rStyle w:val="ab"/>
@@ -9278,6 +10967,7 @@
           <w:szCs w:val="28"/>
           <w:lang w:val="en-US" w:eastAsia="ru-RU"/>
         </w:rPr>
+        <w:lastRenderedPageBreak/>
         <w:tab/>
         <w:t>4. Selenium with Python – Documentation [</w:t>
       </w:r>
@@ -9321,7 +11011,7 @@
         </w:rPr>
         <w:t xml:space="preserve">]. – URL: </w:t>
       </w:r>
-      <w:hyperlink r:id="rId15" w:history="1">
+      <w:hyperlink r:id="rId12" w:history="1">
         <w:r>
           <w:rPr>
             <w:rStyle w:val="ab"/>
@@ -9356,7 +11046,29 @@
           <w:szCs w:val="28"/>
           <w:lang w:eastAsia="ru-RU"/>
         </w:rPr>
-        <w:t>5. ГОСТ Р 7.0.11-2011. Диссертация и автореферат диссертации. Структура и правила оформления [Электронный ресурс]. – Москва: Стандартинформ, 2012.</w:t>
+        <w:t xml:space="preserve">5. ГОСТ Р 7.0.11-2011. Диссертация и автореферат диссертации. Структура и правила оформления [Электронный ресурс]. – Москва: </w:t>
+      </w:r>
+      <w:proofErr w:type="spellStart"/>
+      <w:r>
+        <w:rPr>
+          <w:rFonts w:ascii="Times New Roman" w:eastAsia="Times New Roman" w:hAnsi="Times New Roman" w:cs="Times New Roman"/>
+          <w:iCs/>
+          <w:sz w:val="28"/>
+          <w:szCs w:val="28"/>
+          <w:lang w:eastAsia="ru-RU"/>
+        </w:rPr>
+        <w:t>Стандартинформ</w:t>
+      </w:r>
+      <w:proofErr w:type="spellEnd"/>
+      <w:r>
+        <w:rPr>
+          <w:rFonts w:ascii="Times New Roman" w:eastAsia="Times New Roman" w:hAnsi="Times New Roman" w:cs="Times New Roman"/>
+          <w:iCs/>
+          <w:sz w:val="28"/>
+          <w:szCs w:val="28"/>
+          <w:lang w:eastAsia="ru-RU"/>
+        </w:rPr>
+        <w:t>, 2012.</w:t>
       </w:r>
     </w:p>
     <w:p>
@@ -9370,7 +11082,7 @@
           <w:lang w:eastAsia="ru-RU"/>
         </w:rPr>
         <w:sectPr>
-          <w:pgSz w:w="12240" w:h="15840"/>
+          <w:pgSz w:w="11906" w:h="16838" w:code="9"/>
           <w:pgMar w:top="1134" w:right="850" w:bottom="1134" w:left="1701" w:header="720" w:footer="720" w:gutter="0"/>
           <w:cols w:space="720"/>
           <w:titlePg/>
@@ -9448,6 +11160,7 @@
         </w:rPr>
         <w:t xml:space="preserve">прохождения </w:t>
       </w:r>
+      <w:proofErr w:type="spellStart"/>
       <w:r>
         <w:rPr>
           <w:rFonts w:ascii="Times New Roman" w:eastAsia="Times New Roman" w:hAnsi="Times New Roman" w:cs="Times New Roman"/>
@@ -9459,6 +11172,7 @@
         </w:rPr>
         <w:t>практикн</w:t>
       </w:r>
+      <w:proofErr w:type="spellEnd"/>
     </w:p>
     <w:p>
       <w:pPr>
@@ -10975,7 +12689,7 @@
           <w:szCs w:val="28"/>
         </w:rPr>
       </w:pPr>
-      <w:bookmarkStart w:id="14" w:name="_Toc239714626"/>
+      <w:bookmarkStart w:id="13" w:name="_Toc239714626"/>
       <w:r>
         <w:rPr>
           <w:rFonts w:ascii="Times New Roman" w:hAnsi="Times New Roman" w:cs="Times New Roman"/>
@@ -10988,7 +12702,7 @@
         <w:lastRenderedPageBreak/>
         <w:t>ПРИЛОЖЕНИЕ А</w:t>
       </w:r>
-      <w:bookmarkEnd w:id="14"/>
+      <w:bookmarkEnd w:id="13"/>
     </w:p>
     <w:p>
       <w:pPr>
@@ -11063,8 +12777,19 @@
           <w:szCs w:val="20"/>
           <w:lang w:val="en-US"/>
         </w:rPr>
-        <w:t>from bs4 import BeautifulSoup</w:t>
-      </w:r>
+        <w:t xml:space="preserve">from bs4 import </w:t>
+      </w:r>
+      <w:proofErr w:type="spellStart"/>
+      <w:r>
+        <w:rPr>
+          <w:rFonts w:ascii="Courier New" w:hAnsi="Courier New" w:cs="Courier New"/>
+          <w:sz w:val="20"/>
+          <w:szCs w:val="20"/>
+          <w:lang w:val="en-US"/>
+        </w:rPr>
+        <w:t>BeautifulSoup</w:t>
+      </w:r>
+      <w:proofErr w:type="spellEnd"/>
     </w:p>
     <w:p>
       <w:pPr>
@@ -11114,7 +12839,38 @@
           <w:szCs w:val="20"/>
           <w:lang w:val="en-US"/>
         </w:rPr>
-        <w:t>URL = 'https://ufc.ru/athletes/all?page={}'</w:t>
+        <w:t>URL = 'https://ufc.ru/athletes/</w:t>
+      </w:r>
+      <w:proofErr w:type="spellStart"/>
+      <w:r>
+        <w:rPr>
+          <w:rFonts w:ascii="Courier New" w:hAnsi="Courier New" w:cs="Courier New"/>
+          <w:sz w:val="20"/>
+          <w:szCs w:val="20"/>
+          <w:lang w:val="en-US"/>
+        </w:rPr>
+        <w:t>all?page</w:t>
+      </w:r>
+      <w:proofErr w:type="spellEnd"/>
+      <w:proofErr w:type="gramStart"/>
+      <w:r>
+        <w:rPr>
+          <w:rFonts w:ascii="Courier New" w:hAnsi="Courier New" w:cs="Courier New"/>
+          <w:sz w:val="20"/>
+          <w:szCs w:val="20"/>
+          <w:lang w:val="en-US"/>
+        </w:rPr>
+        <w:t>={</w:t>
+      </w:r>
+      <w:proofErr w:type="gramEnd"/>
+      <w:r>
+        <w:rPr>
+          <w:rFonts w:ascii="Courier New" w:hAnsi="Courier New" w:cs="Courier New"/>
+          <w:sz w:val="20"/>
+          <w:szCs w:val="20"/>
+          <w:lang w:val="en-US"/>
+        </w:rPr>
+        <w:t>}'</w:t>
       </w:r>
     </w:p>
     <w:p>
@@ -11165,7 +12921,27 @@
           <w:szCs w:val="20"/>
           <w:lang w:val="en-US"/>
         </w:rPr>
-        <w:t>def load_page(page):</w:t>
+        <w:t xml:space="preserve">def </w:t>
+      </w:r>
+      <w:proofErr w:type="spellStart"/>
+      <w:r>
+        <w:rPr>
+          <w:rFonts w:ascii="Courier New" w:hAnsi="Courier New" w:cs="Courier New"/>
+          <w:sz w:val="20"/>
+          <w:szCs w:val="20"/>
+          <w:lang w:val="en-US"/>
+        </w:rPr>
+        <w:t>load_page</w:t>
+      </w:r>
+      <w:proofErr w:type="spellEnd"/>
+      <w:r>
+        <w:rPr>
+          <w:rFonts w:ascii="Courier New" w:hAnsi="Courier New" w:cs="Courier New"/>
+          <w:sz w:val="20"/>
+          <w:szCs w:val="20"/>
+          <w:lang w:val="en-US"/>
+        </w:rPr>
+        <w:t>(page):</w:t>
       </w:r>
     </w:p>
     <w:p>
@@ -11185,7 +12961,47 @@
           <w:szCs w:val="20"/>
           <w:lang w:val="en-US"/>
         </w:rPr>
-        <w:t xml:space="preserve">    url = URL.format(page)</w:t>
+        <w:t xml:space="preserve">    </w:t>
+      </w:r>
+      <w:proofErr w:type="spellStart"/>
+      <w:r>
+        <w:rPr>
+          <w:rFonts w:ascii="Courier New" w:hAnsi="Courier New" w:cs="Courier New"/>
+          <w:sz w:val="20"/>
+          <w:szCs w:val="20"/>
+          <w:lang w:val="en-US"/>
+        </w:rPr>
+        <w:t>url</w:t>
+      </w:r>
+      <w:proofErr w:type="spellEnd"/>
+      <w:r>
+        <w:rPr>
+          <w:rFonts w:ascii="Courier New" w:hAnsi="Courier New" w:cs="Courier New"/>
+          <w:sz w:val="20"/>
+          <w:szCs w:val="20"/>
+          <w:lang w:val="en-US"/>
+        </w:rPr>
+        <w:t xml:space="preserve"> = </w:t>
+      </w:r>
+      <w:proofErr w:type="spellStart"/>
+      <w:r>
+        <w:rPr>
+          <w:rFonts w:ascii="Courier New" w:hAnsi="Courier New" w:cs="Courier New"/>
+          <w:sz w:val="20"/>
+          <w:szCs w:val="20"/>
+          <w:lang w:val="en-US"/>
+        </w:rPr>
+        <w:t>URL.format</w:t>
+      </w:r>
+      <w:proofErr w:type="spellEnd"/>
+      <w:r>
+        <w:rPr>
+          <w:rFonts w:ascii="Courier New" w:hAnsi="Courier New" w:cs="Courier New"/>
+          <w:sz w:val="20"/>
+          <w:szCs w:val="20"/>
+          <w:lang w:val="en-US"/>
+        </w:rPr>
+        <w:t>(page)</w:t>
       </w:r>
     </w:p>
     <w:p>
@@ -11205,7 +13021,47 @@
           <w:szCs w:val="20"/>
           <w:lang w:val="en-US"/>
         </w:rPr>
-        <w:t xml:space="preserve">    r = requests.get(url)</w:t>
+        <w:t xml:space="preserve">    r = </w:t>
+      </w:r>
+      <w:proofErr w:type="spellStart"/>
+      <w:r>
+        <w:rPr>
+          <w:rFonts w:ascii="Courier New" w:hAnsi="Courier New" w:cs="Courier New"/>
+          <w:sz w:val="20"/>
+          <w:szCs w:val="20"/>
+          <w:lang w:val="en-US"/>
+        </w:rPr>
+        <w:t>requests.get</w:t>
+      </w:r>
+      <w:proofErr w:type="spellEnd"/>
+      <w:r>
+        <w:rPr>
+          <w:rFonts w:ascii="Courier New" w:hAnsi="Courier New" w:cs="Courier New"/>
+          <w:sz w:val="20"/>
+          <w:szCs w:val="20"/>
+          <w:lang w:val="en-US"/>
+        </w:rPr>
+        <w:t>(</w:t>
+      </w:r>
+      <w:proofErr w:type="spellStart"/>
+      <w:r>
+        <w:rPr>
+          <w:rFonts w:ascii="Courier New" w:hAnsi="Courier New" w:cs="Courier New"/>
+          <w:sz w:val="20"/>
+          <w:szCs w:val="20"/>
+          <w:lang w:val="en-US"/>
+        </w:rPr>
+        <w:t>url</w:t>
+      </w:r>
+      <w:proofErr w:type="spellEnd"/>
+      <w:r>
+        <w:rPr>
+          <w:rFonts w:ascii="Courier New" w:hAnsi="Courier New" w:cs="Courier New"/>
+          <w:sz w:val="20"/>
+          <w:szCs w:val="20"/>
+          <w:lang w:val="en-US"/>
+        </w:rPr>
+        <w:t>)</w:t>
       </w:r>
     </w:p>
     <w:p>
@@ -11236,7 +13092,27 @@
           <w:szCs w:val="20"/>
           <w:lang w:val="en-US"/>
         </w:rPr>
-        <w:t xml:space="preserve">    print(f'</w:t>
+        <w:t xml:space="preserve">    </w:t>
+      </w:r>
+      <w:proofErr w:type="gramStart"/>
+      <w:r>
+        <w:rPr>
+          <w:rFonts w:ascii="Courier New" w:hAnsi="Courier New" w:cs="Courier New"/>
+          <w:sz w:val="20"/>
+          <w:szCs w:val="20"/>
+          <w:lang w:val="en-US"/>
+        </w:rPr>
+        <w:t>print(</w:t>
+      </w:r>
+      <w:proofErr w:type="gramEnd"/>
+      <w:r>
+        <w:rPr>
+          <w:rFonts w:ascii="Courier New" w:hAnsi="Courier New" w:cs="Courier New"/>
+          <w:sz w:val="20"/>
+          <w:szCs w:val="20"/>
+          <w:lang w:val="en-US"/>
+        </w:rPr>
+        <w:t>f'</w:t>
       </w:r>
       <w:r>
         <w:rPr>
@@ -11301,8 +13177,19 @@
           <w:szCs w:val="20"/>
           <w:lang w:val="en-US"/>
         </w:rPr>
-        <w:t xml:space="preserve">    return r.text</w:t>
-      </w:r>
+        <w:t xml:space="preserve">    return </w:t>
+      </w:r>
+      <w:proofErr w:type="spellStart"/>
+      <w:r>
+        <w:rPr>
+          <w:rFonts w:ascii="Courier New" w:hAnsi="Courier New" w:cs="Courier New"/>
+          <w:sz w:val="20"/>
+          <w:szCs w:val="20"/>
+          <w:lang w:val="en-US"/>
+        </w:rPr>
+        <w:t>r.text</w:t>
+      </w:r>
+      <w:proofErr w:type="spellEnd"/>
     </w:p>
     <w:p>
       <w:pPr>
@@ -11332,7 +13219,27 @@
           <w:szCs w:val="20"/>
           <w:lang w:val="en-US"/>
         </w:rPr>
-        <w:t>def get_content(html):</w:t>
+        <w:t xml:space="preserve">def </w:t>
+      </w:r>
+      <w:proofErr w:type="spellStart"/>
+      <w:r>
+        <w:rPr>
+          <w:rFonts w:ascii="Courier New" w:hAnsi="Courier New" w:cs="Courier New"/>
+          <w:sz w:val="20"/>
+          <w:szCs w:val="20"/>
+          <w:lang w:val="en-US"/>
+        </w:rPr>
+        <w:t>get_content</w:t>
+      </w:r>
+      <w:proofErr w:type="spellEnd"/>
+      <w:r>
+        <w:rPr>
+          <w:rFonts w:ascii="Courier New" w:hAnsi="Courier New" w:cs="Courier New"/>
+          <w:sz w:val="20"/>
+          <w:szCs w:val="20"/>
+          <w:lang w:val="en-US"/>
+        </w:rPr>
+        <w:t>(html):</w:t>
       </w:r>
     </w:p>
     <w:p>
@@ -11352,7 +13259,60 @@
           <w:szCs w:val="20"/>
           <w:lang w:val="en-US"/>
         </w:rPr>
-        <w:t xml:space="preserve">    soup = BeautifulSoup(html, 'html.parser')</w:t>
+        <w:t xml:space="preserve">    soup = </w:t>
+      </w:r>
+      <w:proofErr w:type="spellStart"/>
+      <w:proofErr w:type="gramStart"/>
+      <w:r>
+        <w:rPr>
+          <w:rFonts w:ascii="Courier New" w:hAnsi="Courier New" w:cs="Courier New"/>
+          <w:sz w:val="20"/>
+          <w:szCs w:val="20"/>
+          <w:lang w:val="en-US"/>
+        </w:rPr>
+        <w:t>BeautifulSoup</w:t>
+      </w:r>
+      <w:proofErr w:type="spellEnd"/>
+      <w:r>
+        <w:rPr>
+          <w:rFonts w:ascii="Courier New" w:hAnsi="Courier New" w:cs="Courier New"/>
+          <w:sz w:val="20"/>
+          <w:szCs w:val="20"/>
+          <w:lang w:val="en-US"/>
+        </w:rPr>
+        <w:t>(</w:t>
+      </w:r>
+      <w:proofErr w:type="gramEnd"/>
+      <w:r>
+        <w:rPr>
+          <w:rFonts w:ascii="Courier New" w:hAnsi="Courier New" w:cs="Courier New"/>
+          <w:sz w:val="20"/>
+          <w:szCs w:val="20"/>
+          <w:lang w:val="en-US"/>
+        </w:rPr>
+        <w:t>html, '</w:t>
+      </w:r>
+      <w:proofErr w:type="spellStart"/>
+      <w:proofErr w:type="gramStart"/>
+      <w:r>
+        <w:rPr>
+          <w:rFonts w:ascii="Courier New" w:hAnsi="Courier New" w:cs="Courier New"/>
+          <w:sz w:val="20"/>
+          <w:szCs w:val="20"/>
+          <w:lang w:val="en-US"/>
+        </w:rPr>
+        <w:t>html.parser</w:t>
+      </w:r>
+      <w:proofErr w:type="spellEnd"/>
+      <w:proofErr w:type="gramEnd"/>
+      <w:r>
+        <w:rPr>
+          <w:rFonts w:ascii="Courier New" w:hAnsi="Courier New" w:cs="Courier New"/>
+          <w:sz w:val="20"/>
+          <w:szCs w:val="20"/>
+          <w:lang w:val="en-US"/>
+        </w:rPr>
+        <w:t>')</w:t>
       </w:r>
     </w:p>
     <w:p>
@@ -11372,7 +13332,78 @@
           <w:szCs w:val="20"/>
           <w:lang w:val="en-US"/>
         </w:rPr>
-        <w:t xml:space="preserve">    cards = soup.find_all('li', class_='l-flex__item')</w:t>
+        <w:t xml:space="preserve">    cards = </w:t>
+      </w:r>
+      <w:proofErr w:type="spellStart"/>
+      <w:proofErr w:type="gramStart"/>
+      <w:r>
+        <w:rPr>
+          <w:rFonts w:ascii="Courier New" w:hAnsi="Courier New" w:cs="Courier New"/>
+          <w:sz w:val="20"/>
+          <w:szCs w:val="20"/>
+          <w:lang w:val="en-US"/>
+        </w:rPr>
+        <w:t>soup.find</w:t>
+      </w:r>
+      <w:proofErr w:type="gramEnd"/>
+      <w:r>
+        <w:rPr>
+          <w:rFonts w:ascii="Courier New" w:hAnsi="Courier New" w:cs="Courier New"/>
+          <w:sz w:val="20"/>
+          <w:szCs w:val="20"/>
+          <w:lang w:val="en-US"/>
+        </w:rPr>
+        <w:t>_</w:t>
+      </w:r>
+      <w:proofErr w:type="gramStart"/>
+      <w:r>
+        <w:rPr>
+          <w:rFonts w:ascii="Courier New" w:hAnsi="Courier New" w:cs="Courier New"/>
+          <w:sz w:val="20"/>
+          <w:szCs w:val="20"/>
+          <w:lang w:val="en-US"/>
+        </w:rPr>
+        <w:t>all</w:t>
+      </w:r>
+      <w:proofErr w:type="spellEnd"/>
+      <w:r>
+        <w:rPr>
+          <w:rFonts w:ascii="Courier New" w:hAnsi="Courier New" w:cs="Courier New"/>
+          <w:sz w:val="20"/>
+          <w:szCs w:val="20"/>
+          <w:lang w:val="en-US"/>
+        </w:rPr>
+        <w:t>(</w:t>
+      </w:r>
+      <w:proofErr w:type="gramEnd"/>
+      <w:r>
+        <w:rPr>
+          <w:rFonts w:ascii="Courier New" w:hAnsi="Courier New" w:cs="Courier New"/>
+          <w:sz w:val="20"/>
+          <w:szCs w:val="20"/>
+          <w:lang w:val="en-US"/>
+        </w:rPr>
+        <w:t>'li', class_='l-</w:t>
+      </w:r>
+      <w:proofErr w:type="spellStart"/>
+      <w:r>
+        <w:rPr>
+          <w:rFonts w:ascii="Courier New" w:hAnsi="Courier New" w:cs="Courier New"/>
+          <w:sz w:val="20"/>
+          <w:szCs w:val="20"/>
+          <w:lang w:val="en-US"/>
+        </w:rPr>
+        <w:t>flex__item</w:t>
+      </w:r>
+      <w:proofErr w:type="spellEnd"/>
+      <w:r>
+        <w:rPr>
+          <w:rFonts w:ascii="Courier New" w:hAnsi="Courier New" w:cs="Courier New"/>
+          <w:sz w:val="20"/>
+          <w:szCs w:val="20"/>
+          <w:lang w:val="en-US"/>
+        </w:rPr>
+        <w:t>')</w:t>
       </w:r>
     </w:p>
     <w:p>
@@ -11423,7 +13454,27 @@
           <w:szCs w:val="20"/>
           <w:lang w:val="en-US"/>
         </w:rPr>
-        <w:t xml:space="preserve">    print(f'</w:t>
+        <w:t xml:space="preserve">    </w:t>
+      </w:r>
+      <w:proofErr w:type="gramStart"/>
+      <w:r>
+        <w:rPr>
+          <w:rFonts w:ascii="Courier New" w:hAnsi="Courier New" w:cs="Courier New"/>
+          <w:sz w:val="20"/>
+          <w:szCs w:val="20"/>
+          <w:lang w:val="en-US"/>
+        </w:rPr>
+        <w:t>print(</w:t>
+      </w:r>
+      <w:proofErr w:type="gramEnd"/>
+      <w:r>
+        <w:rPr>
+          <w:rFonts w:ascii="Courier New" w:hAnsi="Courier New" w:cs="Courier New"/>
+          <w:sz w:val="20"/>
+          <w:szCs w:val="20"/>
+          <w:lang w:val="en-US"/>
+        </w:rPr>
+        <w:t>f'</w:t>
       </w:r>
       <w:r>
         <w:rPr>
@@ -11457,7 +13508,27 @@
           <w:szCs w:val="20"/>
           <w:lang w:val="en-US"/>
         </w:rPr>
-        <w:t>: {len(cards)}')</w:t>
+        <w:t>: {</w:t>
+      </w:r>
+      <w:proofErr w:type="spellStart"/>
+      <w:r>
+        <w:rPr>
+          <w:rFonts w:ascii="Courier New" w:hAnsi="Courier New" w:cs="Courier New"/>
+          <w:sz w:val="20"/>
+          <w:szCs w:val="20"/>
+          <w:lang w:val="en-US"/>
+        </w:rPr>
+        <w:t>len</w:t>
+      </w:r>
+      <w:proofErr w:type="spellEnd"/>
+      <w:r>
+        <w:rPr>
+          <w:rFonts w:ascii="Courier New" w:hAnsi="Courier New" w:cs="Courier New"/>
+          <w:sz w:val="20"/>
+          <w:szCs w:val="20"/>
+          <w:lang w:val="en-US"/>
+        </w:rPr>
+        <w:t>(cards)}')</w:t>
       </w:r>
     </w:p>
     <w:p>
@@ -11497,7 +13568,69 @@
           <w:szCs w:val="20"/>
           <w:lang w:val="en-US"/>
         </w:rPr>
-        <w:t xml:space="preserve">        name_tag = card.find('span', class_='c-listing-athlete__name')</w:t>
+        <w:t xml:space="preserve">        </w:t>
+      </w:r>
+      <w:proofErr w:type="spellStart"/>
+      <w:r>
+        <w:rPr>
+          <w:rFonts w:ascii="Courier New" w:hAnsi="Courier New" w:cs="Courier New"/>
+          <w:sz w:val="20"/>
+          <w:szCs w:val="20"/>
+          <w:lang w:val="en-US"/>
+        </w:rPr>
+        <w:t>name_tag</w:t>
+      </w:r>
+      <w:proofErr w:type="spellEnd"/>
+      <w:r>
+        <w:rPr>
+          <w:rFonts w:ascii="Courier New" w:hAnsi="Courier New" w:cs="Courier New"/>
+          <w:sz w:val="20"/>
+          <w:szCs w:val="20"/>
+          <w:lang w:val="en-US"/>
+        </w:rPr>
+        <w:t xml:space="preserve"> = </w:t>
+      </w:r>
+      <w:proofErr w:type="spellStart"/>
+      <w:proofErr w:type="gramStart"/>
+      <w:r>
+        <w:rPr>
+          <w:rFonts w:ascii="Courier New" w:hAnsi="Courier New" w:cs="Courier New"/>
+          <w:sz w:val="20"/>
+          <w:szCs w:val="20"/>
+          <w:lang w:val="en-US"/>
+        </w:rPr>
+        <w:t>card.find</w:t>
+      </w:r>
+      <w:proofErr w:type="spellEnd"/>
+      <w:proofErr w:type="gramEnd"/>
+      <w:r>
+        <w:rPr>
+          <w:rFonts w:ascii="Courier New" w:hAnsi="Courier New" w:cs="Courier New"/>
+          <w:sz w:val="20"/>
+          <w:szCs w:val="20"/>
+          <w:lang w:val="en-US"/>
+        </w:rPr>
+        <w:t>('span', class_='c-listing-</w:t>
+      </w:r>
+      <w:proofErr w:type="spellStart"/>
+      <w:r>
+        <w:rPr>
+          <w:rFonts w:ascii="Courier New" w:hAnsi="Courier New" w:cs="Courier New"/>
+          <w:sz w:val="20"/>
+          <w:szCs w:val="20"/>
+          <w:lang w:val="en-US"/>
+        </w:rPr>
+        <w:t>athlete__name</w:t>
+      </w:r>
+      <w:proofErr w:type="spellEnd"/>
+      <w:r>
+        <w:rPr>
+          <w:rFonts w:ascii="Courier New" w:hAnsi="Courier New" w:cs="Courier New"/>
+          <w:sz w:val="20"/>
+          <w:szCs w:val="20"/>
+          <w:lang w:val="en-US"/>
+        </w:rPr>
+        <w:t>')</w:t>
       </w:r>
     </w:p>
     <w:p>
@@ -11517,7 +13650,69 @@
           <w:szCs w:val="20"/>
           <w:lang w:val="en-US"/>
         </w:rPr>
-        <w:t xml:space="preserve">        weight_class_tag = card.find('span', class_ = 'c-listing-athlete__title')</w:t>
+        <w:t xml:space="preserve">        </w:t>
+      </w:r>
+      <w:proofErr w:type="spellStart"/>
+      <w:r>
+        <w:rPr>
+          <w:rFonts w:ascii="Courier New" w:hAnsi="Courier New" w:cs="Courier New"/>
+          <w:sz w:val="20"/>
+          <w:szCs w:val="20"/>
+          <w:lang w:val="en-US"/>
+        </w:rPr>
+        <w:t>weight_class_tag</w:t>
+      </w:r>
+      <w:proofErr w:type="spellEnd"/>
+      <w:r>
+        <w:rPr>
+          <w:rFonts w:ascii="Courier New" w:hAnsi="Courier New" w:cs="Courier New"/>
+          <w:sz w:val="20"/>
+          <w:szCs w:val="20"/>
+          <w:lang w:val="en-US"/>
+        </w:rPr>
+        <w:t xml:space="preserve"> = </w:t>
+      </w:r>
+      <w:proofErr w:type="spellStart"/>
+      <w:proofErr w:type="gramStart"/>
+      <w:r>
+        <w:rPr>
+          <w:rFonts w:ascii="Courier New" w:hAnsi="Courier New" w:cs="Courier New"/>
+          <w:sz w:val="20"/>
+          <w:szCs w:val="20"/>
+          <w:lang w:val="en-US"/>
+        </w:rPr>
+        <w:t>card.find</w:t>
+      </w:r>
+      <w:proofErr w:type="spellEnd"/>
+      <w:proofErr w:type="gramEnd"/>
+      <w:r>
+        <w:rPr>
+          <w:rFonts w:ascii="Courier New" w:hAnsi="Courier New" w:cs="Courier New"/>
+          <w:sz w:val="20"/>
+          <w:szCs w:val="20"/>
+          <w:lang w:val="en-US"/>
+        </w:rPr>
+        <w:t>('span', class_ = 'c-listing-</w:t>
+      </w:r>
+      <w:proofErr w:type="spellStart"/>
+      <w:r>
+        <w:rPr>
+          <w:rFonts w:ascii="Courier New" w:hAnsi="Courier New" w:cs="Courier New"/>
+          <w:sz w:val="20"/>
+          <w:szCs w:val="20"/>
+          <w:lang w:val="en-US"/>
+        </w:rPr>
+        <w:t>athlete__title</w:t>
+      </w:r>
+      <w:proofErr w:type="spellEnd"/>
+      <w:r>
+        <w:rPr>
+          <w:rFonts w:ascii="Courier New" w:hAnsi="Courier New" w:cs="Courier New"/>
+          <w:sz w:val="20"/>
+          <w:szCs w:val="20"/>
+          <w:lang w:val="en-US"/>
+        </w:rPr>
+        <w:t>')</w:t>
       </w:r>
     </w:p>
     <w:p>
@@ -11537,7 +13732,69 @@
           <w:szCs w:val="20"/>
           <w:lang w:val="en-US"/>
         </w:rPr>
-        <w:t xml:space="preserve">        record_tag = card.find('span', class_ = 'c-listing-athlete__record')</w:t>
+        <w:t xml:space="preserve">        </w:t>
+      </w:r>
+      <w:proofErr w:type="spellStart"/>
+      <w:r>
+        <w:rPr>
+          <w:rFonts w:ascii="Courier New" w:hAnsi="Courier New" w:cs="Courier New"/>
+          <w:sz w:val="20"/>
+          <w:szCs w:val="20"/>
+          <w:lang w:val="en-US"/>
+        </w:rPr>
+        <w:t>record_tag</w:t>
+      </w:r>
+      <w:proofErr w:type="spellEnd"/>
+      <w:r>
+        <w:rPr>
+          <w:rFonts w:ascii="Courier New" w:hAnsi="Courier New" w:cs="Courier New"/>
+          <w:sz w:val="20"/>
+          <w:szCs w:val="20"/>
+          <w:lang w:val="en-US"/>
+        </w:rPr>
+        <w:t xml:space="preserve"> = </w:t>
+      </w:r>
+      <w:proofErr w:type="spellStart"/>
+      <w:proofErr w:type="gramStart"/>
+      <w:r>
+        <w:rPr>
+          <w:rFonts w:ascii="Courier New" w:hAnsi="Courier New" w:cs="Courier New"/>
+          <w:sz w:val="20"/>
+          <w:szCs w:val="20"/>
+          <w:lang w:val="en-US"/>
+        </w:rPr>
+        <w:t>card.find</w:t>
+      </w:r>
+      <w:proofErr w:type="spellEnd"/>
+      <w:proofErr w:type="gramEnd"/>
+      <w:r>
+        <w:rPr>
+          <w:rFonts w:ascii="Courier New" w:hAnsi="Courier New" w:cs="Courier New"/>
+          <w:sz w:val="20"/>
+          <w:szCs w:val="20"/>
+          <w:lang w:val="en-US"/>
+        </w:rPr>
+        <w:t>('span', class_ = 'c-listing-</w:t>
+      </w:r>
+      <w:proofErr w:type="spellStart"/>
+      <w:r>
+        <w:rPr>
+          <w:rFonts w:ascii="Courier New" w:hAnsi="Courier New" w:cs="Courier New"/>
+          <w:sz w:val="20"/>
+          <w:szCs w:val="20"/>
+          <w:lang w:val="en-US"/>
+        </w:rPr>
+        <w:t>athlete__record</w:t>
+      </w:r>
+      <w:proofErr w:type="spellEnd"/>
+      <w:r>
+        <w:rPr>
+          <w:rFonts w:ascii="Courier New" w:hAnsi="Courier New" w:cs="Courier New"/>
+          <w:sz w:val="20"/>
+          <w:szCs w:val="20"/>
+          <w:lang w:val="en-US"/>
+        </w:rPr>
+        <w:t>')</w:t>
       </w:r>
     </w:p>
     <w:p>
@@ -11557,7 +13814,69 @@
           <w:szCs w:val="20"/>
           <w:lang w:val="en-US"/>
         </w:rPr>
-        <w:t xml:space="preserve">        photo_tag = card.find('img')</w:t>
+        <w:t xml:space="preserve">        </w:t>
+      </w:r>
+      <w:proofErr w:type="spellStart"/>
+      <w:r>
+        <w:rPr>
+          <w:rFonts w:ascii="Courier New" w:hAnsi="Courier New" w:cs="Courier New"/>
+          <w:sz w:val="20"/>
+          <w:szCs w:val="20"/>
+          <w:lang w:val="en-US"/>
+        </w:rPr>
+        <w:t>photo_tag</w:t>
+      </w:r>
+      <w:proofErr w:type="spellEnd"/>
+      <w:r>
+        <w:rPr>
+          <w:rFonts w:ascii="Courier New" w:hAnsi="Courier New" w:cs="Courier New"/>
+          <w:sz w:val="20"/>
+          <w:szCs w:val="20"/>
+          <w:lang w:val="en-US"/>
+        </w:rPr>
+        <w:t xml:space="preserve"> = </w:t>
+      </w:r>
+      <w:proofErr w:type="spellStart"/>
+      <w:proofErr w:type="gramStart"/>
+      <w:r>
+        <w:rPr>
+          <w:rFonts w:ascii="Courier New" w:hAnsi="Courier New" w:cs="Courier New"/>
+          <w:sz w:val="20"/>
+          <w:szCs w:val="20"/>
+          <w:lang w:val="en-US"/>
+        </w:rPr>
+        <w:t>card.find</w:t>
+      </w:r>
+      <w:proofErr w:type="spellEnd"/>
+      <w:proofErr w:type="gramEnd"/>
+      <w:r>
+        <w:rPr>
+          <w:rFonts w:ascii="Courier New" w:hAnsi="Courier New" w:cs="Courier New"/>
+          <w:sz w:val="20"/>
+          <w:szCs w:val="20"/>
+          <w:lang w:val="en-US"/>
+        </w:rPr>
+        <w:t>('</w:t>
+      </w:r>
+      <w:proofErr w:type="spellStart"/>
+      <w:r>
+        <w:rPr>
+          <w:rFonts w:ascii="Courier New" w:hAnsi="Courier New" w:cs="Courier New"/>
+          <w:sz w:val="20"/>
+          <w:szCs w:val="20"/>
+          <w:lang w:val="en-US"/>
+        </w:rPr>
+        <w:t>img</w:t>
+      </w:r>
+      <w:proofErr w:type="spellEnd"/>
+      <w:r>
+        <w:rPr>
+          <w:rFonts w:ascii="Courier New" w:hAnsi="Courier New" w:cs="Courier New"/>
+          <w:sz w:val="20"/>
+          <w:szCs w:val="20"/>
+          <w:lang w:val="en-US"/>
+        </w:rPr>
+        <w:t>')</w:t>
       </w:r>
     </w:p>
     <w:p>
@@ -11588,7 +13907,27 @@
           <w:szCs w:val="20"/>
           <w:lang w:val="en-US"/>
         </w:rPr>
-        <w:t xml:space="preserve">        if name_tag:</w:t>
+        <w:t xml:space="preserve">        if </w:t>
+      </w:r>
+      <w:proofErr w:type="spellStart"/>
+      <w:r>
+        <w:rPr>
+          <w:rFonts w:ascii="Courier New" w:hAnsi="Courier New" w:cs="Courier New"/>
+          <w:sz w:val="20"/>
+          <w:szCs w:val="20"/>
+          <w:lang w:val="en-US"/>
+        </w:rPr>
+        <w:t>name_tag</w:t>
+      </w:r>
+      <w:proofErr w:type="spellEnd"/>
+      <w:r>
+        <w:rPr>
+          <w:rFonts w:ascii="Courier New" w:hAnsi="Courier New" w:cs="Courier New"/>
+          <w:sz w:val="20"/>
+          <w:szCs w:val="20"/>
+          <w:lang w:val="en-US"/>
+        </w:rPr>
+        <w:t>:</w:t>
       </w:r>
     </w:p>
     <w:p>
@@ -11608,7 +13947,47 @@
           <w:szCs w:val="20"/>
           <w:lang w:val="en-US"/>
         </w:rPr>
-        <w:t xml:space="preserve">            name = name_tag.get_text().strip()</w:t>
+        <w:t xml:space="preserve">            name = </w:t>
+      </w:r>
+      <w:proofErr w:type="spellStart"/>
+      <w:r>
+        <w:rPr>
+          <w:rFonts w:ascii="Courier New" w:hAnsi="Courier New" w:cs="Courier New"/>
+          <w:sz w:val="20"/>
+          <w:szCs w:val="20"/>
+          <w:lang w:val="en-US"/>
+        </w:rPr>
+        <w:t>name_tag.get_text</w:t>
+      </w:r>
+      <w:proofErr w:type="spellEnd"/>
+      <w:r>
+        <w:rPr>
+          <w:rFonts w:ascii="Courier New" w:hAnsi="Courier New" w:cs="Courier New"/>
+          <w:sz w:val="20"/>
+          <w:szCs w:val="20"/>
+          <w:lang w:val="en-US"/>
+        </w:rPr>
+        <w:t>(</w:t>
+      </w:r>
+      <w:proofErr w:type="gramStart"/>
+      <w:r>
+        <w:rPr>
+          <w:rFonts w:ascii="Courier New" w:hAnsi="Courier New" w:cs="Courier New"/>
+          <w:sz w:val="20"/>
+          <w:szCs w:val="20"/>
+          <w:lang w:val="en-US"/>
+        </w:rPr>
+        <w:t>).strip</w:t>
+      </w:r>
+      <w:proofErr w:type="gramEnd"/>
+      <w:r>
+        <w:rPr>
+          <w:rFonts w:ascii="Courier New" w:hAnsi="Courier New" w:cs="Courier New"/>
+          <w:sz w:val="20"/>
+          <w:szCs w:val="20"/>
+          <w:lang w:val="en-US"/>
+        </w:rPr>
+        <w:t>()</w:t>
       </w:r>
     </w:p>
     <w:p>
@@ -11668,7 +14047,87 @@
           <w:szCs w:val="20"/>
           <w:lang w:val="en-US"/>
         </w:rPr>
-        <w:t xml:space="preserve">        weight_class = weight_class_tag.get_text().strip() if weight_class_tag else ''</w:t>
+        <w:t xml:space="preserve">        </w:t>
+      </w:r>
+      <w:proofErr w:type="spellStart"/>
+      <w:r>
+        <w:rPr>
+          <w:rFonts w:ascii="Courier New" w:hAnsi="Courier New" w:cs="Courier New"/>
+          <w:sz w:val="20"/>
+          <w:szCs w:val="20"/>
+          <w:lang w:val="en-US"/>
+        </w:rPr>
+        <w:t>weight_class</w:t>
+      </w:r>
+      <w:proofErr w:type="spellEnd"/>
+      <w:r>
+        <w:rPr>
+          <w:rFonts w:ascii="Courier New" w:hAnsi="Courier New" w:cs="Courier New"/>
+          <w:sz w:val="20"/>
+          <w:szCs w:val="20"/>
+          <w:lang w:val="en-US"/>
+        </w:rPr>
+        <w:t xml:space="preserve"> = </w:t>
+      </w:r>
+      <w:proofErr w:type="spellStart"/>
+      <w:r>
+        <w:rPr>
+          <w:rFonts w:ascii="Courier New" w:hAnsi="Courier New" w:cs="Courier New"/>
+          <w:sz w:val="20"/>
+          <w:szCs w:val="20"/>
+          <w:lang w:val="en-US"/>
+        </w:rPr>
+        <w:t>weight_class_tag.get_text</w:t>
+      </w:r>
+      <w:proofErr w:type="spellEnd"/>
+      <w:r>
+        <w:rPr>
+          <w:rFonts w:ascii="Courier New" w:hAnsi="Courier New" w:cs="Courier New"/>
+          <w:sz w:val="20"/>
+          <w:szCs w:val="20"/>
+          <w:lang w:val="en-US"/>
+        </w:rPr>
+        <w:t>(</w:t>
+      </w:r>
+      <w:proofErr w:type="gramStart"/>
+      <w:r>
+        <w:rPr>
+          <w:rFonts w:ascii="Courier New" w:hAnsi="Courier New" w:cs="Courier New"/>
+          <w:sz w:val="20"/>
+          <w:szCs w:val="20"/>
+          <w:lang w:val="en-US"/>
+        </w:rPr>
+        <w:t>).strip</w:t>
+      </w:r>
+      <w:proofErr w:type="gramEnd"/>
+      <w:r>
+        <w:rPr>
+          <w:rFonts w:ascii="Courier New" w:hAnsi="Courier New" w:cs="Courier New"/>
+          <w:sz w:val="20"/>
+          <w:szCs w:val="20"/>
+          <w:lang w:val="en-US"/>
+        </w:rPr>
+        <w:t xml:space="preserve">() if </w:t>
+      </w:r>
+      <w:proofErr w:type="spellStart"/>
+      <w:r>
+        <w:rPr>
+          <w:rFonts w:ascii="Courier New" w:hAnsi="Courier New" w:cs="Courier New"/>
+          <w:sz w:val="20"/>
+          <w:szCs w:val="20"/>
+          <w:lang w:val="en-US"/>
+        </w:rPr>
+        <w:t>weight_class_tag</w:t>
+      </w:r>
+      <w:proofErr w:type="spellEnd"/>
+      <w:r>
+        <w:rPr>
+          <w:rFonts w:ascii="Courier New" w:hAnsi="Courier New" w:cs="Courier New"/>
+          <w:sz w:val="20"/>
+          <w:szCs w:val="20"/>
+          <w:lang w:val="en-US"/>
+        </w:rPr>
+        <w:t xml:space="preserve"> else ''</w:t>
       </w:r>
     </w:p>
     <w:p>
@@ -11688,7 +14147,67 @@
           <w:szCs w:val="20"/>
           <w:lang w:val="en-US"/>
         </w:rPr>
-        <w:t xml:space="preserve">        record = record_tag.get_text().strip() if record_tag else ''</w:t>
+        <w:t xml:space="preserve">        record = </w:t>
+      </w:r>
+      <w:proofErr w:type="spellStart"/>
+      <w:r>
+        <w:rPr>
+          <w:rFonts w:ascii="Courier New" w:hAnsi="Courier New" w:cs="Courier New"/>
+          <w:sz w:val="20"/>
+          <w:szCs w:val="20"/>
+          <w:lang w:val="en-US"/>
+        </w:rPr>
+        <w:t>record_tag.get_text</w:t>
+      </w:r>
+      <w:proofErr w:type="spellEnd"/>
+      <w:r>
+        <w:rPr>
+          <w:rFonts w:ascii="Courier New" w:hAnsi="Courier New" w:cs="Courier New"/>
+          <w:sz w:val="20"/>
+          <w:szCs w:val="20"/>
+          <w:lang w:val="en-US"/>
+        </w:rPr>
+        <w:t>(</w:t>
+      </w:r>
+      <w:proofErr w:type="gramStart"/>
+      <w:r>
+        <w:rPr>
+          <w:rFonts w:ascii="Courier New" w:hAnsi="Courier New" w:cs="Courier New"/>
+          <w:sz w:val="20"/>
+          <w:szCs w:val="20"/>
+          <w:lang w:val="en-US"/>
+        </w:rPr>
+        <w:t>).strip</w:t>
+      </w:r>
+      <w:proofErr w:type="gramEnd"/>
+      <w:r>
+        <w:rPr>
+          <w:rFonts w:ascii="Courier New" w:hAnsi="Courier New" w:cs="Courier New"/>
+          <w:sz w:val="20"/>
+          <w:szCs w:val="20"/>
+          <w:lang w:val="en-US"/>
+        </w:rPr>
+        <w:t xml:space="preserve">() if </w:t>
+      </w:r>
+      <w:proofErr w:type="spellStart"/>
+      <w:r>
+        <w:rPr>
+          <w:rFonts w:ascii="Courier New" w:hAnsi="Courier New" w:cs="Courier New"/>
+          <w:sz w:val="20"/>
+          <w:szCs w:val="20"/>
+          <w:lang w:val="en-US"/>
+        </w:rPr>
+        <w:t>record_tag</w:t>
+      </w:r>
+      <w:proofErr w:type="spellEnd"/>
+      <w:r>
+        <w:rPr>
+          <w:rFonts w:ascii="Courier New" w:hAnsi="Courier New" w:cs="Courier New"/>
+          <w:sz w:val="20"/>
+          <w:szCs w:val="20"/>
+          <w:lang w:val="en-US"/>
+        </w:rPr>
+        <w:t xml:space="preserve"> else ''</w:t>
       </w:r>
     </w:p>
     <w:p>
@@ -11709,7 +14228,67 @@
           <w:lang w:val="en-US"/>
         </w:rPr>
         <w:lastRenderedPageBreak/>
-        <w:t xml:space="preserve">        photo = photo_tag.get('src') if photo_tag else ''</w:t>
+        <w:t xml:space="preserve">        photo = </w:t>
+      </w:r>
+      <w:proofErr w:type="spellStart"/>
+      <w:r>
+        <w:rPr>
+          <w:rFonts w:ascii="Courier New" w:hAnsi="Courier New" w:cs="Courier New"/>
+          <w:sz w:val="20"/>
+          <w:szCs w:val="20"/>
+          <w:lang w:val="en-US"/>
+        </w:rPr>
+        <w:t>photo_tag.get</w:t>
+      </w:r>
+      <w:proofErr w:type="spellEnd"/>
+      <w:r>
+        <w:rPr>
+          <w:rFonts w:ascii="Courier New" w:hAnsi="Courier New" w:cs="Courier New"/>
+          <w:sz w:val="20"/>
+          <w:szCs w:val="20"/>
+          <w:lang w:val="en-US"/>
+        </w:rPr>
+        <w:t>('</w:t>
+      </w:r>
+      <w:proofErr w:type="spellStart"/>
+      <w:r>
+        <w:rPr>
+          <w:rFonts w:ascii="Courier New" w:hAnsi="Courier New" w:cs="Courier New"/>
+          <w:sz w:val="20"/>
+          <w:szCs w:val="20"/>
+          <w:lang w:val="en-US"/>
+        </w:rPr>
+        <w:t>src</w:t>
+      </w:r>
+      <w:proofErr w:type="spellEnd"/>
+      <w:r>
+        <w:rPr>
+          <w:rFonts w:ascii="Courier New" w:hAnsi="Courier New" w:cs="Courier New"/>
+          <w:sz w:val="20"/>
+          <w:szCs w:val="20"/>
+          <w:lang w:val="en-US"/>
+        </w:rPr>
+        <w:t xml:space="preserve">') if </w:t>
+      </w:r>
+      <w:proofErr w:type="spellStart"/>
+      <w:r>
+        <w:rPr>
+          <w:rFonts w:ascii="Courier New" w:hAnsi="Courier New" w:cs="Courier New"/>
+          <w:sz w:val="20"/>
+          <w:szCs w:val="20"/>
+          <w:lang w:val="en-US"/>
+        </w:rPr>
+        <w:t>photo_tag</w:t>
+      </w:r>
+      <w:proofErr w:type="spellEnd"/>
+      <w:r>
+        <w:rPr>
+          <w:rFonts w:ascii="Courier New" w:hAnsi="Courier New" w:cs="Courier New"/>
+          <w:sz w:val="20"/>
+          <w:szCs w:val="20"/>
+          <w:lang w:val="en-US"/>
+        </w:rPr>
+        <w:t xml:space="preserve"> else ''</w:t>
       </w:r>
     </w:p>
     <w:p>
@@ -11740,7 +14319,29 @@
           <w:szCs w:val="20"/>
           <w:lang w:val="en-US"/>
         </w:rPr>
-        <w:t xml:space="preserve">        fighters.append({</w:t>
+        <w:t xml:space="preserve">        </w:t>
+      </w:r>
+      <w:proofErr w:type="spellStart"/>
+      <w:proofErr w:type="gramStart"/>
+      <w:r>
+        <w:rPr>
+          <w:rFonts w:ascii="Courier New" w:hAnsi="Courier New" w:cs="Courier New"/>
+          <w:sz w:val="20"/>
+          <w:szCs w:val="20"/>
+          <w:lang w:val="en-US"/>
+        </w:rPr>
+        <w:t>fighters.append</w:t>
+      </w:r>
+      <w:proofErr w:type="spellEnd"/>
+      <w:proofErr w:type="gramEnd"/>
+      <w:r>
+        <w:rPr>
+          <w:rFonts w:ascii="Courier New" w:hAnsi="Courier New" w:cs="Courier New"/>
+          <w:sz w:val="20"/>
+          <w:szCs w:val="20"/>
+          <w:lang w:val="en-US"/>
+        </w:rPr>
+        <w:t>({</w:t>
       </w:r>
     </w:p>
     <w:p>
@@ -11780,7 +14381,58 @@
           <w:szCs w:val="20"/>
           <w:lang w:val="en-US"/>
         </w:rPr>
-        <w:t xml:space="preserve">            'weight_class': weight_class,</w:t>
+        <w:t xml:space="preserve">            '</w:t>
+      </w:r>
+      <w:proofErr w:type="spellStart"/>
+      <w:proofErr w:type="gramStart"/>
+      <w:r>
+        <w:rPr>
+          <w:rFonts w:ascii="Courier New" w:hAnsi="Courier New" w:cs="Courier New"/>
+          <w:sz w:val="20"/>
+          <w:szCs w:val="20"/>
+          <w:lang w:val="en-US"/>
+        </w:rPr>
+        <w:t>weight</w:t>
+      </w:r>
+      <w:proofErr w:type="gramEnd"/>
+      <w:r>
+        <w:rPr>
+          <w:rFonts w:ascii="Courier New" w:hAnsi="Courier New" w:cs="Courier New"/>
+          <w:sz w:val="20"/>
+          <w:szCs w:val="20"/>
+          <w:lang w:val="en-US"/>
+        </w:rPr>
+        <w:t>_class</w:t>
+      </w:r>
+      <w:proofErr w:type="spellEnd"/>
+      <w:r>
+        <w:rPr>
+          <w:rFonts w:ascii="Courier New" w:hAnsi="Courier New" w:cs="Courier New"/>
+          <w:sz w:val="20"/>
+          <w:szCs w:val="20"/>
+          <w:lang w:val="en-US"/>
+        </w:rPr>
+        <w:t xml:space="preserve">': </w:t>
+      </w:r>
+      <w:proofErr w:type="spellStart"/>
+      <w:r>
+        <w:rPr>
+          <w:rFonts w:ascii="Courier New" w:hAnsi="Courier New" w:cs="Courier New"/>
+          <w:sz w:val="20"/>
+          <w:szCs w:val="20"/>
+          <w:lang w:val="en-US"/>
+        </w:rPr>
+        <w:t>weight_class</w:t>
+      </w:r>
+      <w:proofErr w:type="spellEnd"/>
+      <w:r>
+        <w:rPr>
+          <w:rFonts w:ascii="Courier New" w:hAnsi="Courier New" w:cs="Courier New"/>
+          <w:sz w:val="20"/>
+          <w:szCs w:val="20"/>
+          <w:lang w:val="en-US"/>
+        </w:rPr>
+        <w:t>,</w:t>
       </w:r>
     </w:p>
     <w:p>
@@ -11902,7 +14554,47 @@
           <w:szCs w:val="20"/>
           <w:lang w:val="en-US"/>
         </w:rPr>
-        <w:t>def save_doc(items, path):</w:t>
+        <w:t xml:space="preserve">def </w:t>
+      </w:r>
+      <w:proofErr w:type="spellStart"/>
+      <w:r>
+        <w:rPr>
+          <w:rFonts w:ascii="Courier New" w:hAnsi="Courier New" w:cs="Courier New"/>
+          <w:sz w:val="20"/>
+          <w:szCs w:val="20"/>
+          <w:lang w:val="en-US"/>
+        </w:rPr>
+        <w:t>save_</w:t>
+      </w:r>
+      <w:proofErr w:type="gramStart"/>
+      <w:r>
+        <w:rPr>
+          <w:rFonts w:ascii="Courier New" w:hAnsi="Courier New" w:cs="Courier New"/>
+          <w:sz w:val="20"/>
+          <w:szCs w:val="20"/>
+          <w:lang w:val="en-US"/>
+        </w:rPr>
+        <w:t>doc</w:t>
+      </w:r>
+      <w:proofErr w:type="spellEnd"/>
+      <w:r>
+        <w:rPr>
+          <w:rFonts w:ascii="Courier New" w:hAnsi="Courier New" w:cs="Courier New"/>
+          <w:sz w:val="20"/>
+          <w:szCs w:val="20"/>
+          <w:lang w:val="en-US"/>
+        </w:rPr>
+        <w:t>(</w:t>
+      </w:r>
+      <w:proofErr w:type="gramEnd"/>
+      <w:r>
+        <w:rPr>
+          <w:rFonts w:ascii="Courier New" w:hAnsi="Courier New" w:cs="Courier New"/>
+          <w:sz w:val="20"/>
+          <w:szCs w:val="20"/>
+          <w:lang w:val="en-US"/>
+        </w:rPr>
+        <w:t>items, path):</w:t>
       </w:r>
     </w:p>
     <w:p>
@@ -11922,7 +14614,27 @@
           <w:szCs w:val="20"/>
           <w:lang w:val="en-US"/>
         </w:rPr>
-        <w:t xml:space="preserve">    with open(path, 'w', newline='', encoding='utf-8-sig') as file:</w:t>
+        <w:t xml:space="preserve">    with </w:t>
+      </w:r>
+      <w:proofErr w:type="gramStart"/>
+      <w:r>
+        <w:rPr>
+          <w:rFonts w:ascii="Courier New" w:hAnsi="Courier New" w:cs="Courier New"/>
+          <w:sz w:val="20"/>
+          <w:szCs w:val="20"/>
+          <w:lang w:val="en-US"/>
+        </w:rPr>
+        <w:t>open(</w:t>
+      </w:r>
+      <w:proofErr w:type="gramEnd"/>
+      <w:r>
+        <w:rPr>
+          <w:rFonts w:ascii="Courier New" w:hAnsi="Courier New" w:cs="Courier New"/>
+          <w:sz w:val="20"/>
+          <w:szCs w:val="20"/>
+          <w:lang w:val="en-US"/>
+        </w:rPr>
+        <w:t>path, 'w', newline='', encoding='utf-8-sig') as file:</w:t>
       </w:r>
     </w:p>
     <w:p>
@@ -11942,7 +14654,29 @@
           <w:szCs w:val="20"/>
           <w:lang w:val="en-US"/>
         </w:rPr>
-        <w:t xml:space="preserve">        writer = csv.writer(file, delimiter=';')</w:t>
+        <w:t xml:space="preserve">        writer = </w:t>
+      </w:r>
+      <w:proofErr w:type="spellStart"/>
+      <w:proofErr w:type="gramStart"/>
+      <w:r>
+        <w:rPr>
+          <w:rFonts w:ascii="Courier New" w:hAnsi="Courier New" w:cs="Courier New"/>
+          <w:sz w:val="20"/>
+          <w:szCs w:val="20"/>
+          <w:lang w:val="en-US"/>
+        </w:rPr>
+        <w:t>csv.writer</w:t>
+      </w:r>
+      <w:proofErr w:type="spellEnd"/>
+      <w:proofErr w:type="gramEnd"/>
+      <w:r>
+        <w:rPr>
+          <w:rFonts w:ascii="Courier New" w:hAnsi="Courier New" w:cs="Courier New"/>
+          <w:sz w:val="20"/>
+          <w:szCs w:val="20"/>
+          <w:lang w:val="en-US"/>
+        </w:rPr>
+        <w:t>(file, delimiter=';')</w:t>
       </w:r>
     </w:p>
     <w:p>
@@ -11973,7 +14707,29 @@
           <w:szCs w:val="20"/>
           <w:lang w:val="en-US"/>
         </w:rPr>
-        <w:t xml:space="preserve">        writer.writerow(['</w:t>
+        <w:t xml:space="preserve">        </w:t>
+      </w:r>
+      <w:proofErr w:type="spellStart"/>
+      <w:proofErr w:type="gramStart"/>
+      <w:r>
+        <w:rPr>
+          <w:rFonts w:ascii="Courier New" w:hAnsi="Courier New" w:cs="Courier New"/>
+          <w:sz w:val="20"/>
+          <w:szCs w:val="20"/>
+          <w:lang w:val="en-US"/>
+        </w:rPr>
+        <w:t>writer.writerow</w:t>
+      </w:r>
+      <w:proofErr w:type="spellEnd"/>
+      <w:proofErr w:type="gramEnd"/>
+      <w:r>
+        <w:rPr>
+          <w:rFonts w:ascii="Courier New" w:hAnsi="Courier New" w:cs="Courier New"/>
+          <w:sz w:val="20"/>
+          <w:szCs w:val="20"/>
+          <w:lang w:val="en-US"/>
+        </w:rPr>
+        <w:t>(['</w:t>
       </w:r>
       <w:r>
         <w:rPr>
@@ -12092,7 +14848,29 @@
           <w:szCs w:val="20"/>
           <w:lang w:val="en-US"/>
         </w:rPr>
-        <w:t xml:space="preserve">            writer.writerow([</w:t>
+        <w:t xml:space="preserve">            </w:t>
+      </w:r>
+      <w:proofErr w:type="spellStart"/>
+      <w:proofErr w:type="gramStart"/>
+      <w:r>
+        <w:rPr>
+          <w:rFonts w:ascii="Courier New" w:hAnsi="Courier New" w:cs="Courier New"/>
+          <w:sz w:val="20"/>
+          <w:szCs w:val="20"/>
+          <w:lang w:val="en-US"/>
+        </w:rPr>
+        <w:t>writer.writerow</w:t>
+      </w:r>
+      <w:proofErr w:type="spellEnd"/>
+      <w:proofErr w:type="gramEnd"/>
+      <w:r>
+        <w:rPr>
+          <w:rFonts w:ascii="Courier New" w:hAnsi="Courier New" w:cs="Courier New"/>
+          <w:sz w:val="20"/>
+          <w:szCs w:val="20"/>
+          <w:lang w:val="en-US"/>
+        </w:rPr>
+        <w:t>([</w:t>
       </w:r>
     </w:p>
     <w:p>
@@ -12132,7 +14910,27 @@
           <w:szCs w:val="20"/>
           <w:lang w:val="en-US"/>
         </w:rPr>
-        <w:t xml:space="preserve">                item['weight_class'],</w:t>
+        <w:t xml:space="preserve">                item['</w:t>
+      </w:r>
+      <w:proofErr w:type="spellStart"/>
+      <w:r>
+        <w:rPr>
+          <w:rFonts w:ascii="Courier New" w:hAnsi="Courier New" w:cs="Courier New"/>
+          <w:sz w:val="20"/>
+          <w:szCs w:val="20"/>
+          <w:lang w:val="en-US"/>
+        </w:rPr>
+        <w:t>weight_class</w:t>
+      </w:r>
+      <w:proofErr w:type="spellEnd"/>
+      <w:r>
+        <w:rPr>
+          <w:rFonts w:ascii="Courier New" w:hAnsi="Courier New" w:cs="Courier New"/>
+          <w:sz w:val="20"/>
+          <w:szCs w:val="20"/>
+          <w:lang w:val="en-US"/>
+        </w:rPr>
+        <w:t>'],</w:t>
       </w:r>
     </w:p>
     <w:p>
@@ -12223,7 +15021,27 @@
           <w:szCs w:val="20"/>
           <w:lang w:val="en-US"/>
         </w:rPr>
-        <w:t>def main():</w:t>
+        <w:t xml:space="preserve">def </w:t>
+      </w:r>
+      <w:proofErr w:type="gramStart"/>
+      <w:r>
+        <w:rPr>
+          <w:rFonts w:ascii="Courier New" w:hAnsi="Courier New" w:cs="Courier New"/>
+          <w:sz w:val="20"/>
+          <w:szCs w:val="20"/>
+          <w:lang w:val="en-US"/>
+        </w:rPr>
+        <w:t>main(</w:t>
+      </w:r>
+      <w:proofErr w:type="gramEnd"/>
+      <w:r>
+        <w:rPr>
+          <w:rFonts w:ascii="Courier New" w:hAnsi="Courier New" w:cs="Courier New"/>
+          <w:sz w:val="20"/>
+          <w:szCs w:val="20"/>
+          <w:lang w:val="en-US"/>
+        </w:rPr>
+        <w:t>):</w:t>
       </w:r>
     </w:p>
     <w:p>
@@ -12263,7 +15081,27 @@
           <w:szCs w:val="20"/>
           <w:lang w:val="en-US"/>
         </w:rPr>
-        <w:t xml:space="preserve">    for page in range(1, 290):</w:t>
+        <w:t xml:space="preserve">    for page in </w:t>
+      </w:r>
+      <w:proofErr w:type="gramStart"/>
+      <w:r>
+        <w:rPr>
+          <w:rFonts w:ascii="Courier New" w:hAnsi="Courier New" w:cs="Courier New"/>
+          <w:sz w:val="20"/>
+          <w:szCs w:val="20"/>
+          <w:lang w:val="en-US"/>
+        </w:rPr>
+        <w:t>range(</w:t>
+      </w:r>
+      <w:proofErr w:type="gramEnd"/>
+      <w:r>
+        <w:rPr>
+          <w:rFonts w:ascii="Courier New" w:hAnsi="Courier New" w:cs="Courier New"/>
+          <w:sz w:val="20"/>
+          <w:szCs w:val="20"/>
+          <w:lang w:val="en-US"/>
+        </w:rPr>
+        <w:t>1, 290):</w:t>
       </w:r>
     </w:p>
     <w:p>
@@ -12283,7 +15121,27 @@
           <w:szCs w:val="20"/>
           <w:lang w:val="en-US"/>
         </w:rPr>
-        <w:t xml:space="preserve">        html = load_page(page)</w:t>
+        <w:t xml:space="preserve">        html = </w:t>
+      </w:r>
+      <w:proofErr w:type="spellStart"/>
+      <w:r>
+        <w:rPr>
+          <w:rFonts w:ascii="Courier New" w:hAnsi="Courier New" w:cs="Courier New"/>
+          <w:sz w:val="20"/>
+          <w:szCs w:val="20"/>
+          <w:lang w:val="en-US"/>
+        </w:rPr>
+        <w:t>load_page</w:t>
+      </w:r>
+      <w:proofErr w:type="spellEnd"/>
+      <w:r>
+        <w:rPr>
+          <w:rFonts w:ascii="Courier New" w:hAnsi="Courier New" w:cs="Courier New"/>
+          <w:sz w:val="20"/>
+          <w:szCs w:val="20"/>
+          <w:lang w:val="en-US"/>
+        </w:rPr>
+        <w:t>(page)</w:t>
       </w:r>
     </w:p>
     <w:p>
@@ -12303,7 +15161,47 @@
           <w:szCs w:val="20"/>
           <w:lang w:val="en-US"/>
         </w:rPr>
-        <w:t xml:space="preserve">        page_fighters = get_content(html)</w:t>
+        <w:t xml:space="preserve">        </w:t>
+      </w:r>
+      <w:proofErr w:type="spellStart"/>
+      <w:r>
+        <w:rPr>
+          <w:rFonts w:ascii="Courier New" w:hAnsi="Courier New" w:cs="Courier New"/>
+          <w:sz w:val="20"/>
+          <w:szCs w:val="20"/>
+          <w:lang w:val="en-US"/>
+        </w:rPr>
+        <w:t>page_fighters</w:t>
+      </w:r>
+      <w:proofErr w:type="spellEnd"/>
+      <w:r>
+        <w:rPr>
+          <w:rFonts w:ascii="Courier New" w:hAnsi="Courier New" w:cs="Courier New"/>
+          <w:sz w:val="20"/>
+          <w:szCs w:val="20"/>
+          <w:lang w:val="en-US"/>
+        </w:rPr>
+        <w:t xml:space="preserve"> = </w:t>
+      </w:r>
+      <w:proofErr w:type="spellStart"/>
+      <w:r>
+        <w:rPr>
+          <w:rFonts w:ascii="Courier New" w:hAnsi="Courier New" w:cs="Courier New"/>
+          <w:sz w:val="20"/>
+          <w:szCs w:val="20"/>
+          <w:lang w:val="en-US"/>
+        </w:rPr>
+        <w:t>get_content</w:t>
+      </w:r>
+      <w:proofErr w:type="spellEnd"/>
+      <w:r>
+        <w:rPr>
+          <w:rFonts w:ascii="Courier New" w:hAnsi="Courier New" w:cs="Courier New"/>
+          <w:sz w:val="20"/>
+          <w:szCs w:val="20"/>
+          <w:lang w:val="en-US"/>
+        </w:rPr>
+        <w:t>(html)</w:t>
       </w:r>
     </w:p>
     <w:p>
@@ -12323,7 +15221,49 @@
           <w:szCs w:val="20"/>
           <w:lang w:val="en-US"/>
         </w:rPr>
-        <w:t xml:space="preserve">        fighters.extend(page_fighters)</w:t>
+        <w:t xml:space="preserve">        </w:t>
+      </w:r>
+      <w:proofErr w:type="spellStart"/>
+      <w:proofErr w:type="gramStart"/>
+      <w:r>
+        <w:rPr>
+          <w:rFonts w:ascii="Courier New" w:hAnsi="Courier New" w:cs="Courier New"/>
+          <w:sz w:val="20"/>
+          <w:szCs w:val="20"/>
+          <w:lang w:val="en-US"/>
+        </w:rPr>
+        <w:t>fighters.extend</w:t>
+      </w:r>
+      <w:proofErr w:type="spellEnd"/>
+      <w:proofErr w:type="gramEnd"/>
+      <w:r>
+        <w:rPr>
+          <w:rFonts w:ascii="Courier New" w:hAnsi="Courier New" w:cs="Courier New"/>
+          <w:sz w:val="20"/>
+          <w:szCs w:val="20"/>
+          <w:lang w:val="en-US"/>
+        </w:rPr>
+        <w:t>(</w:t>
+      </w:r>
+      <w:proofErr w:type="spellStart"/>
+      <w:r>
+        <w:rPr>
+          <w:rFonts w:ascii="Courier New" w:hAnsi="Courier New" w:cs="Courier New"/>
+          <w:sz w:val="20"/>
+          <w:szCs w:val="20"/>
+          <w:lang w:val="en-US"/>
+        </w:rPr>
+        <w:t>page_fighters</w:t>
+      </w:r>
+      <w:proofErr w:type="spellEnd"/>
+      <w:r>
+        <w:rPr>
+          <w:rFonts w:ascii="Courier New" w:hAnsi="Courier New" w:cs="Courier New"/>
+          <w:sz w:val="20"/>
+          <w:szCs w:val="20"/>
+          <w:lang w:val="en-US"/>
+        </w:rPr>
+        <w:t>)</w:t>
       </w:r>
     </w:p>
     <w:p>
@@ -12354,7 +15294,47 @@
           <w:szCs w:val="20"/>
           <w:lang w:val="en-US"/>
         </w:rPr>
-        <w:t xml:space="preserve">    save_doc(fighters, CSV)</w:t>
+        <w:t xml:space="preserve">    </w:t>
+      </w:r>
+      <w:proofErr w:type="spellStart"/>
+      <w:r>
+        <w:rPr>
+          <w:rFonts w:ascii="Courier New" w:hAnsi="Courier New" w:cs="Courier New"/>
+          <w:sz w:val="20"/>
+          <w:szCs w:val="20"/>
+          <w:lang w:val="en-US"/>
+        </w:rPr>
+        <w:t>save_</w:t>
+      </w:r>
+      <w:proofErr w:type="gramStart"/>
+      <w:r>
+        <w:rPr>
+          <w:rFonts w:ascii="Courier New" w:hAnsi="Courier New" w:cs="Courier New"/>
+          <w:sz w:val="20"/>
+          <w:szCs w:val="20"/>
+          <w:lang w:val="en-US"/>
+        </w:rPr>
+        <w:t>doc</w:t>
+      </w:r>
+      <w:proofErr w:type="spellEnd"/>
+      <w:r>
+        <w:rPr>
+          <w:rFonts w:ascii="Courier New" w:hAnsi="Courier New" w:cs="Courier New"/>
+          <w:sz w:val="20"/>
+          <w:szCs w:val="20"/>
+          <w:lang w:val="en-US"/>
+        </w:rPr>
+        <w:t>(</w:t>
+      </w:r>
+      <w:proofErr w:type="gramEnd"/>
+      <w:r>
+        <w:rPr>
+          <w:rFonts w:ascii="Courier New" w:hAnsi="Courier New" w:cs="Courier New"/>
+          <w:sz w:val="20"/>
+          <w:szCs w:val="20"/>
+          <w:lang w:val="en-US"/>
+        </w:rPr>
+        <w:t>fighters, CSV)</w:t>
       </w:r>
     </w:p>
     <w:p>
@@ -12374,7 +15354,27 @@
           <w:szCs w:val="20"/>
           <w:lang w:val="en-US"/>
         </w:rPr>
-        <w:t xml:space="preserve">    print(f'</w:t>
+        <w:t xml:space="preserve">    </w:t>
+      </w:r>
+      <w:proofErr w:type="gramStart"/>
+      <w:r>
+        <w:rPr>
+          <w:rFonts w:ascii="Courier New" w:hAnsi="Courier New" w:cs="Courier New"/>
+          <w:sz w:val="20"/>
+          <w:szCs w:val="20"/>
+          <w:lang w:val="en-US"/>
+        </w:rPr>
+        <w:t>print(</w:t>
+      </w:r>
+      <w:proofErr w:type="gramEnd"/>
+      <w:r>
+        <w:rPr>
+          <w:rFonts w:ascii="Courier New" w:hAnsi="Courier New" w:cs="Courier New"/>
+          <w:sz w:val="20"/>
+          <w:szCs w:val="20"/>
+          <w:lang w:val="en-US"/>
+        </w:rPr>
+        <w:t>f'</w:t>
       </w:r>
       <w:r>
         <w:rPr>
@@ -12408,7 +15408,27 @@
           <w:szCs w:val="20"/>
           <w:lang w:val="en-US"/>
         </w:rPr>
-        <w:t>: {len(fighters)}')</w:t>
+        <w:t>: {</w:t>
+      </w:r>
+      <w:proofErr w:type="spellStart"/>
+      <w:r>
+        <w:rPr>
+          <w:rFonts w:ascii="Courier New" w:hAnsi="Courier New" w:cs="Courier New"/>
+          <w:sz w:val="20"/>
+          <w:szCs w:val="20"/>
+          <w:lang w:val="en-US"/>
+        </w:rPr>
+        <w:t>len</w:t>
+      </w:r>
+      <w:proofErr w:type="spellEnd"/>
+      <w:r>
+        <w:rPr>
+          <w:rFonts w:ascii="Courier New" w:hAnsi="Courier New" w:cs="Courier New"/>
+          <w:sz w:val="20"/>
+          <w:szCs w:val="20"/>
+          <w:lang w:val="en-US"/>
+        </w:rPr>
+        <w:t>(fighters)}')</w:t>
       </w:r>
     </w:p>
     <w:p>
@@ -12460,13 +15480,33 @@
         </w:rPr>
         <w:t xml:space="preserve">    </w:t>
       </w:r>
-      <w:r>
-        <w:rPr>
-          <w:rFonts w:ascii="Courier New" w:hAnsi="Courier New" w:cs="Courier New"/>
-          <w:sz w:val="20"/>
-          <w:szCs w:val="20"/>
-        </w:rPr>
-        <w:t>main()</w:t>
+      <w:proofErr w:type="spellStart"/>
+      <w:proofErr w:type="gramStart"/>
+      <w:r>
+        <w:rPr>
+          <w:rFonts w:ascii="Courier New" w:hAnsi="Courier New" w:cs="Courier New"/>
+          <w:sz w:val="20"/>
+          <w:szCs w:val="20"/>
+        </w:rPr>
+        <w:t>main</w:t>
+      </w:r>
+      <w:proofErr w:type="spellEnd"/>
+      <w:r>
+        <w:rPr>
+          <w:rFonts w:ascii="Courier New" w:hAnsi="Courier New" w:cs="Courier New"/>
+          <w:sz w:val="20"/>
+          <w:szCs w:val="20"/>
+        </w:rPr>
+        <w:t>(</w:t>
+      </w:r>
+      <w:proofErr w:type="gramEnd"/>
+      <w:r>
+        <w:rPr>
+          <w:rFonts w:ascii="Courier New" w:hAnsi="Courier New" w:cs="Courier New"/>
+          <w:sz w:val="20"/>
+          <w:szCs w:val="20"/>
+        </w:rPr>
+        <w:t>)</w:t>
       </w:r>
     </w:p>
     <w:p>
@@ -12631,8 +15671,19 @@
                 <w:sz w:val="28"/>
                 <w:szCs w:val="28"/>
               </w:rPr>
-              <w:t>Рикардо Абреу</w:t>
-            </w:r>
+              <w:t xml:space="preserve">Рикардо </w:t>
+            </w:r>
+            <w:proofErr w:type="spellStart"/>
+            <w:r>
+              <w:rPr>
+                <w:rFonts w:ascii="Times New Roman" w:hAnsi="Times New Roman" w:cs="Times New Roman"/>
+                <w:color w:val="000000"/>
+                <w:sz w:val="28"/>
+                <w:szCs w:val="28"/>
+              </w:rPr>
+              <w:t>Абреу</w:t>
+            </w:r>
+            <w:proofErr w:type="spellEnd"/>
           </w:p>
         </w:tc>
         <w:tc>
@@ -12949,8 +16000,19 @@
                 <w:sz w:val="28"/>
                 <w:szCs w:val="28"/>
               </w:rPr>
-              <w:t>Ник Агаллар</w:t>
-            </w:r>
+              <w:t xml:space="preserve">Ник </w:t>
+            </w:r>
+            <w:proofErr w:type="spellStart"/>
+            <w:r>
+              <w:rPr>
+                <w:rFonts w:ascii="Times New Roman" w:hAnsi="Times New Roman" w:cs="Times New Roman"/>
+                <w:color w:val="000000"/>
+                <w:sz w:val="28"/>
+                <w:szCs w:val="28"/>
+              </w:rPr>
+              <w:t>Агаллар</w:t>
+            </w:r>
+            <w:proofErr w:type="spellEnd"/>
           </w:p>
         </w:tc>
         <w:tc>
@@ -13153,6 +16215,7 @@
                 <w:szCs w:val="28"/>
               </w:rPr>
             </w:pPr>
+            <w:proofErr w:type="spellStart"/>
             <w:r>
               <w:rPr>
                 <w:rFonts w:ascii="Times New Roman" w:hAnsi="Times New Roman" w:cs="Times New Roman"/>
@@ -13160,8 +16223,29 @@
                 <w:sz w:val="28"/>
                 <w:szCs w:val="28"/>
               </w:rPr>
-              <w:t>Марселло Агиар</w:t>
-            </w:r>
+              <w:t>Марселло</w:t>
+            </w:r>
+            <w:proofErr w:type="spellEnd"/>
+            <w:r>
+              <w:rPr>
+                <w:rFonts w:ascii="Times New Roman" w:hAnsi="Times New Roman" w:cs="Times New Roman"/>
+                <w:color w:val="000000"/>
+                <w:sz w:val="28"/>
+                <w:szCs w:val="28"/>
+              </w:rPr>
+              <w:t xml:space="preserve"> </w:t>
+            </w:r>
+            <w:proofErr w:type="spellStart"/>
+            <w:r>
+              <w:rPr>
+                <w:rFonts w:ascii="Times New Roman" w:hAnsi="Times New Roman" w:cs="Times New Roman"/>
+                <w:color w:val="000000"/>
+                <w:sz w:val="28"/>
+                <w:szCs w:val="28"/>
+              </w:rPr>
+              <w:t>Агиар</w:t>
+            </w:r>
+            <w:proofErr w:type="spellEnd"/>
           </w:p>
         </w:tc>
         <w:tc>
@@ -13601,39 +16685,6 @@
     </w:sectPr>
   </w:body>
 </w:document>
-</file>
-
-<file path=word/comments.xml><?xml version="1.0" encoding="utf-8"?>
-<w:comments xmlns:wpc="http://schemas.microsoft.com/office/word/2010/wordprocessingCanvas" xmlns:cx="http://schemas.microsoft.com/office/drawing/2014/chartex" xmlns:cx1="http://schemas.microsoft.com/office/drawing/2015/9/8/chartex" xmlns:cx2="http://schemas.microsoft.com/office/drawing/2015/10/21/chartex" xmlns:cx3="http://schemas.microsoft.com/office/drawing/2016/5/9/chartex" xmlns:cx4="http://schemas.microsoft.com/office/drawing/2016/5/10/chartex" xmlns:cx5="http://schemas.microsoft.com/office/drawing/2016/5/11/chartex" xmlns:cx6="http://schemas.microsoft.com/office/drawing/2016/5/12/chartex" xmlns:cx7="http://schemas.microsoft.com/office/drawing/2016/5/13/chartex" xmlns:cx8="http://schemas.microsoft.com/office/drawing/2016/5/14/chartex" xmlns:mc="http://schemas.openxmlformats.org/markup-compatibility/2006" xmlns:aink="http://schemas.microsoft.com/office/drawing/2016/ink" xmlns:am3d="http://schemas.microsoft.com/office/drawing/2017/model3d" xmlns:o="urn:schemas-microsoft-com:office:office" xmlns:oel="http://schemas.microsoft.com/office/2019/extlst" xmlns:r="http://schemas.openxmlformats.org/officeDocument/2006/relationships" xmlns:m="http://schemas.openxmlformats.org/officeDocument/2006/math" xmlns:v="urn:schemas-microsoft-com:vml" xmlns:wp14="http://schemas.microsoft.com/office/word/2010/wordprocessingDrawing" xmlns:wp="http://schemas.openxmlformats.org/drawingml/2006/wordprocessingDrawing" xmlns:w10="urn:schemas-microsoft-com:office:word" xmlns:w="http://schemas.openxmlformats.org/wordprocessingml/2006/main" xmlns:w14="http://schemas.microsoft.com/office/word/2010/wordml" xmlns:w15="http://schemas.microsoft.com/office/word/2012/wordml" xmlns:w16cex="http://schemas.microsoft.com/office/word/2018/wordml/cex" xmlns:w16cid="http://schemas.microsoft.com/office/word/2016/wordml/cid" xmlns:w16="http://schemas.microsoft.com/office/word/2018/wordml" xmlns:w16du="http://schemas.microsoft.com/office/word/2023/wordml/word16du" xmlns:w16sdtdh="http://schemas.microsoft.com/office/word/2020/wordml/sdtdatahash" xmlns:w16sdtfl="http://schemas.microsoft.com/office/word/2024/wordml/sdtformatlock" xmlns:w16se="http://schemas.microsoft.com/office/word/2015/wordml/symex" xmlns:wpg="http://schemas.microsoft.com/office/word/2010/wordprocessingGroup" xmlns:wpi="http://schemas.microsoft.com/office/word/2010/wordprocessingInk" xmlns:wne="http://schemas.microsoft.com/office/word/2006/wordml" xmlns:wps="http://schemas.microsoft.com/office/word/2010/wordprocessingShape" mc:Ignorable="w14 w15 w16se w16cid w16 w16cex w16sdtdh w16sdtfl w16du wp14">
-  <w:comment w:id="1" w:author="User" w:date="2026-09-01T22:20:00Z" w:initials="U">
-    <w:p>
-      <w:pPr>
-        <w:pStyle w:val="a5"/>
-      </w:pPr>
-      <w:r>
-        <w:rPr>
-          <w:rStyle w:val="a4"/>
-        </w:rPr>
-        <w:annotationRef/>
-      </w:r>
-      <w:r>
-        <w:t xml:space="preserve">В том случае, если практика проводится в сторонней организации </w:t>
-      </w:r>
-    </w:p>
-  </w:comment>
-</w:comments>
-</file>
-
-<file path=word/commentsExtended.xml><?xml version="1.0" encoding="utf-8"?>
-<w15:commentsEx xmlns:wpc="http://schemas.microsoft.com/office/word/2010/wordprocessingCanvas" xmlns:cx="http://schemas.microsoft.com/office/drawing/2014/chartex" xmlns:cx1="http://schemas.microsoft.com/office/drawing/2015/9/8/chartex" xmlns:cx2="http://schemas.microsoft.com/office/drawing/2015/10/21/chartex" xmlns:cx3="http://schemas.microsoft.com/office/drawing/2016/5/9/chartex" xmlns:cx4="http://schemas.microsoft.com/office/drawing/2016/5/10/chartex" xmlns:cx5="http://schemas.microsoft.com/office/drawing/2016/5/11/chartex" xmlns:cx6="http://schemas.microsoft.com/office/drawing/2016/5/12/chartex" xmlns:cx7="http://schemas.microsoft.com/office/drawing/2016/5/13/chartex" xmlns:cx8="http://schemas.microsoft.com/office/drawing/2016/5/14/chartex" xmlns:mc="http://schemas.openxmlformats.org/markup-compatibility/2006" xmlns:aink="http://schemas.microsoft.com/office/drawing/2016/ink" xmlns:am3d="http://schemas.microsoft.com/office/drawing/2017/model3d" xmlns:o="urn:schemas-microsoft-com:office:office" xmlns:oel="http://schemas.microsoft.com/office/2019/extlst" xmlns:r="http://schemas.openxmlformats.org/officeDocument/2006/relationships" xmlns:m="http://schemas.openxmlformats.org/officeDocument/2006/math" xmlns:v="urn:schemas-microsoft-com:vml" xmlns:wp14="http://schemas.microsoft.com/office/word/2010/wordprocessingDrawing" xmlns:wp="http://schemas.openxmlformats.org/drawingml/2006/wordprocessingDrawing" xmlns:w10="urn:schemas-microsoft-com:office:word" xmlns:w="http://schemas.openxmlformats.org/wordprocessingml/2006/main" xmlns:w14="http://schemas.microsoft.com/office/word/2010/wordml" xmlns:w15="http://schemas.microsoft.com/office/word/2012/wordml" xmlns:w16cex="http://schemas.microsoft.com/office/word/2018/wordml/cex" xmlns:w16cid="http://schemas.microsoft.com/office/word/2016/wordml/cid" xmlns:w16="http://schemas.microsoft.com/office/word/2018/wordml" xmlns:w16du="http://schemas.microsoft.com/office/word/2023/wordml/word16du" xmlns:w16sdtdh="http://schemas.microsoft.com/office/word/2020/wordml/sdtdatahash" xmlns:w16sdtfl="http://schemas.microsoft.com/office/word/2024/wordml/sdtformatlock" xmlns:w16se="http://schemas.microsoft.com/office/word/2015/wordml/symex" xmlns:wpg="http://schemas.microsoft.com/office/word/2010/wordprocessingGroup" xmlns:wpi="http://schemas.microsoft.com/office/word/2010/wordprocessingInk" xmlns:wne="http://schemas.microsoft.com/office/word/2006/wordml" xmlns:wps="http://schemas.microsoft.com/office/word/2010/wordprocessingShape" mc:Ignorable="w14 w15 w16se w16cid w16 w16cex w16sdtdh w16sdtfl w16du wp14">
-  <w15:commentEx w15:paraId="57DDAFA9" w15:done="0"/>
-</w15:commentsEx>
-</file>
-
-<file path=word/commentsIds.xml><?xml version="1.0" encoding="utf-8"?>
-<w16cid:commentsIds xmlns:wpc="http://schemas.microsoft.com/office/word/2010/wordprocessingCanvas" xmlns:cx="http://schemas.microsoft.com/office/drawing/2014/chartex" xmlns:cx1="http://schemas.microsoft.com/office/drawing/2015/9/8/chartex" xmlns:cx2="http://schemas.microsoft.com/office/drawing/2015/10/21/chartex" xmlns:cx3="http://schemas.microsoft.com/office/drawing/2016/5/9/chartex" xmlns:cx4="http://schemas.microsoft.com/office/drawing/2016/5/10/chartex" xmlns:cx5="http://schemas.microsoft.com/office/drawing/2016/5/11/chartex" xmlns:cx6="http://schemas.microsoft.com/office/drawing/2016/5/12/chartex" xmlns:cx7="http://schemas.microsoft.com/office/drawing/2016/5/13/chartex" xmlns:cx8="http://schemas.microsoft.com/office/drawing/2016/5/14/chartex" xmlns:mc="http://schemas.openxmlformats.org/markup-compatibility/2006" xmlns:aink="http://schemas.microsoft.com/office/drawing/2016/ink" xmlns:am3d="http://schemas.microsoft.com/office/drawing/2017/model3d" xmlns:o="urn:schemas-microsoft-com:office:office" xmlns:oel="http://schemas.microsoft.com/office/2019/extlst" xmlns:r="http://schemas.openxmlformats.org/officeDocument/2006/relationships" xmlns:m="http://schemas.openxmlformats.org/officeDocument/2006/math" xmlns:v="urn:schemas-microsoft-com:vml" xmlns:wp14="http://schemas.microsoft.com/office/word/2010/wordprocessingDrawing" xmlns:wp="http://schemas.openxmlformats.org/drawingml/2006/wordprocessingDrawing" xmlns:w10="urn:schemas-microsoft-com:office:word" xmlns:w="http://schemas.openxmlformats.org/wordprocessingml/2006/main" xmlns:w14="http://schemas.microsoft.com/office/word/2010/wordml" xmlns:w15="http://schemas.microsoft.com/office/word/2012/wordml" xmlns:w16cex="http://schemas.microsoft.com/office/word/2018/wordml/cex" xmlns:w16cid="http://schemas.microsoft.com/office/word/2016/wordml/cid" xmlns:w16="http://schemas.microsoft.com/office/word/2018/wordml" xmlns:w16du="http://schemas.microsoft.com/office/word/2023/wordml/word16du" xmlns:w16sdtdh="http://schemas.microsoft.com/office/word/2020/wordml/sdtdatahash" xmlns:w16sdtfl="http://schemas.microsoft.com/office/word/2024/wordml/sdtformatlock" xmlns:w16se="http://schemas.microsoft.com/office/word/2015/wordml/symex" xmlns:wpg="http://schemas.microsoft.com/office/word/2010/wordprocessingGroup" xmlns:wpi="http://schemas.microsoft.com/office/word/2010/wordprocessingInk" xmlns:wne="http://schemas.microsoft.com/office/word/2006/wordml" xmlns:wps="http://schemas.microsoft.com/office/word/2010/wordprocessingShape" mc:Ignorable="w14 w15 w16se w16cid w16 w16cex w16sdtdh w16sdtfl w16du wp14">
-  <w16cid:commentId w16cid:paraId="57DDAFA9" w16cid:durableId="57DDAFA9"/>
-</w16cid:commentsIds>
 </file>
 
 <file path=word/endnotes.xml><?xml version="1.0" encoding="utf-8"?>
@@ -13841,14 +16892,6 @@
     <w:abstractNumId w:val="0"/>
   </w:num>
 </w:numbering>
-</file>
-
-<file path=word/people.xml><?xml version="1.0" encoding="utf-8"?>
-<w15:people xmlns:wpc="http://schemas.microsoft.com/office/word/2010/wordprocessingCanvas" xmlns:cx="http://schemas.microsoft.com/office/drawing/2014/chartex" xmlns:cx1="http://schemas.microsoft.com/office/drawing/2015/9/8/chartex" xmlns:cx2="http://schemas.microsoft.com/office/drawing/2015/10/21/chartex" xmlns:cx3="http://schemas.microsoft.com/office/drawing/2016/5/9/chartex" xmlns:cx4="http://schemas.microsoft.com/office/drawing/2016/5/10/chartex" xmlns:cx5="http://schemas.microsoft.com/office/drawing/2016/5/11/chartex" xmlns:cx6="http://schemas.microsoft.com/office/drawing/2016/5/12/chartex" xmlns:cx7="http://schemas.microsoft.com/office/drawing/2016/5/13/chartex" xmlns:cx8="http://schemas.microsoft.com/office/drawing/2016/5/14/chartex" xmlns:mc="http://schemas.openxmlformats.org/markup-compatibility/2006" xmlns:aink="http://schemas.microsoft.com/office/drawing/2016/ink" xmlns:am3d="http://schemas.microsoft.com/office/drawing/2017/model3d" xmlns:o="urn:schemas-microsoft-com:office:office" xmlns:oel="http://schemas.microsoft.com/office/2019/extlst" xmlns:r="http://schemas.openxmlformats.org/officeDocument/2006/relationships" xmlns:m="http://schemas.openxmlformats.org/officeDocument/2006/math" xmlns:v="urn:schemas-microsoft-com:vml" xmlns:wp14="http://schemas.microsoft.com/office/word/2010/wordprocessingDrawing" xmlns:wp="http://schemas.openxmlformats.org/drawingml/2006/wordprocessingDrawing" xmlns:w10="urn:schemas-microsoft-com:office:word" xmlns:w="http://schemas.openxmlformats.org/wordprocessingml/2006/main" xmlns:w14="http://schemas.microsoft.com/office/word/2010/wordml" xmlns:w15="http://schemas.microsoft.com/office/word/2012/wordml" xmlns:w16cex="http://schemas.microsoft.com/office/word/2018/wordml/cex" xmlns:w16cid="http://schemas.microsoft.com/office/word/2016/wordml/cid" xmlns:w16="http://schemas.microsoft.com/office/word/2018/wordml" xmlns:w16du="http://schemas.microsoft.com/office/word/2023/wordml/word16du" xmlns:w16sdtdh="http://schemas.microsoft.com/office/word/2020/wordml/sdtdatahash" xmlns:w16sdtfl="http://schemas.microsoft.com/office/word/2024/wordml/sdtformatlock" xmlns:w16se="http://schemas.microsoft.com/office/word/2015/wordml/symex" xmlns:wpg="http://schemas.microsoft.com/office/word/2010/wordprocessingGroup" xmlns:wpi="http://schemas.microsoft.com/office/word/2010/wordprocessingInk" xmlns:wne="http://schemas.microsoft.com/office/word/2006/wordml" xmlns:wps="http://schemas.microsoft.com/office/word/2010/wordprocessingShape" mc:Ignorable="w14 w15 w16se w16cid w16 w16cex w16sdtdh w16sdtfl w16du wp14">
-  <w15:person w15:author="User">
-    <w15:presenceInfo w15:providerId="None" w15:userId="User"/>
-  </w15:person>
-</w15:people>
 </file>
 
 <file path=word/styles.xml><?xml version="1.0" encoding="utf-8"?>
@@ -14295,6 +17338,7 @@
   <w:style w:type="character" w:default="1" w:styleId="a0">
     <w:name w:val="Default Paragraph Font"/>
     <w:uiPriority w:val="1"/>
+    <w:semiHidden/>
     <w:unhideWhenUsed/>
   </w:style>
   <w:style w:type="table" w:default="1" w:styleId="a1">
